--- a/pr/Revo-PR.docx
+++ b/pr/Revo-PR.docx
@@ -1,9 +1,10 @@
 
 <file path=word/document.xml><?xml version="1.0" encoding="utf-8"?>
-<w:document xmlns:wpc="http://schemas.microsoft.com/office/word/2010/wordprocessingCanvas" xmlns:mc="http://schemas.openxmlformats.org/markup-compatibility/2006" xmlns:o="urn:schemas-microsoft-com:office:office" xmlns:r="http://schemas.openxmlformats.org/officeDocument/2006/relationships" xmlns:m="http://schemas.openxmlformats.org/officeDocument/2006/math" xmlns:v="urn:schemas-microsoft-com:vml" xmlns:wp14="http://schemas.microsoft.com/office/word/2010/wordprocessingDrawing" xmlns:wp="http://schemas.openxmlformats.org/drawingml/2006/wordprocessingDrawing" xmlns:w="http://schemas.openxmlformats.org/wordprocessingml/2006/main" xmlns:w14="http://schemas.microsoft.com/office/word/2010/wordml" xmlns:w10="urn:schemas-microsoft-com:office:word" xmlns:w15="http://schemas.microsoft.com/office/word/2012/wordml" xmlns:wpg="http://schemas.microsoft.com/office/word/2010/wordprocessingGroup" xmlns:wpi="http://schemas.microsoft.com/office/word/2010/wordprocessingInk" xmlns:wne="http://schemas.microsoft.com/office/word/2006/wordml" xmlns:wps="http://schemas.microsoft.com/office/word/2010/wordprocessingShape" xmlns:wpsCustomData="http://www.wps.cn/officeDocument/2013/wpsCustomData" mc:Ignorable="w14 w15 wp14">
+<w:document xmlns:wpc="http://schemas.microsoft.com/office/word/2010/wordprocessingCanvas" xmlns:mc="http://schemas.openxmlformats.org/markup-compatibility/2006" xmlns:o="urn:schemas-microsoft-com:office:office" xmlns:r="http://schemas.openxmlformats.org/officeDocument/2006/relationships" xmlns:m="http://schemas.openxmlformats.org/officeDocument/2006/math" xmlns:v="urn:schemas-microsoft-com:vml" xmlns:wp14="http://schemas.microsoft.com/office/word/2010/wordprocessingDrawing" xmlns:wp="http://schemas.openxmlformats.org/drawingml/2006/wordprocessingDrawing" xmlns:w="http://schemas.openxmlformats.org/wordprocessingml/2006/main" xmlns:w14="http://schemas.microsoft.com/office/word/2010/wordml" xmlns:w10="urn:schemas-microsoft-com:office:word" xmlns:w15="http://schemas.microsoft.com/office/word/2012/wordml" xmlns:wpg="http://schemas.microsoft.com/office/word/2010/wordprocessingGroup" xmlns:wpi="http://schemas.microsoft.com/office/word/2010/wordprocessingInk" xmlns:wne="http://schemas.microsoft.com/office/word/2006/wordml" xmlns:wps="http://schemas.microsoft.com/office/word/2010/wordprocessingShape" xmlns:wpsCustomData="http://www.wps.cn/officeDocument/2013/wpsCustomData" xmlns:a="http://schemas.openxmlformats.org/drawingml/2006/main" xmlns:pic="http://schemas.openxmlformats.org/drawingml/2006/picture" xmlns:a14="http://schemas.microsoft.com/office/drawing/2010/main" mc:Ignorable="w14 w15 wp14">
   <w:body>
-    <w:p>
+    <w:p xmlns:wp14="http://schemas.microsoft.com/office/word/2010/wordml" wp14:textId="20733566">
       <w:r>
+        <w:rPr/>
         <w:t xml:space="preserve">                                                                               </w:t>
       </w:r>
       <w:r>
@@ -13,31 +14,33 @@
         <w:t xml:space="preserve"> </w:t>
       </w:r>
       <w:r>
+        <w:rPr/>
         <w:t xml:space="preserve">   </w:t>
       </w:r>
       <w:r>
-        <w:rPr>
-          <w:lang w:val="en-AU" w:eastAsia="en-AU"/>
-        </w:rPr>
         <w:drawing>
-          <wp:inline distT="0" distB="0" distL="0" distR="0">
-            <wp:extent cx="586105" cy="586105"/>
+          <wp:inline xmlns:wp14="http://schemas.microsoft.com/office/word/2010/wordprocessingDrawing" wp14:editId="66B147F1" wp14:anchorId="141F461F">
+            <wp:extent cx="879352" cy="442939"/>
             <wp:effectExtent l="0" t="0" r="0" b="0"/>
-            <wp:docPr id="1" name="Picture 1"/>
+            <wp:docPr id="202462230" name="" title=""/>
             <wp:cNvGraphicFramePr>
-              <a:graphicFrameLocks xmlns:a="http://schemas.openxmlformats.org/drawingml/2006/main" noChangeAspect="1"/>
+              <a:graphicFrameLocks noChangeAspect="1"/>
             </wp:cNvGraphicFramePr>
-            <a:graphic xmlns:a="http://schemas.openxmlformats.org/drawingml/2006/main">
+            <a:graphic>
               <a:graphicData uri="http://schemas.openxmlformats.org/drawingml/2006/picture">
-                <pic:pic xmlns:pic="http://schemas.openxmlformats.org/drawingml/2006/picture">
+                <pic:pic>
                   <pic:nvPicPr>
-                    <pic:cNvPr id="1" name="Picture 1"/>
-                    <pic:cNvPicPr>
-                      <a:picLocks noChangeAspect="1"/>
-                    </pic:cNvPicPr>
+                    <pic:cNvPr id="0" name=""/>
+                    <pic:cNvPicPr/>
                   </pic:nvPicPr>
                   <pic:blipFill>
-                    <a:blip r:embed="rId6"/>
+                    <a:blip r:embed="R9b45bb09f4294a87">
+                      <a:extLst>
+                        <a:ext xmlns:a="http://schemas.openxmlformats.org/drawingml/2006/main" uri="{28A0092B-C50C-407E-A947-70E740481C1C}">
+                          <a14:useLocalDpi val="0"/>
+                        </a:ext>
+                      </a:extLst>
+                    </a:blip>
                     <a:stretch>
                       <a:fillRect/>
                     </a:stretch>
@@ -45,7 +48,7 @@
                   <pic:spPr>
                     <a:xfrm>
                       <a:off x="0" y="0"/>
-                      <a:ext cx="586731" cy="586731"/>
+                      <a:ext cx="879352" cy="442939"/>
                     </a:xfrm>
                     <a:prstGeom prst="rect">
                       <a:avLst/>
@@ -58,12 +61,12 @@
         </w:drawing>
       </w:r>
     </w:p>
-    <w:p>
+    <w:p xmlns:wp14="http://schemas.microsoft.com/office/word/2010/wordml" wp14:textId="36033300">
       <w:pPr>
         <w:pStyle w:val="182"/>
         <w:rPr>
-          <w:b/>
-          <w:bCs/>
+          <w:rStyle w:val="39"/>
+          <w:lang w:val="en-IN"/>
         </w:rPr>
       </w:pPr>
       <w:r>
@@ -74,32 +77,24 @@
       </w:r>
       <w:r>
         <w:rPr>
-          <w:b/>
-          <w:bCs/>
+          <w:b w:val="1"/>
+          <w:bCs w:val="1"/>
           <w:lang w:val="en-IN"/>
         </w:rPr>
         <w:t xml:space="preserve">                   </w:t>
       </w:r>
       <w:r>
         <w:rPr>
-          <w:rFonts w:hint="default"/>
-          <w:b/>
-          <w:bCs/>
+          <w:b w:val="1"/>
+          <w:bCs w:val="1"/>
           <w:lang w:val="en-US"/>
         </w:rPr>
         <w:t xml:space="preserve">                   </w:t>
       </w:r>
-      <w:bookmarkStart w:id="0" w:name="_GoBack"/>
+      <w:bookmarkStart w:name="_GoBack" w:id="0"/>
       <w:bookmarkEnd w:id="0"/>
-      <w:r>
-        <w:rPr>
-          <w:rStyle w:val="39"/>
-          <w:lang w:val="en-IN"/>
-        </w:rPr>
-        <w:t>REVO 365</w:t>
-      </w:r>
     </w:p>
-    <w:p>
+    <w:p xmlns:wp14="http://schemas.microsoft.com/office/word/2010/wordml" wp14:textId="77777777">
       <w:pPr>
         <w:rPr>
           <w:rStyle w:val="39"/>
@@ -122,7 +117,7 @@
         <w:t>PURCHASE REQUEST</w:t>
       </w:r>
     </w:p>
-    <w:p>
+    <w:p xmlns:wp14="http://schemas.microsoft.com/office/word/2010/wordml" wp14:textId="77777777">
       <w:pPr>
         <w:rPr>
           <w:b/>
@@ -130,7 +125,7 @@
         </w:rPr>
       </w:pPr>
     </w:p>
-    <w:p>
+    <w:p xmlns:wp14="http://schemas.microsoft.com/office/word/2010/wordml" wp14:textId="77777777">
       <w:pPr>
         <w:rPr>
           <w:b/>
@@ -155,7 +150,7 @@
         <w:gridCol w:w="3690"/>
         <w:gridCol w:w="7110"/>
       </w:tblGrid>
-      <w:tr>
+      <w:tr xmlns:wp14="http://schemas.microsoft.com/office/word/2010/wordml" wp14:textId="77777777">
         <w:trPr>
           <w:jc w:val="center"/>
         </w:trPr>
@@ -163,7 +158,7 @@
           <w:tcPr>
             <w:tcW w:w="3690" w:type="dxa"/>
           </w:tcPr>
-          <w:p>
+          <w:p wp14:textId="77777777">
             <w:pPr>
               <w:pStyle w:val="187"/>
               <w:rPr>
@@ -171,7 +166,7 @@
               </w:rPr>
             </w:pPr>
           </w:p>
-          <w:p>
+          <w:p wp14:textId="77777777">
             <w:pPr>
               <w:pStyle w:val="182"/>
               <w:rPr>
@@ -182,7 +177,7 @@
               <w:t>{companyname}</w:t>
             </w:r>
           </w:p>
-          <w:p>
+          <w:p wp14:textId="77777777">
             <w:pPr>
               <w:pStyle w:val="182"/>
               <w:rPr>
@@ -193,7 +188,7 @@
               <w:t>{companyaddress}</w:t>
             </w:r>
           </w:p>
-          <w:p>
+          <w:p wp14:textId="77777777">
             <w:pPr>
               <w:pStyle w:val="182"/>
               <w:rPr>
@@ -204,7 +199,7 @@
               <w:t>{contactname}</w:t>
             </w:r>
           </w:p>
-          <w:p>
+          <w:p wp14:textId="77777777">
             <w:pPr>
               <w:pStyle w:val="182"/>
               <w:rPr>
@@ -221,7 +216,7 @@
               <w:t>: {phonenumber}</w:t>
             </w:r>
           </w:p>
-          <w:p>
+          <w:p wp14:textId="77777777">
             <w:pPr>
               <w:pStyle w:val="182"/>
             </w:pPr>
@@ -240,7 +235,7 @@
           <w:tcPr>
             <w:tcW w:w="7110" w:type="dxa"/>
           </w:tcPr>
-          <w:p>
+          <w:p wp14:textId="77777777">
             <w:pPr>
               <w:pStyle w:val="182"/>
               <w:rPr>
@@ -250,7 +245,7 @@
               </w:rPr>
             </w:pPr>
           </w:p>
-          <w:p>
+          <w:p wp14:textId="77777777">
             <w:pPr>
               <w:pStyle w:val="182"/>
             </w:pPr>
@@ -272,7 +267,7 @@
               <w:t>{changeFormat}</w:t>
             </w:r>
           </w:p>
-          <w:p>
+          <w:p wp14:textId="77777777">
             <w:pPr>
               <w:pStyle w:val="182"/>
               <w:rPr>
@@ -308,7 +303,7 @@
               <w:t xml:space="preserve"> {prnumber}</w:t>
             </w:r>
           </w:p>
-          <w:p>
+          <w:p wp14:textId="77777777">
             <w:pPr>
               <w:pStyle w:val="182"/>
               <w:rPr>
@@ -323,7 +318,7 @@
               <w:t xml:space="preserve">                                        </w:t>
             </w:r>
           </w:p>
-          <w:p>
+          <w:p wp14:textId="77777777">
             <w:pPr>
               <w:pStyle w:val="182"/>
               <w:rPr>
@@ -333,7 +328,7 @@
           </w:p>
         </w:tc>
       </w:tr>
-      <w:tr>
+      <w:tr xmlns:wp14="http://schemas.microsoft.com/office/word/2010/wordml" wp14:textId="77777777">
         <w:trPr>
           <w:jc w:val="center"/>
         </w:trPr>
@@ -341,7 +336,7 @@
           <w:tcPr>
             <w:tcW w:w="3690" w:type="dxa"/>
           </w:tcPr>
-          <w:p>
+          <w:p wp14:textId="77777777">
             <w:pPr>
               <w:pStyle w:val="187"/>
               <w:rPr>
@@ -354,7 +349,7 @@
           <w:tcPr>
             <w:tcW w:w="7110" w:type="dxa"/>
           </w:tcPr>
-          <w:p>
+          <w:p wp14:textId="77777777">
             <w:pPr>
               <w:pStyle w:val="182"/>
               <w:rPr>
@@ -367,7 +362,7 @@
         </w:tc>
       </w:tr>
     </w:tbl>
-    <w:p>
+    <w:p xmlns:wp14="http://schemas.microsoft.com/office/word/2010/wordml" wp14:textId="77777777">
       <w:pPr>
         <w:pStyle w:val="182"/>
         <w:rPr>
@@ -375,7 +370,7 @@
         </w:rPr>
       </w:pPr>
     </w:p>
-    <w:p>
+    <w:p xmlns:wp14="http://schemas.microsoft.com/office/word/2010/wordml" wp14:textId="77777777">
       <w:pPr>
         <w:pStyle w:val="182"/>
         <w:rPr>
@@ -383,7 +378,7 @@
         </w:rPr>
       </w:pPr>
     </w:p>
-    <w:p>
+    <w:p xmlns:wp14="http://schemas.microsoft.com/office/word/2010/wordml" wp14:textId="77777777">
       <w:pPr>
         <w:pStyle w:val="182"/>
         <w:rPr>
@@ -391,7 +386,7 @@
         </w:rPr>
       </w:pPr>
     </w:p>
-    <w:p>
+    <w:p xmlns:wp14="http://schemas.microsoft.com/office/word/2010/wordml" wp14:textId="77777777">
       <w:pPr>
         <w:pStyle w:val="182"/>
         <w:rPr>
@@ -399,7 +394,7 @@
         </w:rPr>
       </w:pPr>
     </w:p>
-    <w:p>
+    <w:p xmlns:wp14="http://schemas.microsoft.com/office/word/2010/wordml" wp14:textId="77777777">
       <w:pPr>
         <w:pStyle w:val="182"/>
         <w:rPr>
@@ -433,7 +428,7 @@
         <w:gridCol w:w="4252"/>
         <w:gridCol w:w="3686"/>
       </w:tblGrid>
-      <w:tr>
+      <w:tr xmlns:wp14="http://schemas.microsoft.com/office/word/2010/wordml" wp14:textId="77777777">
         <w:tblPrEx>
           <w:tblBorders>
             <w:top w:val="single" w:color="000000" w:sz="4" w:space="0"/>
@@ -457,7 +452,7 @@
             <w:shd w:val="clear" w:color="auto" w:fill="C3BD96" w:themeFill="background2" w:themeFillShade="BF"/>
             <w:vAlign w:val="center"/>
           </w:tcPr>
-          <w:p>
+          <w:p wp14:textId="77777777">
             <w:pPr>
               <w:pStyle w:val="184"/>
               <w:rPr>
@@ -482,7 +477,7 @@
             <w:shd w:val="clear" w:color="auto" w:fill="C3BD96" w:themeFill="background2" w:themeFillShade="BF"/>
             <w:vAlign w:val="center"/>
           </w:tcPr>
-          <w:p>
+          <w:p wp14:textId="77777777">
             <w:pPr>
               <w:pStyle w:val="184"/>
               <w:rPr>
@@ -507,7 +502,7 @@
             <w:shd w:val="clear" w:color="auto" w:fill="C3BD96" w:themeFill="background2" w:themeFillShade="BF"/>
             <w:vAlign w:val="center"/>
           </w:tcPr>
-          <w:p>
+          <w:p wp14:textId="77777777">
             <w:pPr>
               <w:pStyle w:val="184"/>
               <w:rPr>
@@ -523,7 +518,7 @@
           </w:p>
         </w:tc>
       </w:tr>
-      <w:tr>
+      <w:tr xmlns:wp14="http://schemas.microsoft.com/office/word/2010/wordml" wp14:textId="77777777">
         <w:tblPrEx>
           <w:tblBorders>
             <w:top w:val="single" w:color="000000" w:sz="4" w:space="0"/>
@@ -548,7 +543,7 @@
             </w:tcBorders>
             <w:vAlign w:val="center"/>
           </w:tcPr>
-          <w:p>
+          <w:p wp14:textId="77777777">
             <w:pPr>
               <w:pStyle w:val="182"/>
               <w:rPr>
@@ -574,7 +569,7 @@
             </w:tcBorders>
             <w:vAlign w:val="center"/>
           </w:tcPr>
-          <w:p>
+          <w:p wp14:textId="77777777">
             <w:pPr>
               <w:pStyle w:val="182"/>
               <w:rPr>
@@ -604,7 +599,7 @@
             </w:tcMar>
             <w:vAlign w:val="center"/>
           </w:tcPr>
-          <w:p>
+          <w:p wp14:textId="77777777">
             <w:pPr>
               <w:pStyle w:val="182"/>
               <w:rPr>
@@ -621,27 +616,27 @@
         </w:tc>
       </w:tr>
     </w:tbl>
-    <w:p/>
-    <w:p/>
-    <w:p/>
-    <w:p/>
-    <w:p/>
-    <w:p/>
-    <w:p/>
-    <w:p/>
-    <w:p/>
-    <w:p/>
-    <w:p/>
-    <w:p/>
-    <w:p/>
-    <w:p/>
-    <w:p/>
-    <w:p/>
-    <w:p/>
-    <w:p/>
-    <w:p/>
-    <w:p/>
-    <w:p>
+    <w:p xmlns:wp14="http://schemas.microsoft.com/office/word/2010/wordml" wp14:textId="77777777"/>
+    <w:p xmlns:wp14="http://schemas.microsoft.com/office/word/2010/wordml" wp14:textId="77777777"/>
+    <w:p xmlns:wp14="http://schemas.microsoft.com/office/word/2010/wordml" wp14:textId="77777777"/>
+    <w:p xmlns:wp14="http://schemas.microsoft.com/office/word/2010/wordml" wp14:textId="77777777"/>
+    <w:p xmlns:wp14="http://schemas.microsoft.com/office/word/2010/wordml" wp14:textId="77777777"/>
+    <w:p xmlns:wp14="http://schemas.microsoft.com/office/word/2010/wordml" wp14:textId="77777777"/>
+    <w:p xmlns:wp14="http://schemas.microsoft.com/office/word/2010/wordml" wp14:textId="77777777"/>
+    <w:p xmlns:wp14="http://schemas.microsoft.com/office/word/2010/wordml" wp14:textId="77777777"/>
+    <w:p xmlns:wp14="http://schemas.microsoft.com/office/word/2010/wordml" wp14:textId="77777777"/>
+    <w:p xmlns:wp14="http://schemas.microsoft.com/office/word/2010/wordml" wp14:textId="77777777"/>
+    <w:p xmlns:wp14="http://schemas.microsoft.com/office/word/2010/wordml" wp14:textId="77777777"/>
+    <w:p xmlns:wp14="http://schemas.microsoft.com/office/word/2010/wordml" wp14:textId="77777777"/>
+    <w:p xmlns:wp14="http://schemas.microsoft.com/office/word/2010/wordml" wp14:textId="77777777"/>
+    <w:p xmlns:wp14="http://schemas.microsoft.com/office/word/2010/wordml" wp14:textId="77777777"/>
+    <w:p xmlns:wp14="http://schemas.microsoft.com/office/word/2010/wordml" wp14:textId="77777777"/>
+    <w:p xmlns:wp14="http://schemas.microsoft.com/office/word/2010/wordml" wp14:textId="77777777"/>
+    <w:p xmlns:wp14="http://schemas.microsoft.com/office/word/2010/wordml" wp14:textId="77777777"/>
+    <w:p xmlns:wp14="http://schemas.microsoft.com/office/word/2010/wordml" wp14:textId="77777777"/>
+    <w:p xmlns:wp14="http://schemas.microsoft.com/office/word/2010/wordml" wp14:textId="77777777"/>
+    <w:p xmlns:wp14="http://schemas.microsoft.com/office/word/2010/wordml" wp14:textId="77777777"/>
+    <w:p xmlns:wp14="http://schemas.microsoft.com/office/word/2010/wordml" wp14:textId="77777777">
       <w:r>
         <w:rPr>
           <w:lang w:val="en-AU" w:eastAsia="en-AU"/>
@@ -649,7 +644,7 @@
         <mc:AlternateContent>
           <mc:Choice Requires="wps">
             <w:drawing>
-              <wp:anchor distT="0" distB="0" distL="114300" distR="114300" simplePos="0" relativeHeight="251659264" behindDoc="0" locked="0" layoutInCell="1" allowOverlap="1">
+              <wp:anchor xmlns:wp14="http://schemas.microsoft.com/office/word/2010/wordprocessingDrawing" distT="0" distB="0" distL="114300" distR="114300" simplePos="0" relativeHeight="251659264" behindDoc="0" locked="0" layoutInCell="1" allowOverlap="1" wp14:anchorId="17335C64" wp14:editId="7777777">
                 <wp:simplePos x="0" y="0"/>
                 <wp:positionH relativeFrom="column">
                   <wp:posOffset>4914900</wp:posOffset>
@@ -694,8 +689,8 @@
             </w:drawing>
           </mc:Choice>
           <mc:Fallback>
-            <w:pict>
-              <v:rect id="Rectangle 3" o:spid="_x0000_s1026" o:spt="1" style="position:absolute;left:0pt;margin-left:387pt;margin-top:24.85pt;height:66pt;width:148.5pt;z-index:251659264;mso-width-relative:page;mso-height-relative:page;" filled="f" stroked="t" coordsize="21600,21600" o:gfxdata="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">
+            <w:pict w14:anchorId="73235AC7">
+              <v:rect id="Rectangle 3" style="position:absolute;left:0pt;margin-left:387pt;margin-top:24.85pt;height:66pt;width:148.5pt;z-index:251659264;mso-width-relative:page;mso-height-relative:page;" coordsize="21600,21600" o:spid="_x0000_s1026" filled="f" stroked="t" o:spt="1" o:gfxdata="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">
                 <v:fill on="f" focussize="0,0"/>
                 <v:stroke color="#000000" miterlimit="8" joinstyle="miter"/>
                 <v:imagedata o:title=""/>
@@ -706,18 +701,18 @@
         </mc:AlternateContent>
       </w:r>
     </w:p>
-    <w:p>
+    <w:p xmlns:wp14="http://schemas.microsoft.com/office/word/2010/wordml" wp14:textId="77777777">
       <w:pPr>
         <w:sectPr>
-          <w:headerReference r:id="rId3" w:type="default"/>
-          <w:footerReference r:id="rId4" w:type="default"/>
-          <w:pgSz w:w="12240" w:h="15840"/>
+          <w:headerReference w:type="default" r:id="rId3"/>
+          <w:footerReference w:type="default" r:id="rId4"/>
+          <w:pgSz w:w="12240" w:h="15840" w:orient="portrait"/>
           <w:pgMar w:top="720" w:right="720" w:bottom="734" w:left="720" w:header="720" w:footer="720" w:gutter="0"/>
           <w:cols w:space="720" w:num="1"/>
         </w:sectPr>
       </w:pPr>
     </w:p>
-    <w:p>
+    <w:p xmlns:wp14="http://schemas.microsoft.com/office/word/2010/wordml" wp14:textId="77777777">
       <w:pPr>
         <w:rPr>
           <w:b/>
@@ -727,7 +722,7 @@
         <w:t xml:space="preserve">                                                                                                                                      </w:t>
       </w:r>
     </w:p>
-    <w:p>
+    <w:p xmlns:wp14="http://schemas.microsoft.com/office/word/2010/wordml" wp14:textId="77777777">
       <w:pPr>
         <w:rPr>
           <w:b/>
@@ -740,12 +735,12 @@
         <w:t>Instructions:</w:t>
       </w:r>
     </w:p>
-    <w:p>
+    <w:p xmlns:wp14="http://schemas.microsoft.com/office/word/2010/wordml" wp14:textId="77777777">
       <w:r>
         <w:t xml:space="preserve">{instructions}      </w:t>
       </w:r>
     </w:p>
-    <w:p>
+    <w:p xmlns:wp14="http://schemas.microsoft.com/office/word/2010/wordml" wp14:textId="77777777">
       <w:r>
         <w:br w:type="column"/>
       </w:r>
@@ -753,8 +748,8 @@
         <w:t xml:space="preserve">                                           </w:t>
       </w:r>
     </w:p>
-    <w:p/>
-    <w:p>
+    <w:p xmlns:wp14="http://schemas.microsoft.com/office/word/2010/wordml" wp14:textId="77777777"/>
+    <w:p xmlns:wp14="http://schemas.microsoft.com/office/word/2010/wordml" wp14:textId="77777777">
       <w:pPr>
         <w:rPr>
           <w:b/>
@@ -770,7 +765,7 @@
         <w:t xml:space="preserve">Authorized By                                                                                                          </w:t>
       </w:r>
     </w:p>
-    <w:p>
+    <w:p xmlns:wp14="http://schemas.microsoft.com/office/word/2010/wordml" wp14:textId="77777777">
       <w:pPr>
         <w:ind w:firstLine="720"/>
       </w:pPr>
@@ -780,7 +775,7 @@
     </w:p>
     <w:sectPr>
       <w:type w:val="continuous"/>
-      <w:pgSz w:w="12240" w:h="15840"/>
+      <w:pgSz w:w="12240" w:h="15840" w:orient="portrait"/>
       <w:pgMar w:top="720" w:right="720" w:bottom="734" w:left="720" w:header="720" w:footer="720" w:gutter="0"/>
       <w:cols w:space="720" w:num="2"/>
     </w:sectPr>
@@ -808,7 +803,7 @@
       <w:gridCol w:w="3600"/>
       <w:gridCol w:w="3600"/>
     </w:tblGrid>
-    <w:tr>
+    <w:tr xmlns:wp14="http://schemas.microsoft.com/office/word/2010/wordml" wp14:textId="77777777">
       <w:trPr>
         <w:trHeight w:val="300" w:hRule="atLeast"/>
       </w:trPr>
@@ -816,7 +811,7 @@
         <w:tcPr>
           <w:tcW w:w="3600" w:type="dxa"/>
         </w:tcPr>
-        <w:p>
+        <w:p wp14:textId="77777777">
           <w:pPr>
             <w:pStyle w:val="19"/>
             <w:ind w:left="-115"/>
@@ -827,7 +822,7 @@
         <w:tcPr>
           <w:tcW w:w="3600" w:type="dxa"/>
         </w:tcPr>
-        <w:p>
+        <w:p wp14:textId="77777777">
           <w:pPr>
             <w:pStyle w:val="19"/>
             <w:jc w:val="center"/>
@@ -838,7 +833,7 @@
         <w:tcPr>
           <w:tcW w:w="3600" w:type="dxa"/>
         </w:tcPr>
-        <w:p>
+        <w:p wp14:textId="77777777">
           <w:pPr>
             <w:pStyle w:val="19"/>
             <w:ind w:right="-115"/>
@@ -848,7 +843,7 @@
       </w:tc>
     </w:tr>
   </w:tbl>
-  <w:p>
+  <w:p xmlns:wp14="http://schemas.microsoft.com/office/word/2010/wordml" wp14:textId="77777777">
     <w:pPr>
       <w:pStyle w:val="16"/>
     </w:pPr>
@@ -876,7 +871,7 @@
       <w:gridCol w:w="3600"/>
       <w:gridCol w:w="3600"/>
     </w:tblGrid>
-    <w:tr>
+    <w:tr xmlns:wp14="http://schemas.microsoft.com/office/word/2010/wordml" wp14:textId="77777777">
       <w:trPr>
         <w:trHeight w:val="300" w:hRule="atLeast"/>
       </w:trPr>
@@ -884,7 +879,7 @@
         <w:tcPr>
           <w:tcW w:w="3600" w:type="dxa"/>
         </w:tcPr>
-        <w:p>
+        <w:p wp14:textId="77777777">
           <w:pPr>
             <w:pStyle w:val="19"/>
             <w:ind w:left="-115"/>
@@ -895,7 +890,7 @@
         <w:tcPr>
           <w:tcW w:w="3600" w:type="dxa"/>
         </w:tcPr>
-        <w:p>
+        <w:p wp14:textId="77777777">
           <w:pPr>
             <w:pStyle w:val="19"/>
             <w:jc w:val="center"/>
@@ -906,7 +901,7 @@
         <w:tcPr>
           <w:tcW w:w="3600" w:type="dxa"/>
         </w:tcPr>
-        <w:p>
+        <w:p wp14:textId="77777777">
           <w:pPr>
             <w:pStyle w:val="19"/>
             <w:ind w:right="-115"/>
@@ -916,7 +911,7 @@
       </w:tc>
     </w:tr>
   </w:tbl>
-  <w:p>
+  <w:p xmlns:wp14="http://schemas.microsoft.com/office/word/2010/wordml" wp14:textId="77777777">
     <w:pPr>
       <w:pStyle w:val="19"/>
     </w:pPr>
@@ -925,7 +920,7 @@
 </file>
 
 <file path=word/styles.xml><?xml version="1.0" encoding="utf-8"?>
-<w:styles xmlns:mc="http://schemas.openxmlformats.org/markup-compatibility/2006" xmlns:o="urn:schemas-microsoft-com:office:office" xmlns:r="http://schemas.openxmlformats.org/officeDocument/2006/relationships" xmlns:m="http://schemas.openxmlformats.org/officeDocument/2006/math" xmlns:v="urn:schemas-microsoft-com:vml" xmlns:w="http://schemas.openxmlformats.org/wordprocessingml/2006/main" xmlns:w14="http://schemas.microsoft.com/office/word/2010/wordml" xmlns:w10="urn:schemas-microsoft-com:office:word" xmlns:sl="http://schemas.openxmlformats.org/schemaLibrary/2006/main" xmlns:wpsCustomData="http://www.wps.cn/officeDocument/2013/wpsCustomData" mc:Ignorable="w14">
+<w:styles xmlns:wp14="http://schemas.microsoft.com/office/word/2010/wordprocessingDrawing" xmlns:mc="http://schemas.openxmlformats.org/markup-compatibility/2006" xmlns:o="urn:schemas-microsoft-com:office:office" xmlns:r="http://schemas.openxmlformats.org/officeDocument/2006/relationships" xmlns:m="http://schemas.openxmlformats.org/officeDocument/2006/math" xmlns:v="urn:schemas-microsoft-com:vml" xmlns:w="http://schemas.openxmlformats.org/wordprocessingml/2006/main" xmlns:w14="http://schemas.microsoft.com/office/word/2010/wordml" xmlns:w10="urn:schemas-microsoft-com:office:word" xmlns:sl="http://schemas.openxmlformats.org/schemaLibrary/2006/main" xmlns:wpsCustomData="http://www.wps.cn/officeDocument/2013/wpsCustomData" mc:Ignorable="w14 wp14">
   <w:docDefaults>
     <w:rPrDefault>
       <w:rPr>
@@ -934,261 +929,261 @@
     </w:rPrDefault>
     <w:pPrDefault/>
   </w:docDefaults>
-  <w:latentStyles w:count="260" w:defQFormat="0" w:defUnhideWhenUsed="1" w:defSemiHidden="1" w:defUIPriority="99" w:defLockedState="0">
-    <w:lsdException w:qFormat="1" w:unhideWhenUsed="0" w:uiPriority="0" w:semiHidden="0" w:name="Normal"/>
-    <w:lsdException w:qFormat="1" w:unhideWhenUsed="0" w:uiPriority="9" w:semiHidden="0" w:name="heading 1"/>
-    <w:lsdException w:qFormat="1" w:uiPriority="9" w:semiHidden="0" w:name="heading 2"/>
-    <w:lsdException w:qFormat="1" w:uiPriority="9" w:semiHidden="0" w:name="heading 3"/>
-    <w:lsdException w:qFormat="1" w:uiPriority="9" w:semiHidden="0" w:name="heading 4"/>
-    <w:lsdException w:qFormat="1" w:uiPriority="9" w:semiHidden="0" w:name="heading 5"/>
-    <w:lsdException w:qFormat="1" w:uiPriority="9" w:semiHidden="0" w:name="heading 6"/>
-    <w:lsdException w:qFormat="1" w:uiPriority="9" w:semiHidden="0" w:name="heading 7"/>
-    <w:lsdException w:qFormat="1" w:uiPriority="9" w:semiHidden="0" w:name="heading 8"/>
-    <w:lsdException w:qFormat="1" w:uiPriority="9" w:semiHidden="0" w:name="heading 9"/>
-    <w:lsdException w:uiPriority="99" w:name="index 1"/>
-    <w:lsdException w:uiPriority="99" w:name="index 2"/>
-    <w:lsdException w:uiPriority="99" w:name="index 3"/>
-    <w:lsdException w:uiPriority="99" w:name="index 4"/>
-    <w:lsdException w:uiPriority="99" w:name="index 5"/>
-    <w:lsdException w:uiPriority="99" w:name="index 6"/>
-    <w:lsdException w:uiPriority="99" w:name="index 7"/>
-    <w:lsdException w:uiPriority="99" w:name="index 8"/>
-    <w:lsdException w:uiPriority="99" w:name="index 9"/>
-    <w:lsdException w:qFormat="1" w:uiPriority="39" w:semiHidden="0" w:name="toc 1"/>
-    <w:lsdException w:qFormat="1" w:uiPriority="39" w:semiHidden="0" w:name="toc 2"/>
-    <w:lsdException w:qFormat="1" w:uiPriority="39" w:semiHidden="0" w:name="toc 3"/>
-    <w:lsdException w:qFormat="1" w:uiPriority="39" w:semiHidden="0" w:name="toc 4"/>
-    <w:lsdException w:qFormat="1" w:uiPriority="39" w:semiHidden="0" w:name="toc 5"/>
-    <w:lsdException w:qFormat="1" w:uiPriority="39" w:semiHidden="0" w:name="toc 6"/>
-    <w:lsdException w:qFormat="1" w:uiPriority="39" w:semiHidden="0" w:name="toc 7"/>
-    <w:lsdException w:qFormat="1" w:uiPriority="39" w:semiHidden="0" w:name="toc 8"/>
-    <w:lsdException w:qFormat="1" w:uiPriority="39" w:semiHidden="0" w:name="toc 9"/>
-    <w:lsdException w:uiPriority="99" w:name="Normal Indent"/>
-    <w:lsdException w:qFormat="1" w:uiPriority="99" w:name="footnote text"/>
-    <w:lsdException w:uiPriority="99" w:name="annotation text"/>
-    <w:lsdException w:qFormat="1" w:uiPriority="99" w:semiHidden="0" w:name="header"/>
-    <w:lsdException w:qFormat="1" w:uiPriority="99" w:semiHidden="0" w:name="footer"/>
-    <w:lsdException w:uiPriority="99" w:name="index heading"/>
-    <w:lsdException w:qFormat="1" w:uiPriority="35" w:name="caption"/>
-    <w:lsdException w:qFormat="1" w:uiPriority="99" w:semiHidden="0" w:name="table of figures"/>
-    <w:lsdException w:uiPriority="99" w:name="envelope address"/>
-    <w:lsdException w:uiPriority="99" w:name="envelope return"/>
-    <w:lsdException w:qFormat="1" w:uiPriority="99" w:semiHidden="0" w:name="footnote reference"/>
-    <w:lsdException w:uiPriority="99" w:name="annotation reference"/>
-    <w:lsdException w:qFormat="1" w:unhideWhenUsed="0" w:uiPriority="0" w:name="line number"/>
-    <w:lsdException w:uiPriority="99" w:name="page number"/>
-    <w:lsdException w:qFormat="1" w:uiPriority="99" w:name="endnote reference"/>
-    <w:lsdException w:qFormat="1" w:uiPriority="99" w:name="endnote text"/>
-    <w:lsdException w:uiPriority="99" w:name="table of authorities"/>
-    <w:lsdException w:uiPriority="99" w:name="macro"/>
-    <w:lsdException w:uiPriority="99" w:name="toa heading"/>
-    <w:lsdException w:uiPriority="99" w:name="List"/>
-    <w:lsdException w:uiPriority="99" w:name="List Bullet"/>
-    <w:lsdException w:uiPriority="99" w:name="List Number"/>
-    <w:lsdException w:uiPriority="99" w:name="List 2"/>
-    <w:lsdException w:uiPriority="99" w:name="List 3"/>
-    <w:lsdException w:uiPriority="99" w:name="List 4"/>
-    <w:lsdException w:uiPriority="99" w:name="List 5"/>
-    <w:lsdException w:uiPriority="99" w:name="List Bullet 2"/>
-    <w:lsdException w:uiPriority="99" w:name="List Bullet 3"/>
-    <w:lsdException w:uiPriority="99" w:name="List Bullet 4"/>
-    <w:lsdException w:uiPriority="99" w:name="List Bullet 5"/>
-    <w:lsdException w:uiPriority="99" w:name="List Number 2"/>
-    <w:lsdException w:uiPriority="99" w:name="List Number 3"/>
-    <w:lsdException w:uiPriority="99" w:name="List Number 4"/>
-    <w:lsdException w:uiPriority="99" w:name="List Number 5"/>
-    <w:lsdException w:qFormat="1" w:unhideWhenUsed="0" w:uiPriority="10" w:semiHidden="0" w:name="Title"/>
-    <w:lsdException w:uiPriority="99" w:name="Closing"/>
-    <w:lsdException w:uiPriority="99" w:name="Signature"/>
-    <w:lsdException w:qFormat="1" w:uiPriority="1" w:name="Default Paragraph Font"/>
-    <w:lsdException w:uiPriority="99" w:name="Body Text"/>
-    <w:lsdException w:uiPriority="99" w:name="Body Text Indent"/>
-    <w:lsdException w:uiPriority="99" w:name="List Continue"/>
-    <w:lsdException w:uiPriority="99" w:name="List Continue 2"/>
-    <w:lsdException w:uiPriority="99" w:name="List Continue 3"/>
-    <w:lsdException w:uiPriority="99" w:name="List Continue 4"/>
-    <w:lsdException w:uiPriority="99" w:name="List Continue 5"/>
-    <w:lsdException w:uiPriority="99" w:name="Message Header"/>
-    <w:lsdException w:qFormat="1" w:unhideWhenUsed="0" w:uiPriority="11" w:semiHidden="0" w:name="Subtitle"/>
-    <w:lsdException w:uiPriority="99" w:name="Salutation"/>
-    <w:lsdException w:uiPriority="99" w:name="Date"/>
-    <w:lsdException w:uiPriority="99" w:name="Body Text First Indent"/>
-    <w:lsdException w:uiPriority="99" w:name="Body Text First Indent 2"/>
-    <w:lsdException w:uiPriority="99" w:name="Note Heading"/>
-    <w:lsdException w:uiPriority="99" w:name="Body Text 2"/>
-    <w:lsdException w:uiPriority="99" w:name="Body Text 3"/>
-    <w:lsdException w:uiPriority="99" w:name="Body Text Indent 2"/>
-    <w:lsdException w:uiPriority="99" w:name="Body Text Indent 3"/>
-    <w:lsdException w:uiPriority="99" w:name="Block Text"/>
-    <w:lsdException w:qFormat="1" w:unhideWhenUsed="0" w:uiPriority="0" w:semiHidden="0" w:name="Hyperlink"/>
-    <w:lsdException w:uiPriority="99" w:name="FollowedHyperlink"/>
-    <w:lsdException w:qFormat="1" w:unhideWhenUsed="0" w:uiPriority="22" w:semiHidden="0" w:name="Strong"/>
-    <w:lsdException w:qFormat="1" w:unhideWhenUsed="0" w:uiPriority="20" w:semiHidden="0" w:name="Emphasis"/>
-    <w:lsdException w:uiPriority="99" w:name="Document Map"/>
-    <w:lsdException w:uiPriority="99" w:name="Plain Text"/>
-    <w:lsdException w:uiPriority="99" w:name="E-mail Signature"/>
-    <w:lsdException w:uiPriority="99" w:name="Normal (Web)"/>
-    <w:lsdException w:uiPriority="99" w:name="HTML Acronym"/>
-    <w:lsdException w:uiPriority="99" w:name="HTML Address"/>
-    <w:lsdException w:uiPriority="99" w:name="HTML Cite"/>
-    <w:lsdException w:uiPriority="99" w:name="HTML Code"/>
-    <w:lsdException w:uiPriority="99" w:name="HTML Definition"/>
-    <w:lsdException w:uiPriority="99" w:name="HTML Keyboard"/>
-    <w:lsdException w:uiPriority="99" w:name="HTML Preformatted"/>
-    <w:lsdException w:uiPriority="99" w:name="HTML Sample"/>
-    <w:lsdException w:uiPriority="99" w:name="HTML Typewriter"/>
-    <w:lsdException w:uiPriority="99" w:name="HTML Variable"/>
-    <w:lsdException w:qFormat="1" w:uiPriority="99" w:name="Normal Table"/>
-    <w:lsdException w:uiPriority="99" w:name="annotation subject"/>
-    <w:lsdException w:qFormat="1" w:unhideWhenUsed="0" w:uiPriority="0" w:semiHidden="0" w:name="Table Simple 1"/>
-    <w:lsdException w:uiPriority="99" w:name="Table Simple 2"/>
-    <w:lsdException w:uiPriority="99" w:name="Table Simple 3"/>
-    <w:lsdException w:uiPriority="99" w:name="Table Classic 1"/>
-    <w:lsdException w:uiPriority="99" w:name="Table Classic 2"/>
-    <w:lsdException w:uiPriority="99" w:name="Table Classic 3"/>
-    <w:lsdException w:uiPriority="99" w:name="Table Classic 4"/>
-    <w:lsdException w:uiPriority="99" w:name="Table Colorful 1"/>
-    <w:lsdException w:uiPriority="99" w:name="Table Colorful 2"/>
-    <w:lsdException w:uiPriority="99" w:name="Table Colorful 3"/>
-    <w:lsdException w:uiPriority="99" w:name="Table Columns 1"/>
-    <w:lsdException w:uiPriority="99" w:name="Table Columns 2"/>
-    <w:lsdException w:uiPriority="99" w:name="Table Columns 3"/>
-    <w:lsdException w:uiPriority="99" w:name="Table Columns 4"/>
-    <w:lsdException w:uiPriority="99" w:name="Table Columns 5"/>
-    <w:lsdException w:uiPriority="99" w:name="Table Grid 1"/>
-    <w:lsdException w:uiPriority="99" w:name="Table Grid 2"/>
-    <w:lsdException w:uiPriority="99" w:name="Table Grid 3"/>
-    <w:lsdException w:uiPriority="99" w:name="Table Grid 4"/>
-    <w:lsdException w:uiPriority="99" w:name="Table Grid 5"/>
-    <w:lsdException w:uiPriority="99" w:name="Table Grid 6"/>
-    <w:lsdException w:uiPriority="99" w:name="Table Grid 7"/>
-    <w:lsdException w:uiPriority="99" w:name="Table Grid 8"/>
-    <w:lsdException w:uiPriority="99" w:name="Table List 1"/>
-    <w:lsdException w:uiPriority="99" w:name="Table List 2"/>
-    <w:lsdException w:uiPriority="99" w:name="Table List 3"/>
-    <w:lsdException w:uiPriority="99" w:name="Table List 4"/>
-    <w:lsdException w:uiPriority="99" w:name="Table List 5"/>
-    <w:lsdException w:uiPriority="99" w:name="Table List 6"/>
-    <w:lsdException w:uiPriority="99" w:name="Table List 7"/>
-    <w:lsdException w:uiPriority="99" w:name="Table List 8"/>
-    <w:lsdException w:uiPriority="99" w:name="Table 3D effects 1"/>
-    <w:lsdException w:uiPriority="99" w:name="Table 3D effects 2"/>
-    <w:lsdException w:uiPriority="99" w:name="Table 3D effects 3"/>
-    <w:lsdException w:uiPriority="99" w:name="Table Contemporary"/>
-    <w:lsdException w:uiPriority="99" w:name="Table Elegant"/>
-    <w:lsdException w:uiPriority="99" w:name="Table Professional"/>
-    <w:lsdException w:uiPriority="99" w:name="Table Subtle 1"/>
-    <w:lsdException w:uiPriority="99" w:name="Table Subtle 2"/>
-    <w:lsdException w:uiPriority="99" w:name="Table Web 1"/>
-    <w:lsdException w:uiPriority="99" w:name="Table Web 2"/>
-    <w:lsdException w:uiPriority="99" w:name="Table Web 3"/>
-    <w:lsdException w:uiPriority="99" w:name="Balloon Text"/>
-    <w:lsdException w:qFormat="1" w:unhideWhenUsed="0" w:uiPriority="59" w:semiHidden="0" w:name="Table Grid"/>
-    <w:lsdException w:uiPriority="99" w:name="Table Theme"/>
-    <w:lsdException w:qFormat="1" w:unhideWhenUsed="0" w:uiPriority="1" w:semiHidden="0" w:name="No Spacing"/>
-    <w:lsdException w:unhideWhenUsed="0" w:uiPriority="60" w:semiHidden="0" w:name="Light Shading"/>
-    <w:lsdException w:unhideWhenUsed="0" w:uiPriority="61" w:semiHidden="0" w:name="Light List"/>
-    <w:lsdException w:unhideWhenUsed="0" w:uiPriority="62" w:semiHidden="0" w:name="Light Grid"/>
-    <w:lsdException w:unhideWhenUsed="0" w:uiPriority="63" w:semiHidden="0" w:name="Medium Shading 1"/>
-    <w:lsdException w:unhideWhenUsed="0" w:uiPriority="64" w:semiHidden="0" w:name="Medium Shading 2"/>
-    <w:lsdException w:unhideWhenUsed="0" w:uiPriority="65" w:semiHidden="0" w:name="Medium List 1"/>
-    <w:lsdException w:unhideWhenUsed="0" w:uiPriority="66" w:semiHidden="0" w:name="Medium List 2"/>
-    <w:lsdException w:unhideWhenUsed="0" w:uiPriority="67" w:semiHidden="0" w:name="Medium Grid 1"/>
-    <w:lsdException w:unhideWhenUsed="0" w:uiPriority="68" w:semiHidden="0" w:name="Medium Grid 2"/>
-    <w:lsdException w:unhideWhenUsed="0" w:uiPriority="69" w:semiHidden="0" w:name="Medium Grid 3"/>
-    <w:lsdException w:unhideWhenUsed="0" w:uiPriority="70" w:semiHidden="0" w:name="Dark List"/>
-    <w:lsdException w:unhideWhenUsed="0" w:uiPriority="71" w:semiHidden="0" w:name="Colorful Shading"/>
-    <w:lsdException w:unhideWhenUsed="0" w:uiPriority="72" w:semiHidden="0" w:name="Colorful List"/>
-    <w:lsdException w:unhideWhenUsed="0" w:uiPriority="73" w:semiHidden="0" w:name="Colorful Grid"/>
-    <w:lsdException w:unhideWhenUsed="0" w:uiPriority="60" w:semiHidden="0" w:name="Light Shading Accent 1"/>
-    <w:lsdException w:unhideWhenUsed="0" w:uiPriority="61" w:semiHidden="0" w:name="Light List Accent 1"/>
-    <w:lsdException w:unhideWhenUsed="0" w:uiPriority="62" w:semiHidden="0" w:name="Light Grid Accent 1"/>
-    <w:lsdException w:unhideWhenUsed="0" w:uiPriority="63" w:semiHidden="0" w:name="Medium Shading 1 Accent 1"/>
-    <w:lsdException w:unhideWhenUsed="0" w:uiPriority="64" w:semiHidden="0" w:name="Medium Shading 2 Accent 1"/>
-    <w:lsdException w:unhideWhenUsed="0" w:uiPriority="65" w:semiHidden="0" w:name="Medium List 1 Accent 1"/>
-    <w:lsdException w:qFormat="1" w:unhideWhenUsed="0" w:uiPriority="34" w:semiHidden="0" w:name="List Paragraph"/>
-    <w:lsdException w:qFormat="1" w:unhideWhenUsed="0" w:uiPriority="29" w:semiHidden="0" w:name="Quote"/>
-    <w:lsdException w:qFormat="1" w:unhideWhenUsed="0" w:uiPriority="30" w:semiHidden="0" w:name="Intense Quote"/>
-    <w:lsdException w:unhideWhenUsed="0" w:uiPriority="66" w:semiHidden="0" w:name="Medium List 2 Accent 1"/>
-    <w:lsdException w:unhideWhenUsed="0" w:uiPriority="67" w:semiHidden="0" w:name="Medium Grid 1 Accent 1"/>
-    <w:lsdException w:unhideWhenUsed="0" w:uiPriority="68" w:semiHidden="0" w:name="Medium Grid 2 Accent 1"/>
-    <w:lsdException w:unhideWhenUsed="0" w:uiPriority="69" w:semiHidden="0" w:name="Medium Grid 3 Accent 1"/>
-    <w:lsdException w:unhideWhenUsed="0" w:uiPriority="70" w:semiHidden="0" w:name="Dark List Accent 1"/>
-    <w:lsdException w:unhideWhenUsed="0" w:uiPriority="71" w:semiHidden="0" w:name="Colorful Shading Accent 1"/>
-    <w:lsdException w:unhideWhenUsed="0" w:uiPriority="72" w:semiHidden="0" w:name="Colorful List Accent 1"/>
-    <w:lsdException w:unhideWhenUsed="0" w:uiPriority="73" w:semiHidden="0" w:name="Colorful Grid Accent 1"/>
-    <w:lsdException w:unhideWhenUsed="0" w:uiPriority="60" w:semiHidden="0" w:name="Light Shading Accent 2"/>
-    <w:lsdException w:unhideWhenUsed="0" w:uiPriority="61" w:semiHidden="0" w:name="Light List Accent 2"/>
-    <w:lsdException w:unhideWhenUsed="0" w:uiPriority="62" w:semiHidden="0" w:name="Light Grid Accent 2"/>
-    <w:lsdException w:unhideWhenUsed="0" w:uiPriority="63" w:semiHidden="0" w:name="Medium Shading 1 Accent 2"/>
-    <w:lsdException w:unhideWhenUsed="0" w:uiPriority="64" w:semiHidden="0" w:name="Medium Shading 2 Accent 2"/>
-    <w:lsdException w:unhideWhenUsed="0" w:uiPriority="65" w:semiHidden="0" w:name="Medium List 1 Accent 2"/>
-    <w:lsdException w:unhideWhenUsed="0" w:uiPriority="66" w:semiHidden="0" w:name="Medium List 2 Accent 2"/>
-    <w:lsdException w:unhideWhenUsed="0" w:uiPriority="67" w:semiHidden="0" w:name="Medium Grid 1 Accent 2"/>
-    <w:lsdException w:unhideWhenUsed="0" w:uiPriority="68" w:semiHidden="0" w:name="Medium Grid 2 Accent 2"/>
-    <w:lsdException w:unhideWhenUsed="0" w:uiPriority="69" w:semiHidden="0" w:name="Medium Grid 3 Accent 2"/>
-    <w:lsdException w:unhideWhenUsed="0" w:uiPriority="70" w:semiHidden="0" w:name="Dark List Accent 2"/>
-    <w:lsdException w:unhideWhenUsed="0" w:uiPriority="71" w:semiHidden="0" w:name="Colorful Shading Accent 2"/>
-    <w:lsdException w:unhideWhenUsed="0" w:uiPriority="72" w:semiHidden="0" w:name="Colorful List Accent 2"/>
-    <w:lsdException w:unhideWhenUsed="0" w:uiPriority="73" w:semiHidden="0" w:name="Colorful Grid Accent 2"/>
-    <w:lsdException w:unhideWhenUsed="0" w:uiPriority="60" w:semiHidden="0" w:name="Light Shading Accent 3"/>
-    <w:lsdException w:unhideWhenUsed="0" w:uiPriority="61" w:semiHidden="0" w:name="Light List Accent 3"/>
-    <w:lsdException w:unhideWhenUsed="0" w:uiPriority="62" w:semiHidden="0" w:name="Light Grid Accent 3"/>
-    <w:lsdException w:unhideWhenUsed="0" w:uiPriority="63" w:semiHidden="0" w:name="Medium Shading 1 Accent 3"/>
-    <w:lsdException w:unhideWhenUsed="0" w:uiPriority="64" w:semiHidden="0" w:name="Medium Shading 2 Accent 3"/>
-    <w:lsdException w:unhideWhenUsed="0" w:uiPriority="65" w:semiHidden="0" w:name="Medium List 1 Accent 3"/>
-    <w:lsdException w:unhideWhenUsed="0" w:uiPriority="66" w:semiHidden="0" w:name="Medium List 2 Accent 3"/>
-    <w:lsdException w:unhideWhenUsed="0" w:uiPriority="67" w:semiHidden="0" w:name="Medium Grid 1 Accent 3"/>
-    <w:lsdException w:unhideWhenUsed="0" w:uiPriority="68" w:semiHidden="0" w:name="Medium Grid 2 Accent 3"/>
-    <w:lsdException w:unhideWhenUsed="0" w:uiPriority="69" w:semiHidden="0" w:name="Medium Grid 3 Accent 3"/>
-    <w:lsdException w:unhideWhenUsed="0" w:uiPriority="70" w:semiHidden="0" w:name="Dark List Accent 3"/>
-    <w:lsdException w:unhideWhenUsed="0" w:uiPriority="71" w:semiHidden="0" w:name="Colorful Shading Accent 3"/>
-    <w:lsdException w:unhideWhenUsed="0" w:uiPriority="72" w:semiHidden="0" w:name="Colorful List Accent 3"/>
-    <w:lsdException w:unhideWhenUsed="0" w:uiPriority="73" w:semiHidden="0" w:name="Colorful Grid Accent 3"/>
-    <w:lsdException w:unhideWhenUsed="0" w:uiPriority="60" w:semiHidden="0" w:name="Light Shading Accent 4"/>
-    <w:lsdException w:unhideWhenUsed="0" w:uiPriority="61" w:semiHidden="0" w:name="Light List Accent 4"/>
-    <w:lsdException w:unhideWhenUsed="0" w:uiPriority="62" w:semiHidden="0" w:name="Light Grid Accent 4"/>
-    <w:lsdException w:unhideWhenUsed="0" w:uiPriority="63" w:semiHidden="0" w:name="Medium Shading 1 Accent 4"/>
-    <w:lsdException w:unhideWhenUsed="0" w:uiPriority="64" w:semiHidden="0" w:name="Medium Shading 2 Accent 4"/>
-    <w:lsdException w:unhideWhenUsed="0" w:uiPriority="65" w:semiHidden="0" w:name="Medium List 1 Accent 4"/>
-    <w:lsdException w:unhideWhenUsed="0" w:uiPriority="66" w:semiHidden="0" w:name="Medium List 2 Accent 4"/>
-    <w:lsdException w:unhideWhenUsed="0" w:uiPriority="67" w:semiHidden="0" w:name="Medium Grid 1 Accent 4"/>
-    <w:lsdException w:unhideWhenUsed="0" w:uiPriority="68" w:semiHidden="0" w:name="Medium Grid 2 Accent 4"/>
-    <w:lsdException w:unhideWhenUsed="0" w:uiPriority="69" w:semiHidden="0" w:name="Medium Grid 3 Accent 4"/>
-    <w:lsdException w:unhideWhenUsed="0" w:uiPriority="70" w:semiHidden="0" w:name="Dark List Accent 4"/>
-    <w:lsdException w:unhideWhenUsed="0" w:uiPriority="71" w:semiHidden="0" w:name="Colorful Shading Accent 4"/>
-    <w:lsdException w:unhideWhenUsed="0" w:uiPriority="72" w:semiHidden="0" w:name="Colorful List Accent 4"/>
-    <w:lsdException w:unhideWhenUsed="0" w:uiPriority="73" w:semiHidden="0" w:name="Colorful Grid Accent 4"/>
-    <w:lsdException w:unhideWhenUsed="0" w:uiPriority="60" w:semiHidden="0" w:name="Light Shading Accent 5"/>
-    <w:lsdException w:unhideWhenUsed="0" w:uiPriority="61" w:semiHidden="0" w:name="Light List Accent 5"/>
-    <w:lsdException w:unhideWhenUsed="0" w:uiPriority="62" w:semiHidden="0" w:name="Light Grid Accent 5"/>
-    <w:lsdException w:unhideWhenUsed="0" w:uiPriority="63" w:semiHidden="0" w:name="Medium Shading 1 Accent 5"/>
-    <w:lsdException w:unhideWhenUsed="0" w:uiPriority="64" w:semiHidden="0" w:name="Medium Shading 2 Accent 5"/>
-    <w:lsdException w:unhideWhenUsed="0" w:uiPriority="65" w:semiHidden="0" w:name="Medium List 1 Accent 5"/>
-    <w:lsdException w:unhideWhenUsed="0" w:uiPriority="66" w:semiHidden="0" w:name="Medium List 2 Accent 5"/>
-    <w:lsdException w:unhideWhenUsed="0" w:uiPriority="67" w:semiHidden="0" w:name="Medium Grid 1 Accent 5"/>
-    <w:lsdException w:unhideWhenUsed="0" w:uiPriority="68" w:semiHidden="0" w:name="Medium Grid 2 Accent 5"/>
-    <w:lsdException w:unhideWhenUsed="0" w:uiPriority="69" w:semiHidden="0" w:name="Medium Grid 3 Accent 5"/>
-    <w:lsdException w:unhideWhenUsed="0" w:uiPriority="70" w:semiHidden="0" w:name="Dark List Accent 5"/>
-    <w:lsdException w:unhideWhenUsed="0" w:uiPriority="71" w:semiHidden="0" w:name="Colorful Shading Accent 5"/>
-    <w:lsdException w:unhideWhenUsed="0" w:uiPriority="72" w:semiHidden="0" w:name="Colorful List Accent 5"/>
-    <w:lsdException w:unhideWhenUsed="0" w:uiPriority="73" w:semiHidden="0" w:name="Colorful Grid Accent 5"/>
-    <w:lsdException w:unhideWhenUsed="0" w:uiPriority="60" w:semiHidden="0" w:name="Light Shading Accent 6"/>
-    <w:lsdException w:unhideWhenUsed="0" w:uiPriority="61" w:semiHidden="0" w:name="Light List Accent 6"/>
-    <w:lsdException w:unhideWhenUsed="0" w:uiPriority="62" w:semiHidden="0" w:name="Light Grid Accent 6"/>
-    <w:lsdException w:unhideWhenUsed="0" w:uiPriority="63" w:semiHidden="0" w:name="Medium Shading 1 Accent 6"/>
-    <w:lsdException w:unhideWhenUsed="0" w:uiPriority="64" w:semiHidden="0" w:name="Medium Shading 2 Accent 6"/>
-    <w:lsdException w:unhideWhenUsed="0" w:uiPriority="65" w:semiHidden="0" w:name="Medium List 1 Accent 6"/>
-    <w:lsdException w:unhideWhenUsed="0" w:uiPriority="66" w:semiHidden="0" w:name="Medium List 2 Accent 6"/>
-    <w:lsdException w:unhideWhenUsed="0" w:uiPriority="67" w:semiHidden="0" w:name="Medium Grid 1 Accent 6"/>
-    <w:lsdException w:unhideWhenUsed="0" w:uiPriority="68" w:semiHidden="0" w:name="Medium Grid 2 Accent 6"/>
-    <w:lsdException w:unhideWhenUsed="0" w:uiPriority="69" w:semiHidden="0" w:name="Medium Grid 3 Accent 6"/>
-    <w:lsdException w:unhideWhenUsed="0" w:uiPriority="70" w:semiHidden="0" w:name="Dark List Accent 6"/>
-    <w:lsdException w:unhideWhenUsed="0" w:uiPriority="71" w:semiHidden="0" w:name="Colorful Shading Accent 6"/>
-    <w:lsdException w:unhideWhenUsed="0" w:uiPriority="72" w:semiHidden="0" w:name="Colorful List Accent 6"/>
-    <w:lsdException w:unhideWhenUsed="0" w:uiPriority="73" w:semiHidden="0" w:name="Colorful Grid Accent 6"/>
+  <w:latentStyles w:defLockedState="0" w:defUIPriority="99" w:defSemiHidden="1" w:defUnhideWhenUsed="1" w:defQFormat="0" w:count="260">
+    <w:lsdException w:name="Normal" w:uiPriority="0" w:semiHidden="0" w:unhideWhenUsed="0" w:qFormat="1"/>
+    <w:lsdException w:name="heading 1" w:uiPriority="9" w:semiHidden="0" w:unhideWhenUsed="0" w:qFormat="1"/>
+    <w:lsdException w:name="heading 2" w:uiPriority="9" w:semiHidden="0" w:qFormat="1"/>
+    <w:lsdException w:name="heading 3" w:uiPriority="9" w:semiHidden="0" w:qFormat="1"/>
+    <w:lsdException w:name="heading 4" w:uiPriority="9" w:semiHidden="0" w:qFormat="1"/>
+    <w:lsdException w:name="heading 5" w:uiPriority="9" w:semiHidden="0" w:qFormat="1"/>
+    <w:lsdException w:name="heading 6" w:uiPriority="9" w:semiHidden="0" w:qFormat="1"/>
+    <w:lsdException w:name="heading 7" w:uiPriority="9" w:semiHidden="0" w:qFormat="1"/>
+    <w:lsdException w:name="heading 8" w:uiPriority="9" w:semiHidden="0" w:qFormat="1"/>
+    <w:lsdException w:name="heading 9" w:uiPriority="9" w:semiHidden="0" w:qFormat="1"/>
+    <w:lsdException w:name="index 1" w:uiPriority="99"/>
+    <w:lsdException w:name="index 2" w:uiPriority="99"/>
+    <w:lsdException w:name="index 3" w:uiPriority="99"/>
+    <w:lsdException w:name="index 4" w:uiPriority="99"/>
+    <w:lsdException w:name="index 5" w:uiPriority="99"/>
+    <w:lsdException w:name="index 6" w:uiPriority="99"/>
+    <w:lsdException w:name="index 7" w:uiPriority="99"/>
+    <w:lsdException w:name="index 8" w:uiPriority="99"/>
+    <w:lsdException w:name="index 9" w:uiPriority="99"/>
+    <w:lsdException w:name="toc 1" w:uiPriority="39" w:semiHidden="0" w:qFormat="1"/>
+    <w:lsdException w:name="toc 2" w:uiPriority="39" w:semiHidden="0" w:qFormat="1"/>
+    <w:lsdException w:name="toc 3" w:uiPriority="39" w:semiHidden="0" w:qFormat="1"/>
+    <w:lsdException w:name="toc 4" w:uiPriority="39" w:semiHidden="0" w:qFormat="1"/>
+    <w:lsdException w:name="toc 5" w:uiPriority="39" w:semiHidden="0" w:qFormat="1"/>
+    <w:lsdException w:name="toc 6" w:uiPriority="39" w:semiHidden="0" w:qFormat="1"/>
+    <w:lsdException w:name="toc 7" w:uiPriority="39" w:semiHidden="0" w:qFormat="1"/>
+    <w:lsdException w:name="toc 8" w:uiPriority="39" w:semiHidden="0" w:qFormat="1"/>
+    <w:lsdException w:name="toc 9" w:uiPriority="39" w:semiHidden="0" w:qFormat="1"/>
+    <w:lsdException w:name="Normal Indent" w:uiPriority="99"/>
+    <w:lsdException w:name="footnote text" w:uiPriority="99" w:qFormat="1"/>
+    <w:lsdException w:name="annotation text" w:uiPriority="99"/>
+    <w:lsdException w:name="header" w:uiPriority="99" w:semiHidden="0" w:qFormat="1"/>
+    <w:lsdException w:name="footer" w:uiPriority="99" w:semiHidden="0" w:qFormat="1"/>
+    <w:lsdException w:name="index heading" w:uiPriority="99"/>
+    <w:lsdException w:name="caption" w:uiPriority="35" w:qFormat="1"/>
+    <w:lsdException w:name="table of figures" w:uiPriority="99" w:semiHidden="0" w:qFormat="1"/>
+    <w:lsdException w:name="envelope address" w:uiPriority="99"/>
+    <w:lsdException w:name="envelope return" w:uiPriority="99"/>
+    <w:lsdException w:name="footnote reference" w:uiPriority="99" w:semiHidden="0" w:qFormat="1"/>
+    <w:lsdException w:name="annotation reference" w:uiPriority="99"/>
+    <w:lsdException w:name="line number" w:uiPriority="0" w:unhideWhenUsed="0" w:qFormat="1"/>
+    <w:lsdException w:name="page number" w:uiPriority="99"/>
+    <w:lsdException w:name="endnote reference" w:uiPriority="99" w:qFormat="1"/>
+    <w:lsdException w:name="endnote text" w:uiPriority="99" w:qFormat="1"/>
+    <w:lsdException w:name="table of authorities" w:uiPriority="99"/>
+    <w:lsdException w:name="macro" w:uiPriority="99"/>
+    <w:lsdException w:name="toa heading" w:uiPriority="99"/>
+    <w:lsdException w:name="List" w:uiPriority="99"/>
+    <w:lsdException w:name="List Bullet" w:uiPriority="99"/>
+    <w:lsdException w:name="List Number" w:uiPriority="99"/>
+    <w:lsdException w:name="List 2" w:uiPriority="99"/>
+    <w:lsdException w:name="List 3" w:uiPriority="99"/>
+    <w:lsdException w:name="List 4" w:uiPriority="99"/>
+    <w:lsdException w:name="List 5" w:uiPriority="99"/>
+    <w:lsdException w:name="List Bullet 2" w:uiPriority="99"/>
+    <w:lsdException w:name="List Bullet 3" w:uiPriority="99"/>
+    <w:lsdException w:name="List Bullet 4" w:uiPriority="99"/>
+    <w:lsdException w:name="List Bullet 5" w:uiPriority="99"/>
+    <w:lsdException w:name="List Number 2" w:uiPriority="99"/>
+    <w:lsdException w:name="List Number 3" w:uiPriority="99"/>
+    <w:lsdException w:name="List Number 4" w:uiPriority="99"/>
+    <w:lsdException w:name="List Number 5" w:uiPriority="99"/>
+    <w:lsdException w:name="Title" w:uiPriority="10" w:semiHidden="0" w:unhideWhenUsed="0" w:qFormat="1"/>
+    <w:lsdException w:name="Closing" w:uiPriority="99"/>
+    <w:lsdException w:name="Signature" w:uiPriority="99"/>
+    <w:lsdException w:name="Default Paragraph Font" w:uiPriority="1" w:qFormat="1"/>
+    <w:lsdException w:name="Body Text" w:uiPriority="99"/>
+    <w:lsdException w:name="Body Text Indent" w:uiPriority="99"/>
+    <w:lsdException w:name="List Continue" w:uiPriority="99"/>
+    <w:lsdException w:name="List Continue 2" w:uiPriority="99"/>
+    <w:lsdException w:name="List Continue 3" w:uiPriority="99"/>
+    <w:lsdException w:name="List Continue 4" w:uiPriority="99"/>
+    <w:lsdException w:name="List Continue 5" w:uiPriority="99"/>
+    <w:lsdException w:name="Message Header" w:uiPriority="99"/>
+    <w:lsdException w:name="Subtitle" w:uiPriority="11" w:semiHidden="0" w:unhideWhenUsed="0" w:qFormat="1"/>
+    <w:lsdException w:name="Salutation" w:uiPriority="99"/>
+    <w:lsdException w:name="Date" w:uiPriority="99"/>
+    <w:lsdException w:name="Body Text First Indent" w:uiPriority="99"/>
+    <w:lsdException w:name="Body Text First Indent 2" w:uiPriority="99"/>
+    <w:lsdException w:name="Note Heading" w:uiPriority="99"/>
+    <w:lsdException w:name="Body Text 2" w:uiPriority="99"/>
+    <w:lsdException w:name="Body Text 3" w:uiPriority="99"/>
+    <w:lsdException w:name="Body Text Indent 2" w:uiPriority="99"/>
+    <w:lsdException w:name="Body Text Indent 3" w:uiPriority="99"/>
+    <w:lsdException w:name="Block Text" w:uiPriority="99"/>
+    <w:lsdException w:name="Hyperlink" w:uiPriority="0" w:semiHidden="0" w:unhideWhenUsed="0" w:qFormat="1"/>
+    <w:lsdException w:name="FollowedHyperlink" w:uiPriority="99"/>
+    <w:lsdException w:name="Strong" w:uiPriority="22" w:semiHidden="0" w:unhideWhenUsed="0" w:qFormat="1"/>
+    <w:lsdException w:name="Emphasis" w:uiPriority="20" w:semiHidden="0" w:unhideWhenUsed="0" w:qFormat="1"/>
+    <w:lsdException w:name="Document Map" w:uiPriority="99"/>
+    <w:lsdException w:name="Plain Text" w:uiPriority="99"/>
+    <w:lsdException w:name="E-mail Signature" w:uiPriority="99"/>
+    <w:lsdException w:name="Normal (Web)" w:uiPriority="99"/>
+    <w:lsdException w:name="HTML Acronym" w:uiPriority="99"/>
+    <w:lsdException w:name="HTML Address" w:uiPriority="99"/>
+    <w:lsdException w:name="HTML Cite" w:uiPriority="99"/>
+    <w:lsdException w:name="HTML Code" w:uiPriority="99"/>
+    <w:lsdException w:name="HTML Definition" w:uiPriority="99"/>
+    <w:lsdException w:name="HTML Keyboard" w:uiPriority="99"/>
+    <w:lsdException w:name="HTML Preformatted" w:uiPriority="99"/>
+    <w:lsdException w:name="HTML Sample" w:uiPriority="99"/>
+    <w:lsdException w:name="HTML Typewriter" w:uiPriority="99"/>
+    <w:lsdException w:name="HTML Variable" w:uiPriority="99"/>
+    <w:lsdException w:name="Normal Table" w:uiPriority="99" w:qFormat="1"/>
+    <w:lsdException w:name="annotation subject" w:uiPriority="99"/>
+    <w:lsdException w:name="Table Simple 1" w:uiPriority="0" w:semiHidden="0" w:unhideWhenUsed="0" w:qFormat="1"/>
+    <w:lsdException w:name="Table Simple 2" w:uiPriority="99"/>
+    <w:lsdException w:name="Table Simple 3" w:uiPriority="99"/>
+    <w:lsdException w:name="Table Classic 1" w:uiPriority="99"/>
+    <w:lsdException w:name="Table Classic 2" w:uiPriority="99"/>
+    <w:lsdException w:name="Table Classic 3" w:uiPriority="99"/>
+    <w:lsdException w:name="Table Classic 4" w:uiPriority="99"/>
+    <w:lsdException w:name="Table Colorful 1" w:uiPriority="99"/>
+    <w:lsdException w:name="Table Colorful 2" w:uiPriority="99"/>
+    <w:lsdException w:name="Table Colorful 3" w:uiPriority="99"/>
+    <w:lsdException w:name="Table Columns 1" w:uiPriority="99"/>
+    <w:lsdException w:name="Table Columns 2" w:uiPriority="99"/>
+    <w:lsdException w:name="Table Columns 3" w:uiPriority="99"/>
+    <w:lsdException w:name="Table Columns 4" w:uiPriority="99"/>
+    <w:lsdException w:name="Table Columns 5" w:uiPriority="99"/>
+    <w:lsdException w:name="Table Grid 1" w:uiPriority="99"/>
+    <w:lsdException w:name="Table Grid 2" w:uiPriority="99"/>
+    <w:lsdException w:name="Table Grid 3" w:uiPriority="99"/>
+    <w:lsdException w:name="Table Grid 4" w:uiPriority="99"/>
+    <w:lsdException w:name="Table Grid 5" w:uiPriority="99"/>
+    <w:lsdException w:name="Table Grid 6" w:uiPriority="99"/>
+    <w:lsdException w:name="Table Grid 7" w:uiPriority="99"/>
+    <w:lsdException w:name="Table Grid 8" w:uiPriority="99"/>
+    <w:lsdException w:name="Table List 1" w:uiPriority="99"/>
+    <w:lsdException w:name="Table List 2" w:uiPriority="99"/>
+    <w:lsdException w:name="Table List 3" w:uiPriority="99"/>
+    <w:lsdException w:name="Table List 4" w:uiPriority="99"/>
+    <w:lsdException w:name="Table List 5" w:uiPriority="99"/>
+    <w:lsdException w:name="Table List 6" w:uiPriority="99"/>
+    <w:lsdException w:name="Table List 7" w:uiPriority="99"/>
+    <w:lsdException w:name="Table List 8" w:uiPriority="99"/>
+    <w:lsdException w:name="Table 3D effects 1" w:uiPriority="99"/>
+    <w:lsdException w:name="Table 3D effects 2" w:uiPriority="99"/>
+    <w:lsdException w:name="Table 3D effects 3" w:uiPriority="99"/>
+    <w:lsdException w:name="Table Contemporary" w:uiPriority="99"/>
+    <w:lsdException w:name="Table Elegant" w:uiPriority="99"/>
+    <w:lsdException w:name="Table Professional" w:uiPriority="99"/>
+    <w:lsdException w:name="Table Subtle 1" w:uiPriority="99"/>
+    <w:lsdException w:name="Table Subtle 2" w:uiPriority="99"/>
+    <w:lsdException w:name="Table Web 1" w:uiPriority="99"/>
+    <w:lsdException w:name="Table Web 2" w:uiPriority="99"/>
+    <w:lsdException w:name="Table Web 3" w:uiPriority="99"/>
+    <w:lsdException w:name="Balloon Text" w:uiPriority="99"/>
+    <w:lsdException w:name="Table Grid" w:uiPriority="59" w:semiHidden="0" w:unhideWhenUsed="0" w:qFormat="1"/>
+    <w:lsdException w:name="Table Theme" w:uiPriority="99"/>
+    <w:lsdException w:name="No Spacing" w:uiPriority="1" w:semiHidden="0" w:unhideWhenUsed="0" w:qFormat="1"/>
+    <w:lsdException w:name="Light Shading" w:uiPriority="60" w:semiHidden="0" w:unhideWhenUsed="0"/>
+    <w:lsdException w:name="Light List" w:uiPriority="61" w:semiHidden="0" w:unhideWhenUsed="0"/>
+    <w:lsdException w:name="Light Grid" w:uiPriority="62" w:semiHidden="0" w:unhideWhenUsed="0"/>
+    <w:lsdException w:name="Medium Shading 1" w:uiPriority="63" w:semiHidden="0" w:unhideWhenUsed="0"/>
+    <w:lsdException w:name="Medium Shading 2" w:uiPriority="64" w:semiHidden="0" w:unhideWhenUsed="0"/>
+    <w:lsdException w:name="Medium List 1" w:uiPriority="65" w:semiHidden="0" w:unhideWhenUsed="0"/>
+    <w:lsdException w:name="Medium List 2" w:uiPriority="66" w:semiHidden="0" w:unhideWhenUsed="0"/>
+    <w:lsdException w:name="Medium Grid 1" w:uiPriority="67" w:semiHidden="0" w:unhideWhenUsed="0"/>
+    <w:lsdException w:name="Medium Grid 2" w:uiPriority="68" w:semiHidden="0" w:unhideWhenUsed="0"/>
+    <w:lsdException w:name="Medium Grid 3" w:uiPriority="69" w:semiHidden="0" w:unhideWhenUsed="0"/>
+    <w:lsdException w:name="Dark List" w:uiPriority="70" w:semiHidden="0" w:unhideWhenUsed="0"/>
+    <w:lsdException w:name="Colorful Shading" w:uiPriority="71" w:semiHidden="0" w:unhideWhenUsed="0"/>
+    <w:lsdException w:name="Colorful List" w:uiPriority="72" w:semiHidden="0" w:unhideWhenUsed="0"/>
+    <w:lsdException w:name="Colorful Grid" w:uiPriority="73" w:semiHidden="0" w:unhideWhenUsed="0"/>
+    <w:lsdException w:name="Light Shading Accent 1" w:uiPriority="60" w:semiHidden="0" w:unhideWhenUsed="0"/>
+    <w:lsdException w:name="Light List Accent 1" w:uiPriority="61" w:semiHidden="0" w:unhideWhenUsed="0"/>
+    <w:lsdException w:name="Light Grid Accent 1" w:uiPriority="62" w:semiHidden="0" w:unhideWhenUsed="0"/>
+    <w:lsdException w:name="Medium Shading 1 Accent 1" w:uiPriority="63" w:semiHidden="0" w:unhideWhenUsed="0"/>
+    <w:lsdException w:name="Medium Shading 2 Accent 1" w:uiPriority="64" w:semiHidden="0" w:unhideWhenUsed="0"/>
+    <w:lsdException w:name="Medium List 1 Accent 1" w:uiPriority="65" w:semiHidden="0" w:unhideWhenUsed="0"/>
+    <w:lsdException w:name="List Paragraph" w:uiPriority="34" w:semiHidden="0" w:unhideWhenUsed="0" w:qFormat="1"/>
+    <w:lsdException w:name="Quote" w:uiPriority="29" w:semiHidden="0" w:unhideWhenUsed="0" w:qFormat="1"/>
+    <w:lsdException w:name="Intense Quote" w:uiPriority="30" w:semiHidden="0" w:unhideWhenUsed="0" w:qFormat="1"/>
+    <w:lsdException w:name="Medium List 2 Accent 1" w:uiPriority="66" w:semiHidden="0" w:unhideWhenUsed="0"/>
+    <w:lsdException w:name="Medium Grid 1 Accent 1" w:uiPriority="67" w:semiHidden="0" w:unhideWhenUsed="0"/>
+    <w:lsdException w:name="Medium Grid 2 Accent 1" w:uiPriority="68" w:semiHidden="0" w:unhideWhenUsed="0"/>
+    <w:lsdException w:name="Medium Grid 3 Accent 1" w:uiPriority="69" w:semiHidden="0" w:unhideWhenUsed="0"/>
+    <w:lsdException w:name="Dark List Accent 1" w:uiPriority="70" w:semiHidden="0" w:unhideWhenUsed="0"/>
+    <w:lsdException w:name="Colorful Shading Accent 1" w:uiPriority="71" w:semiHidden="0" w:unhideWhenUsed="0"/>
+    <w:lsdException w:name="Colorful List Accent 1" w:uiPriority="72" w:semiHidden="0" w:unhideWhenUsed="0"/>
+    <w:lsdException w:name="Colorful Grid Accent 1" w:uiPriority="73" w:semiHidden="0" w:unhideWhenUsed="0"/>
+    <w:lsdException w:name="Light Shading Accent 2" w:uiPriority="60" w:semiHidden="0" w:unhideWhenUsed="0"/>
+    <w:lsdException w:name="Light List Accent 2" w:uiPriority="61" w:semiHidden="0" w:unhideWhenUsed="0"/>
+    <w:lsdException w:name="Light Grid Accent 2" w:uiPriority="62" w:semiHidden="0" w:unhideWhenUsed="0"/>
+    <w:lsdException w:name="Medium Shading 1 Accent 2" w:uiPriority="63" w:semiHidden="0" w:unhideWhenUsed="0"/>
+    <w:lsdException w:name="Medium Shading 2 Accent 2" w:uiPriority="64" w:semiHidden="0" w:unhideWhenUsed="0"/>
+    <w:lsdException w:name="Medium List 1 Accent 2" w:uiPriority="65" w:semiHidden="0" w:unhideWhenUsed="0"/>
+    <w:lsdException w:name="Medium List 2 Accent 2" w:uiPriority="66" w:semiHidden="0" w:unhideWhenUsed="0"/>
+    <w:lsdException w:name="Medium Grid 1 Accent 2" w:uiPriority="67" w:semiHidden="0" w:unhideWhenUsed="0"/>
+    <w:lsdException w:name="Medium Grid 2 Accent 2" w:uiPriority="68" w:semiHidden="0" w:unhideWhenUsed="0"/>
+    <w:lsdException w:name="Medium Grid 3 Accent 2" w:uiPriority="69" w:semiHidden="0" w:unhideWhenUsed="0"/>
+    <w:lsdException w:name="Dark List Accent 2" w:uiPriority="70" w:semiHidden="0" w:unhideWhenUsed="0"/>
+    <w:lsdException w:name="Colorful Shading Accent 2" w:uiPriority="71" w:semiHidden="0" w:unhideWhenUsed="0"/>
+    <w:lsdException w:name="Colorful List Accent 2" w:uiPriority="72" w:semiHidden="0" w:unhideWhenUsed="0"/>
+    <w:lsdException w:name="Colorful Grid Accent 2" w:uiPriority="73" w:semiHidden="0" w:unhideWhenUsed="0"/>
+    <w:lsdException w:name="Light Shading Accent 3" w:uiPriority="60" w:semiHidden="0" w:unhideWhenUsed="0"/>
+    <w:lsdException w:name="Light List Accent 3" w:uiPriority="61" w:semiHidden="0" w:unhideWhenUsed="0"/>
+    <w:lsdException w:name="Light Grid Accent 3" w:uiPriority="62" w:semiHidden="0" w:unhideWhenUsed="0"/>
+    <w:lsdException w:name="Medium Shading 1 Accent 3" w:uiPriority="63" w:semiHidden="0" w:unhideWhenUsed="0"/>
+    <w:lsdException w:name="Medium Shading 2 Accent 3" w:uiPriority="64" w:semiHidden="0" w:unhideWhenUsed="0"/>
+    <w:lsdException w:name="Medium List 1 Accent 3" w:uiPriority="65" w:semiHidden="0" w:unhideWhenUsed="0"/>
+    <w:lsdException w:name="Medium List 2 Accent 3" w:uiPriority="66" w:semiHidden="0" w:unhideWhenUsed="0"/>
+    <w:lsdException w:name="Medium Grid 1 Accent 3" w:uiPriority="67" w:semiHidden="0" w:unhideWhenUsed="0"/>
+    <w:lsdException w:name="Medium Grid 2 Accent 3" w:uiPriority="68" w:semiHidden="0" w:unhideWhenUsed="0"/>
+    <w:lsdException w:name="Medium Grid 3 Accent 3" w:uiPriority="69" w:semiHidden="0" w:unhideWhenUsed="0"/>
+    <w:lsdException w:name="Dark List Accent 3" w:uiPriority="70" w:semiHidden="0" w:unhideWhenUsed="0"/>
+    <w:lsdException w:name="Colorful Shading Accent 3" w:uiPriority="71" w:semiHidden="0" w:unhideWhenUsed="0"/>
+    <w:lsdException w:name="Colorful List Accent 3" w:uiPriority="72" w:semiHidden="0" w:unhideWhenUsed="0"/>
+    <w:lsdException w:name="Colorful Grid Accent 3" w:uiPriority="73" w:semiHidden="0" w:unhideWhenUsed="0"/>
+    <w:lsdException w:name="Light Shading Accent 4" w:uiPriority="60" w:semiHidden="0" w:unhideWhenUsed="0"/>
+    <w:lsdException w:name="Light List Accent 4" w:uiPriority="61" w:semiHidden="0" w:unhideWhenUsed="0"/>
+    <w:lsdException w:name="Light Grid Accent 4" w:uiPriority="62" w:semiHidden="0" w:unhideWhenUsed="0"/>
+    <w:lsdException w:name="Medium Shading 1 Accent 4" w:uiPriority="63" w:semiHidden="0" w:unhideWhenUsed="0"/>
+    <w:lsdException w:name="Medium Shading 2 Accent 4" w:uiPriority="64" w:semiHidden="0" w:unhideWhenUsed="0"/>
+    <w:lsdException w:name="Medium List 1 Accent 4" w:uiPriority="65" w:semiHidden="0" w:unhideWhenUsed="0"/>
+    <w:lsdException w:name="Medium List 2 Accent 4" w:uiPriority="66" w:semiHidden="0" w:unhideWhenUsed="0"/>
+    <w:lsdException w:name="Medium Grid 1 Accent 4" w:uiPriority="67" w:semiHidden="0" w:unhideWhenUsed="0"/>
+    <w:lsdException w:name="Medium Grid 2 Accent 4" w:uiPriority="68" w:semiHidden="0" w:unhideWhenUsed="0"/>
+    <w:lsdException w:name="Medium Grid 3 Accent 4" w:uiPriority="69" w:semiHidden="0" w:unhideWhenUsed="0"/>
+    <w:lsdException w:name="Dark List Accent 4" w:uiPriority="70" w:semiHidden="0" w:unhideWhenUsed="0"/>
+    <w:lsdException w:name="Colorful Shading Accent 4" w:uiPriority="71" w:semiHidden="0" w:unhideWhenUsed="0"/>
+    <w:lsdException w:name="Colorful List Accent 4" w:uiPriority="72" w:semiHidden="0" w:unhideWhenUsed="0"/>
+    <w:lsdException w:name="Colorful Grid Accent 4" w:uiPriority="73" w:semiHidden="0" w:unhideWhenUsed="0"/>
+    <w:lsdException w:name="Light Shading Accent 5" w:uiPriority="60" w:semiHidden="0" w:unhideWhenUsed="0"/>
+    <w:lsdException w:name="Light List Accent 5" w:uiPriority="61" w:semiHidden="0" w:unhideWhenUsed="0"/>
+    <w:lsdException w:name="Light Grid Accent 5" w:uiPriority="62" w:semiHidden="0" w:unhideWhenUsed="0"/>
+    <w:lsdException w:name="Medium Shading 1 Accent 5" w:uiPriority="63" w:semiHidden="0" w:unhideWhenUsed="0"/>
+    <w:lsdException w:name="Medium Shading 2 Accent 5" w:uiPriority="64" w:semiHidden="0" w:unhideWhenUsed="0"/>
+    <w:lsdException w:name="Medium List 1 Accent 5" w:uiPriority="65" w:semiHidden="0" w:unhideWhenUsed="0"/>
+    <w:lsdException w:name="Medium List 2 Accent 5" w:uiPriority="66" w:semiHidden="0" w:unhideWhenUsed="0"/>
+    <w:lsdException w:name="Medium Grid 1 Accent 5" w:uiPriority="67" w:semiHidden="0" w:unhideWhenUsed="0"/>
+    <w:lsdException w:name="Medium Grid 2 Accent 5" w:uiPriority="68" w:semiHidden="0" w:unhideWhenUsed="0"/>
+    <w:lsdException w:name="Medium Grid 3 Accent 5" w:uiPriority="69" w:semiHidden="0" w:unhideWhenUsed="0"/>
+    <w:lsdException w:name="Dark List Accent 5" w:uiPriority="70" w:semiHidden="0" w:unhideWhenUsed="0"/>
+    <w:lsdException w:name="Colorful Shading Accent 5" w:uiPriority="71" w:semiHidden="0" w:unhideWhenUsed="0"/>
+    <w:lsdException w:name="Colorful List Accent 5" w:uiPriority="72" w:semiHidden="0" w:unhideWhenUsed="0"/>
+    <w:lsdException w:name="Colorful Grid Accent 5" w:uiPriority="73" w:semiHidden="0" w:unhideWhenUsed="0"/>
+    <w:lsdException w:name="Light Shading Accent 6" w:uiPriority="60" w:semiHidden="0" w:unhideWhenUsed="0"/>
+    <w:lsdException w:name="Light List Accent 6" w:uiPriority="61" w:semiHidden="0" w:unhideWhenUsed="0"/>
+    <w:lsdException w:name="Light Grid Accent 6" w:uiPriority="62" w:semiHidden="0" w:unhideWhenUsed="0"/>
+    <w:lsdException w:name="Medium Shading 1 Accent 6" w:uiPriority="63" w:semiHidden="0" w:unhideWhenUsed="0"/>
+    <w:lsdException w:name="Medium Shading 2 Accent 6" w:uiPriority="64" w:semiHidden="0" w:unhideWhenUsed="0"/>
+    <w:lsdException w:name="Medium List 1 Accent 6" w:uiPriority="65" w:semiHidden="0" w:unhideWhenUsed="0"/>
+    <w:lsdException w:name="Medium List 2 Accent 6" w:uiPriority="66" w:semiHidden="0" w:unhideWhenUsed="0"/>
+    <w:lsdException w:name="Medium Grid 1 Accent 6" w:uiPriority="67" w:semiHidden="0" w:unhideWhenUsed="0"/>
+    <w:lsdException w:name="Medium Grid 2 Accent 6" w:uiPriority="68" w:semiHidden="0" w:unhideWhenUsed="0"/>
+    <w:lsdException w:name="Medium Grid 3 Accent 6" w:uiPriority="69" w:semiHidden="0" w:unhideWhenUsed="0"/>
+    <w:lsdException w:name="Dark List Accent 6" w:uiPriority="70" w:semiHidden="0" w:unhideWhenUsed="0"/>
+    <w:lsdException w:name="Colorful Shading Accent 6" w:uiPriority="71" w:semiHidden="0" w:unhideWhenUsed="0"/>
+    <w:lsdException w:name="Colorful List Accent 6" w:uiPriority="72" w:semiHidden="0" w:unhideWhenUsed="0"/>
+    <w:lsdException w:name="Colorful Grid Accent 6" w:uiPriority="73" w:semiHidden="0" w:unhideWhenUsed="0"/>
   </w:latentStyles>
-  <w:style w:type="paragraph" w:default="1" w:styleId="1">
+  <w:style w:type="paragraph" w:styleId="1" w:default="1">
     <w:name w:val="Normal"/>
     <w:qFormat/>
     <w:uiPriority w:val="0"/>
@@ -1390,14 +1385,14 @@
       <w:szCs w:val="21"/>
     </w:rPr>
   </w:style>
-  <w:style w:type="character" w:default="1" w:styleId="11">
+  <w:style w:type="character" w:styleId="11" w:default="1">
     <w:name w:val="Default Paragraph Font"/>
     <w:semiHidden/>
     <w:unhideWhenUsed/>
     <w:qFormat/>
     <w:uiPriority w:val="1"/>
   </w:style>
-  <w:style w:type="table" w:default="1" w:styleId="12">
+  <w:style w:type="table" w:styleId="12" w:default="1">
     <w:name w:val="Normal Table"/>
     <w:semiHidden/>
     <w:unhideWhenUsed/>
@@ -1725,7 +1720,7 @@
       <w:ind w:left="2268"/>
     </w:pPr>
   </w:style>
-  <w:style w:type="character" w:customStyle="1" w:styleId="36">
+  <w:style w:type="character" w:styleId="36" w:customStyle="1">
     <w:name w:val="Heading 1 Char"/>
     <w:basedOn w:val="11"/>
     <w:link w:val="2"/>
@@ -1737,7 +1732,7 @@
       <w:szCs w:val="40"/>
     </w:rPr>
   </w:style>
-  <w:style w:type="character" w:customStyle="1" w:styleId="37">
+  <w:style w:type="character" w:styleId="37" w:customStyle="1">
     <w:name w:val="Heading 2 Char"/>
     <w:basedOn w:val="11"/>
     <w:link w:val="3"/>
@@ -1748,7 +1743,7 @@
       <w:sz w:val="34"/>
     </w:rPr>
   </w:style>
-  <w:style w:type="character" w:customStyle="1" w:styleId="38">
+  <w:style w:type="character" w:styleId="38" w:customStyle="1">
     <w:name w:val="Heading 3 Char"/>
     <w:basedOn w:val="11"/>
     <w:link w:val="4"/>
@@ -1760,7 +1755,7 @@
       <w:szCs w:val="30"/>
     </w:rPr>
   </w:style>
-  <w:style w:type="character" w:customStyle="1" w:styleId="39">
+  <w:style w:type="character" w:styleId="39" w:customStyle="1">
     <w:name w:val="Heading 4 Char"/>
     <w:basedOn w:val="11"/>
     <w:link w:val="5"/>
@@ -1774,7 +1769,7 @@
       <w:szCs w:val="26"/>
     </w:rPr>
   </w:style>
-  <w:style w:type="character" w:customStyle="1" w:styleId="40">
+  <w:style w:type="character" w:styleId="40" w:customStyle="1">
     <w:name w:val="Heading 5 Char"/>
     <w:basedOn w:val="11"/>
     <w:link w:val="6"/>
@@ -1788,7 +1783,7 @@
       <w:szCs w:val="24"/>
     </w:rPr>
   </w:style>
-  <w:style w:type="character" w:customStyle="1" w:styleId="41">
+  <w:style w:type="character" w:styleId="41" w:customStyle="1">
     <w:name w:val="Heading 6 Char"/>
     <w:basedOn w:val="11"/>
     <w:link w:val="7"/>
@@ -1802,7 +1797,7 @@
       <w:szCs w:val="22"/>
     </w:rPr>
   </w:style>
-  <w:style w:type="character" w:customStyle="1" w:styleId="42">
+  <w:style w:type="character" w:styleId="42" w:customStyle="1">
     <w:name w:val="Heading 7 Char"/>
     <w:basedOn w:val="11"/>
     <w:link w:val="8"/>
@@ -1817,7 +1812,7 @@
       <w:szCs w:val="22"/>
     </w:rPr>
   </w:style>
-  <w:style w:type="character" w:customStyle="1" w:styleId="43">
+  <w:style w:type="character" w:styleId="43" w:customStyle="1">
     <w:name w:val="Heading 8 Char"/>
     <w:basedOn w:val="11"/>
     <w:link w:val="9"/>
@@ -1831,7 +1826,7 @@
       <w:szCs w:val="22"/>
     </w:rPr>
   </w:style>
-  <w:style w:type="character" w:customStyle="1" w:styleId="44">
+  <w:style w:type="character" w:styleId="44" w:customStyle="1">
     <w:name w:val="Heading 9 Char"/>
     <w:basedOn w:val="11"/>
     <w:link w:val="10"/>
@@ -1866,7 +1861,7 @@
       <w:lang w:val="en-US" w:eastAsia="en-US" w:bidi="ar-SA"/>
     </w:rPr>
   </w:style>
-  <w:style w:type="character" w:customStyle="1" w:styleId="47">
+  <w:style w:type="character" w:styleId="47" w:customStyle="1">
     <w:name w:val="Title Char"/>
     <w:basedOn w:val="11"/>
     <w:link w:val="26"/>
@@ -1877,7 +1872,7 @@
       <w:szCs w:val="48"/>
     </w:rPr>
   </w:style>
-  <w:style w:type="character" w:customStyle="1" w:styleId="48">
+  <w:style w:type="character" w:styleId="48" w:customStyle="1">
     <w:name w:val="Subtitle Char"/>
     <w:basedOn w:val="11"/>
     <w:link w:val="22"/>
@@ -1902,7 +1897,7 @@
       <w:i/>
     </w:rPr>
   </w:style>
-  <w:style w:type="character" w:customStyle="1" w:styleId="50">
+  <w:style w:type="character" w:styleId="50" w:customStyle="1">
     <w:name w:val="Quote Char"/>
     <w:link w:val="49"/>
     <w:qFormat/>
@@ -1932,7 +1927,7 @@
       <w:i/>
     </w:rPr>
   </w:style>
-  <w:style w:type="character" w:customStyle="1" w:styleId="52">
+  <w:style w:type="character" w:styleId="52" w:customStyle="1">
     <w:name w:val="Intense Quote Char"/>
     <w:link w:val="51"/>
     <w:uiPriority w:val="30"/>
@@ -1940,11 +1935,11 @@
       <w:i/>
     </w:rPr>
   </w:style>
-  <w:style w:type="character" w:customStyle="1" w:styleId="53">
+  <w:style w:type="character" w:styleId="53" w:customStyle="1">
     <w:name w:val="Caption Char"/>
     <w:uiPriority w:val="99"/>
   </w:style>
-  <w:style w:type="table" w:customStyle="1" w:styleId="54">
+  <w:style w:type="table" w:styleId="54" w:customStyle="1">
     <w:name w:val="Grid Table Light"/>
     <w:basedOn w:val="12"/>
     <w:uiPriority w:val="59"/>
@@ -1959,7 +1954,7 @@
       </w:tblBorders>
     </w:tblPr>
   </w:style>
-  <w:style w:type="table" w:customStyle="1" w:styleId="55">
+  <w:style w:type="table" w:styleId="55" w:customStyle="1">
     <w:name w:val="Plain Table 1"/>
     <w:basedOn w:val="12"/>
     <w:uiPriority w:val="59"/>
@@ -2016,7 +2011,7 @@
       </w:tcPr>
     </w:tblStylePr>
   </w:style>
-  <w:style w:type="table" w:customStyle="1" w:styleId="56">
+  <w:style w:type="table" w:styleId="56" w:customStyle="1">
     <w:name w:val="Plain Table 2"/>
     <w:basedOn w:val="12"/>
     <w:qFormat/>
@@ -2092,7 +2087,7 @@
       </w:tcPr>
     </w:tblStylePr>
   </w:style>
-  <w:style w:type="table" w:customStyle="1" w:styleId="57">
+  <w:style w:type="table" w:styleId="57" w:customStyle="1">
     <w:name w:val="Plain Table 3"/>
     <w:basedOn w:val="12"/>
     <w:qFormat/>
@@ -2162,7 +2157,7 @@
       </w:tcPr>
     </w:tblStylePr>
   </w:style>
-  <w:style w:type="table" w:customStyle="1" w:styleId="58">
+  <w:style w:type="table" w:styleId="58" w:customStyle="1">
     <w:name w:val="Plain Table 4"/>
     <w:basedOn w:val="12"/>
     <w:qFormat/>
@@ -2212,7 +2207,7 @@
       </w:tcPr>
     </w:tblStylePr>
   </w:style>
-  <w:style w:type="table" w:customStyle="1" w:styleId="59">
+  <w:style w:type="table" w:styleId="59" w:customStyle="1">
     <w:name w:val="Plain Table 5"/>
     <w:basedOn w:val="12"/>
     <w:qFormat/>
@@ -2293,7 +2288,7 @@
       </w:tcPr>
     </w:tblStylePr>
   </w:style>
-  <w:style w:type="table" w:customStyle="1" w:styleId="60">
+  <w:style w:type="table" w:styleId="60" w:customStyle="1">
     <w:name w:val="Grid Table 1 Light"/>
     <w:basedOn w:val="12"/>
     <w:qFormat/>
@@ -2353,7 +2348,7 @@
       </w:tcPr>
     </w:tblStylePr>
   </w:style>
-  <w:style w:type="table" w:customStyle="1" w:styleId="61">
+  <w:style w:type="table" w:styleId="61" w:customStyle="1">
     <w:name w:val="Grid Table 1 Light Accent 1"/>
     <w:basedOn w:val="12"/>
     <w:qFormat/>
@@ -2413,7 +2408,7 @@
       </w:tcPr>
     </w:tblStylePr>
   </w:style>
-  <w:style w:type="table" w:customStyle="1" w:styleId="62">
+  <w:style w:type="table" w:styleId="62" w:customStyle="1">
     <w:name w:val="Grid Table 1 Light Accent 2"/>
     <w:basedOn w:val="12"/>
     <w:qFormat/>
@@ -2473,7 +2468,7 @@
       </w:tcPr>
     </w:tblStylePr>
   </w:style>
-  <w:style w:type="table" w:customStyle="1" w:styleId="63">
+  <w:style w:type="table" w:styleId="63" w:customStyle="1">
     <w:name w:val="Grid Table 1 Light Accent 3"/>
     <w:basedOn w:val="12"/>
     <w:qFormat/>
@@ -2533,7 +2528,7 @@
       </w:tcPr>
     </w:tblStylePr>
   </w:style>
-  <w:style w:type="table" w:customStyle="1" w:styleId="64">
+  <w:style w:type="table" w:styleId="64" w:customStyle="1">
     <w:name w:val="Grid Table 1 Light Accent 4"/>
     <w:basedOn w:val="12"/>
     <w:qFormat/>
@@ -2593,7 +2588,7 @@
       </w:tcPr>
     </w:tblStylePr>
   </w:style>
-  <w:style w:type="table" w:customStyle="1" w:styleId="65">
+  <w:style w:type="table" w:styleId="65" w:customStyle="1">
     <w:name w:val="Grid Table 1 Light Accent 5"/>
     <w:basedOn w:val="12"/>
     <w:qFormat/>
@@ -2653,7 +2648,7 @@
       </w:tcPr>
     </w:tblStylePr>
   </w:style>
-  <w:style w:type="table" w:customStyle="1" w:styleId="66">
+  <w:style w:type="table" w:styleId="66" w:customStyle="1">
     <w:name w:val="Grid Table 1 Light Accent 6"/>
     <w:basedOn w:val="12"/>
     <w:qFormat/>
@@ -2713,7 +2708,7 @@
       </w:tcPr>
     </w:tblStylePr>
   </w:style>
-  <w:style w:type="table" w:customStyle="1" w:styleId="67">
+  <w:style w:type="table" w:styleId="67" w:customStyle="1">
     <w:name w:val="Grid Table 2"/>
     <w:basedOn w:val="12"/>
     <w:qFormat/>
@@ -2788,7 +2783,7 @@
       </w:tcPr>
     </w:tblStylePr>
   </w:style>
-  <w:style w:type="table" w:customStyle="1" w:styleId="68">
+  <w:style w:type="table" w:styleId="68" w:customStyle="1">
     <w:name w:val="Grid Table 2 Accent 1"/>
     <w:basedOn w:val="12"/>
     <w:qFormat/>
@@ -2863,7 +2858,7 @@
       </w:tcPr>
     </w:tblStylePr>
   </w:style>
-  <w:style w:type="table" w:customStyle="1" w:styleId="69">
+  <w:style w:type="table" w:styleId="69" w:customStyle="1">
     <w:name w:val="Grid Table 2 Accent 2"/>
     <w:basedOn w:val="12"/>
     <w:qFormat/>
@@ -2938,7 +2933,7 @@
       </w:tcPr>
     </w:tblStylePr>
   </w:style>
-  <w:style w:type="table" w:customStyle="1" w:styleId="70">
+  <w:style w:type="table" w:styleId="70" w:customStyle="1">
     <w:name w:val="Grid Table 2 Accent 3"/>
     <w:basedOn w:val="12"/>
     <w:qFormat/>
@@ -3013,7 +3008,7 @@
       </w:tcPr>
     </w:tblStylePr>
   </w:style>
-  <w:style w:type="table" w:customStyle="1" w:styleId="71">
+  <w:style w:type="table" w:styleId="71" w:customStyle="1">
     <w:name w:val="Grid Table 2 Accent 4"/>
     <w:basedOn w:val="12"/>
     <w:qFormat/>
@@ -3088,7 +3083,7 @@
       </w:tcPr>
     </w:tblStylePr>
   </w:style>
-  <w:style w:type="table" w:customStyle="1" w:styleId="72">
+  <w:style w:type="table" w:styleId="72" w:customStyle="1">
     <w:name w:val="Grid Table 2 Accent 5"/>
     <w:basedOn w:val="12"/>
     <w:qFormat/>
@@ -3163,7 +3158,7 @@
       </w:tcPr>
     </w:tblStylePr>
   </w:style>
-  <w:style w:type="table" w:customStyle="1" w:styleId="73">
+  <w:style w:type="table" w:styleId="73" w:customStyle="1">
     <w:name w:val="Grid Table 2 Accent 6"/>
     <w:basedOn w:val="12"/>
     <w:qFormat/>
@@ -3238,7 +3233,7 @@
       </w:tcPr>
     </w:tblStylePr>
   </w:style>
-  <w:style w:type="table" w:customStyle="1" w:styleId="74">
+  <w:style w:type="table" w:styleId="74" w:customStyle="1">
     <w:name w:val="Grid Table 3"/>
     <w:basedOn w:val="12"/>
     <w:qFormat/>
@@ -3334,7 +3329,7 @@
       </w:tcPr>
     </w:tblStylePr>
   </w:style>
-  <w:style w:type="table" w:customStyle="1" w:styleId="75">
+  <w:style w:type="table" w:styleId="75" w:customStyle="1">
     <w:name w:val="Grid Table 3 Accent 1"/>
     <w:basedOn w:val="12"/>
     <w:qFormat/>
@@ -3430,7 +3425,7 @@
       </w:tcPr>
     </w:tblStylePr>
   </w:style>
-  <w:style w:type="table" w:customStyle="1" w:styleId="76">
+  <w:style w:type="table" w:styleId="76" w:customStyle="1">
     <w:name w:val="Grid Table 3 Accent 2"/>
     <w:basedOn w:val="12"/>
     <w:qFormat/>
@@ -3526,7 +3521,7 @@
       </w:tcPr>
     </w:tblStylePr>
   </w:style>
-  <w:style w:type="table" w:customStyle="1" w:styleId="77">
+  <w:style w:type="table" w:styleId="77" w:customStyle="1">
     <w:name w:val="Grid Table 3 Accent 3"/>
     <w:basedOn w:val="12"/>
     <w:qFormat/>
@@ -3622,7 +3617,7 @@
       </w:tcPr>
     </w:tblStylePr>
   </w:style>
-  <w:style w:type="table" w:customStyle="1" w:styleId="78">
+  <w:style w:type="table" w:styleId="78" w:customStyle="1">
     <w:name w:val="Grid Table 3 Accent 4"/>
     <w:basedOn w:val="12"/>
     <w:uiPriority w:val="99"/>
@@ -3717,7 +3712,7 @@
       </w:tcPr>
     </w:tblStylePr>
   </w:style>
-  <w:style w:type="table" w:customStyle="1" w:styleId="79">
+  <w:style w:type="table" w:styleId="79" w:customStyle="1">
     <w:name w:val="Grid Table 3 Accent 5"/>
     <w:basedOn w:val="12"/>
     <w:uiPriority w:val="99"/>
@@ -3812,7 +3807,7 @@
       </w:tcPr>
     </w:tblStylePr>
   </w:style>
-  <w:style w:type="table" w:customStyle="1" w:styleId="80">
+  <w:style w:type="table" w:styleId="80" w:customStyle="1">
     <w:name w:val="Grid Table 3 Accent 6"/>
     <w:basedOn w:val="12"/>
     <w:uiPriority w:val="99"/>
@@ -3907,7 +3902,7 @@
       </w:tcPr>
     </w:tblStylePr>
   </w:style>
-  <w:style w:type="table" w:customStyle="1" w:styleId="81">
+  <w:style w:type="table" w:styleId="81" w:customStyle="1">
     <w:name w:val="Grid Table 4"/>
     <w:basedOn w:val="12"/>
     <w:uiPriority w:val="59"/>
@@ -3982,7 +3977,7 @@
       </w:tcPr>
     </w:tblStylePr>
   </w:style>
-  <w:style w:type="table" w:customStyle="1" w:styleId="82">
+  <w:style w:type="table" w:styleId="82" w:customStyle="1">
     <w:name w:val="Grid Table 4 Accent 1"/>
     <w:basedOn w:val="12"/>
     <w:qFormat/>
@@ -4058,7 +4053,7 @@
       </w:tcPr>
     </w:tblStylePr>
   </w:style>
-  <w:style w:type="table" w:customStyle="1" w:styleId="83">
+  <w:style w:type="table" w:styleId="83" w:customStyle="1">
     <w:name w:val="Grid Table 4 Accent 2"/>
     <w:basedOn w:val="12"/>
     <w:qFormat/>
@@ -4134,7 +4129,7 @@
       </w:tcPr>
     </w:tblStylePr>
   </w:style>
-  <w:style w:type="table" w:customStyle="1" w:styleId="84">
+  <w:style w:type="table" w:styleId="84" w:customStyle="1">
     <w:name w:val="Grid Table 4 Accent 3"/>
     <w:basedOn w:val="12"/>
     <w:qFormat/>
@@ -4210,7 +4205,7 @@
       </w:tcPr>
     </w:tblStylePr>
   </w:style>
-  <w:style w:type="table" w:customStyle="1" w:styleId="85">
+  <w:style w:type="table" w:styleId="85" w:customStyle="1">
     <w:name w:val="Grid Table 4 Accent 4"/>
     <w:basedOn w:val="12"/>
     <w:qFormat/>
@@ -4286,7 +4281,7 @@
       </w:tcPr>
     </w:tblStylePr>
   </w:style>
-  <w:style w:type="table" w:customStyle="1" w:styleId="86">
+  <w:style w:type="table" w:styleId="86" w:customStyle="1">
     <w:name w:val="Grid Table 4 Accent 5"/>
     <w:basedOn w:val="12"/>
     <w:qFormat/>
@@ -4362,7 +4357,7 @@
       </w:tcPr>
     </w:tblStylePr>
   </w:style>
-  <w:style w:type="table" w:customStyle="1" w:styleId="87">
+  <w:style w:type="table" w:styleId="87" w:customStyle="1">
     <w:name w:val="Grid Table 4 Accent 6"/>
     <w:basedOn w:val="12"/>
     <w:qFormat/>
@@ -4438,7 +4433,7 @@
       </w:tcPr>
     </w:tblStylePr>
   </w:style>
-  <w:style w:type="table" w:customStyle="1" w:styleId="88">
+  <w:style w:type="table" w:styleId="88" w:customStyle="1">
     <w:name w:val="Grid Table 5 Dark"/>
     <w:basedOn w:val="12"/>
     <w:uiPriority w:val="99"/>
@@ -4510,7 +4505,7 @@
       </w:tcPr>
     </w:tblStylePr>
   </w:style>
-  <w:style w:type="table" w:customStyle="1" w:styleId="89">
+  <w:style w:type="table" w:styleId="89" w:customStyle="1">
     <w:name w:val="Grid Table 5 Dark- Accent 1"/>
     <w:basedOn w:val="12"/>
     <w:qFormat/>
@@ -4583,7 +4578,7 @@
       </w:tcPr>
     </w:tblStylePr>
   </w:style>
-  <w:style w:type="table" w:customStyle="1" w:styleId="90">
+  <w:style w:type="table" w:styleId="90" w:customStyle="1">
     <w:name w:val="Grid Table 5 Dark Accent 2"/>
     <w:basedOn w:val="12"/>
     <w:qFormat/>
@@ -4656,7 +4651,7 @@
       </w:tcPr>
     </w:tblStylePr>
   </w:style>
-  <w:style w:type="table" w:customStyle="1" w:styleId="91">
+  <w:style w:type="table" w:styleId="91" w:customStyle="1">
     <w:name w:val="Grid Table 5 Dark Accent 3"/>
     <w:basedOn w:val="12"/>
     <w:qFormat/>
@@ -4729,7 +4724,7 @@
       </w:tcPr>
     </w:tblStylePr>
   </w:style>
-  <w:style w:type="table" w:customStyle="1" w:styleId="92">
+  <w:style w:type="table" w:styleId="92" w:customStyle="1">
     <w:name w:val="Grid Table 5 Dark- Accent 4"/>
     <w:basedOn w:val="12"/>
     <w:qFormat/>
@@ -4802,7 +4797,7 @@
       </w:tcPr>
     </w:tblStylePr>
   </w:style>
-  <w:style w:type="table" w:customStyle="1" w:styleId="93">
+  <w:style w:type="table" w:styleId="93" w:customStyle="1">
     <w:name w:val="Grid Table 5 Dark Accent 5"/>
     <w:basedOn w:val="12"/>
     <w:qFormat/>
@@ -4875,7 +4870,7 @@
       </w:tcPr>
     </w:tblStylePr>
   </w:style>
-  <w:style w:type="table" w:customStyle="1" w:styleId="94">
+  <w:style w:type="table" w:styleId="94" w:customStyle="1">
     <w:name w:val="Grid Table 5 Dark Accent 6"/>
     <w:basedOn w:val="12"/>
     <w:qFormat/>
@@ -4948,7 +4943,7 @@
       </w:tcPr>
     </w:tblStylePr>
   </w:style>
-  <w:style w:type="table" w:customStyle="1" w:styleId="95">
+  <w:style w:type="table" w:styleId="95" w:customStyle="1">
     <w:name w:val="Grid Table 6 Colorful"/>
     <w:basedOn w:val="12"/>
     <w:qFormat/>
@@ -5063,7 +5058,7 @@
       </w:rPr>
     </w:tblStylePr>
   </w:style>
-  <w:style w:type="table" w:customStyle="1" w:styleId="96">
+  <w:style w:type="table" w:styleId="96" w:customStyle="1">
     <w:name w:val="Grid Table 6 Colorful Accent 1"/>
     <w:basedOn w:val="12"/>
     <w:uiPriority w:val="99"/>
@@ -5177,7 +5172,7 @@
       </w:rPr>
     </w:tblStylePr>
   </w:style>
-  <w:style w:type="table" w:customStyle="1" w:styleId="97">
+  <w:style w:type="table" w:styleId="97" w:customStyle="1">
     <w:name w:val="Grid Table 6 Colorful Accent 2"/>
     <w:basedOn w:val="12"/>
     <w:uiPriority w:val="99"/>
@@ -5291,7 +5286,7 @@
       </w:rPr>
     </w:tblStylePr>
   </w:style>
-  <w:style w:type="table" w:customStyle="1" w:styleId="98">
+  <w:style w:type="table" w:styleId="98" w:customStyle="1">
     <w:name w:val="Grid Table 6 Colorful Accent 3"/>
     <w:basedOn w:val="12"/>
     <w:qFormat/>
@@ -5406,7 +5401,7 @@
       </w:rPr>
     </w:tblStylePr>
   </w:style>
-  <w:style w:type="table" w:customStyle="1" w:styleId="99">
+  <w:style w:type="table" w:styleId="99" w:customStyle="1">
     <w:name w:val="Grid Table 6 Colorful Accent 4"/>
     <w:basedOn w:val="12"/>
     <w:qFormat/>
@@ -5521,7 +5516,7 @@
       </w:rPr>
     </w:tblStylePr>
   </w:style>
-  <w:style w:type="table" w:customStyle="1" w:styleId="100">
+  <w:style w:type="table" w:styleId="100" w:customStyle="1">
     <w:name w:val="Grid Table 6 Colorful Accent 5"/>
     <w:basedOn w:val="12"/>
     <w:qFormat/>
@@ -5588,7 +5583,7 @@
       </w:rPr>
     </w:tblStylePr>
   </w:style>
-  <w:style w:type="table" w:customStyle="1" w:styleId="101">
+  <w:style w:type="table" w:styleId="101" w:customStyle="1">
     <w:name w:val="Grid Table 6 Colorful Accent 6"/>
     <w:basedOn w:val="12"/>
     <w:qFormat/>
@@ -5655,7 +5650,7 @@
       </w:rPr>
     </w:tblStylePr>
   </w:style>
-  <w:style w:type="table" w:customStyle="1" w:styleId="102">
+  <w:style w:type="table" w:styleId="102" w:customStyle="1">
     <w:name w:val="Grid Table 7 Colorful"/>
     <w:basedOn w:val="12"/>
     <w:uiPriority w:val="99"/>
@@ -5809,7 +5804,7 @@
       </w:rPr>
     </w:tblStylePr>
   </w:style>
-  <w:style w:type="table" w:customStyle="1" w:styleId="103">
+  <w:style w:type="table" w:styleId="103" w:customStyle="1">
     <w:name w:val="Grid Table 7 Colorful Accent 1"/>
     <w:basedOn w:val="12"/>
     <w:qFormat/>
@@ -5964,7 +5959,7 @@
       </w:rPr>
     </w:tblStylePr>
   </w:style>
-  <w:style w:type="table" w:customStyle="1" w:styleId="104">
+  <w:style w:type="table" w:styleId="104" w:customStyle="1">
     <w:name w:val="Grid Table 7 Colorful Accent 2"/>
     <w:basedOn w:val="12"/>
     <w:qFormat/>
@@ -6119,7 +6114,7 @@
       </w:rPr>
     </w:tblStylePr>
   </w:style>
-  <w:style w:type="table" w:customStyle="1" w:styleId="105">
+  <w:style w:type="table" w:styleId="105" w:customStyle="1">
     <w:name w:val="Grid Table 7 Colorful Accent 3"/>
     <w:basedOn w:val="12"/>
     <w:qFormat/>
@@ -6274,7 +6269,7 @@
       </w:rPr>
     </w:tblStylePr>
   </w:style>
-  <w:style w:type="table" w:customStyle="1" w:styleId="106">
+  <w:style w:type="table" w:styleId="106" w:customStyle="1">
     <w:name w:val="Grid Table 7 Colorful Accent 4"/>
     <w:basedOn w:val="12"/>
     <w:qFormat/>
@@ -6429,7 +6424,7 @@
       </w:rPr>
     </w:tblStylePr>
   </w:style>
-  <w:style w:type="table" w:customStyle="1" w:styleId="107">
+  <w:style w:type="table" w:styleId="107" w:customStyle="1">
     <w:name w:val="Grid Table 7 Colorful Accent 5"/>
     <w:basedOn w:val="12"/>
     <w:qFormat/>
@@ -6536,7 +6531,7 @@
       </w:rPr>
     </w:tblStylePr>
   </w:style>
-  <w:style w:type="table" w:customStyle="1" w:styleId="108">
+  <w:style w:type="table" w:styleId="108" w:customStyle="1">
     <w:name w:val="Grid Table 7 Colorful Accent 6"/>
     <w:basedOn w:val="12"/>
     <w:qFormat/>
@@ -6643,7 +6638,7 @@
       </w:rPr>
     </w:tblStylePr>
   </w:style>
-  <w:style w:type="table" w:customStyle="1" w:styleId="109">
+  <w:style w:type="table" w:styleId="109" w:customStyle="1">
     <w:name w:val="List Table 1 Light"/>
     <w:basedOn w:val="12"/>
     <w:qFormat/>
@@ -6699,7 +6694,7 @@
       </w:tcPr>
     </w:tblStylePr>
   </w:style>
-  <w:style w:type="table" w:customStyle="1" w:styleId="110">
+  <w:style w:type="table" w:styleId="110" w:customStyle="1">
     <w:name w:val="List Table 1 Light Accent 1"/>
     <w:basedOn w:val="12"/>
     <w:qFormat/>
@@ -6755,7 +6750,7 @@
       </w:tcPr>
     </w:tblStylePr>
   </w:style>
-  <w:style w:type="table" w:customStyle="1" w:styleId="111">
+  <w:style w:type="table" w:styleId="111" w:customStyle="1">
     <w:name w:val="List Table 1 Light Accent 2"/>
     <w:basedOn w:val="12"/>
     <w:qFormat/>
@@ -6811,7 +6806,7 @@
       </w:tcPr>
     </w:tblStylePr>
   </w:style>
-  <w:style w:type="table" w:customStyle="1" w:styleId="112">
+  <w:style w:type="table" w:styleId="112" w:customStyle="1">
     <w:name w:val="List Table 1 Light Accent 3"/>
     <w:basedOn w:val="12"/>
     <w:qFormat/>
@@ -6867,7 +6862,7 @@
       </w:tcPr>
     </w:tblStylePr>
   </w:style>
-  <w:style w:type="table" w:customStyle="1" w:styleId="113">
+  <w:style w:type="table" w:styleId="113" w:customStyle="1">
     <w:name w:val="List Table 1 Light Accent 4"/>
     <w:basedOn w:val="12"/>
     <w:qFormat/>
@@ -6923,7 +6918,7 @@
       </w:tcPr>
     </w:tblStylePr>
   </w:style>
-  <w:style w:type="table" w:customStyle="1" w:styleId="114">
+  <w:style w:type="table" w:styleId="114" w:customStyle="1">
     <w:name w:val="List Table 1 Light Accent 5"/>
     <w:basedOn w:val="12"/>
     <w:qFormat/>
@@ -6979,7 +6974,7 @@
       </w:tcPr>
     </w:tblStylePr>
   </w:style>
-  <w:style w:type="table" w:customStyle="1" w:styleId="115">
+  <w:style w:type="table" w:styleId="115" w:customStyle="1">
     <w:name w:val="List Table 1 Light Accent 6"/>
     <w:basedOn w:val="12"/>
     <w:qFormat/>
@@ -7035,7 +7030,7 @@
       </w:tcPr>
     </w:tblStylePr>
   </w:style>
-  <w:style w:type="table" w:customStyle="1" w:styleId="116">
+  <w:style w:type="table" w:styleId="116" w:customStyle="1">
     <w:name w:val="List Table 2"/>
     <w:basedOn w:val="12"/>
     <w:qFormat/>
@@ -7116,7 +7111,7 @@
       </w:tcPr>
     </w:tblStylePr>
   </w:style>
-  <w:style w:type="table" w:customStyle="1" w:styleId="117">
+  <w:style w:type="table" w:styleId="117" w:customStyle="1">
     <w:name w:val="List Table 2 Accent 1"/>
     <w:basedOn w:val="12"/>
     <w:qFormat/>
@@ -7197,7 +7192,7 @@
       </w:tcPr>
     </w:tblStylePr>
   </w:style>
-  <w:style w:type="table" w:customStyle="1" w:styleId="118">
+  <w:style w:type="table" w:styleId="118" w:customStyle="1">
     <w:name w:val="List Table 2 Accent 2"/>
     <w:basedOn w:val="12"/>
     <w:uiPriority w:val="99"/>
@@ -7277,7 +7272,7 @@
       </w:tcPr>
     </w:tblStylePr>
   </w:style>
-  <w:style w:type="table" w:customStyle="1" w:styleId="119">
+  <w:style w:type="table" w:styleId="119" w:customStyle="1">
     <w:name w:val="List Table 2 Accent 3"/>
     <w:basedOn w:val="12"/>
     <w:uiPriority w:val="99"/>
@@ -7357,7 +7352,7 @@
       </w:tcPr>
     </w:tblStylePr>
   </w:style>
-  <w:style w:type="table" w:customStyle="1" w:styleId="120">
+  <w:style w:type="table" w:styleId="120" w:customStyle="1">
     <w:name w:val="List Table 2 Accent 4"/>
     <w:basedOn w:val="12"/>
     <w:uiPriority w:val="99"/>
@@ -7437,7 +7432,7 @@
       </w:tcPr>
     </w:tblStylePr>
   </w:style>
-  <w:style w:type="table" w:customStyle="1" w:styleId="121">
+  <w:style w:type="table" w:styleId="121" w:customStyle="1">
     <w:name w:val="List Table 2 Accent 5"/>
     <w:basedOn w:val="12"/>
     <w:uiPriority w:val="99"/>
@@ -7517,7 +7512,7 @@
       </w:tcPr>
     </w:tblStylePr>
   </w:style>
-  <w:style w:type="table" w:customStyle="1" w:styleId="122">
+  <w:style w:type="table" w:styleId="122" w:customStyle="1">
     <w:name w:val="List Table 2 Accent 6"/>
     <w:basedOn w:val="12"/>
     <w:uiPriority w:val="99"/>
@@ -7597,7 +7592,7 @@
       </w:tcPr>
     </w:tblStylePr>
   </w:style>
-  <w:style w:type="table" w:customStyle="1" w:styleId="123">
+  <w:style w:type="table" w:styleId="123" w:customStyle="1">
     <w:name w:val="List Table 3"/>
     <w:basedOn w:val="12"/>
     <w:uiPriority w:val="99"/>
@@ -7665,7 +7660,7 @@
       </w:tcPr>
     </w:tblStylePr>
   </w:style>
-  <w:style w:type="table" w:customStyle="1" w:styleId="124">
+  <w:style w:type="table" w:styleId="124" w:customStyle="1">
     <w:name w:val="List Table 3 Accent 1"/>
     <w:basedOn w:val="12"/>
     <w:qFormat/>
@@ -7734,7 +7729,7 @@
       </w:tcPr>
     </w:tblStylePr>
   </w:style>
-  <w:style w:type="table" w:customStyle="1" w:styleId="125">
+  <w:style w:type="table" w:styleId="125" w:customStyle="1">
     <w:name w:val="List Table 3 Accent 2"/>
     <w:basedOn w:val="12"/>
     <w:qFormat/>
@@ -7803,7 +7798,7 @@
       </w:tcPr>
     </w:tblStylePr>
   </w:style>
-  <w:style w:type="table" w:customStyle="1" w:styleId="126">
+  <w:style w:type="table" w:styleId="126" w:customStyle="1">
     <w:name w:val="List Table 3 Accent 3"/>
     <w:basedOn w:val="12"/>
     <w:qFormat/>
@@ -7872,7 +7867,7 @@
       </w:tcPr>
     </w:tblStylePr>
   </w:style>
-  <w:style w:type="table" w:customStyle="1" w:styleId="127">
+  <w:style w:type="table" w:styleId="127" w:customStyle="1">
     <w:name w:val="List Table 3 Accent 4"/>
     <w:basedOn w:val="12"/>
     <w:qFormat/>
@@ -7941,7 +7936,7 @@
       </w:tcPr>
     </w:tblStylePr>
   </w:style>
-  <w:style w:type="table" w:customStyle="1" w:styleId="128">
+  <w:style w:type="table" w:styleId="128" w:customStyle="1">
     <w:name w:val="List Table 3 Accent 5"/>
     <w:basedOn w:val="12"/>
     <w:qFormat/>
@@ -8010,7 +8005,7 @@
       </w:tcPr>
     </w:tblStylePr>
   </w:style>
-  <w:style w:type="table" w:customStyle="1" w:styleId="129">
+  <w:style w:type="table" w:styleId="129" w:customStyle="1">
     <w:name w:val="List Table 3 Accent 6"/>
     <w:basedOn w:val="12"/>
     <w:qFormat/>
@@ -8079,7 +8074,7 @@
       </w:tcPr>
     </w:tblStylePr>
   </w:style>
-  <w:style w:type="table" w:customStyle="1" w:styleId="130">
+  <w:style w:type="table" w:styleId="130" w:customStyle="1">
     <w:name w:val="List Table 4"/>
     <w:basedOn w:val="12"/>
     <w:qFormat/>
@@ -8143,7 +8138,7 @@
       </w:tcPr>
     </w:tblStylePr>
   </w:style>
-  <w:style w:type="table" w:customStyle="1" w:styleId="131">
+  <w:style w:type="table" w:styleId="131" w:customStyle="1">
     <w:name w:val="List Table 4 Accent 1"/>
     <w:basedOn w:val="12"/>
     <w:qFormat/>
@@ -8207,7 +8202,7 @@
       </w:tcPr>
     </w:tblStylePr>
   </w:style>
-  <w:style w:type="table" w:customStyle="1" w:styleId="132">
+  <w:style w:type="table" w:styleId="132" w:customStyle="1">
     <w:name w:val="List Table 4 Accent 2"/>
     <w:basedOn w:val="12"/>
     <w:qFormat/>
@@ -8271,7 +8266,7 @@
       </w:tcPr>
     </w:tblStylePr>
   </w:style>
-  <w:style w:type="table" w:customStyle="1" w:styleId="133">
+  <w:style w:type="table" w:styleId="133" w:customStyle="1">
     <w:name w:val="List Table 4 Accent 3"/>
     <w:basedOn w:val="12"/>
     <w:qFormat/>
@@ -8335,7 +8330,7 @@
       </w:tcPr>
     </w:tblStylePr>
   </w:style>
-  <w:style w:type="table" w:customStyle="1" w:styleId="134">
+  <w:style w:type="table" w:styleId="134" w:customStyle="1">
     <w:name w:val="List Table 4 Accent 4"/>
     <w:basedOn w:val="12"/>
     <w:qFormat/>
@@ -8399,7 +8394,7 @@
       </w:tcPr>
     </w:tblStylePr>
   </w:style>
-  <w:style w:type="table" w:customStyle="1" w:styleId="135">
+  <w:style w:type="table" w:styleId="135" w:customStyle="1">
     <w:name w:val="List Table 4 Accent 5"/>
     <w:basedOn w:val="12"/>
     <w:qFormat/>
@@ -8463,7 +8458,7 @@
       </w:tcPr>
     </w:tblStylePr>
   </w:style>
-  <w:style w:type="table" w:customStyle="1" w:styleId="136">
+  <w:style w:type="table" w:styleId="136" w:customStyle="1">
     <w:name w:val="List Table 4 Accent 6"/>
     <w:basedOn w:val="12"/>
     <w:qFormat/>
@@ -8527,7 +8522,7 @@
       </w:tcPr>
     </w:tblStylePr>
   </w:style>
-  <w:style w:type="table" w:customStyle="1" w:styleId="137">
+  <w:style w:type="table" w:styleId="137" w:customStyle="1">
     <w:name w:val="List Table 5 Dark"/>
     <w:basedOn w:val="12"/>
     <w:qFormat/>
@@ -8636,7 +8631,7 @@
       </w:tcPr>
     </w:tblStylePr>
   </w:style>
-  <w:style w:type="table" w:customStyle="1" w:styleId="138">
+  <w:style w:type="table" w:styleId="138" w:customStyle="1">
     <w:name w:val="List Table 5 Dark Accent 1"/>
     <w:basedOn w:val="12"/>
     <w:qFormat/>
@@ -8745,7 +8740,7 @@
       </w:tcPr>
     </w:tblStylePr>
   </w:style>
-  <w:style w:type="table" w:customStyle="1" w:styleId="139">
+  <w:style w:type="table" w:styleId="139" w:customStyle="1">
     <w:name w:val="List Table 5 Dark Accent 2"/>
     <w:basedOn w:val="12"/>
     <w:qFormat/>
@@ -8854,7 +8849,7 @@
       </w:tcPr>
     </w:tblStylePr>
   </w:style>
-  <w:style w:type="table" w:customStyle="1" w:styleId="140">
+  <w:style w:type="table" w:styleId="140" w:customStyle="1">
     <w:name w:val="List Table 5 Dark Accent 3"/>
     <w:basedOn w:val="12"/>
     <w:qFormat/>
@@ -8963,7 +8958,7 @@
       </w:tcPr>
     </w:tblStylePr>
   </w:style>
-  <w:style w:type="table" w:customStyle="1" w:styleId="141">
+  <w:style w:type="table" w:styleId="141" w:customStyle="1">
     <w:name w:val="List Table 5 Dark Accent 4"/>
     <w:basedOn w:val="12"/>
     <w:qFormat/>
@@ -9072,7 +9067,7 @@
       </w:tcPr>
     </w:tblStylePr>
   </w:style>
-  <w:style w:type="table" w:customStyle="1" w:styleId="142">
+  <w:style w:type="table" w:styleId="142" w:customStyle="1">
     <w:name w:val="List Table 5 Dark Accent 5"/>
     <w:basedOn w:val="12"/>
     <w:uiPriority w:val="99"/>
@@ -9180,7 +9175,7 @@
       </w:tcPr>
     </w:tblStylePr>
   </w:style>
-  <w:style w:type="table" w:customStyle="1" w:styleId="143">
+  <w:style w:type="table" w:styleId="143" w:customStyle="1">
     <w:name w:val="List Table 5 Dark Accent 6"/>
     <w:basedOn w:val="12"/>
     <w:qFormat/>
@@ -9289,7 +9284,7 @@
       </w:tcPr>
     </w:tblStylePr>
   </w:style>
-  <w:style w:type="table" w:customStyle="1" w:styleId="144">
+  <w:style w:type="table" w:styleId="144" w:customStyle="1">
     <w:name w:val="List Table 6 Colorful"/>
     <w:basedOn w:val="12"/>
     <w:qFormat/>
@@ -9387,7 +9382,7 @@
       </w:rPr>
     </w:tblStylePr>
   </w:style>
-  <w:style w:type="table" w:customStyle="1" w:styleId="145">
+  <w:style w:type="table" w:styleId="145" w:customStyle="1">
     <w:name w:val="List Table 6 Colorful Accent 1"/>
     <w:basedOn w:val="12"/>
     <w:qFormat/>
@@ -9455,7 +9450,7 @@
       </w:rPr>
     </w:tblStylePr>
   </w:style>
-  <w:style w:type="table" w:customStyle="1" w:styleId="146">
+  <w:style w:type="table" w:styleId="146" w:customStyle="1">
     <w:name w:val="List Table 6 Colorful Accent 2"/>
     <w:basedOn w:val="12"/>
     <w:qFormat/>
@@ -9571,7 +9566,7 @@
       </w:rPr>
     </w:tblStylePr>
   </w:style>
-  <w:style w:type="table" w:customStyle="1" w:styleId="147">
+  <w:style w:type="table" w:styleId="147" w:customStyle="1">
     <w:name w:val="List Table 6 Colorful Accent 3"/>
     <w:basedOn w:val="12"/>
     <w:qFormat/>
@@ -9687,7 +9682,7 @@
       </w:rPr>
     </w:tblStylePr>
   </w:style>
-  <w:style w:type="table" w:customStyle="1" w:styleId="148">
+  <w:style w:type="table" w:styleId="148" w:customStyle="1">
     <w:name w:val="List Table 6 Colorful Accent 4"/>
     <w:basedOn w:val="12"/>
     <w:qFormat/>
@@ -9803,7 +9798,7 @@
       </w:rPr>
     </w:tblStylePr>
   </w:style>
-  <w:style w:type="table" w:customStyle="1" w:styleId="149">
+  <w:style w:type="table" w:styleId="149" w:customStyle="1">
     <w:name w:val="List Table 6 Colorful Accent 5"/>
     <w:basedOn w:val="12"/>
     <w:qFormat/>
@@ -9919,7 +9914,7 @@
       </w:rPr>
     </w:tblStylePr>
   </w:style>
-  <w:style w:type="table" w:customStyle="1" w:styleId="150">
+  <w:style w:type="table" w:styleId="150" w:customStyle="1">
     <w:name w:val="List Table 6 Colorful Accent 6"/>
     <w:basedOn w:val="12"/>
     <w:qFormat/>
@@ -10035,7 +10030,7 @@
       </w:rPr>
     </w:tblStylePr>
   </w:style>
-  <w:style w:type="table" w:customStyle="1" w:styleId="151">
+  <w:style w:type="table" w:styleId="151" w:customStyle="1">
     <w:name w:val="List Table 7 Colorful"/>
     <w:basedOn w:val="12"/>
     <w:qFormat/>
@@ -10187,7 +10182,7 @@
       </w:rPr>
     </w:tblStylePr>
   </w:style>
-  <w:style w:type="table" w:customStyle="1" w:styleId="152">
+  <w:style w:type="table" w:styleId="152" w:customStyle="1">
     <w:name w:val="List Table 7 Colorful Accent 1"/>
     <w:basedOn w:val="12"/>
     <w:qFormat/>
@@ -10291,7 +10286,7 @@
       </w:rPr>
     </w:tblStylePr>
   </w:style>
-  <w:style w:type="table" w:customStyle="1" w:styleId="153">
+  <w:style w:type="table" w:styleId="153" w:customStyle="1">
     <w:name w:val="List Table 7 Colorful Accent 2"/>
     <w:basedOn w:val="12"/>
     <w:qFormat/>
@@ -10443,7 +10438,7 @@
       </w:rPr>
     </w:tblStylePr>
   </w:style>
-  <w:style w:type="table" w:customStyle="1" w:styleId="154">
+  <w:style w:type="table" w:styleId="154" w:customStyle="1">
     <w:name w:val="List Table 7 Colorful Accent 3"/>
     <w:basedOn w:val="12"/>
     <w:qFormat/>
@@ -10595,7 +10590,7 @@
       </w:rPr>
     </w:tblStylePr>
   </w:style>
-  <w:style w:type="table" w:customStyle="1" w:styleId="155">
+  <w:style w:type="table" w:styleId="155" w:customStyle="1">
     <w:name w:val="List Table 7 Colorful Accent 4"/>
     <w:basedOn w:val="12"/>
     <w:qFormat/>
@@ -10747,7 +10742,7 @@
       </w:rPr>
     </w:tblStylePr>
   </w:style>
-  <w:style w:type="table" w:customStyle="1" w:styleId="156">
+  <w:style w:type="table" w:styleId="156" w:customStyle="1">
     <w:name w:val="List Table 7 Colorful Accent 5"/>
     <w:basedOn w:val="12"/>
     <w:qFormat/>
@@ -10899,7 +10894,7 @@
       </w:rPr>
     </w:tblStylePr>
   </w:style>
-  <w:style w:type="table" w:customStyle="1" w:styleId="157">
+  <w:style w:type="table" w:styleId="157" w:customStyle="1">
     <w:name w:val="List Table 7 Colorful Accent 6"/>
     <w:basedOn w:val="12"/>
     <w:qFormat/>
@@ -11051,7 +11046,7 @@
       </w:rPr>
     </w:tblStylePr>
   </w:style>
-  <w:style w:type="table" w:customStyle="1" w:styleId="158">
+  <w:style w:type="table" w:styleId="158" w:customStyle="1">
     <w:name w:val="Lined - Accent"/>
     <w:basedOn w:val="12"/>
     <w:qFormat/>
@@ -11135,7 +11130,7 @@
       </w:tcPr>
     </w:tblStylePr>
   </w:style>
-  <w:style w:type="table" w:customStyle="1" w:styleId="159">
+  <w:style w:type="table" w:styleId="159" w:customStyle="1">
     <w:name w:val="Lined - Accent 1"/>
     <w:basedOn w:val="12"/>
     <w:qFormat/>
@@ -11219,7 +11214,7 @@
       </w:tcPr>
     </w:tblStylePr>
   </w:style>
-  <w:style w:type="table" w:customStyle="1" w:styleId="160">
+  <w:style w:type="table" w:styleId="160" w:customStyle="1">
     <w:name w:val="Lined - Accent 2"/>
     <w:basedOn w:val="12"/>
     <w:qFormat/>
@@ -11303,7 +11298,7 @@
       </w:tcPr>
     </w:tblStylePr>
   </w:style>
-  <w:style w:type="table" w:customStyle="1" w:styleId="161">
+  <w:style w:type="table" w:styleId="161" w:customStyle="1">
     <w:name w:val="Lined - Accent 3"/>
     <w:basedOn w:val="12"/>
     <w:qFormat/>
@@ -11387,7 +11382,7 @@
       </w:tcPr>
     </w:tblStylePr>
   </w:style>
-  <w:style w:type="table" w:customStyle="1" w:styleId="162">
+  <w:style w:type="table" w:styleId="162" w:customStyle="1">
     <w:name w:val="Lined - Accent 4"/>
     <w:basedOn w:val="12"/>
     <w:qFormat/>
@@ -11471,7 +11466,7 @@
       </w:tcPr>
     </w:tblStylePr>
   </w:style>
-  <w:style w:type="table" w:customStyle="1" w:styleId="163">
+  <w:style w:type="table" w:styleId="163" w:customStyle="1">
     <w:name w:val="Lined - Accent 5"/>
     <w:basedOn w:val="12"/>
     <w:qFormat/>
@@ -11555,7 +11550,7 @@
       </w:tcPr>
     </w:tblStylePr>
   </w:style>
-  <w:style w:type="table" w:customStyle="1" w:styleId="164">
+  <w:style w:type="table" w:styleId="164" w:customStyle="1">
     <w:name w:val="Lined - Accent 6"/>
     <w:basedOn w:val="12"/>
     <w:qFormat/>
@@ -11639,7 +11634,7 @@
       </w:tcPr>
     </w:tblStylePr>
   </w:style>
-  <w:style w:type="table" w:customStyle="1" w:styleId="165">
+  <w:style w:type="table" w:styleId="165" w:customStyle="1">
     <w:name w:val="Bordered &amp; Lined - Accent"/>
     <w:basedOn w:val="12"/>
     <w:qFormat/>
@@ -11733,7 +11728,7 @@
       </w:tcPr>
     </w:tblStylePr>
   </w:style>
-  <w:style w:type="table" w:customStyle="1" w:styleId="166">
+  <w:style w:type="table" w:styleId="166" w:customStyle="1">
     <w:name w:val="Bordered &amp; Lined - Accent 1"/>
     <w:basedOn w:val="12"/>
     <w:qFormat/>
@@ -11827,7 +11822,7 @@
       </w:tcPr>
     </w:tblStylePr>
   </w:style>
-  <w:style w:type="table" w:customStyle="1" w:styleId="167">
+  <w:style w:type="table" w:styleId="167" w:customStyle="1">
     <w:name w:val="Bordered &amp; Lined - Accent 2"/>
     <w:basedOn w:val="12"/>
     <w:qFormat/>
@@ -11921,7 +11916,7 @@
       </w:tcPr>
     </w:tblStylePr>
   </w:style>
-  <w:style w:type="table" w:customStyle="1" w:styleId="168">
+  <w:style w:type="table" w:styleId="168" w:customStyle="1">
     <w:name w:val="Bordered &amp; Lined - Accent 3"/>
     <w:basedOn w:val="12"/>
     <w:qFormat/>
@@ -12015,7 +12010,7 @@
       </w:tcPr>
     </w:tblStylePr>
   </w:style>
-  <w:style w:type="table" w:customStyle="1" w:styleId="169">
+  <w:style w:type="table" w:styleId="169" w:customStyle="1">
     <w:name w:val="Bordered &amp; Lined - Accent 4"/>
     <w:basedOn w:val="12"/>
     <w:qFormat/>
@@ -12109,7 +12104,7 @@
       </w:tcPr>
     </w:tblStylePr>
   </w:style>
-  <w:style w:type="table" w:customStyle="1" w:styleId="170">
+  <w:style w:type="table" w:styleId="170" w:customStyle="1">
     <w:name w:val="Bordered &amp; Lined - Accent 5"/>
     <w:basedOn w:val="12"/>
     <w:qFormat/>
@@ -12203,7 +12198,7 @@
       </w:tcPr>
     </w:tblStylePr>
   </w:style>
-  <w:style w:type="table" w:customStyle="1" w:styleId="171">
+  <w:style w:type="table" w:styleId="171" w:customStyle="1">
     <w:name w:val="Bordered &amp; Lined - Accent 6"/>
     <w:basedOn w:val="12"/>
     <w:qFormat/>
@@ -12297,7 +12292,7 @@
       </w:tcPr>
     </w:tblStylePr>
   </w:style>
-  <w:style w:type="table" w:customStyle="1" w:styleId="172">
+  <w:style w:type="table" w:styleId="172" w:customStyle="1">
     <w:name w:val="Bordered"/>
     <w:basedOn w:val="12"/>
     <w:qFormat/>
@@ -12371,7 +12366,7 @@
       </w:tcPr>
     </w:tblStylePr>
   </w:style>
-  <w:style w:type="table" w:customStyle="1" w:styleId="173">
+  <w:style w:type="table" w:styleId="173" w:customStyle="1">
     <w:name w:val="Bordered - Accent 1"/>
     <w:basedOn w:val="12"/>
     <w:qFormat/>
@@ -12445,7 +12440,7 @@
       </w:tcPr>
     </w:tblStylePr>
   </w:style>
-  <w:style w:type="table" w:customStyle="1" w:styleId="174">
+  <w:style w:type="table" w:styleId="174" w:customStyle="1">
     <w:name w:val="Bordered - Accent 2"/>
     <w:basedOn w:val="12"/>
     <w:qFormat/>
@@ -12519,7 +12514,7 @@
       </w:tcPr>
     </w:tblStylePr>
   </w:style>
-  <w:style w:type="table" w:customStyle="1" w:styleId="175">
+  <w:style w:type="table" w:styleId="175" w:customStyle="1">
     <w:name w:val="Bordered - Accent 3"/>
     <w:basedOn w:val="12"/>
     <w:qFormat/>
@@ -12593,7 +12588,7 @@
       </w:tcPr>
     </w:tblStylePr>
   </w:style>
-  <w:style w:type="table" w:customStyle="1" w:styleId="176">
+  <w:style w:type="table" w:styleId="176" w:customStyle="1">
     <w:name w:val="Bordered - Accent 4"/>
     <w:basedOn w:val="12"/>
     <w:qFormat/>
@@ -12667,7 +12662,7 @@
       </w:tcPr>
     </w:tblStylePr>
   </w:style>
-  <w:style w:type="table" w:customStyle="1" w:styleId="177">
+  <w:style w:type="table" w:styleId="177" w:customStyle="1">
     <w:name w:val="Bordered - Accent 5"/>
     <w:basedOn w:val="12"/>
     <w:qFormat/>
@@ -12741,7 +12736,7 @@
       </w:tcPr>
     </w:tblStylePr>
   </w:style>
-  <w:style w:type="table" w:customStyle="1" w:styleId="178">
+  <w:style w:type="table" w:styleId="178" w:customStyle="1">
     <w:name w:val="Bordered - Accent 6"/>
     <w:basedOn w:val="12"/>
     <w:qFormat/>
@@ -12815,7 +12810,7 @@
       </w:tcPr>
     </w:tblStylePr>
   </w:style>
-  <w:style w:type="character" w:customStyle="1" w:styleId="179">
+  <w:style w:type="character" w:styleId="179" w:customStyle="1">
     <w:name w:val="Footnote Text Char"/>
     <w:link w:val="18"/>
     <w:qFormat/>
@@ -12824,7 +12819,7 @@
       <w:sz w:val="18"/>
     </w:rPr>
   </w:style>
-  <w:style w:type="character" w:customStyle="1" w:styleId="180">
+  <w:style w:type="character" w:styleId="180" w:customStyle="1">
     <w:name w:val="Endnote Text Char"/>
     <w:link w:val="15"/>
     <w:qFormat/>
@@ -12833,7 +12828,7 @@
       <w:sz w:val="20"/>
     </w:rPr>
   </w:style>
-  <w:style w:type="paragraph" w:customStyle="1" w:styleId="181">
+  <w:style w:type="paragraph" w:styleId="181" w:customStyle="1">
     <w:name w:val="TOC Heading"/>
     <w:unhideWhenUsed/>
     <w:uiPriority w:val="39"/>
@@ -12844,7 +12839,7 @@
       <w:lang w:val="en-US" w:eastAsia="en-US" w:bidi="ar-SA"/>
     </w:rPr>
   </w:style>
-  <w:style w:type="paragraph" w:customStyle="1" w:styleId="182">
+  <w:style w:type="paragraph" w:styleId="182" w:customStyle="1">
     <w:name w:val="רגיל"/>
     <w:qFormat/>
     <w:uiPriority w:val="0"/>
@@ -12858,7 +12853,7 @@
       <w:lang w:val="en-US" w:eastAsia="en-US" w:bidi="ar-SA"/>
     </w:rPr>
   </w:style>
-  <w:style w:type="paragraph" w:customStyle="1" w:styleId="183">
+  <w:style w:type="paragraph" w:styleId="183" w:customStyle="1">
     <w:name w:val="Right Aligned Heading"/>
     <w:basedOn w:val="182"/>
     <w:qFormat/>
@@ -12870,7 +12865,7 @@
       <w:caps/>
     </w:rPr>
   </w:style>
-  <w:style w:type="paragraph" w:customStyle="1" w:styleId="184">
+  <w:style w:type="paragraph" w:styleId="184" w:customStyle="1">
     <w:name w:val="Centered Heading"/>
     <w:basedOn w:val="182"/>
     <w:qFormat/>
@@ -12882,7 +12877,7 @@
       <w:b/>
     </w:rPr>
   </w:style>
-  <w:style w:type="paragraph" w:customStyle="1" w:styleId="185">
+  <w:style w:type="paragraph" w:styleId="185" w:customStyle="1">
     <w:name w:val="Numbered List"/>
     <w:basedOn w:val="182"/>
     <w:uiPriority w:val="0"/>
@@ -12894,12 +12889,12 @@
       <w:sz w:val="14"/>
     </w:rPr>
   </w:style>
-  <w:style w:type="paragraph" w:customStyle="1" w:styleId="186">
+  <w:style w:type="paragraph" w:styleId="186" w:customStyle="1">
     <w:name w:val="טקסט בלונים"/>
     <w:basedOn w:val="182"/>
     <w:uiPriority w:val="0"/>
   </w:style>
-  <w:style w:type="paragraph" w:customStyle="1" w:styleId="187">
+  <w:style w:type="paragraph" w:styleId="187" w:customStyle="1">
     <w:name w:val="כותרת 4"/>
     <w:basedOn w:val="182"/>
     <w:next w:val="182"/>
@@ -12912,7 +12907,7 @@
       <w:caps/>
     </w:rPr>
   </w:style>
-  <w:style w:type="paragraph" w:customStyle="1" w:styleId="188">
+  <w:style w:type="paragraph" w:styleId="188" w:customStyle="1">
     <w:name w:val="כותרת 3"/>
     <w:basedOn w:val="182"/>
     <w:next w:val="182"/>
@@ -12924,7 +12919,7 @@
       <w:i/>
     </w:rPr>
   </w:style>
-  <w:style w:type="paragraph" w:customStyle="1" w:styleId="189">
+  <w:style w:type="paragraph" w:styleId="189" w:customStyle="1">
     <w:name w:val="כותרת 2"/>
     <w:basedOn w:val="182"/>
     <w:next w:val="182"/>
@@ -12938,7 +12933,7 @@
       <w:sz w:val="24"/>
     </w:rPr>
   </w:style>
-  <w:style w:type="paragraph" w:customStyle="1" w:styleId="190">
+  <w:style w:type="paragraph" w:styleId="190" w:customStyle="1">
     <w:name w:val="כותרת 1"/>
     <w:basedOn w:val="182"/>
     <w:next w:val="182"/>
@@ -12953,11 +12948,11 @@
       <w:sz w:val="40"/>
     </w:rPr>
   </w:style>
-  <w:style w:type="character" w:customStyle="1" w:styleId="191">
+  <w:style w:type="character" w:styleId="191" w:customStyle="1">
     <w:name w:val="גופן ברירת המחדל של פיסקה"/>
     <w:uiPriority w:val="0"/>
   </w:style>
-  <w:style w:type="character" w:customStyle="1" w:styleId="192">
+  <w:style w:type="character" w:styleId="192" w:customStyle="1">
     <w:name w:val="תו תו"/>
     <w:basedOn w:val="191"/>
     <w:qFormat/>
@@ -12969,7 +12964,7 @@
       <w:sz w:val="16"/>
     </w:rPr>
   </w:style>
-  <w:style w:type="table" w:customStyle="1" w:styleId="193">
+  <w:style w:type="table" w:styleId="193" w:customStyle="1">
     <w:name w:val="טבלה רגילה"/>
     <w:qFormat/>
     <w:uiPriority w:val="0"/>
@@ -12982,14 +12977,14 @@
       </w:tblCellMar>
     </w:tblPr>
   </w:style>
-  <w:style w:type="character" w:customStyle="1" w:styleId="194">
+  <w:style w:type="character" w:styleId="194" w:customStyle="1">
     <w:name w:val="Header Char"/>
     <w:basedOn w:val="11"/>
     <w:link w:val="19"/>
     <w:qFormat/>
     <w:uiPriority w:val="99"/>
   </w:style>
-  <w:style w:type="character" w:customStyle="1" w:styleId="195">
+  <w:style w:type="character" w:styleId="195" w:customStyle="1">
     <w:name w:val="Footer Char"/>
     <w:basedOn w:val="11"/>
     <w:link w:val="16"/>

--- a/pr/Revo-PR.docx
+++ b/pr/Revo-PR.docx
@@ -1,6 +1,6 @@
 
 <file path=word/document.xml><?xml version="1.0" encoding="utf-8"?>
-<w:document xmlns:wpc="http://schemas.microsoft.com/office/word/2010/wordprocessingCanvas" xmlns:cx="http://schemas.microsoft.com/office/drawing/2014/chartex" xmlns:cx1="http://schemas.microsoft.com/office/drawing/2015/9/8/chartex" xmlns:cx2="http://schemas.microsoft.com/office/drawing/2015/10/21/chartex" xmlns:cx3="http://schemas.microsoft.com/office/drawing/2016/5/9/chartex" xmlns:cx4="http://schemas.microsoft.com/office/drawing/2016/5/10/chartex" xmlns:cx5="http://schemas.microsoft.com/office/drawing/2016/5/11/chartex" xmlns:cx6="http://schemas.microsoft.com/office/drawing/2016/5/12/chartex" xmlns:cx7="http://schemas.microsoft.com/office/drawing/2016/5/13/chartex" xmlns:cx8="http://schemas.microsoft.com/office/drawing/2016/5/14/chartex" xmlns:mc="http://schemas.openxmlformats.org/markup-compatibility/2006" xmlns:aink="http://schemas.microsoft.com/office/drawing/2016/ink" xmlns:am3d="http://schemas.microsoft.com/office/drawing/2017/model3d" xmlns:o="urn:schemas-microsoft-com:office:office" xmlns:oel="http://schemas.microsoft.com/office/2019/extlst" xmlns:r="http://schemas.openxmlformats.org/officeDocument/2006/relationships" xmlns:m="http://schemas.openxmlformats.org/officeDocument/2006/math" xmlns:v="urn:schemas-microsoft-com:vml" xmlns:wp14="http://schemas.microsoft.com/office/word/2010/wordprocessingDrawing" xmlns:wp="http://schemas.openxmlformats.org/drawingml/2006/wordprocessingDrawing" xmlns:w10="urn:schemas-microsoft-com:office:word" xmlns:w="http://schemas.openxmlformats.org/wordprocessingml/2006/main" xmlns:w14="http://schemas.microsoft.com/office/word/2010/wordml" xmlns:w15="http://schemas.microsoft.com/office/word/2012/wordml" xmlns:w16cex="http://schemas.microsoft.com/office/word/2018/wordml/cex" xmlns:w16cid="http://schemas.microsoft.com/office/word/2016/wordml/cid" xmlns:w16="http://schemas.microsoft.com/office/word/2018/wordml" xmlns:w16du="http://schemas.microsoft.com/office/word/2023/wordml/word16du" xmlns:w16sdtdh="http://schemas.microsoft.com/office/word/2020/wordml/sdtdatahash" xmlns:w16sdtfl="http://schemas.microsoft.com/office/word/2024/wordml/sdtformatlock" xmlns:w16se="http://schemas.microsoft.com/office/word/2015/wordml/symex" xmlns:wpg="http://schemas.microsoft.com/office/word/2010/wordprocessingGroup" xmlns:wpi="http://schemas.microsoft.com/office/word/2010/wordprocessingInk" xmlns:wne="http://schemas.microsoft.com/office/word/2006/wordml" xmlns:wps="http://schemas.microsoft.com/office/word/2010/wordprocessingShape" mc:Ignorable="w14 w15 w16se w16cid w16 w16cex w16sdtdh w16sdtfl w16du wp14">
+<w:document xmlns:wpc="http://schemas.microsoft.com/office/word/2010/wordprocessingCanvas" xmlns:cx="http://schemas.microsoft.com/office/drawing/2014/chartex" xmlns:cx1="http://schemas.microsoft.com/office/drawing/2015/9/8/chartex" xmlns:cx2="http://schemas.microsoft.com/office/drawing/2015/10/21/chartex" xmlns:cx3="http://schemas.microsoft.com/office/drawing/2016/5/9/chartex" xmlns:cx4="http://schemas.microsoft.com/office/drawing/2016/5/10/chartex" xmlns:cx5="http://schemas.microsoft.com/office/drawing/2016/5/11/chartex" xmlns:cx6="http://schemas.microsoft.com/office/drawing/2016/5/12/chartex" xmlns:cx7="http://schemas.microsoft.com/office/drawing/2016/5/13/chartex" xmlns:cx8="http://schemas.microsoft.com/office/drawing/2016/5/14/chartex" xmlns:mc="http://schemas.openxmlformats.org/markup-compatibility/2006" xmlns:aink="http://schemas.microsoft.com/office/drawing/2016/ink" xmlns:am3d="http://schemas.microsoft.com/office/drawing/2017/model3d" xmlns:o="urn:schemas-microsoft-com:office:office" xmlns:oel="http://schemas.microsoft.com/office/2019/extlst" xmlns:r="http://schemas.openxmlformats.org/officeDocument/2006/relationships" xmlns:m="http://schemas.openxmlformats.org/officeDocument/2006/math" xmlns:v="urn:schemas-microsoft-com:vml" xmlns:wp14="http://schemas.microsoft.com/office/word/2010/wordprocessingDrawing" xmlns:wp="http://schemas.openxmlformats.org/drawingml/2006/wordprocessingDrawing" xmlns:w10="urn:schemas-microsoft-com:office:word" xmlns:w="http://schemas.openxmlformats.org/wordprocessingml/2006/main" xmlns:w14="http://schemas.microsoft.com/office/word/2010/wordml" xmlns:w15="http://schemas.microsoft.com/office/word/2012/wordml" xmlns:w16cex="http://schemas.microsoft.com/office/word/2018/wordml/cex" xmlns:w16cid="http://schemas.microsoft.com/office/word/2016/wordml/cid" xmlns:w16="http://schemas.microsoft.com/office/word/2018/wordml" xmlns:w16du="http://schemas.microsoft.com/office/word/2023/wordml/word16du" xmlns:w16sdtdh="http://schemas.microsoft.com/office/word/2020/wordml/sdtdatahash" xmlns:w16sdtfl="http://schemas.microsoft.com/office/word/2024/wordml/sdtformatlock" xmlns:w16se="http://schemas.microsoft.com/office/word/2015/wordml/symex" xmlns:wpg="http://schemas.microsoft.com/office/word/2010/wordprocessingGroup" xmlns:wpi="http://schemas.microsoft.com/office/word/2010/wordprocessingInk" xmlns:wne="http://schemas.microsoft.com/office/word/2006/wordml" xmlns:wps="http://schemas.microsoft.com/office/word/2010/wordprocessingShape" xmlns:a="http://schemas.openxmlformats.org/drawingml/2006/main" xmlns:pic="http://schemas.openxmlformats.org/drawingml/2006/picture" xmlns:a14="http://schemas.microsoft.com/office/drawing/2010/main" mc:Ignorable="w14 w15 w16se w16cid w16 w16cex w16sdtdh w16sdtfl w16du wp14">
   <w:body>
     <w:p>
       <w:r>
@@ -26,6 +26,7 @@
               <w:bottom w:val="nil"/>
               <w:right w:val="nil"/>
             </w:tcBorders>
+            <w:tcMar/>
           </w:tcPr>
           <w:p>
             <w:pPr>
@@ -33,9 +34,9 @@
               <w:ind w:right="1417"/>
               <w:jc w:val="center"/>
               <w:rPr>
-                <w:rFonts w:ascii="Calibri" w:eastAsia="Calibri" w:hAnsi="Calibri" w:cs="Calibri"/>
-                <w:b/>
-                <w:bCs/>
+                <w:rFonts w:ascii="Calibri" w:hAnsi="Calibri" w:eastAsia="Calibri" w:cs="Calibri"/>
+                <w:b w:val="1"/>
+                <w:bCs w:val="1"/>
                 <w:color w:val="000000" w:themeColor="text1"/>
                 <w:sz w:val="32"/>
                 <w:szCs w:val="32"/>
@@ -97,14 +98,25 @@
             </w:r>
             <w:r>
               <w:rPr>
-                <w:rFonts w:ascii="Calibri" w:eastAsia="Calibri" w:hAnsi="Calibri" w:cs="Calibri"/>
-                <w:b/>
-                <w:bCs/>
+                <w:rFonts w:ascii="Calibri" w:hAnsi="Calibri" w:eastAsia="Calibri" w:cs="Calibri"/>
+                <w:b w:val="1"/>
+                <w:bCs w:val="1"/>
                 <w:color w:val="000000" w:themeColor="text1"/>
                 <w:sz w:val="36"/>
                 <w:szCs w:val="36"/>
               </w:rPr>
-              <w:t>PURCHASE ORDER</w:t>
+              <w:t xml:space="preserve">PURCHASE </w:t>
+            </w:r>
+            <w:r>
+              <w:rPr>
+                <w:rFonts w:ascii="Calibri" w:hAnsi="Calibri" w:eastAsia="Calibri" w:cs="Calibri"/>
+                <w:b w:val="1"/>
+                <w:bCs w:val="1"/>
+                <w:color w:val="000000" w:themeColor="text1" w:themeTint="FF" w:themeShade="FF"/>
+                <w:sz w:val="36"/>
+                <w:szCs w:val="36"/>
+              </w:rPr>
+              <w:t>REQUEST</w:t>
             </w:r>
           </w:p>
         </w:tc>
@@ -468,12 +480,12 @@
         <w:tblW w:w="10490" w:type="dxa"/>
         <w:tblInd w:w="-5" w:type="dxa"/>
         <w:tblBorders>
-          <w:top w:val="single" w:sz="4" w:space="0" w:color="000000"/>
-          <w:left w:val="single" w:sz="4" w:space="0" w:color="000000"/>
-          <w:bottom w:val="single" w:sz="4" w:space="0" w:color="000000"/>
-          <w:right w:val="single" w:sz="4" w:space="0" w:color="000000"/>
-          <w:insideH w:val="single" w:sz="4" w:space="0" w:color="000000"/>
-          <w:insideV w:val="single" w:sz="4" w:space="0" w:color="000000"/>
+          <w:top w:val="single" w:color="000000" w:sz="4" w:space="0"/>
+          <w:left w:val="single" w:color="000000" w:sz="4" w:space="0"/>
+          <w:bottom w:val="single" w:color="000000" w:sz="4" w:space="0"/>
+          <w:right w:val="single" w:color="000000" w:sz="4" w:space="0"/>
+          <w:insideH w:val="single" w:color="000000" w:sz="4" w:space="0"/>
+          <w:insideV w:val="single" w:color="000000" w:sz="4" w:space="0"/>
         </w:tblBorders>
         <w:tblLayout w:type="fixed"/>
         <w:tblCellMar>
@@ -497,8 +509,8 @@
           <w:tcPr>
             <w:tcW w:w="2552" w:type="dxa"/>
             <w:tcBorders>
-              <w:top w:val="single" w:sz="12" w:space="0" w:color="000000" w:themeColor="text1"/>
-              <w:bottom w:val="single" w:sz="4" w:space="0" w:color="000000" w:themeColor="text1"/>
+              <w:top w:val="single" w:color="000000" w:themeColor="text1" w:sz="12" w:space="0"/>
+              <w:bottom w:val="single" w:color="000000" w:themeColor="text1" w:sz="4" w:space="0"/>
             </w:tcBorders>
             <w:shd w:val="clear" w:color="auto" w:fill="C4BC96" w:themeFill="background2" w:themeFillShade="BF"/>
             <w:vAlign w:val="center"/>
@@ -530,8 +542,8 @@
           <w:tcPr>
             <w:tcW w:w="4252" w:type="dxa"/>
             <w:tcBorders>
-              <w:top w:val="single" w:sz="12" w:space="0" w:color="000000" w:themeColor="text1"/>
-              <w:bottom w:val="single" w:sz="4" w:space="0" w:color="000000" w:themeColor="text1"/>
+              <w:top w:val="single" w:color="000000" w:themeColor="text1" w:sz="12" w:space="0"/>
+              <w:bottom w:val="single" w:color="000000" w:themeColor="text1" w:sz="4" w:space="0"/>
             </w:tcBorders>
             <w:shd w:val="clear" w:color="auto" w:fill="C4BC96" w:themeFill="background2" w:themeFillShade="BF"/>
             <w:vAlign w:val="center"/>
@@ -555,8 +567,8 @@
           <w:tcPr>
             <w:tcW w:w="3686" w:type="dxa"/>
             <w:tcBorders>
-              <w:top w:val="single" w:sz="12" w:space="0" w:color="000000" w:themeColor="text1"/>
-              <w:bottom w:val="single" w:sz="4" w:space="0" w:color="000000" w:themeColor="text1"/>
+              <w:top w:val="single" w:color="000000" w:themeColor="text1" w:sz="12" w:space="0"/>
+              <w:bottom w:val="single" w:color="000000" w:themeColor="text1" w:sz="4" w:space="0"/>
             </w:tcBorders>
             <w:shd w:val="clear" w:color="auto" w:fill="C4BC96" w:themeFill="background2" w:themeFillShade="BF"/>
             <w:vAlign w:val="center"/>
@@ -585,10 +597,10 @@
           <w:tcPr>
             <w:tcW w:w="2552" w:type="dxa"/>
             <w:tcBorders>
-              <w:top w:val="single" w:sz="4" w:space="0" w:color="000000" w:themeColor="text1"/>
-              <w:left w:val="single" w:sz="4" w:space="0" w:color="000000" w:themeColor="text1"/>
-              <w:bottom w:val="single" w:sz="4" w:space="0" w:color="000000" w:themeColor="text1"/>
-              <w:right w:val="single" w:sz="4" w:space="0" w:color="000000" w:themeColor="text1"/>
+              <w:top w:val="single" w:color="000000" w:themeColor="text1" w:sz="4" w:space="0"/>
+              <w:left w:val="single" w:color="000000" w:themeColor="text1" w:sz="4" w:space="0"/>
+              <w:bottom w:val="single" w:color="000000" w:themeColor="text1" w:sz="4" w:space="0"/>
+              <w:right w:val="single" w:color="000000" w:themeColor="text1" w:sz="4" w:space="0"/>
             </w:tcBorders>
             <w:vAlign w:val="center"/>
           </w:tcPr>
@@ -611,10 +623,10 @@
           <w:tcPr>
             <w:tcW w:w="4252" w:type="dxa"/>
             <w:tcBorders>
-              <w:top w:val="single" w:sz="4" w:space="0" w:color="000000" w:themeColor="text1"/>
-              <w:left w:val="single" w:sz="4" w:space="0" w:color="000000" w:themeColor="text1"/>
-              <w:bottom w:val="single" w:sz="4" w:space="0" w:color="000000" w:themeColor="text1"/>
-              <w:right w:val="single" w:sz="4" w:space="0" w:color="000000" w:themeColor="text1"/>
+              <w:top w:val="single" w:color="000000" w:themeColor="text1" w:sz="4" w:space="0"/>
+              <w:left w:val="single" w:color="000000" w:themeColor="text1" w:sz="4" w:space="0"/>
+              <w:bottom w:val="single" w:color="000000" w:themeColor="text1" w:sz="4" w:space="0"/>
+              <w:right w:val="single" w:color="000000" w:themeColor="text1" w:sz="4" w:space="0"/>
             </w:tcBorders>
             <w:vAlign w:val="center"/>
           </w:tcPr>
@@ -637,10 +649,10 @@
           <w:tcPr>
             <w:tcW w:w="3686" w:type="dxa"/>
             <w:tcBorders>
-              <w:top w:val="single" w:sz="4" w:space="0" w:color="000000" w:themeColor="text1"/>
-              <w:left w:val="single" w:sz="4" w:space="0" w:color="000000" w:themeColor="text1"/>
-              <w:bottom w:val="single" w:sz="4" w:space="0" w:color="000000" w:themeColor="text1"/>
-              <w:right w:val="single" w:sz="4" w:space="0" w:color="000000" w:themeColor="text1"/>
+              <w:top w:val="single" w:color="000000" w:themeColor="text1" w:sz="4" w:space="0"/>
+              <w:left w:val="single" w:color="000000" w:themeColor="text1" w:sz="4" w:space="0"/>
+              <w:bottom w:val="single" w:color="000000" w:themeColor="text1" w:sz="4" w:space="0"/>
+              <w:right w:val="single" w:color="000000" w:themeColor="text1" w:sz="4" w:space="0"/>
             </w:tcBorders>
             <w:tcMar>
               <w:left w:w="216" w:type="dxa"/>
@@ -758,7 +770,7 @@
         <w:sectPr>
           <w:headerReference w:type="default" r:id="rId9"/>
           <w:footerReference w:type="default" r:id="rId10"/>
-          <w:pgSz w:w="12240" w:h="15840"/>
+          <w:pgSz w:w="12240" w:h="15840" w:orient="portrait"/>
           <w:pgMar w:top="720" w:right="720" w:bottom="734" w:left="720" w:header="720" w:footer="720" w:gutter="0"/>
           <w:cols w:space="720"/>
         </w:sectPr>
@@ -827,9 +839,9 @@
     </w:p>
     <w:sectPr>
       <w:type w:val="continuous"/>
-      <w:pgSz w:w="12240" w:h="15840"/>
+      <w:pgSz w:w="12240" w:h="15840" w:orient="portrait"/>
       <w:pgMar w:top="720" w:right="720" w:bottom="734" w:left="720" w:header="720" w:footer="720" w:gutter="0"/>
-      <w:cols w:num="2" w:space="720"/>
+      <w:cols w:space="720" w:num="2"/>
     </w:sectPr>
   </w:body>
 </w:document>
@@ -1000,7 +1012,7 @@
   <w:docDefaults>
     <w:rPrDefault>
       <w:rPr>
-        <w:rFonts w:ascii="Times New Roman" w:eastAsia="Times New Roman" w:hAnsi="Times New Roman" w:cs="Times New Roman"/>
+        <w:rFonts w:ascii="Times New Roman" w:hAnsi="Times New Roman" w:eastAsia="Times New Roman" w:cs="Times New Roman"/>
         <w:lang w:val="en-IN" w:eastAsia="en-IN" w:bidi="ar-SA"/>
       </w:rPr>
     </w:rPrDefault>
@@ -1041,13 +1053,13 @@
     <w:lsdException w:name="header" w:unhideWhenUsed="1" w:qFormat="1"/>
     <w:lsdException w:name="footer" w:unhideWhenUsed="1" w:qFormat="1"/>
     <w:lsdException w:name="index heading" w:semiHidden="1" w:unhideWhenUsed="1"/>
-    <w:lsdException w:name="caption" w:semiHidden="1" w:uiPriority="35" w:unhideWhenUsed="1" w:qFormat="1"/>
+    <w:lsdException w:name="caption" w:uiPriority="35" w:semiHidden="1" w:unhideWhenUsed="1" w:qFormat="1"/>
     <w:lsdException w:name="table of figures" w:unhideWhenUsed="1" w:qFormat="1"/>
     <w:lsdException w:name="envelope address" w:semiHidden="1" w:unhideWhenUsed="1"/>
     <w:lsdException w:name="envelope return" w:semiHidden="1" w:unhideWhenUsed="1"/>
     <w:lsdException w:name="footnote reference" w:unhideWhenUsed="1" w:qFormat="1"/>
     <w:lsdException w:name="annotation reference" w:semiHidden="1" w:unhideWhenUsed="1"/>
-    <w:lsdException w:name="line number" w:semiHidden="1" w:uiPriority="0" w:qFormat="1"/>
+    <w:lsdException w:name="line number" w:uiPriority="0" w:semiHidden="1" w:qFormat="1"/>
     <w:lsdException w:name="page number" w:semiHidden="1" w:unhideWhenUsed="1"/>
     <w:lsdException w:name="endnote reference" w:semiHidden="1" w:unhideWhenUsed="1" w:qFormat="1"/>
     <w:lsdException w:name="endnote text" w:semiHidden="1" w:unhideWhenUsed="1" w:qFormat="1"/>
@@ -1072,7 +1084,7 @@
     <w:lsdException w:name="Title" w:uiPriority="10" w:qFormat="1"/>
     <w:lsdException w:name="Closing" w:semiHidden="1" w:unhideWhenUsed="1"/>
     <w:lsdException w:name="Signature" w:semiHidden="1" w:unhideWhenUsed="1"/>
-    <w:lsdException w:name="Default Paragraph Font" w:semiHidden="1" w:uiPriority="1" w:unhideWhenUsed="1" w:qFormat="1"/>
+    <w:lsdException w:name="Default Paragraph Font" w:uiPriority="1" w:semiHidden="1" w:unhideWhenUsed="1" w:qFormat="1"/>
     <w:lsdException w:name="Body Text" w:semiHidden="1" w:unhideWhenUsed="1"/>
     <w:lsdException w:name="Body Text Indent" w:semiHidden="1" w:unhideWhenUsed="1"/>
     <w:lsdException w:name="List Continue" w:semiHidden="1" w:unhideWhenUsed="1"/>
@@ -1118,7 +1130,7 @@
     <w:lsdException w:name="Outline List 1" w:semiHidden="1" w:unhideWhenUsed="1"/>
     <w:lsdException w:name="Outline List 2" w:semiHidden="1" w:unhideWhenUsed="1"/>
     <w:lsdException w:name="Outline List 3" w:semiHidden="1" w:unhideWhenUsed="1"/>
-    <w:lsdException w:name="Table Simple 1" w:semiHidden="1" w:uiPriority="0" w:unhideWhenUsed="1" w:qFormat="1"/>
+    <w:lsdException w:name="Table Simple 1" w:uiPriority="0" w:semiHidden="1" w:unhideWhenUsed="1" w:qFormat="1"/>
     <w:lsdException w:name="Table Simple 2" w:semiHidden="1" w:unhideWhenUsed="1"/>
     <w:lsdException w:name="Table Simple 3" w:semiHidden="1" w:unhideWhenUsed="1"/>
     <w:lsdException w:name="Table Classic 1" w:semiHidden="1" w:unhideWhenUsed="1"/>
@@ -1272,8 +1284,8 @@
     <w:lsdException w:name="Subtle Reference" w:uiPriority="31" w:qFormat="1"/>
     <w:lsdException w:name="Intense Reference" w:uiPriority="32" w:qFormat="1"/>
     <w:lsdException w:name="Book Title" w:uiPriority="33" w:qFormat="1"/>
-    <w:lsdException w:name="Bibliography" w:semiHidden="1" w:uiPriority="37" w:unhideWhenUsed="1"/>
-    <w:lsdException w:name="TOC Heading" w:semiHidden="1" w:uiPriority="39" w:unhideWhenUsed="1" w:qFormat="1"/>
+    <w:lsdException w:name="Bibliography" w:uiPriority="37" w:semiHidden="1" w:unhideWhenUsed="1"/>
+    <w:lsdException w:name="TOC Heading" w:uiPriority="39" w:semiHidden="1" w:unhideWhenUsed="1" w:qFormat="1"/>
     <w:lsdException w:name="Plain Table 1" w:uiPriority="41"/>
     <w:lsdException w:name="Plain Table 2" w:uiPriority="42"/>
     <w:lsdException w:name="Plain Table 3" w:uiPriority="43"/>
@@ -1384,7 +1396,7 @@
     <w:lsdException w:name="Unresolved Mention" w:semiHidden="1" w:unhideWhenUsed="1"/>
     <w:lsdException w:name="Smart Link" w:semiHidden="1" w:unhideWhenUsed="1"/>
   </w:latentStyles>
-  <w:style w:type="paragraph" w:default="1" w:styleId="Normal">
+  <w:style w:type="paragraph" w:styleId="Normal" w:default="1">
     <w:name w:val="Normal"/>
     <w:qFormat/>
     <w:rPr>
@@ -1407,7 +1419,7 @@
       <w:outlineLvl w:val="0"/>
     </w:pPr>
     <w:rPr>
-      <w:rFonts w:ascii="Arial" w:eastAsia="Arial" w:hAnsi="Arial" w:cs="Arial"/>
+      <w:rFonts w:ascii="Arial" w:hAnsi="Arial" w:eastAsia="Arial" w:cs="Arial"/>
       <w:sz w:val="40"/>
       <w:szCs w:val="40"/>
     </w:rPr>
@@ -1427,7 +1439,7 @@
       <w:outlineLvl w:val="1"/>
     </w:pPr>
     <w:rPr>
-      <w:rFonts w:ascii="Arial" w:eastAsia="Arial" w:hAnsi="Arial" w:cs="Arial"/>
+      <w:rFonts w:ascii="Arial" w:hAnsi="Arial" w:eastAsia="Arial" w:cs="Arial"/>
       <w:sz w:val="34"/>
     </w:rPr>
   </w:style>
@@ -1446,7 +1458,7 @@
       <w:outlineLvl w:val="2"/>
     </w:pPr>
     <w:rPr>
-      <w:rFonts w:ascii="Arial" w:eastAsia="Arial" w:hAnsi="Arial" w:cs="Arial"/>
+      <w:rFonts w:ascii="Arial" w:hAnsi="Arial" w:eastAsia="Arial" w:cs="Arial"/>
       <w:sz w:val="30"/>
       <w:szCs w:val="30"/>
     </w:rPr>
@@ -1466,7 +1478,7 @@
       <w:outlineLvl w:val="3"/>
     </w:pPr>
     <w:rPr>
-      <w:rFonts w:ascii="Arial" w:eastAsia="Arial" w:hAnsi="Arial" w:cs="Arial"/>
+      <w:rFonts w:ascii="Arial" w:hAnsi="Arial" w:eastAsia="Arial" w:cs="Arial"/>
       <w:b/>
       <w:bCs/>
       <w:sz w:val="26"/>
@@ -1488,7 +1500,7 @@
       <w:outlineLvl w:val="4"/>
     </w:pPr>
     <w:rPr>
-      <w:rFonts w:ascii="Arial" w:eastAsia="Arial" w:hAnsi="Arial" w:cs="Arial"/>
+      <w:rFonts w:ascii="Arial" w:hAnsi="Arial" w:eastAsia="Arial" w:cs="Arial"/>
       <w:b/>
       <w:bCs/>
       <w:szCs w:val="24"/>
@@ -1509,7 +1521,7 @@
       <w:outlineLvl w:val="5"/>
     </w:pPr>
     <w:rPr>
-      <w:rFonts w:ascii="Arial" w:eastAsia="Arial" w:hAnsi="Arial" w:cs="Arial"/>
+      <w:rFonts w:ascii="Arial" w:hAnsi="Arial" w:eastAsia="Arial" w:cs="Arial"/>
       <w:b/>
       <w:bCs/>
       <w:sz w:val="22"/>
@@ -1531,7 +1543,7 @@
       <w:outlineLvl w:val="6"/>
     </w:pPr>
     <w:rPr>
-      <w:rFonts w:ascii="Arial" w:eastAsia="Arial" w:hAnsi="Arial" w:cs="Arial"/>
+      <w:rFonts w:ascii="Arial" w:hAnsi="Arial" w:eastAsia="Arial" w:cs="Arial"/>
       <w:b/>
       <w:bCs/>
       <w:i/>
@@ -1555,7 +1567,7 @@
       <w:outlineLvl w:val="7"/>
     </w:pPr>
     <w:rPr>
-      <w:rFonts w:ascii="Arial" w:eastAsia="Arial" w:hAnsi="Arial" w:cs="Arial"/>
+      <w:rFonts w:ascii="Arial" w:hAnsi="Arial" w:eastAsia="Arial" w:cs="Arial"/>
       <w:i/>
       <w:iCs/>
       <w:sz w:val="22"/>
@@ -1577,20 +1589,20 @@
       <w:outlineLvl w:val="8"/>
     </w:pPr>
     <w:rPr>
-      <w:rFonts w:ascii="Arial" w:eastAsia="Arial" w:hAnsi="Arial" w:cs="Arial"/>
+      <w:rFonts w:ascii="Arial" w:hAnsi="Arial" w:eastAsia="Arial" w:cs="Arial"/>
       <w:i/>
       <w:iCs/>
       <w:sz w:val="21"/>
       <w:szCs w:val="21"/>
     </w:rPr>
   </w:style>
-  <w:style w:type="character" w:default="1" w:styleId="DefaultParagraphFont">
+  <w:style w:type="character" w:styleId="DefaultParagraphFont" w:default="1">
     <w:name w:val="Default Paragraph Font"/>
     <w:uiPriority w:val="1"/>
     <w:semiHidden/>
     <w:unhideWhenUsed/>
   </w:style>
-  <w:style w:type="table" w:default="1" w:styleId="TableNormal">
+  <w:style w:type="table" w:styleId="TableNormal" w:default="1">
     <w:name w:val="Normal Table"/>
     <w:uiPriority w:val="99"/>
     <w:semiHidden/>
@@ -1605,7 +1617,7 @@
       </w:tblCellMar>
     </w:tblPr>
   </w:style>
-  <w:style w:type="numbering" w:default="1" w:styleId="NoList">
+  <w:style w:type="numbering" w:styleId="NoList" w:default="1">
     <w:name w:val="No List"/>
     <w:uiPriority w:val="99"/>
     <w:semiHidden/>
@@ -1741,12 +1753,12 @@
     <w:qFormat/>
     <w:tblPr>
       <w:tblBorders>
-        <w:top w:val="single" w:sz="4" w:space="0" w:color="000000" w:themeColor="text1"/>
-        <w:left w:val="single" w:sz="4" w:space="0" w:color="000000" w:themeColor="text1"/>
-        <w:bottom w:val="single" w:sz="4" w:space="0" w:color="000000" w:themeColor="text1"/>
-        <w:right w:val="single" w:sz="4" w:space="0" w:color="000000" w:themeColor="text1"/>
-        <w:insideH w:val="single" w:sz="4" w:space="0" w:color="000000" w:themeColor="text1"/>
-        <w:insideV w:val="single" w:sz="4" w:space="0" w:color="000000" w:themeColor="text1"/>
+        <w:top w:val="single" w:color="000000" w:themeColor="text1" w:sz="4" w:space="0"/>
+        <w:left w:val="single" w:color="000000" w:themeColor="text1" w:sz="4" w:space="0"/>
+        <w:bottom w:val="single" w:color="000000" w:themeColor="text1" w:sz="4" w:space="0"/>
+        <w:right w:val="single" w:color="000000" w:themeColor="text1" w:sz="4" w:space="0"/>
+        <w:insideH w:val="single" w:color="000000" w:themeColor="text1" w:sz="4" w:space="0"/>
+        <w:insideV w:val="single" w:color="000000" w:themeColor="text1" w:sz="4" w:space="0"/>
       </w:tblBorders>
     </w:tblPr>
   </w:style>
@@ -1764,19 +1776,19 @@
     <w:qFormat/>
     <w:tblPr>
       <w:tblBorders>
-        <w:top w:val="single" w:sz="4" w:space="0" w:color="000000"/>
-        <w:left w:val="single" w:sz="4" w:space="0" w:color="000000"/>
-        <w:bottom w:val="single" w:sz="4" w:space="0" w:color="000000"/>
-        <w:right w:val="single" w:sz="4" w:space="0" w:color="000000"/>
-        <w:insideH w:val="single" w:sz="4" w:space="0" w:color="000000"/>
-        <w:insideV w:val="single" w:sz="4" w:space="0" w:color="000000"/>
+        <w:top w:val="single" w:color="000000" w:sz="4" w:space="0"/>
+        <w:left w:val="single" w:color="000000" w:sz="4" w:space="0"/>
+        <w:bottom w:val="single" w:color="000000" w:sz="4" w:space="0"/>
+        <w:right w:val="single" w:color="000000" w:sz="4" w:space="0"/>
+        <w:insideH w:val="single" w:color="000000" w:sz="4" w:space="0"/>
+        <w:insideV w:val="single" w:color="000000" w:sz="4" w:space="0"/>
       </w:tblBorders>
     </w:tblPr>
     <w:tblStylePr w:type="firstRow">
       <w:tblPr/>
       <w:tcPr>
         <w:tcBorders>
-          <w:left w:val="single" w:sz="6" w:space="0" w:color="008000"/>
+          <w:left w:val="single" w:color="008000" w:sz="6" w:space="0"/>
           <w:tl2br w:val="nil"/>
           <w:tr2bl w:val="nil"/>
         </w:tcBorders>
@@ -1786,7 +1798,7 @@
       <w:tblPr/>
       <w:tcPr>
         <w:tcBorders>
-          <w:top w:val="single" w:sz="6" w:space="0" w:color="008000"/>
+          <w:top w:val="single" w:color="008000" w:sz="6" w:space="0"/>
           <w:tl2br w:val="nil"/>
           <w:tr2bl w:val="nil"/>
         </w:tcBorders>
@@ -1916,90 +1928,90 @@
       <w:ind w:left="2268"/>
     </w:pPr>
   </w:style>
-  <w:style w:type="character" w:customStyle="1" w:styleId="Heading1Char">
+  <w:style w:type="character" w:styleId="Heading1Char" w:customStyle="1">
     <w:name w:val="Heading 1 Char"/>
     <w:basedOn w:val="DefaultParagraphFont"/>
     <w:link w:val="Heading1"/>
     <w:uiPriority w:val="9"/>
     <w:qFormat/>
     <w:rPr>
-      <w:rFonts w:ascii="Arial" w:eastAsia="Arial" w:hAnsi="Arial" w:cs="Arial"/>
+      <w:rFonts w:ascii="Arial" w:hAnsi="Arial" w:eastAsia="Arial" w:cs="Arial"/>
       <w:sz w:val="40"/>
       <w:szCs w:val="40"/>
     </w:rPr>
   </w:style>
-  <w:style w:type="character" w:customStyle="1" w:styleId="Heading2Char">
+  <w:style w:type="character" w:styleId="Heading2Char" w:customStyle="1">
     <w:name w:val="Heading 2 Char"/>
     <w:basedOn w:val="DefaultParagraphFont"/>
     <w:link w:val="Heading2"/>
     <w:uiPriority w:val="9"/>
     <w:qFormat/>
     <w:rPr>
-      <w:rFonts w:ascii="Arial" w:eastAsia="Arial" w:hAnsi="Arial" w:cs="Arial"/>
+      <w:rFonts w:ascii="Arial" w:hAnsi="Arial" w:eastAsia="Arial" w:cs="Arial"/>
       <w:sz w:val="34"/>
     </w:rPr>
   </w:style>
-  <w:style w:type="character" w:customStyle="1" w:styleId="Heading3Char">
+  <w:style w:type="character" w:styleId="Heading3Char" w:customStyle="1">
     <w:name w:val="Heading 3 Char"/>
     <w:basedOn w:val="DefaultParagraphFont"/>
     <w:link w:val="Heading3"/>
     <w:uiPriority w:val="9"/>
     <w:qFormat/>
     <w:rPr>
-      <w:rFonts w:ascii="Arial" w:eastAsia="Arial" w:hAnsi="Arial" w:cs="Arial"/>
+      <w:rFonts w:ascii="Arial" w:hAnsi="Arial" w:eastAsia="Arial" w:cs="Arial"/>
       <w:sz w:val="30"/>
       <w:szCs w:val="30"/>
     </w:rPr>
   </w:style>
-  <w:style w:type="character" w:customStyle="1" w:styleId="Heading4Char">
+  <w:style w:type="character" w:styleId="Heading4Char" w:customStyle="1">
     <w:name w:val="Heading 4 Char"/>
     <w:basedOn w:val="DefaultParagraphFont"/>
     <w:link w:val="Heading4"/>
     <w:uiPriority w:val="9"/>
     <w:qFormat/>
     <w:rPr>
-      <w:rFonts w:ascii="Arial" w:eastAsia="Arial" w:hAnsi="Arial" w:cs="Arial"/>
+      <w:rFonts w:ascii="Arial" w:hAnsi="Arial" w:eastAsia="Arial" w:cs="Arial"/>
       <w:b/>
       <w:bCs/>
       <w:sz w:val="26"/>
       <w:szCs w:val="26"/>
     </w:rPr>
   </w:style>
-  <w:style w:type="character" w:customStyle="1" w:styleId="Heading5Char">
+  <w:style w:type="character" w:styleId="Heading5Char" w:customStyle="1">
     <w:name w:val="Heading 5 Char"/>
     <w:basedOn w:val="DefaultParagraphFont"/>
     <w:link w:val="Heading5"/>
     <w:uiPriority w:val="9"/>
     <w:qFormat/>
     <w:rPr>
-      <w:rFonts w:ascii="Arial" w:eastAsia="Arial" w:hAnsi="Arial" w:cs="Arial"/>
+      <w:rFonts w:ascii="Arial" w:hAnsi="Arial" w:eastAsia="Arial" w:cs="Arial"/>
       <w:b/>
       <w:bCs/>
       <w:sz w:val="24"/>
       <w:szCs w:val="24"/>
     </w:rPr>
   </w:style>
-  <w:style w:type="character" w:customStyle="1" w:styleId="Heading6Char">
+  <w:style w:type="character" w:styleId="Heading6Char" w:customStyle="1">
     <w:name w:val="Heading 6 Char"/>
     <w:basedOn w:val="DefaultParagraphFont"/>
     <w:link w:val="Heading6"/>
     <w:uiPriority w:val="9"/>
     <w:qFormat/>
     <w:rPr>
-      <w:rFonts w:ascii="Arial" w:eastAsia="Arial" w:hAnsi="Arial" w:cs="Arial"/>
+      <w:rFonts w:ascii="Arial" w:hAnsi="Arial" w:eastAsia="Arial" w:cs="Arial"/>
       <w:b/>
       <w:bCs/>
       <w:sz w:val="22"/>
       <w:szCs w:val="22"/>
     </w:rPr>
   </w:style>
-  <w:style w:type="character" w:customStyle="1" w:styleId="Heading7Char">
+  <w:style w:type="character" w:styleId="Heading7Char" w:customStyle="1">
     <w:name w:val="Heading 7 Char"/>
     <w:basedOn w:val="DefaultParagraphFont"/>
     <w:link w:val="Heading7"/>
     <w:uiPriority w:val="9"/>
     <w:rPr>
-      <w:rFonts w:ascii="Arial" w:eastAsia="Arial" w:hAnsi="Arial" w:cs="Arial"/>
+      <w:rFonts w:ascii="Arial" w:hAnsi="Arial" w:eastAsia="Arial" w:cs="Arial"/>
       <w:b/>
       <w:bCs/>
       <w:i/>
@@ -2008,28 +2020,28 @@
       <w:szCs w:val="22"/>
     </w:rPr>
   </w:style>
-  <w:style w:type="character" w:customStyle="1" w:styleId="Heading8Char">
+  <w:style w:type="character" w:styleId="Heading8Char" w:customStyle="1">
     <w:name w:val="Heading 8 Char"/>
     <w:basedOn w:val="DefaultParagraphFont"/>
     <w:link w:val="Heading8"/>
     <w:uiPriority w:val="9"/>
     <w:qFormat/>
     <w:rPr>
-      <w:rFonts w:ascii="Arial" w:eastAsia="Arial" w:hAnsi="Arial" w:cs="Arial"/>
+      <w:rFonts w:ascii="Arial" w:hAnsi="Arial" w:eastAsia="Arial" w:cs="Arial"/>
       <w:i/>
       <w:iCs/>
       <w:sz w:val="22"/>
       <w:szCs w:val="22"/>
     </w:rPr>
   </w:style>
-  <w:style w:type="character" w:customStyle="1" w:styleId="Heading9Char">
+  <w:style w:type="character" w:styleId="Heading9Char" w:customStyle="1">
     <w:name w:val="Heading 9 Char"/>
     <w:basedOn w:val="DefaultParagraphFont"/>
     <w:link w:val="Heading9"/>
     <w:uiPriority w:val="9"/>
     <w:qFormat/>
     <w:rPr>
-      <w:rFonts w:ascii="Arial" w:eastAsia="Arial" w:hAnsi="Arial" w:cs="Arial"/>
+      <w:rFonts w:ascii="Arial" w:hAnsi="Arial" w:eastAsia="Arial" w:cs="Arial"/>
       <w:i/>
       <w:iCs/>
       <w:sz w:val="21"/>
@@ -2056,7 +2068,7 @@
       <w:lang w:val="en-US" w:eastAsia="en-US"/>
     </w:rPr>
   </w:style>
-  <w:style w:type="character" w:customStyle="1" w:styleId="TitleChar">
+  <w:style w:type="character" w:styleId="TitleChar" w:customStyle="1">
     <w:name w:val="Title Char"/>
     <w:basedOn w:val="DefaultParagraphFont"/>
     <w:link w:val="Title"/>
@@ -2067,7 +2079,7 @@
       <w:szCs w:val="48"/>
     </w:rPr>
   </w:style>
-  <w:style w:type="character" w:customStyle="1" w:styleId="SubtitleChar">
+  <w:style w:type="character" w:styleId="SubtitleChar" w:customStyle="1">
     <w:name w:val="Subtitle Char"/>
     <w:basedOn w:val="DefaultParagraphFont"/>
     <w:link w:val="Subtitle"/>
@@ -2092,7 +2104,7 @@
       <w:i/>
     </w:rPr>
   </w:style>
-  <w:style w:type="character" w:customStyle="1" w:styleId="QuoteChar">
+  <w:style w:type="character" w:styleId="QuoteChar" w:customStyle="1">
     <w:name w:val="Quote Char"/>
     <w:link w:val="Quote"/>
     <w:uiPriority w:val="29"/>
@@ -2110,10 +2122,10 @@
     <w:qFormat/>
     <w:pPr>
       <w:pBdr>
-        <w:top w:val="single" w:sz="4" w:space="5" w:color="FFFFFF"/>
-        <w:left w:val="single" w:sz="4" w:space="10" w:color="FFFFFF"/>
-        <w:bottom w:val="single" w:sz="4" w:space="5" w:color="FFFFFF"/>
-        <w:right w:val="single" w:sz="4" w:space="10" w:color="FFFFFF"/>
+        <w:top w:val="single" w:color="FFFFFF" w:sz="4" w:space="5"/>
+        <w:left w:val="single" w:color="FFFFFF" w:sz="4" w:space="10"/>
+        <w:bottom w:val="single" w:color="FFFFFF" w:sz="4" w:space="5"/>
+        <w:right w:val="single" w:color="FFFFFF" w:sz="4" w:space="10"/>
       </w:pBdr>
       <w:shd w:val="clear" w:color="auto" w:fill="F2F2F2"/>
       <w:ind w:left="720" w:right="720"/>
@@ -2122,7 +2134,7 @@
       <w:i/>
     </w:rPr>
   </w:style>
-  <w:style w:type="character" w:customStyle="1" w:styleId="IntenseQuoteChar">
+  <w:style w:type="character" w:styleId="IntenseQuoteChar" w:customStyle="1">
     <w:name w:val="Intense Quote Char"/>
     <w:link w:val="IntenseQuote"/>
     <w:uiPriority w:val="30"/>
@@ -2130,37 +2142,37 @@
       <w:i/>
     </w:rPr>
   </w:style>
-  <w:style w:type="character" w:customStyle="1" w:styleId="CaptionChar">
+  <w:style w:type="character" w:styleId="CaptionChar" w:customStyle="1">
     <w:name w:val="Caption Char"/>
     <w:uiPriority w:val="99"/>
   </w:style>
-  <w:style w:type="table" w:customStyle="1" w:styleId="TableGridLight1">
+  <w:style w:type="table" w:styleId="TableGridLight1" w:customStyle="1">
     <w:name w:val="Table Grid Light1"/>
     <w:basedOn w:val="TableNormal"/>
     <w:uiPriority w:val="59"/>
     <w:tblPr>
       <w:tblBorders>
-        <w:top w:val="single" w:sz="4" w:space="0" w:color="AFAFAF" w:themeColor="text1" w:themeTint="50"/>
-        <w:left w:val="single" w:sz="4" w:space="0" w:color="AFAFAF" w:themeColor="text1" w:themeTint="50"/>
-        <w:bottom w:val="single" w:sz="4" w:space="0" w:color="AFAFAF" w:themeColor="text1" w:themeTint="50"/>
-        <w:right w:val="single" w:sz="4" w:space="0" w:color="AFAFAF" w:themeColor="text1" w:themeTint="50"/>
-        <w:insideH w:val="single" w:sz="4" w:space="0" w:color="AFAFAF" w:themeColor="text1" w:themeTint="50"/>
-        <w:insideV w:val="single" w:sz="4" w:space="0" w:color="AFAFAF" w:themeColor="text1" w:themeTint="50"/>
+        <w:top w:val="single" w:color="AFAFAF" w:themeColor="text1" w:themeTint="50" w:sz="4" w:space="0"/>
+        <w:left w:val="single" w:color="AFAFAF" w:themeColor="text1" w:themeTint="50" w:sz="4" w:space="0"/>
+        <w:bottom w:val="single" w:color="AFAFAF" w:themeColor="text1" w:themeTint="50" w:sz="4" w:space="0"/>
+        <w:right w:val="single" w:color="AFAFAF" w:themeColor="text1" w:themeTint="50" w:sz="4" w:space="0"/>
+        <w:insideH w:val="single" w:color="AFAFAF" w:themeColor="text1" w:themeTint="50" w:sz="4" w:space="0"/>
+        <w:insideV w:val="single" w:color="AFAFAF" w:themeColor="text1" w:themeTint="50" w:sz="4" w:space="0"/>
       </w:tblBorders>
     </w:tblPr>
   </w:style>
-  <w:style w:type="table" w:customStyle="1" w:styleId="PlainTable11">
+  <w:style w:type="table" w:styleId="PlainTable11" w:customStyle="1">
     <w:name w:val="Plain Table 11"/>
     <w:basedOn w:val="TableNormal"/>
     <w:uiPriority w:val="59"/>
     <w:tblPr>
       <w:tblBorders>
-        <w:top w:val="single" w:sz="4" w:space="0" w:color="AFAFAF" w:themeColor="text1" w:themeTint="50"/>
-        <w:left w:val="single" w:sz="4" w:space="0" w:color="AFAFAF" w:themeColor="text1" w:themeTint="50"/>
-        <w:bottom w:val="single" w:sz="4" w:space="0" w:color="AFAFAF" w:themeColor="text1" w:themeTint="50"/>
-        <w:right w:val="single" w:sz="4" w:space="0" w:color="AFAFAF" w:themeColor="text1" w:themeTint="50"/>
-        <w:insideH w:val="single" w:sz="4" w:space="0" w:color="AFAFAF" w:themeColor="text1" w:themeTint="50"/>
-        <w:insideV w:val="single" w:sz="4" w:space="0" w:color="AFAFAF" w:themeColor="text1" w:themeTint="50"/>
+        <w:top w:val="single" w:color="AFAFAF" w:themeColor="text1" w:themeTint="50" w:sz="4" w:space="0"/>
+        <w:left w:val="single" w:color="AFAFAF" w:themeColor="text1" w:themeTint="50" w:sz="4" w:space="0"/>
+        <w:bottom w:val="single" w:color="AFAFAF" w:themeColor="text1" w:themeTint="50" w:sz="4" w:space="0"/>
+        <w:right w:val="single" w:color="AFAFAF" w:themeColor="text1" w:themeTint="50" w:sz="4" w:space="0"/>
+        <w:insideH w:val="single" w:color="AFAFAF" w:themeColor="text1" w:themeTint="50" w:sz="4" w:space="0"/>
+        <w:insideV w:val="single" w:color="AFAFAF" w:themeColor="text1" w:themeTint="50" w:sz="4" w:space="0"/>
       </w:tblBorders>
     </w:tblPr>
     <w:tblStylePr w:type="firstRow">
@@ -2208,17 +2220,17 @@
       </w:tcPr>
     </w:tblStylePr>
   </w:style>
-  <w:style w:type="table" w:customStyle="1" w:styleId="PlainTable21">
+  <w:style w:type="table" w:styleId="PlainTable21" w:customStyle="1">
     <w:name w:val="Plain Table 21"/>
     <w:basedOn w:val="TableNormal"/>
     <w:uiPriority w:val="59"/>
     <w:qFormat/>
     <w:tblPr>
       <w:tblBorders>
-        <w:top w:val="single" w:sz="4" w:space="0" w:color="000000" w:themeColor="text1"/>
-        <w:left w:val="none" w:sz="4" w:space="0" w:color="000000" w:themeColor="text1"/>
-        <w:bottom w:val="single" w:sz="4" w:space="0" w:color="000000" w:themeColor="text1"/>
-        <w:right w:val="none" w:sz="4" w:space="0" w:color="000000" w:themeColor="text1"/>
+        <w:top w:val="single" w:color="000000" w:themeColor="text1" w:sz="4" w:space="0"/>
+        <w:left w:val="none" w:color="000000" w:themeColor="text1" w:sz="4" w:space="0"/>
+        <w:bottom w:val="single" w:color="000000" w:themeColor="text1" w:sz="4" w:space="0"/>
+        <w:right w:val="none" w:color="000000" w:themeColor="text1" w:sz="4" w:space="0"/>
       </w:tblBorders>
     </w:tblPr>
     <w:tblStylePr w:type="firstRow">
@@ -2231,8 +2243,8 @@
       <w:tblPr/>
       <w:tcPr>
         <w:tcBorders>
-          <w:top w:val="single" w:sz="4" w:space="0" w:color="000000" w:themeColor="text1"/>
-          <w:bottom w:val="single" w:sz="4" w:space="0" w:color="000000" w:themeColor="text1"/>
+          <w:top w:val="single" w:color="000000" w:themeColor="text1" w:sz="4" w:space="0"/>
+          <w:bottom w:val="single" w:color="000000" w:themeColor="text1" w:sz="4" w:space="0"/>
         </w:tcBorders>
       </w:tcPr>
     </w:tblStylePr>
@@ -2264,8 +2276,8 @@
       <w:tblPr/>
       <w:tcPr>
         <w:tcBorders>
-          <w:left w:val="single" w:sz="4" w:space="0" w:color="000000" w:themeColor="text1"/>
-          <w:right w:val="single" w:sz="4" w:space="0" w:color="000000" w:themeColor="text1"/>
+          <w:left w:val="single" w:color="000000" w:themeColor="text1" w:sz="4" w:space="0"/>
+          <w:right w:val="single" w:color="000000" w:themeColor="text1" w:sz="4" w:space="0"/>
         </w:tcBorders>
       </w:tcPr>
     </w:tblStylePr>
@@ -2273,8 +2285,8 @@
       <w:tblPr/>
       <w:tcPr>
         <w:tcBorders>
-          <w:left w:val="single" w:sz="4" w:space="0" w:color="000000" w:themeColor="text1"/>
-          <w:right w:val="single" w:sz="4" w:space="0" w:color="000000" w:themeColor="text1"/>
+          <w:left w:val="single" w:color="000000" w:themeColor="text1" w:sz="4" w:space="0"/>
+          <w:right w:val="single" w:color="000000" w:themeColor="text1" w:sz="4" w:space="0"/>
         </w:tcBorders>
       </w:tcPr>
     </w:tblStylePr>
@@ -2282,13 +2294,13 @@
       <w:tblPr/>
       <w:tcPr>
         <w:tcBorders>
-          <w:top w:val="single" w:sz="4" w:space="0" w:color="000000" w:themeColor="text1"/>
-          <w:bottom w:val="single" w:sz="4" w:space="0" w:color="000000" w:themeColor="text1"/>
-        </w:tcBorders>
-      </w:tcPr>
-    </w:tblStylePr>
-  </w:style>
-  <w:style w:type="table" w:customStyle="1" w:styleId="PlainTable31">
+          <w:top w:val="single" w:color="000000" w:themeColor="text1" w:sz="4" w:space="0"/>
+          <w:bottom w:val="single" w:color="000000" w:themeColor="text1" w:sz="4" w:space="0"/>
+        </w:tcBorders>
+      </w:tcPr>
+    </w:tblStylePr>
+  </w:style>
+  <w:style w:type="table" w:styleId="PlainTable31" w:customStyle="1">
     <w:name w:val="Plain Table 31"/>
     <w:basedOn w:val="TableNormal"/>
     <w:uiPriority w:val="99"/>
@@ -2305,7 +2317,7 @@
         <w:tcBorders>
           <w:top w:val="nil"/>
           <w:left w:val="nil"/>
-          <w:bottom w:val="single" w:sz="4" w:space="0" w:color="404040"/>
+          <w:bottom w:val="single" w:color="404040" w:sz="4" w:space="0"/>
           <w:right w:val="nil"/>
         </w:tcBorders>
       </w:tcPr>
@@ -2329,7 +2341,7 @@
           <w:top w:val="nil"/>
           <w:left w:val="nil"/>
           <w:bottom w:val="nil"/>
-          <w:right w:val="single" w:sz="4" w:space="0" w:color="404040"/>
+          <w:right w:val="single" w:color="404040" w:sz="4" w:space="0"/>
         </w:tcBorders>
       </w:tcPr>
     </w:tblStylePr>
@@ -2363,7 +2375,7 @@
       </w:tcPr>
     </w:tblStylePr>
   </w:style>
-  <w:style w:type="table" w:customStyle="1" w:styleId="PlainTable41">
+  <w:style w:type="table" w:styleId="PlainTable41" w:customStyle="1">
     <w:name w:val="Plain Table 41"/>
     <w:basedOn w:val="TableNormal"/>
     <w:uiPriority w:val="99"/>
@@ -2416,7 +2428,7 @@
       </w:tcPr>
     </w:tblStylePr>
   </w:style>
-  <w:style w:type="table" w:customStyle="1" w:styleId="PlainTable51">
+  <w:style w:type="table" w:styleId="PlainTable51" w:customStyle="1">
     <w:name w:val="Plain Table 51"/>
     <w:basedOn w:val="TableNormal"/>
     <w:uiPriority w:val="99"/>
@@ -2431,7 +2443,7 @@
       <w:tcPr>
         <w:tcBorders>
           <w:left w:val="nil"/>
-          <w:bottom w:val="single" w:sz="4" w:space="0" w:color="404040"/>
+          <w:bottom w:val="single" w:color="404040" w:sz="4" w:space="0"/>
           <w:right w:val="nil"/>
         </w:tcBorders>
         <w:shd w:val="clear" w:color="FFFFFF" w:fill="auto"/>
@@ -2445,7 +2457,7 @@
       <w:tblPr/>
       <w:tcPr>
         <w:tcBorders>
-          <w:top w:val="single" w:sz="4" w:space="0" w:color="404040"/>
+          <w:top w:val="single" w:color="404040" w:sz="4" w:space="0"/>
           <w:left w:val="nil"/>
           <w:right w:val="nil"/>
         </w:tcBorders>
@@ -2463,7 +2475,7 @@
       <w:tblPr/>
       <w:tcPr>
         <w:tcBorders>
-          <w:right w:val="single" w:sz="4" w:space="0" w:color="404040"/>
+          <w:right w:val="single" w:color="404040" w:sz="4" w:space="0"/>
         </w:tcBorders>
         <w:shd w:val="clear" w:color="FFFFFF" w:fill="auto"/>
       </w:tcPr>
@@ -2476,7 +2488,7 @@
       <w:tblPr/>
       <w:tcPr>
         <w:tcBorders>
-          <w:left w:val="single" w:sz="4" w:space="0" w:color="404040"/>
+          <w:left w:val="single" w:color="404040" w:sz="4" w:space="0"/>
         </w:tcBorders>
         <w:shd w:val="clear" w:color="FFFFFF" w:fill="auto"/>
       </w:tcPr>
@@ -2504,19 +2516,19 @@
       </w:tcPr>
     </w:tblStylePr>
   </w:style>
-  <w:style w:type="table" w:customStyle="1" w:styleId="GridTable1Light1">
+  <w:style w:type="table" w:styleId="GridTable1Light1" w:customStyle="1">
     <w:name w:val="Grid Table 1 Light1"/>
     <w:basedOn w:val="TableNormal"/>
     <w:uiPriority w:val="99"/>
     <w:qFormat/>
     <w:tblPr>
       <w:tblBorders>
-        <w:top w:val="single" w:sz="4" w:space="0" w:color="989898" w:themeColor="text1" w:themeTint="67"/>
-        <w:left w:val="single" w:sz="4" w:space="0" w:color="989898" w:themeColor="text1" w:themeTint="67"/>
-        <w:bottom w:val="single" w:sz="4" w:space="0" w:color="989898" w:themeColor="text1" w:themeTint="67"/>
-        <w:right w:val="single" w:sz="4" w:space="0" w:color="989898" w:themeColor="text1" w:themeTint="67"/>
-        <w:insideH w:val="single" w:sz="4" w:space="0" w:color="989898" w:themeColor="text1" w:themeTint="67"/>
-        <w:insideV w:val="single" w:sz="4" w:space="0" w:color="989898" w:themeColor="text1" w:themeTint="67"/>
+        <w:top w:val="single" w:color="989898" w:themeColor="text1" w:themeTint="67" w:sz="4" w:space="0"/>
+        <w:left w:val="single" w:color="989898" w:themeColor="text1" w:themeTint="67" w:sz="4" w:space="0"/>
+        <w:bottom w:val="single" w:color="989898" w:themeColor="text1" w:themeTint="67" w:sz="4" w:space="0"/>
+        <w:right w:val="single" w:color="989898" w:themeColor="text1" w:themeTint="67" w:sz="4" w:space="0"/>
+        <w:insideH w:val="single" w:color="989898" w:themeColor="text1" w:themeTint="67" w:sz="4" w:space="0"/>
+        <w:insideV w:val="single" w:color="989898" w:themeColor="text1" w:themeTint="67" w:sz="4" w:space="0"/>
       </w:tblBorders>
     </w:tblPr>
     <w:tblStylePr w:type="firstRow">
@@ -2527,7 +2539,7 @@
       <w:tblPr/>
       <w:tcPr>
         <w:tcBorders>
-          <w:bottom w:val="single" w:sz="12" w:space="0" w:color="6A6A6A" w:themeColor="text1" w:themeTint="95"/>
+          <w:bottom w:val="single" w:color="6A6A6A" w:themeColor="text1" w:themeTint="95" w:sz="12" w:space="0"/>
         </w:tcBorders>
       </w:tcPr>
     </w:tblStylePr>
@@ -2558,27 +2570,27 @@
       <w:tblPr/>
       <w:tcPr>
         <w:tcBorders>
-          <w:top w:val="single" w:sz="4" w:space="0" w:color="989898" w:themeColor="text1" w:themeTint="67"/>
-          <w:left w:val="single" w:sz="4" w:space="0" w:color="989898" w:themeColor="text1" w:themeTint="67"/>
-          <w:bottom w:val="single" w:sz="4" w:space="0" w:color="989898" w:themeColor="text1" w:themeTint="67"/>
-          <w:right w:val="single" w:sz="4" w:space="0" w:color="989898" w:themeColor="text1" w:themeTint="67"/>
-        </w:tcBorders>
-      </w:tcPr>
-    </w:tblStylePr>
-  </w:style>
-  <w:style w:type="table" w:customStyle="1" w:styleId="GridTable1Light-Accent11">
+          <w:top w:val="single" w:color="989898" w:themeColor="text1" w:themeTint="67" w:sz="4" w:space="0"/>
+          <w:left w:val="single" w:color="989898" w:themeColor="text1" w:themeTint="67" w:sz="4" w:space="0"/>
+          <w:bottom w:val="single" w:color="989898" w:themeColor="text1" w:themeTint="67" w:sz="4" w:space="0"/>
+          <w:right w:val="single" w:color="989898" w:themeColor="text1" w:themeTint="67" w:sz="4" w:space="0"/>
+        </w:tcBorders>
+      </w:tcPr>
+    </w:tblStylePr>
+  </w:style>
+  <w:style w:type="table" w:styleId="GridTable1Light-Accent11" w:customStyle="1">
     <w:name w:val="Grid Table 1 Light - Accent 11"/>
     <w:basedOn w:val="TableNormal"/>
     <w:uiPriority w:val="99"/>
     <w:qFormat/>
     <w:tblPr>
       <w:tblBorders>
-        <w:top w:val="single" w:sz="4" w:space="0" w:color="B7CBE4" w:themeColor="accent1" w:themeTint="67"/>
-        <w:left w:val="single" w:sz="4" w:space="0" w:color="B7CBE4" w:themeColor="accent1" w:themeTint="67"/>
-        <w:bottom w:val="single" w:sz="4" w:space="0" w:color="B7CBE4" w:themeColor="accent1" w:themeTint="67"/>
-        <w:right w:val="single" w:sz="4" w:space="0" w:color="B7CBE4" w:themeColor="accent1" w:themeTint="67"/>
-        <w:insideH w:val="single" w:sz="4" w:space="0" w:color="B7CBE4" w:themeColor="accent1" w:themeTint="67"/>
-        <w:insideV w:val="single" w:sz="4" w:space="0" w:color="B7CBE4" w:themeColor="accent1" w:themeTint="67"/>
+        <w:top w:val="single" w:color="B7CBE4" w:themeColor="accent1" w:themeTint="67" w:sz="4" w:space="0"/>
+        <w:left w:val="single" w:color="B7CBE4" w:themeColor="accent1" w:themeTint="67" w:sz="4" w:space="0"/>
+        <w:bottom w:val="single" w:color="B7CBE4" w:themeColor="accent1" w:themeTint="67" w:sz="4" w:space="0"/>
+        <w:right w:val="single" w:color="B7CBE4" w:themeColor="accent1" w:themeTint="67" w:sz="4" w:space="0"/>
+        <w:insideH w:val="single" w:color="B7CBE4" w:themeColor="accent1" w:themeTint="67" w:sz="4" w:space="0"/>
+        <w:insideV w:val="single" w:color="B7CBE4" w:themeColor="accent1" w:themeTint="67" w:sz="4" w:space="0"/>
       </w:tblBorders>
     </w:tblPr>
     <w:tblStylePr w:type="firstRow">
@@ -2589,7 +2601,7 @@
       <w:tblPr/>
       <w:tcPr>
         <w:tcBorders>
-          <w:bottom w:val="single" w:sz="12" w:space="0" w:color="97B4D8" w:themeColor="accent1" w:themeTint="95"/>
+          <w:bottom w:val="single" w:color="97B4D8" w:themeColor="accent1" w:themeTint="95" w:sz="12" w:space="0"/>
         </w:tcBorders>
       </w:tcPr>
     </w:tblStylePr>
@@ -2620,27 +2632,27 @@
       <w:tblPr/>
       <w:tcPr>
         <w:tcBorders>
-          <w:top w:val="single" w:sz="4" w:space="0" w:color="B7CBE4" w:themeColor="accent1" w:themeTint="67"/>
-          <w:left w:val="single" w:sz="4" w:space="0" w:color="B7CBE4" w:themeColor="accent1" w:themeTint="67"/>
-          <w:bottom w:val="single" w:sz="4" w:space="0" w:color="B7CBE4" w:themeColor="accent1" w:themeTint="67"/>
-          <w:right w:val="single" w:sz="4" w:space="0" w:color="B7CBE4" w:themeColor="accent1" w:themeTint="67"/>
-        </w:tcBorders>
-      </w:tcPr>
-    </w:tblStylePr>
-  </w:style>
-  <w:style w:type="table" w:customStyle="1" w:styleId="GridTable1Light-Accent21">
+          <w:top w:val="single" w:color="B7CBE4" w:themeColor="accent1" w:themeTint="67" w:sz="4" w:space="0"/>
+          <w:left w:val="single" w:color="B7CBE4" w:themeColor="accent1" w:themeTint="67" w:sz="4" w:space="0"/>
+          <w:bottom w:val="single" w:color="B7CBE4" w:themeColor="accent1" w:themeTint="67" w:sz="4" w:space="0"/>
+          <w:right w:val="single" w:color="B7CBE4" w:themeColor="accent1" w:themeTint="67" w:sz="4" w:space="0"/>
+        </w:tcBorders>
+      </w:tcPr>
+    </w:tblStylePr>
+  </w:style>
+  <w:style w:type="table" w:styleId="GridTable1Light-Accent21" w:customStyle="1">
     <w:name w:val="Grid Table 1 Light - Accent 21"/>
     <w:basedOn w:val="TableNormal"/>
     <w:uiPriority w:val="99"/>
     <w:qFormat/>
     <w:tblPr>
       <w:tblBorders>
-        <w:top w:val="single" w:sz="4" w:space="0" w:color="E5B7B6" w:themeColor="accent2" w:themeTint="67"/>
-        <w:left w:val="single" w:sz="4" w:space="0" w:color="E5B7B6" w:themeColor="accent2" w:themeTint="67"/>
-        <w:bottom w:val="single" w:sz="4" w:space="0" w:color="E5B7B6" w:themeColor="accent2" w:themeTint="67"/>
-        <w:right w:val="single" w:sz="4" w:space="0" w:color="E5B7B6" w:themeColor="accent2" w:themeTint="67"/>
-        <w:insideH w:val="single" w:sz="4" w:space="0" w:color="E5B7B6" w:themeColor="accent2" w:themeTint="67"/>
-        <w:insideV w:val="single" w:sz="4" w:space="0" w:color="E5B7B6" w:themeColor="accent2" w:themeTint="67"/>
+        <w:top w:val="single" w:color="E5B7B6" w:themeColor="accent2" w:themeTint="67" w:sz="4" w:space="0"/>
+        <w:left w:val="single" w:color="E5B7B6" w:themeColor="accent2" w:themeTint="67" w:sz="4" w:space="0"/>
+        <w:bottom w:val="single" w:color="E5B7B6" w:themeColor="accent2" w:themeTint="67" w:sz="4" w:space="0"/>
+        <w:right w:val="single" w:color="E5B7B6" w:themeColor="accent2" w:themeTint="67" w:sz="4" w:space="0"/>
+        <w:insideH w:val="single" w:color="E5B7B6" w:themeColor="accent2" w:themeTint="67" w:sz="4" w:space="0"/>
+        <w:insideV w:val="single" w:color="E5B7B6" w:themeColor="accent2" w:themeTint="67" w:sz="4" w:space="0"/>
       </w:tblBorders>
     </w:tblPr>
     <w:tblStylePr w:type="firstRow">
@@ -2651,7 +2663,7 @@
       <w:tblPr/>
       <w:tcPr>
         <w:tcBorders>
-          <w:bottom w:val="single" w:sz="12" w:space="0" w:color="DA9896" w:themeColor="accent2" w:themeTint="95"/>
+          <w:bottom w:val="single" w:color="DA9896" w:themeColor="accent2" w:themeTint="95" w:sz="12" w:space="0"/>
         </w:tcBorders>
       </w:tcPr>
     </w:tblStylePr>
@@ -2682,27 +2694,27 @@
       <w:tblPr/>
       <w:tcPr>
         <w:tcBorders>
-          <w:top w:val="single" w:sz="4" w:space="0" w:color="E5B7B6" w:themeColor="accent2" w:themeTint="67"/>
-          <w:left w:val="single" w:sz="4" w:space="0" w:color="E5B7B6" w:themeColor="accent2" w:themeTint="67"/>
-          <w:bottom w:val="single" w:sz="4" w:space="0" w:color="E5B7B6" w:themeColor="accent2" w:themeTint="67"/>
-          <w:right w:val="single" w:sz="4" w:space="0" w:color="E5B7B6" w:themeColor="accent2" w:themeTint="67"/>
-        </w:tcBorders>
-      </w:tcPr>
-    </w:tblStylePr>
-  </w:style>
-  <w:style w:type="table" w:customStyle="1" w:styleId="GridTable1Light-Accent31">
+          <w:top w:val="single" w:color="E5B7B6" w:themeColor="accent2" w:themeTint="67" w:sz="4" w:space="0"/>
+          <w:left w:val="single" w:color="E5B7B6" w:themeColor="accent2" w:themeTint="67" w:sz="4" w:space="0"/>
+          <w:bottom w:val="single" w:color="E5B7B6" w:themeColor="accent2" w:themeTint="67" w:sz="4" w:space="0"/>
+          <w:right w:val="single" w:color="E5B7B6" w:themeColor="accent2" w:themeTint="67" w:sz="4" w:space="0"/>
+        </w:tcBorders>
+      </w:tcPr>
+    </w:tblStylePr>
+  </w:style>
+  <w:style w:type="table" w:styleId="GridTable1Light-Accent31" w:customStyle="1">
     <w:name w:val="Grid Table 1 Light - Accent 31"/>
     <w:basedOn w:val="TableNormal"/>
     <w:uiPriority w:val="99"/>
     <w:qFormat/>
     <w:tblPr>
       <w:tblBorders>
-        <w:top w:val="single" w:sz="4" w:space="0" w:color="D6E3BB" w:themeColor="accent3" w:themeTint="67"/>
-        <w:left w:val="single" w:sz="4" w:space="0" w:color="D6E3BB" w:themeColor="accent3" w:themeTint="67"/>
-        <w:bottom w:val="single" w:sz="4" w:space="0" w:color="D6E3BB" w:themeColor="accent3" w:themeTint="67"/>
-        <w:right w:val="single" w:sz="4" w:space="0" w:color="D6E3BB" w:themeColor="accent3" w:themeTint="67"/>
-        <w:insideH w:val="single" w:sz="4" w:space="0" w:color="D6E3BB" w:themeColor="accent3" w:themeTint="67"/>
-        <w:insideV w:val="single" w:sz="4" w:space="0" w:color="D6E3BB" w:themeColor="accent3" w:themeTint="67"/>
+        <w:top w:val="single" w:color="D6E3BB" w:themeColor="accent3" w:themeTint="67" w:sz="4" w:space="0"/>
+        <w:left w:val="single" w:color="D6E3BB" w:themeColor="accent3" w:themeTint="67" w:sz="4" w:space="0"/>
+        <w:bottom w:val="single" w:color="D6E3BB" w:themeColor="accent3" w:themeTint="67" w:sz="4" w:space="0"/>
+        <w:right w:val="single" w:color="D6E3BB" w:themeColor="accent3" w:themeTint="67" w:sz="4" w:space="0"/>
+        <w:insideH w:val="single" w:color="D6E3BB" w:themeColor="accent3" w:themeTint="67" w:sz="4" w:space="0"/>
+        <w:insideV w:val="single" w:color="D6E3BB" w:themeColor="accent3" w:themeTint="67" w:sz="4" w:space="0"/>
       </w:tblBorders>
     </w:tblPr>
     <w:tblStylePr w:type="firstRow">
@@ -2713,7 +2725,7 @@
       <w:tblPr/>
       <w:tcPr>
         <w:tcBorders>
-          <w:bottom w:val="single" w:sz="12" w:space="0" w:color="C4D79D" w:themeColor="accent3" w:themeTint="95"/>
+          <w:bottom w:val="single" w:color="C4D79D" w:themeColor="accent3" w:themeTint="95" w:sz="12" w:space="0"/>
         </w:tcBorders>
       </w:tcPr>
     </w:tblStylePr>
@@ -2744,27 +2756,27 @@
       <w:tblPr/>
       <w:tcPr>
         <w:tcBorders>
-          <w:top w:val="single" w:sz="4" w:space="0" w:color="D6E3BB" w:themeColor="accent3" w:themeTint="67"/>
-          <w:left w:val="single" w:sz="4" w:space="0" w:color="D6E3BB" w:themeColor="accent3" w:themeTint="67"/>
-          <w:bottom w:val="single" w:sz="4" w:space="0" w:color="D6E3BB" w:themeColor="accent3" w:themeTint="67"/>
-          <w:right w:val="single" w:sz="4" w:space="0" w:color="D6E3BB" w:themeColor="accent3" w:themeTint="67"/>
-        </w:tcBorders>
-      </w:tcPr>
-    </w:tblStylePr>
-  </w:style>
-  <w:style w:type="table" w:customStyle="1" w:styleId="GridTable1Light-Accent41">
+          <w:top w:val="single" w:color="D6E3BB" w:themeColor="accent3" w:themeTint="67" w:sz="4" w:space="0"/>
+          <w:left w:val="single" w:color="D6E3BB" w:themeColor="accent3" w:themeTint="67" w:sz="4" w:space="0"/>
+          <w:bottom w:val="single" w:color="D6E3BB" w:themeColor="accent3" w:themeTint="67" w:sz="4" w:space="0"/>
+          <w:right w:val="single" w:color="D6E3BB" w:themeColor="accent3" w:themeTint="67" w:sz="4" w:space="0"/>
+        </w:tcBorders>
+      </w:tcPr>
+    </w:tblStylePr>
+  </w:style>
+  <w:style w:type="table" w:styleId="GridTable1Light-Accent41" w:customStyle="1">
     <w:name w:val="Grid Table 1 Light - Accent 41"/>
     <w:basedOn w:val="TableNormal"/>
     <w:uiPriority w:val="99"/>
     <w:qFormat/>
     <w:tblPr>
       <w:tblBorders>
-        <w:top w:val="single" w:sz="4" w:space="0" w:color="CBC0D9" w:themeColor="accent4" w:themeTint="67"/>
-        <w:left w:val="single" w:sz="4" w:space="0" w:color="CBC0D9" w:themeColor="accent4" w:themeTint="67"/>
-        <w:bottom w:val="single" w:sz="4" w:space="0" w:color="CBC0D9" w:themeColor="accent4" w:themeTint="67"/>
-        <w:right w:val="single" w:sz="4" w:space="0" w:color="CBC0D9" w:themeColor="accent4" w:themeTint="67"/>
-        <w:insideH w:val="single" w:sz="4" w:space="0" w:color="CBC0D9" w:themeColor="accent4" w:themeTint="67"/>
-        <w:insideV w:val="single" w:sz="4" w:space="0" w:color="CBC0D9" w:themeColor="accent4" w:themeTint="67"/>
+        <w:top w:val="single" w:color="CBC0D9" w:themeColor="accent4" w:themeTint="67" w:sz="4" w:space="0"/>
+        <w:left w:val="single" w:color="CBC0D9" w:themeColor="accent4" w:themeTint="67" w:sz="4" w:space="0"/>
+        <w:bottom w:val="single" w:color="CBC0D9" w:themeColor="accent4" w:themeTint="67" w:sz="4" w:space="0"/>
+        <w:right w:val="single" w:color="CBC0D9" w:themeColor="accent4" w:themeTint="67" w:sz="4" w:space="0"/>
+        <w:insideH w:val="single" w:color="CBC0D9" w:themeColor="accent4" w:themeTint="67" w:sz="4" w:space="0"/>
+        <w:insideV w:val="single" w:color="CBC0D9" w:themeColor="accent4" w:themeTint="67" w:sz="4" w:space="0"/>
       </w:tblBorders>
     </w:tblPr>
     <w:tblStylePr w:type="firstRow">
@@ -2775,7 +2787,7 @@
       <w:tblPr/>
       <w:tcPr>
         <w:tcBorders>
-          <w:bottom w:val="single" w:sz="12" w:space="0" w:color="B4A4C8" w:themeColor="accent4" w:themeTint="95"/>
+          <w:bottom w:val="single" w:color="B4A4C8" w:themeColor="accent4" w:themeTint="95" w:sz="12" w:space="0"/>
         </w:tcBorders>
       </w:tcPr>
     </w:tblStylePr>
@@ -2806,27 +2818,27 @@
       <w:tblPr/>
       <w:tcPr>
         <w:tcBorders>
-          <w:top w:val="single" w:sz="4" w:space="0" w:color="CBC0D9" w:themeColor="accent4" w:themeTint="67"/>
-          <w:left w:val="single" w:sz="4" w:space="0" w:color="CBC0D9" w:themeColor="accent4" w:themeTint="67"/>
-          <w:bottom w:val="single" w:sz="4" w:space="0" w:color="CBC0D9" w:themeColor="accent4" w:themeTint="67"/>
-          <w:right w:val="single" w:sz="4" w:space="0" w:color="CBC0D9" w:themeColor="accent4" w:themeTint="67"/>
-        </w:tcBorders>
-      </w:tcPr>
-    </w:tblStylePr>
-  </w:style>
-  <w:style w:type="table" w:customStyle="1" w:styleId="GridTable1Light-Accent51">
+          <w:top w:val="single" w:color="CBC0D9" w:themeColor="accent4" w:themeTint="67" w:sz="4" w:space="0"/>
+          <w:left w:val="single" w:color="CBC0D9" w:themeColor="accent4" w:themeTint="67" w:sz="4" w:space="0"/>
+          <w:bottom w:val="single" w:color="CBC0D9" w:themeColor="accent4" w:themeTint="67" w:sz="4" w:space="0"/>
+          <w:right w:val="single" w:color="CBC0D9" w:themeColor="accent4" w:themeTint="67" w:sz="4" w:space="0"/>
+        </w:tcBorders>
+      </w:tcPr>
+    </w:tblStylePr>
+  </w:style>
+  <w:style w:type="table" w:styleId="GridTable1Light-Accent51" w:customStyle="1">
     <w:name w:val="Grid Table 1 Light - Accent 51"/>
     <w:basedOn w:val="TableNormal"/>
     <w:uiPriority w:val="99"/>
     <w:qFormat/>
     <w:tblPr>
       <w:tblBorders>
-        <w:top w:val="single" w:sz="4" w:space="0" w:color="B6DDE8" w:themeColor="accent5" w:themeTint="67"/>
-        <w:left w:val="single" w:sz="4" w:space="0" w:color="B6DDE8" w:themeColor="accent5" w:themeTint="67"/>
-        <w:bottom w:val="single" w:sz="4" w:space="0" w:color="B6DDE8" w:themeColor="accent5" w:themeTint="67"/>
-        <w:right w:val="single" w:sz="4" w:space="0" w:color="B6DDE8" w:themeColor="accent5" w:themeTint="67"/>
-        <w:insideH w:val="single" w:sz="4" w:space="0" w:color="B6DDE8" w:themeColor="accent5" w:themeTint="67"/>
-        <w:insideV w:val="single" w:sz="4" w:space="0" w:color="B6DDE8" w:themeColor="accent5" w:themeTint="67"/>
+        <w:top w:val="single" w:color="B6DDE8" w:themeColor="accent5" w:themeTint="67" w:sz="4" w:space="0"/>
+        <w:left w:val="single" w:color="B6DDE8" w:themeColor="accent5" w:themeTint="67" w:sz="4" w:space="0"/>
+        <w:bottom w:val="single" w:color="B6DDE8" w:themeColor="accent5" w:themeTint="67" w:sz="4" w:space="0"/>
+        <w:right w:val="single" w:color="B6DDE8" w:themeColor="accent5" w:themeTint="67" w:sz="4" w:space="0"/>
+        <w:insideH w:val="single" w:color="B6DDE8" w:themeColor="accent5" w:themeTint="67" w:sz="4" w:space="0"/>
+        <w:insideV w:val="single" w:color="B6DDE8" w:themeColor="accent5" w:themeTint="67" w:sz="4" w:space="0"/>
       </w:tblBorders>
     </w:tblPr>
     <w:tblStylePr w:type="firstRow">
@@ -2837,7 +2849,7 @@
       <w:tblPr/>
       <w:tcPr>
         <w:tcBorders>
-          <w:bottom w:val="single" w:sz="12" w:space="0" w:color="95CEDD" w:themeColor="accent5" w:themeTint="95"/>
+          <w:bottom w:val="single" w:color="95CEDD" w:themeColor="accent5" w:themeTint="95" w:sz="12" w:space="0"/>
         </w:tcBorders>
       </w:tcPr>
     </w:tblStylePr>
@@ -2868,27 +2880,27 @@
       <w:tblPr/>
       <w:tcPr>
         <w:tcBorders>
-          <w:top w:val="single" w:sz="4" w:space="0" w:color="B6DDE8" w:themeColor="accent5" w:themeTint="67"/>
-          <w:left w:val="single" w:sz="4" w:space="0" w:color="B6DDE8" w:themeColor="accent5" w:themeTint="67"/>
-          <w:bottom w:val="single" w:sz="4" w:space="0" w:color="B6DDE8" w:themeColor="accent5" w:themeTint="67"/>
-          <w:right w:val="single" w:sz="4" w:space="0" w:color="B6DDE8" w:themeColor="accent5" w:themeTint="67"/>
-        </w:tcBorders>
-      </w:tcPr>
-    </w:tblStylePr>
-  </w:style>
-  <w:style w:type="table" w:customStyle="1" w:styleId="GridTable1Light-Accent61">
+          <w:top w:val="single" w:color="B6DDE8" w:themeColor="accent5" w:themeTint="67" w:sz="4" w:space="0"/>
+          <w:left w:val="single" w:color="B6DDE8" w:themeColor="accent5" w:themeTint="67" w:sz="4" w:space="0"/>
+          <w:bottom w:val="single" w:color="B6DDE8" w:themeColor="accent5" w:themeTint="67" w:sz="4" w:space="0"/>
+          <w:right w:val="single" w:color="B6DDE8" w:themeColor="accent5" w:themeTint="67" w:sz="4" w:space="0"/>
+        </w:tcBorders>
+      </w:tcPr>
+    </w:tblStylePr>
+  </w:style>
+  <w:style w:type="table" w:styleId="GridTable1Light-Accent61" w:customStyle="1">
     <w:name w:val="Grid Table 1 Light - Accent 61"/>
     <w:basedOn w:val="TableNormal"/>
     <w:uiPriority w:val="99"/>
     <w:qFormat/>
     <w:tblPr>
       <w:tblBorders>
-        <w:top w:val="single" w:sz="4" w:space="0" w:color="FBD4B4" w:themeColor="accent6" w:themeTint="67"/>
-        <w:left w:val="single" w:sz="4" w:space="0" w:color="FBD4B4" w:themeColor="accent6" w:themeTint="67"/>
-        <w:bottom w:val="single" w:sz="4" w:space="0" w:color="FBD4B4" w:themeColor="accent6" w:themeTint="67"/>
-        <w:right w:val="single" w:sz="4" w:space="0" w:color="FBD4B4" w:themeColor="accent6" w:themeTint="67"/>
-        <w:insideH w:val="single" w:sz="4" w:space="0" w:color="FBD4B4" w:themeColor="accent6" w:themeTint="67"/>
-        <w:insideV w:val="single" w:sz="4" w:space="0" w:color="FBD4B4" w:themeColor="accent6" w:themeTint="67"/>
+        <w:top w:val="single" w:color="FBD4B4" w:themeColor="accent6" w:themeTint="67" w:sz="4" w:space="0"/>
+        <w:left w:val="single" w:color="FBD4B4" w:themeColor="accent6" w:themeTint="67" w:sz="4" w:space="0"/>
+        <w:bottom w:val="single" w:color="FBD4B4" w:themeColor="accent6" w:themeTint="67" w:sz="4" w:space="0"/>
+        <w:right w:val="single" w:color="FBD4B4" w:themeColor="accent6" w:themeTint="67" w:sz="4" w:space="0"/>
+        <w:insideH w:val="single" w:color="FBD4B4" w:themeColor="accent6" w:themeTint="67" w:sz="4" w:space="0"/>
+        <w:insideV w:val="single" w:color="FBD4B4" w:themeColor="accent6" w:themeTint="67" w:sz="4" w:space="0"/>
       </w:tblBorders>
     </w:tblPr>
     <w:tblStylePr w:type="firstRow">
@@ -2899,7 +2911,7 @@
       <w:tblPr/>
       <w:tcPr>
         <w:tcBorders>
-          <w:bottom w:val="single" w:sz="12" w:space="0" w:color="FAC192" w:themeColor="accent6" w:themeTint="95"/>
+          <w:bottom w:val="single" w:color="FAC192" w:themeColor="accent6" w:themeTint="95" w:sz="12" w:space="0"/>
         </w:tcBorders>
       </w:tcPr>
     </w:tblStylePr>
@@ -2930,24 +2942,24 @@
       <w:tblPr/>
       <w:tcPr>
         <w:tcBorders>
-          <w:top w:val="single" w:sz="4" w:space="0" w:color="FBD4B4" w:themeColor="accent6" w:themeTint="67"/>
-          <w:left w:val="single" w:sz="4" w:space="0" w:color="FBD4B4" w:themeColor="accent6" w:themeTint="67"/>
-          <w:bottom w:val="single" w:sz="4" w:space="0" w:color="FBD4B4" w:themeColor="accent6" w:themeTint="67"/>
-          <w:right w:val="single" w:sz="4" w:space="0" w:color="FBD4B4" w:themeColor="accent6" w:themeTint="67"/>
-        </w:tcBorders>
-      </w:tcPr>
-    </w:tblStylePr>
-  </w:style>
-  <w:style w:type="table" w:customStyle="1" w:styleId="GridTable21">
+          <w:top w:val="single" w:color="FBD4B4" w:themeColor="accent6" w:themeTint="67" w:sz="4" w:space="0"/>
+          <w:left w:val="single" w:color="FBD4B4" w:themeColor="accent6" w:themeTint="67" w:sz="4" w:space="0"/>
+          <w:bottom w:val="single" w:color="FBD4B4" w:themeColor="accent6" w:themeTint="67" w:sz="4" w:space="0"/>
+          <w:right w:val="single" w:color="FBD4B4" w:themeColor="accent6" w:themeTint="67" w:sz="4" w:space="0"/>
+        </w:tcBorders>
+      </w:tcPr>
+    </w:tblStylePr>
+  </w:style>
+  <w:style w:type="table" w:styleId="GridTable21" w:customStyle="1">
     <w:name w:val="Grid Table 21"/>
     <w:basedOn w:val="TableNormal"/>
     <w:uiPriority w:val="99"/>
     <w:qFormat/>
     <w:tblPr>
       <w:tblBorders>
-        <w:bottom w:val="single" w:sz="4" w:space="0" w:color="6A6A6A" w:themeColor="text1" w:themeTint="95"/>
-        <w:insideH w:val="single" w:sz="4" w:space="0" w:color="6A6A6A" w:themeColor="text1" w:themeTint="95"/>
-        <w:insideV w:val="single" w:sz="4" w:space="0" w:color="6A6A6A" w:themeColor="text1" w:themeTint="95"/>
+        <w:bottom w:val="single" w:color="6A6A6A" w:themeColor="text1" w:themeTint="95" w:sz="4" w:space="0"/>
+        <w:insideH w:val="single" w:color="6A6A6A" w:themeColor="text1" w:themeTint="95" w:sz="4" w:space="0"/>
+        <w:insideV w:val="single" w:color="6A6A6A" w:themeColor="text1" w:themeTint="95" w:sz="4" w:space="0"/>
       </w:tblBorders>
     </w:tblPr>
     <w:tblStylePr w:type="firstRow">
@@ -2960,7 +2972,7 @@
         <w:tcBorders>
           <w:top w:val="nil"/>
           <w:left w:val="nil"/>
-          <w:bottom w:val="single" w:sz="12" w:space="0" w:color="6A6A6A" w:themeColor="text1" w:themeTint="95"/>
+          <w:bottom w:val="single" w:color="6A6A6A" w:themeColor="text1" w:themeTint="95" w:sz="12" w:space="0"/>
           <w:right w:val="nil"/>
         </w:tcBorders>
         <w:shd w:val="clear" w:color="FFFFFF" w:fill="auto"/>
@@ -2974,7 +2986,7 @@
       <w:tblPr/>
       <w:tcPr>
         <w:tcBorders>
-          <w:top w:val="single" w:sz="4" w:space="0" w:color="6A6A6A" w:themeColor="text1" w:themeTint="95"/>
+          <w:top w:val="single" w:color="6A6A6A" w:themeColor="text1" w:themeTint="95" w:sz="4" w:space="0"/>
           <w:left w:val="nil"/>
           <w:bottom w:val="nil"/>
           <w:right w:val="nil"/>
@@ -3017,16 +3029,16 @@
       </w:tcPr>
     </w:tblStylePr>
   </w:style>
-  <w:style w:type="table" w:customStyle="1" w:styleId="GridTable2-Accent11">
+  <w:style w:type="table" w:styleId="GridTable2-Accent11" w:customStyle="1">
     <w:name w:val="Grid Table 2 - Accent 11"/>
     <w:basedOn w:val="TableNormal"/>
     <w:uiPriority w:val="99"/>
     <w:qFormat/>
     <w:tblPr>
       <w:tblBorders>
-        <w:bottom w:val="single" w:sz="4" w:space="0" w:color="5D8AC2" w:themeColor="accent1" w:themeTint="EA"/>
-        <w:insideH w:val="single" w:sz="4" w:space="0" w:color="5D8AC2" w:themeColor="accent1" w:themeTint="EA"/>
-        <w:insideV w:val="single" w:sz="4" w:space="0" w:color="5D8AC2" w:themeColor="accent1" w:themeTint="EA"/>
+        <w:bottom w:val="single" w:color="5D8AC2" w:themeColor="accent1" w:themeTint="EA" w:sz="4" w:space="0"/>
+        <w:insideH w:val="single" w:color="5D8AC2" w:themeColor="accent1" w:themeTint="EA" w:sz="4" w:space="0"/>
+        <w:insideV w:val="single" w:color="5D8AC2" w:themeColor="accent1" w:themeTint="EA" w:sz="4" w:space="0"/>
       </w:tblBorders>
     </w:tblPr>
     <w:tblStylePr w:type="firstRow">
@@ -3039,7 +3051,7 @@
         <w:tcBorders>
           <w:top w:val="nil"/>
           <w:left w:val="nil"/>
-          <w:bottom w:val="single" w:sz="12" w:space="0" w:color="5D8AC2" w:themeColor="accent1" w:themeTint="EA"/>
+          <w:bottom w:val="single" w:color="5D8AC2" w:themeColor="accent1" w:themeTint="EA" w:sz="12" w:space="0"/>
           <w:right w:val="nil"/>
         </w:tcBorders>
         <w:shd w:val="clear" w:color="FFFFFF" w:fill="auto"/>
@@ -3053,7 +3065,7 @@
       <w:tblPr/>
       <w:tcPr>
         <w:tcBorders>
-          <w:top w:val="single" w:sz="4" w:space="0" w:color="5D8AC2" w:themeColor="accent1" w:themeTint="EA"/>
+          <w:top w:val="single" w:color="5D8AC2" w:themeColor="accent1" w:themeTint="EA" w:sz="4" w:space="0"/>
           <w:left w:val="nil"/>
           <w:bottom w:val="nil"/>
           <w:right w:val="nil"/>
@@ -3096,16 +3108,16 @@
       </w:tcPr>
     </w:tblStylePr>
   </w:style>
-  <w:style w:type="table" w:customStyle="1" w:styleId="GridTable2-Accent21">
+  <w:style w:type="table" w:styleId="GridTable2-Accent21" w:customStyle="1">
     <w:name w:val="Grid Table 2 - Accent 21"/>
     <w:basedOn w:val="TableNormal"/>
     <w:uiPriority w:val="99"/>
     <w:qFormat/>
     <w:tblPr>
       <w:tblBorders>
-        <w:bottom w:val="single" w:sz="4" w:space="0" w:color="D99695" w:themeColor="accent2" w:themeTint="97"/>
-        <w:insideH w:val="single" w:sz="4" w:space="0" w:color="D99695" w:themeColor="accent2" w:themeTint="97"/>
-        <w:insideV w:val="single" w:sz="4" w:space="0" w:color="D99695" w:themeColor="accent2" w:themeTint="97"/>
+        <w:bottom w:val="single" w:color="D99695" w:themeColor="accent2" w:themeTint="97" w:sz="4" w:space="0"/>
+        <w:insideH w:val="single" w:color="D99695" w:themeColor="accent2" w:themeTint="97" w:sz="4" w:space="0"/>
+        <w:insideV w:val="single" w:color="D99695" w:themeColor="accent2" w:themeTint="97" w:sz="4" w:space="0"/>
       </w:tblBorders>
     </w:tblPr>
     <w:tblStylePr w:type="firstRow">
@@ -3118,7 +3130,7 @@
         <w:tcBorders>
           <w:top w:val="nil"/>
           <w:left w:val="nil"/>
-          <w:bottom w:val="single" w:sz="12" w:space="0" w:color="D99695" w:themeColor="accent2" w:themeTint="97"/>
+          <w:bottom w:val="single" w:color="D99695" w:themeColor="accent2" w:themeTint="97" w:sz="12" w:space="0"/>
           <w:right w:val="nil"/>
         </w:tcBorders>
         <w:shd w:val="clear" w:color="FFFFFF" w:fill="auto"/>
@@ -3132,7 +3144,7 @@
       <w:tblPr/>
       <w:tcPr>
         <w:tcBorders>
-          <w:top w:val="single" w:sz="4" w:space="0" w:color="D99695" w:themeColor="accent2" w:themeTint="97"/>
+          <w:top w:val="single" w:color="D99695" w:themeColor="accent2" w:themeTint="97" w:sz="4" w:space="0"/>
           <w:left w:val="nil"/>
           <w:bottom w:val="nil"/>
           <w:right w:val="nil"/>
@@ -3175,16 +3187,16 @@
       </w:tcPr>
     </w:tblStylePr>
   </w:style>
-  <w:style w:type="table" w:customStyle="1" w:styleId="GridTable2-Accent31">
+  <w:style w:type="table" w:styleId="GridTable2-Accent31" w:customStyle="1">
     <w:name w:val="Grid Table 2 - Accent 31"/>
     <w:basedOn w:val="TableNormal"/>
     <w:uiPriority w:val="99"/>
     <w:qFormat/>
     <w:tblPr>
       <w:tblBorders>
-        <w:bottom w:val="single" w:sz="4" w:space="0" w:color="9ABB59" w:themeColor="accent3" w:themeTint="FE"/>
-        <w:insideH w:val="single" w:sz="4" w:space="0" w:color="9ABB59" w:themeColor="accent3" w:themeTint="FE"/>
-        <w:insideV w:val="single" w:sz="4" w:space="0" w:color="9ABB59" w:themeColor="accent3" w:themeTint="FE"/>
+        <w:bottom w:val="single" w:color="9ABB59" w:themeColor="accent3" w:themeTint="FE" w:sz="4" w:space="0"/>
+        <w:insideH w:val="single" w:color="9ABB59" w:themeColor="accent3" w:themeTint="FE" w:sz="4" w:space="0"/>
+        <w:insideV w:val="single" w:color="9ABB59" w:themeColor="accent3" w:themeTint="FE" w:sz="4" w:space="0"/>
       </w:tblBorders>
     </w:tblPr>
     <w:tblStylePr w:type="firstRow">
@@ -3197,7 +3209,7 @@
         <w:tcBorders>
           <w:top w:val="nil"/>
           <w:left w:val="nil"/>
-          <w:bottom w:val="single" w:sz="12" w:space="0" w:color="9ABB59" w:themeColor="accent3" w:themeTint="FE"/>
+          <w:bottom w:val="single" w:color="9ABB59" w:themeColor="accent3" w:themeTint="FE" w:sz="12" w:space="0"/>
           <w:right w:val="nil"/>
         </w:tcBorders>
         <w:shd w:val="clear" w:color="FFFFFF" w:fill="auto"/>
@@ -3211,7 +3223,7 @@
       <w:tblPr/>
       <w:tcPr>
         <w:tcBorders>
-          <w:top w:val="single" w:sz="4" w:space="0" w:color="9ABB59" w:themeColor="accent3" w:themeTint="FE"/>
+          <w:top w:val="single" w:color="9ABB59" w:themeColor="accent3" w:themeTint="FE" w:sz="4" w:space="0"/>
           <w:left w:val="nil"/>
           <w:bottom w:val="nil"/>
           <w:right w:val="nil"/>
@@ -3254,16 +3266,16 @@
       </w:tcPr>
     </w:tblStylePr>
   </w:style>
-  <w:style w:type="table" w:customStyle="1" w:styleId="GridTable2-Accent41">
+  <w:style w:type="table" w:styleId="GridTable2-Accent41" w:customStyle="1">
     <w:name w:val="Grid Table 2 - Accent 41"/>
     <w:basedOn w:val="TableNormal"/>
     <w:uiPriority w:val="99"/>
     <w:qFormat/>
     <w:tblPr>
       <w:tblBorders>
-        <w:bottom w:val="single" w:sz="4" w:space="0" w:color="B2A1C6" w:themeColor="accent4" w:themeTint="9A"/>
-        <w:insideH w:val="single" w:sz="4" w:space="0" w:color="B2A1C6" w:themeColor="accent4" w:themeTint="9A"/>
-        <w:insideV w:val="single" w:sz="4" w:space="0" w:color="B2A1C6" w:themeColor="accent4" w:themeTint="9A"/>
+        <w:bottom w:val="single" w:color="B2A1C6" w:themeColor="accent4" w:themeTint="9A" w:sz="4" w:space="0"/>
+        <w:insideH w:val="single" w:color="B2A1C6" w:themeColor="accent4" w:themeTint="9A" w:sz="4" w:space="0"/>
+        <w:insideV w:val="single" w:color="B2A1C6" w:themeColor="accent4" w:themeTint="9A" w:sz="4" w:space="0"/>
       </w:tblBorders>
     </w:tblPr>
     <w:tblStylePr w:type="firstRow">
@@ -3276,7 +3288,7 @@
         <w:tcBorders>
           <w:top w:val="nil"/>
           <w:left w:val="nil"/>
-          <w:bottom w:val="single" w:sz="12" w:space="0" w:color="B2A1C6" w:themeColor="accent4" w:themeTint="9A"/>
+          <w:bottom w:val="single" w:color="B2A1C6" w:themeColor="accent4" w:themeTint="9A" w:sz="12" w:space="0"/>
           <w:right w:val="nil"/>
         </w:tcBorders>
         <w:shd w:val="clear" w:color="FFFFFF" w:fill="auto"/>
@@ -3290,7 +3302,7 @@
       <w:tblPr/>
       <w:tcPr>
         <w:tcBorders>
-          <w:top w:val="single" w:sz="4" w:space="0" w:color="B2A1C6" w:themeColor="accent4" w:themeTint="9A"/>
+          <w:top w:val="single" w:color="B2A1C6" w:themeColor="accent4" w:themeTint="9A" w:sz="4" w:space="0"/>
           <w:left w:val="nil"/>
           <w:bottom w:val="nil"/>
           <w:right w:val="nil"/>
@@ -3333,16 +3345,16 @@
       </w:tcPr>
     </w:tblStylePr>
   </w:style>
-  <w:style w:type="table" w:customStyle="1" w:styleId="GridTable2-Accent51">
+  <w:style w:type="table" w:styleId="GridTable2-Accent51" w:customStyle="1">
     <w:name w:val="Grid Table 2 - Accent 51"/>
     <w:basedOn w:val="TableNormal"/>
     <w:uiPriority w:val="99"/>
     <w:qFormat/>
     <w:tblPr>
       <w:tblBorders>
-        <w:bottom w:val="single" w:sz="4" w:space="0" w:color="4BACC6" w:themeColor="accent5"/>
-        <w:insideH w:val="single" w:sz="4" w:space="0" w:color="4BACC6" w:themeColor="accent5"/>
-        <w:insideV w:val="single" w:sz="4" w:space="0" w:color="4BACC6" w:themeColor="accent5"/>
+        <w:bottom w:val="single" w:color="4BACC6" w:themeColor="accent5" w:sz="4" w:space="0"/>
+        <w:insideH w:val="single" w:color="4BACC6" w:themeColor="accent5" w:sz="4" w:space="0"/>
+        <w:insideV w:val="single" w:color="4BACC6" w:themeColor="accent5" w:sz="4" w:space="0"/>
       </w:tblBorders>
     </w:tblPr>
     <w:tblStylePr w:type="firstRow">
@@ -3355,7 +3367,7 @@
         <w:tcBorders>
           <w:top w:val="nil"/>
           <w:left w:val="nil"/>
-          <w:bottom w:val="single" w:sz="12" w:space="0" w:color="4BACC6" w:themeColor="accent5"/>
+          <w:bottom w:val="single" w:color="4BACC6" w:themeColor="accent5" w:sz="12" w:space="0"/>
           <w:right w:val="nil"/>
         </w:tcBorders>
         <w:shd w:val="clear" w:color="FFFFFF" w:fill="auto"/>
@@ -3369,7 +3381,7 @@
       <w:tblPr/>
       <w:tcPr>
         <w:tcBorders>
-          <w:top w:val="single" w:sz="4" w:space="0" w:color="4BACC6" w:themeColor="accent5"/>
+          <w:top w:val="single" w:color="4BACC6" w:themeColor="accent5" w:sz="4" w:space="0"/>
           <w:left w:val="nil"/>
           <w:bottom w:val="nil"/>
           <w:right w:val="nil"/>
@@ -3412,16 +3424,16 @@
       </w:tcPr>
     </w:tblStylePr>
   </w:style>
-  <w:style w:type="table" w:customStyle="1" w:styleId="GridTable2-Accent61">
+  <w:style w:type="table" w:styleId="GridTable2-Accent61" w:customStyle="1">
     <w:name w:val="Grid Table 2 - Accent 61"/>
     <w:basedOn w:val="TableNormal"/>
     <w:uiPriority w:val="99"/>
     <w:qFormat/>
     <w:tblPr>
       <w:tblBorders>
-        <w:bottom w:val="single" w:sz="4" w:space="0" w:color="F79646" w:themeColor="accent6"/>
-        <w:insideH w:val="single" w:sz="4" w:space="0" w:color="F79646" w:themeColor="accent6"/>
-        <w:insideV w:val="single" w:sz="4" w:space="0" w:color="F79646" w:themeColor="accent6"/>
+        <w:bottom w:val="single" w:color="F79646" w:themeColor="accent6" w:sz="4" w:space="0"/>
+        <w:insideH w:val="single" w:color="F79646" w:themeColor="accent6" w:sz="4" w:space="0"/>
+        <w:insideV w:val="single" w:color="F79646" w:themeColor="accent6" w:sz="4" w:space="0"/>
       </w:tblBorders>
     </w:tblPr>
     <w:tblStylePr w:type="firstRow">
@@ -3434,7 +3446,7 @@
         <w:tcBorders>
           <w:top w:val="nil"/>
           <w:left w:val="nil"/>
-          <w:bottom w:val="single" w:sz="12" w:space="0" w:color="F79646" w:themeColor="accent6"/>
+          <w:bottom w:val="single" w:color="F79646" w:themeColor="accent6" w:sz="12" w:space="0"/>
           <w:right w:val="nil"/>
         </w:tcBorders>
         <w:shd w:val="clear" w:color="FFFFFF" w:fill="auto"/>
@@ -3448,7 +3460,7 @@
       <w:tblPr/>
       <w:tcPr>
         <w:tcBorders>
-          <w:top w:val="single" w:sz="4" w:space="0" w:color="F79646" w:themeColor="accent6"/>
+          <w:top w:val="single" w:color="F79646" w:themeColor="accent6" w:sz="4" w:space="0"/>
           <w:left w:val="nil"/>
           <w:bottom w:val="nil"/>
           <w:right w:val="nil"/>
@@ -3491,16 +3503,16 @@
       </w:tcPr>
     </w:tblStylePr>
   </w:style>
-  <w:style w:type="table" w:customStyle="1" w:styleId="GridTable31">
+  <w:style w:type="table" w:styleId="GridTable31" w:customStyle="1">
     <w:name w:val="Grid Table 31"/>
     <w:basedOn w:val="TableNormal"/>
     <w:uiPriority w:val="99"/>
     <w:qFormat/>
     <w:tblPr>
       <w:tblBorders>
-        <w:bottom w:val="single" w:sz="4" w:space="0" w:color="6A6A6A" w:themeColor="text1" w:themeTint="95"/>
-        <w:insideH w:val="single" w:sz="4" w:space="0" w:color="6A6A6A" w:themeColor="text1" w:themeTint="95"/>
-        <w:insideV w:val="single" w:sz="4" w:space="0" w:color="6A6A6A" w:themeColor="text1" w:themeTint="95"/>
+        <w:bottom w:val="single" w:color="6A6A6A" w:themeColor="text1" w:themeTint="95" w:sz="4" w:space="0"/>
+        <w:insideH w:val="single" w:color="6A6A6A" w:themeColor="text1" w:themeTint="95" w:sz="4" w:space="0"/>
+        <w:insideV w:val="single" w:color="6A6A6A" w:themeColor="text1" w:themeTint="95" w:sz="4" w:space="0"/>
       </w:tblBorders>
     </w:tblPr>
     <w:tblStylePr w:type="firstRow">
@@ -3593,16 +3605,16 @@
       </w:tcPr>
     </w:tblStylePr>
   </w:style>
-  <w:style w:type="table" w:customStyle="1" w:styleId="GridTable3-Accent11">
+  <w:style w:type="table" w:styleId="GridTable3-Accent11" w:customStyle="1">
     <w:name w:val="Grid Table 3 - Accent 11"/>
     <w:basedOn w:val="TableNormal"/>
     <w:uiPriority w:val="99"/>
     <w:qFormat/>
     <w:tblPr>
       <w:tblBorders>
-        <w:bottom w:val="single" w:sz="4" w:space="0" w:color="5D8AC2" w:themeColor="accent1" w:themeTint="EA"/>
-        <w:insideH w:val="single" w:sz="4" w:space="0" w:color="5D8AC2" w:themeColor="accent1" w:themeTint="EA"/>
-        <w:insideV w:val="single" w:sz="4" w:space="0" w:color="5D8AC2" w:themeColor="accent1" w:themeTint="EA"/>
+        <w:bottom w:val="single" w:color="5D8AC2" w:themeColor="accent1" w:themeTint="EA" w:sz="4" w:space="0"/>
+        <w:insideH w:val="single" w:color="5D8AC2" w:themeColor="accent1" w:themeTint="EA" w:sz="4" w:space="0"/>
+        <w:insideV w:val="single" w:color="5D8AC2" w:themeColor="accent1" w:themeTint="EA" w:sz="4" w:space="0"/>
       </w:tblBorders>
     </w:tblPr>
     <w:tblStylePr w:type="firstRow">
@@ -3695,16 +3707,16 @@
       </w:tcPr>
     </w:tblStylePr>
   </w:style>
-  <w:style w:type="table" w:customStyle="1" w:styleId="GridTable3-Accent21">
+  <w:style w:type="table" w:styleId="GridTable3-Accent21" w:customStyle="1">
     <w:name w:val="Grid Table 3 - Accent 21"/>
     <w:basedOn w:val="TableNormal"/>
     <w:uiPriority w:val="99"/>
     <w:qFormat/>
     <w:tblPr>
       <w:tblBorders>
-        <w:bottom w:val="single" w:sz="4" w:space="0" w:color="D99695" w:themeColor="accent2" w:themeTint="97"/>
-        <w:insideH w:val="single" w:sz="4" w:space="0" w:color="D99695" w:themeColor="accent2" w:themeTint="97"/>
-        <w:insideV w:val="single" w:sz="4" w:space="0" w:color="D99695" w:themeColor="accent2" w:themeTint="97"/>
+        <w:bottom w:val="single" w:color="D99695" w:themeColor="accent2" w:themeTint="97" w:sz="4" w:space="0"/>
+        <w:insideH w:val="single" w:color="D99695" w:themeColor="accent2" w:themeTint="97" w:sz="4" w:space="0"/>
+        <w:insideV w:val="single" w:color="D99695" w:themeColor="accent2" w:themeTint="97" w:sz="4" w:space="0"/>
       </w:tblBorders>
     </w:tblPr>
     <w:tblStylePr w:type="firstRow">
@@ -3797,16 +3809,16 @@
       </w:tcPr>
     </w:tblStylePr>
   </w:style>
-  <w:style w:type="table" w:customStyle="1" w:styleId="GridTable3-Accent31">
+  <w:style w:type="table" w:styleId="GridTable3-Accent31" w:customStyle="1">
     <w:name w:val="Grid Table 3 - Accent 31"/>
     <w:basedOn w:val="TableNormal"/>
     <w:uiPriority w:val="99"/>
     <w:qFormat/>
     <w:tblPr>
       <w:tblBorders>
-        <w:bottom w:val="single" w:sz="4" w:space="0" w:color="9ABB59" w:themeColor="accent3" w:themeTint="FE"/>
-        <w:insideH w:val="single" w:sz="4" w:space="0" w:color="9ABB59" w:themeColor="accent3" w:themeTint="FE"/>
-        <w:insideV w:val="single" w:sz="4" w:space="0" w:color="9ABB59" w:themeColor="accent3" w:themeTint="FE"/>
+        <w:bottom w:val="single" w:color="9ABB59" w:themeColor="accent3" w:themeTint="FE" w:sz="4" w:space="0"/>
+        <w:insideH w:val="single" w:color="9ABB59" w:themeColor="accent3" w:themeTint="FE" w:sz="4" w:space="0"/>
+        <w:insideV w:val="single" w:color="9ABB59" w:themeColor="accent3" w:themeTint="FE" w:sz="4" w:space="0"/>
       </w:tblBorders>
     </w:tblPr>
     <w:tblStylePr w:type="firstRow">
@@ -3899,15 +3911,15 @@
       </w:tcPr>
     </w:tblStylePr>
   </w:style>
-  <w:style w:type="table" w:customStyle="1" w:styleId="GridTable3-Accent41">
+  <w:style w:type="table" w:styleId="GridTable3-Accent41" w:customStyle="1">
     <w:name w:val="Grid Table 3 - Accent 41"/>
     <w:basedOn w:val="TableNormal"/>
     <w:uiPriority w:val="99"/>
     <w:tblPr>
       <w:tblBorders>
-        <w:bottom w:val="single" w:sz="4" w:space="0" w:color="B2A1C6" w:themeColor="accent4" w:themeTint="9A"/>
-        <w:insideH w:val="single" w:sz="4" w:space="0" w:color="B2A1C6" w:themeColor="accent4" w:themeTint="9A"/>
-        <w:insideV w:val="single" w:sz="4" w:space="0" w:color="B2A1C6" w:themeColor="accent4" w:themeTint="9A"/>
+        <w:bottom w:val="single" w:color="B2A1C6" w:themeColor="accent4" w:themeTint="9A" w:sz="4" w:space="0"/>
+        <w:insideH w:val="single" w:color="B2A1C6" w:themeColor="accent4" w:themeTint="9A" w:sz="4" w:space="0"/>
+        <w:insideV w:val="single" w:color="B2A1C6" w:themeColor="accent4" w:themeTint="9A" w:sz="4" w:space="0"/>
       </w:tblBorders>
     </w:tblPr>
     <w:tblStylePr w:type="firstRow">
@@ -4000,15 +4012,15 @@
       </w:tcPr>
     </w:tblStylePr>
   </w:style>
-  <w:style w:type="table" w:customStyle="1" w:styleId="GridTable3-Accent51">
+  <w:style w:type="table" w:styleId="GridTable3-Accent51" w:customStyle="1">
     <w:name w:val="Grid Table 3 - Accent 51"/>
     <w:basedOn w:val="TableNormal"/>
     <w:uiPriority w:val="99"/>
     <w:tblPr>
       <w:tblBorders>
-        <w:bottom w:val="single" w:sz="4" w:space="0" w:color="4BACC6" w:themeColor="accent5"/>
-        <w:insideH w:val="single" w:sz="4" w:space="0" w:color="4BACC6" w:themeColor="accent5"/>
-        <w:insideV w:val="single" w:sz="4" w:space="0" w:color="4BACC6" w:themeColor="accent5"/>
+        <w:bottom w:val="single" w:color="4BACC6" w:themeColor="accent5" w:sz="4" w:space="0"/>
+        <w:insideH w:val="single" w:color="4BACC6" w:themeColor="accent5" w:sz="4" w:space="0"/>
+        <w:insideV w:val="single" w:color="4BACC6" w:themeColor="accent5" w:sz="4" w:space="0"/>
       </w:tblBorders>
     </w:tblPr>
     <w:tblStylePr w:type="firstRow">
@@ -4101,15 +4113,15 @@
       </w:tcPr>
     </w:tblStylePr>
   </w:style>
-  <w:style w:type="table" w:customStyle="1" w:styleId="GridTable3-Accent61">
+  <w:style w:type="table" w:styleId="GridTable3-Accent61" w:customStyle="1">
     <w:name w:val="Grid Table 3 - Accent 61"/>
     <w:basedOn w:val="TableNormal"/>
     <w:uiPriority w:val="99"/>
     <w:tblPr>
       <w:tblBorders>
-        <w:bottom w:val="single" w:sz="4" w:space="0" w:color="F79646" w:themeColor="accent6"/>
-        <w:insideH w:val="single" w:sz="4" w:space="0" w:color="F79646" w:themeColor="accent6"/>
-        <w:insideV w:val="single" w:sz="4" w:space="0" w:color="F79646" w:themeColor="accent6"/>
+        <w:bottom w:val="single" w:color="F79646" w:themeColor="accent6" w:sz="4" w:space="0"/>
+        <w:insideH w:val="single" w:color="F79646" w:themeColor="accent6" w:sz="4" w:space="0"/>
+        <w:insideV w:val="single" w:color="F79646" w:themeColor="accent6" w:sz="4" w:space="0"/>
       </w:tblBorders>
     </w:tblPr>
     <w:tblStylePr w:type="firstRow">
@@ -4202,18 +4214,18 @@
       </w:tcPr>
     </w:tblStylePr>
   </w:style>
-  <w:style w:type="table" w:customStyle="1" w:styleId="GridTable41">
+  <w:style w:type="table" w:styleId="GridTable41" w:customStyle="1">
     <w:name w:val="Grid Table 41"/>
     <w:basedOn w:val="TableNormal"/>
     <w:uiPriority w:val="59"/>
     <w:tblPr>
       <w:tblBorders>
-        <w:top w:val="single" w:sz="4" w:space="0" w:color="6F6F6F" w:themeColor="text1" w:themeTint="90"/>
-        <w:left w:val="single" w:sz="4" w:space="0" w:color="6F6F6F" w:themeColor="text1" w:themeTint="90"/>
-        <w:bottom w:val="single" w:sz="4" w:space="0" w:color="6F6F6F" w:themeColor="text1" w:themeTint="90"/>
-        <w:right w:val="single" w:sz="4" w:space="0" w:color="6F6F6F" w:themeColor="text1" w:themeTint="90"/>
-        <w:insideH w:val="single" w:sz="4" w:space="0" w:color="6F6F6F" w:themeColor="text1" w:themeTint="90"/>
-        <w:insideV w:val="single" w:sz="4" w:space="0" w:color="6F6F6F" w:themeColor="text1" w:themeTint="90"/>
+        <w:top w:val="single" w:color="6F6F6F" w:themeColor="text1" w:themeTint="90" w:sz="4" w:space="0"/>
+        <w:left w:val="single" w:color="6F6F6F" w:themeColor="text1" w:themeTint="90" w:sz="4" w:space="0"/>
+        <w:bottom w:val="single" w:color="6F6F6F" w:themeColor="text1" w:themeTint="90" w:sz="4" w:space="0"/>
+        <w:right w:val="single" w:color="6F6F6F" w:themeColor="text1" w:themeTint="90" w:sz="4" w:space="0"/>
+        <w:insideH w:val="single" w:color="6F6F6F" w:themeColor="text1" w:themeTint="90" w:sz="4" w:space="0"/>
+        <w:insideV w:val="single" w:color="6F6F6F" w:themeColor="text1" w:themeTint="90" w:sz="4" w:space="0"/>
       </w:tblBorders>
     </w:tblPr>
     <w:tblStylePr w:type="firstRow">
@@ -4226,10 +4238,10 @@
       <w:tblPr/>
       <w:tcPr>
         <w:tcBorders>
-          <w:top w:val="single" w:sz="4" w:space="0" w:color="000000" w:themeColor="text1"/>
-          <w:left w:val="single" w:sz="4" w:space="0" w:color="000000" w:themeColor="text1"/>
-          <w:bottom w:val="single" w:sz="4" w:space="0" w:color="000000" w:themeColor="text1"/>
-          <w:right w:val="single" w:sz="4" w:space="0" w:color="000000" w:themeColor="text1"/>
+          <w:top w:val="single" w:color="000000" w:themeColor="text1" w:sz="4" w:space="0"/>
+          <w:left w:val="single" w:color="000000" w:themeColor="text1" w:sz="4" w:space="0"/>
+          <w:bottom w:val="single" w:color="000000" w:themeColor="text1" w:sz="4" w:space="0"/>
+          <w:right w:val="single" w:color="000000" w:themeColor="text1" w:sz="4" w:space="0"/>
         </w:tcBorders>
         <w:shd w:val="clear" w:color="000000" w:themeColor="text1" w:fill="000000" w:themeFill="text1"/>
       </w:tcPr>
@@ -4242,7 +4254,7 @@
       <w:tblPr/>
       <w:tcPr>
         <w:tcBorders>
-          <w:top w:val="single" w:sz="4" w:space="0" w:color="000000" w:themeColor="text1"/>
+          <w:top w:val="single" w:color="000000" w:themeColor="text1" w:sz="4" w:space="0"/>
         </w:tcBorders>
       </w:tcPr>
     </w:tblStylePr>
@@ -4281,19 +4293,19 @@
       </w:tcPr>
     </w:tblStylePr>
   </w:style>
-  <w:style w:type="table" w:customStyle="1" w:styleId="GridTable4-Accent11">
+  <w:style w:type="table" w:styleId="GridTable4-Accent11" w:customStyle="1">
     <w:name w:val="Grid Table 4 - Accent 11"/>
     <w:basedOn w:val="TableNormal"/>
     <w:uiPriority w:val="59"/>
     <w:qFormat/>
     <w:tblPr>
       <w:tblBorders>
-        <w:top w:val="single" w:sz="4" w:space="0" w:color="9BB7D9" w:themeColor="accent1" w:themeTint="90"/>
-        <w:left w:val="single" w:sz="4" w:space="0" w:color="9BB7D9" w:themeColor="accent1" w:themeTint="90"/>
-        <w:bottom w:val="single" w:sz="4" w:space="0" w:color="9BB7D9" w:themeColor="accent1" w:themeTint="90"/>
-        <w:right w:val="single" w:sz="4" w:space="0" w:color="9BB7D9" w:themeColor="accent1" w:themeTint="90"/>
-        <w:insideH w:val="single" w:sz="4" w:space="0" w:color="9BB7D9" w:themeColor="accent1" w:themeTint="90"/>
-        <w:insideV w:val="single" w:sz="4" w:space="0" w:color="9BB7D9" w:themeColor="accent1" w:themeTint="90"/>
+        <w:top w:val="single" w:color="9BB7D9" w:themeColor="accent1" w:themeTint="90" w:sz="4" w:space="0"/>
+        <w:left w:val="single" w:color="9BB7D9" w:themeColor="accent1" w:themeTint="90" w:sz="4" w:space="0"/>
+        <w:bottom w:val="single" w:color="9BB7D9" w:themeColor="accent1" w:themeTint="90" w:sz="4" w:space="0"/>
+        <w:right w:val="single" w:color="9BB7D9" w:themeColor="accent1" w:themeTint="90" w:sz="4" w:space="0"/>
+        <w:insideH w:val="single" w:color="9BB7D9" w:themeColor="accent1" w:themeTint="90" w:sz="4" w:space="0"/>
+        <w:insideV w:val="single" w:color="9BB7D9" w:themeColor="accent1" w:themeTint="90" w:sz="4" w:space="0"/>
       </w:tblBorders>
     </w:tblPr>
     <w:tblStylePr w:type="firstRow">
@@ -4306,10 +4318,10 @@
       <w:tblPr/>
       <w:tcPr>
         <w:tcBorders>
-          <w:top w:val="single" w:sz="4" w:space="0" w:color="5D8AC2" w:themeColor="accent1" w:themeTint="EA"/>
-          <w:left w:val="single" w:sz="4" w:space="0" w:color="5D8AC2" w:themeColor="accent1" w:themeTint="EA"/>
-          <w:bottom w:val="single" w:sz="4" w:space="0" w:color="5D8AC2" w:themeColor="accent1" w:themeTint="EA"/>
-          <w:right w:val="single" w:sz="4" w:space="0" w:color="5D8AC2" w:themeColor="accent1" w:themeTint="EA"/>
+          <w:top w:val="single" w:color="5D8AC2" w:themeColor="accent1" w:themeTint="EA" w:sz="4" w:space="0"/>
+          <w:left w:val="single" w:color="5D8AC2" w:themeColor="accent1" w:themeTint="EA" w:sz="4" w:space="0"/>
+          <w:bottom w:val="single" w:color="5D8AC2" w:themeColor="accent1" w:themeTint="EA" w:sz="4" w:space="0"/>
+          <w:right w:val="single" w:color="5D8AC2" w:themeColor="accent1" w:themeTint="EA" w:sz="4" w:space="0"/>
         </w:tcBorders>
         <w:shd w:val="clear" w:color="5D8AC2" w:themeColor="accent1" w:themeTint="EA" w:fill="5D8AC2" w:themeFill="accent1" w:themeFillTint="EA"/>
       </w:tcPr>
@@ -4322,7 +4334,7 @@
       <w:tblPr/>
       <w:tcPr>
         <w:tcBorders>
-          <w:top w:val="single" w:sz="4" w:space="0" w:color="5D8AC2" w:themeColor="accent1" w:themeTint="EA"/>
+          <w:top w:val="single" w:color="5D8AC2" w:themeColor="accent1" w:themeTint="EA" w:sz="4" w:space="0"/>
         </w:tcBorders>
       </w:tcPr>
     </w:tblStylePr>
@@ -4361,19 +4373,19 @@
       </w:tcPr>
     </w:tblStylePr>
   </w:style>
-  <w:style w:type="table" w:customStyle="1" w:styleId="GridTable4-Accent21">
+  <w:style w:type="table" w:styleId="GridTable4-Accent21" w:customStyle="1">
     <w:name w:val="Grid Table 4 - Accent 21"/>
     <w:basedOn w:val="TableNormal"/>
     <w:uiPriority w:val="59"/>
     <w:qFormat/>
     <w:tblPr>
       <w:tblBorders>
-        <w:top w:val="single" w:sz="4" w:space="0" w:color="DB9B9A" w:themeColor="accent2" w:themeTint="90"/>
-        <w:left w:val="single" w:sz="4" w:space="0" w:color="DB9B9A" w:themeColor="accent2" w:themeTint="90"/>
-        <w:bottom w:val="single" w:sz="4" w:space="0" w:color="DB9B9A" w:themeColor="accent2" w:themeTint="90"/>
-        <w:right w:val="single" w:sz="4" w:space="0" w:color="DB9B9A" w:themeColor="accent2" w:themeTint="90"/>
-        <w:insideH w:val="single" w:sz="4" w:space="0" w:color="DB9B9A" w:themeColor="accent2" w:themeTint="90"/>
-        <w:insideV w:val="single" w:sz="4" w:space="0" w:color="DB9B9A" w:themeColor="accent2" w:themeTint="90"/>
+        <w:top w:val="single" w:color="DB9B9A" w:themeColor="accent2" w:themeTint="90" w:sz="4" w:space="0"/>
+        <w:left w:val="single" w:color="DB9B9A" w:themeColor="accent2" w:themeTint="90" w:sz="4" w:space="0"/>
+        <w:bottom w:val="single" w:color="DB9B9A" w:themeColor="accent2" w:themeTint="90" w:sz="4" w:space="0"/>
+        <w:right w:val="single" w:color="DB9B9A" w:themeColor="accent2" w:themeTint="90" w:sz="4" w:space="0"/>
+        <w:insideH w:val="single" w:color="DB9B9A" w:themeColor="accent2" w:themeTint="90" w:sz="4" w:space="0"/>
+        <w:insideV w:val="single" w:color="DB9B9A" w:themeColor="accent2" w:themeTint="90" w:sz="4" w:space="0"/>
       </w:tblBorders>
     </w:tblPr>
     <w:tblStylePr w:type="firstRow">
@@ -4386,10 +4398,10 @@
       <w:tblPr/>
       <w:tcPr>
         <w:tcBorders>
-          <w:top w:val="single" w:sz="4" w:space="0" w:color="D99695" w:themeColor="accent2" w:themeTint="97"/>
-          <w:left w:val="single" w:sz="4" w:space="0" w:color="D99695" w:themeColor="accent2" w:themeTint="97"/>
-          <w:bottom w:val="single" w:sz="4" w:space="0" w:color="D99695" w:themeColor="accent2" w:themeTint="97"/>
-          <w:right w:val="single" w:sz="4" w:space="0" w:color="D99695" w:themeColor="accent2" w:themeTint="97"/>
+          <w:top w:val="single" w:color="D99695" w:themeColor="accent2" w:themeTint="97" w:sz="4" w:space="0"/>
+          <w:left w:val="single" w:color="D99695" w:themeColor="accent2" w:themeTint="97" w:sz="4" w:space="0"/>
+          <w:bottom w:val="single" w:color="D99695" w:themeColor="accent2" w:themeTint="97" w:sz="4" w:space="0"/>
+          <w:right w:val="single" w:color="D99695" w:themeColor="accent2" w:themeTint="97" w:sz="4" w:space="0"/>
         </w:tcBorders>
         <w:shd w:val="clear" w:color="D99695" w:themeColor="accent2" w:themeTint="97" w:fill="D99695" w:themeFill="accent2" w:themeFillTint="97"/>
       </w:tcPr>
@@ -4402,7 +4414,7 @@
       <w:tblPr/>
       <w:tcPr>
         <w:tcBorders>
-          <w:top w:val="single" w:sz="4" w:space="0" w:color="D99695" w:themeColor="accent2" w:themeTint="97"/>
+          <w:top w:val="single" w:color="D99695" w:themeColor="accent2" w:themeTint="97" w:sz="4" w:space="0"/>
         </w:tcBorders>
       </w:tcPr>
     </w:tblStylePr>
@@ -4441,19 +4453,19 @@
       </w:tcPr>
     </w:tblStylePr>
   </w:style>
-  <w:style w:type="table" w:customStyle="1" w:styleId="GridTable4-Accent31">
+  <w:style w:type="table" w:styleId="GridTable4-Accent31" w:customStyle="1">
     <w:name w:val="Grid Table 4 - Accent 31"/>
     <w:basedOn w:val="TableNormal"/>
     <w:uiPriority w:val="59"/>
     <w:qFormat/>
     <w:tblPr>
       <w:tblBorders>
-        <w:top w:val="single" w:sz="4" w:space="0" w:color="C6D8A1" w:themeColor="accent3" w:themeTint="90"/>
-        <w:left w:val="single" w:sz="4" w:space="0" w:color="C6D8A1" w:themeColor="accent3" w:themeTint="90"/>
-        <w:bottom w:val="single" w:sz="4" w:space="0" w:color="C6D8A1" w:themeColor="accent3" w:themeTint="90"/>
-        <w:right w:val="single" w:sz="4" w:space="0" w:color="C6D8A1" w:themeColor="accent3" w:themeTint="90"/>
-        <w:insideH w:val="single" w:sz="4" w:space="0" w:color="C6D8A1" w:themeColor="accent3" w:themeTint="90"/>
-        <w:insideV w:val="single" w:sz="4" w:space="0" w:color="C6D8A1" w:themeColor="accent3" w:themeTint="90"/>
+        <w:top w:val="single" w:color="C6D8A1" w:themeColor="accent3" w:themeTint="90" w:sz="4" w:space="0"/>
+        <w:left w:val="single" w:color="C6D8A1" w:themeColor="accent3" w:themeTint="90" w:sz="4" w:space="0"/>
+        <w:bottom w:val="single" w:color="C6D8A1" w:themeColor="accent3" w:themeTint="90" w:sz="4" w:space="0"/>
+        <w:right w:val="single" w:color="C6D8A1" w:themeColor="accent3" w:themeTint="90" w:sz="4" w:space="0"/>
+        <w:insideH w:val="single" w:color="C6D8A1" w:themeColor="accent3" w:themeTint="90" w:sz="4" w:space="0"/>
+        <w:insideV w:val="single" w:color="C6D8A1" w:themeColor="accent3" w:themeTint="90" w:sz="4" w:space="0"/>
       </w:tblBorders>
     </w:tblPr>
     <w:tblStylePr w:type="firstRow">
@@ -4466,10 +4478,10 @@
       <w:tblPr/>
       <w:tcPr>
         <w:tcBorders>
-          <w:top w:val="single" w:sz="4" w:space="0" w:color="9ABB59" w:themeColor="accent3" w:themeTint="FE"/>
-          <w:left w:val="single" w:sz="4" w:space="0" w:color="9ABB59" w:themeColor="accent3" w:themeTint="FE"/>
-          <w:bottom w:val="single" w:sz="4" w:space="0" w:color="9ABB59" w:themeColor="accent3" w:themeTint="FE"/>
-          <w:right w:val="single" w:sz="4" w:space="0" w:color="9ABB59" w:themeColor="accent3" w:themeTint="FE"/>
+          <w:top w:val="single" w:color="9ABB59" w:themeColor="accent3" w:themeTint="FE" w:sz="4" w:space="0"/>
+          <w:left w:val="single" w:color="9ABB59" w:themeColor="accent3" w:themeTint="FE" w:sz="4" w:space="0"/>
+          <w:bottom w:val="single" w:color="9ABB59" w:themeColor="accent3" w:themeTint="FE" w:sz="4" w:space="0"/>
+          <w:right w:val="single" w:color="9ABB59" w:themeColor="accent3" w:themeTint="FE" w:sz="4" w:space="0"/>
         </w:tcBorders>
         <w:shd w:val="clear" w:color="9ABB59" w:themeColor="accent3" w:themeTint="FE" w:fill="9ABB59" w:themeFill="accent3" w:themeFillTint="FE"/>
       </w:tcPr>
@@ -4482,7 +4494,7 @@
       <w:tblPr/>
       <w:tcPr>
         <w:tcBorders>
-          <w:top w:val="single" w:sz="4" w:space="0" w:color="9ABB59" w:themeColor="accent3" w:themeTint="FE"/>
+          <w:top w:val="single" w:color="9ABB59" w:themeColor="accent3" w:themeTint="FE" w:sz="4" w:space="0"/>
         </w:tcBorders>
       </w:tcPr>
     </w:tblStylePr>
@@ -4521,19 +4533,19 @@
       </w:tcPr>
     </w:tblStylePr>
   </w:style>
-  <w:style w:type="table" w:customStyle="1" w:styleId="GridTable4-Accent41">
+  <w:style w:type="table" w:styleId="GridTable4-Accent41" w:customStyle="1">
     <w:name w:val="Grid Table 4 - Accent 41"/>
     <w:basedOn w:val="TableNormal"/>
     <w:uiPriority w:val="59"/>
     <w:qFormat/>
     <w:tblPr>
       <w:tblBorders>
-        <w:top w:val="single" w:sz="4" w:space="0" w:color="B7A7CA" w:themeColor="accent4" w:themeTint="90"/>
-        <w:left w:val="single" w:sz="4" w:space="0" w:color="B7A7CA" w:themeColor="accent4" w:themeTint="90"/>
-        <w:bottom w:val="single" w:sz="4" w:space="0" w:color="B7A7CA" w:themeColor="accent4" w:themeTint="90"/>
-        <w:right w:val="single" w:sz="4" w:space="0" w:color="B7A7CA" w:themeColor="accent4" w:themeTint="90"/>
-        <w:insideH w:val="single" w:sz="4" w:space="0" w:color="B7A7CA" w:themeColor="accent4" w:themeTint="90"/>
-        <w:insideV w:val="single" w:sz="4" w:space="0" w:color="B7A7CA" w:themeColor="accent4" w:themeTint="90"/>
+        <w:top w:val="single" w:color="B7A7CA" w:themeColor="accent4" w:themeTint="90" w:sz="4" w:space="0"/>
+        <w:left w:val="single" w:color="B7A7CA" w:themeColor="accent4" w:themeTint="90" w:sz="4" w:space="0"/>
+        <w:bottom w:val="single" w:color="B7A7CA" w:themeColor="accent4" w:themeTint="90" w:sz="4" w:space="0"/>
+        <w:right w:val="single" w:color="B7A7CA" w:themeColor="accent4" w:themeTint="90" w:sz="4" w:space="0"/>
+        <w:insideH w:val="single" w:color="B7A7CA" w:themeColor="accent4" w:themeTint="90" w:sz="4" w:space="0"/>
+        <w:insideV w:val="single" w:color="B7A7CA" w:themeColor="accent4" w:themeTint="90" w:sz="4" w:space="0"/>
       </w:tblBorders>
     </w:tblPr>
     <w:tblStylePr w:type="firstRow">
@@ -4546,10 +4558,10 @@
       <w:tblPr/>
       <w:tcPr>
         <w:tcBorders>
-          <w:top w:val="single" w:sz="4" w:space="0" w:color="B2A1C6" w:themeColor="accent4" w:themeTint="9A"/>
-          <w:left w:val="single" w:sz="4" w:space="0" w:color="B2A1C6" w:themeColor="accent4" w:themeTint="9A"/>
-          <w:bottom w:val="single" w:sz="4" w:space="0" w:color="B2A1C6" w:themeColor="accent4" w:themeTint="9A"/>
-          <w:right w:val="single" w:sz="4" w:space="0" w:color="B2A1C6" w:themeColor="accent4" w:themeTint="9A"/>
+          <w:top w:val="single" w:color="B2A1C6" w:themeColor="accent4" w:themeTint="9A" w:sz="4" w:space="0"/>
+          <w:left w:val="single" w:color="B2A1C6" w:themeColor="accent4" w:themeTint="9A" w:sz="4" w:space="0"/>
+          <w:bottom w:val="single" w:color="B2A1C6" w:themeColor="accent4" w:themeTint="9A" w:sz="4" w:space="0"/>
+          <w:right w:val="single" w:color="B2A1C6" w:themeColor="accent4" w:themeTint="9A" w:sz="4" w:space="0"/>
         </w:tcBorders>
         <w:shd w:val="clear" w:color="B2A1C6" w:themeColor="accent4" w:themeTint="9A" w:fill="B2A1C6" w:themeFill="accent4" w:themeFillTint="9A"/>
       </w:tcPr>
@@ -4562,7 +4574,7 @@
       <w:tblPr/>
       <w:tcPr>
         <w:tcBorders>
-          <w:top w:val="single" w:sz="4" w:space="0" w:color="B2A1C6" w:themeColor="accent4" w:themeTint="9A"/>
+          <w:top w:val="single" w:color="B2A1C6" w:themeColor="accent4" w:themeTint="9A" w:sz="4" w:space="0"/>
         </w:tcBorders>
       </w:tcPr>
     </w:tblStylePr>
@@ -4601,19 +4613,19 @@
       </w:tcPr>
     </w:tblStylePr>
   </w:style>
-  <w:style w:type="table" w:customStyle="1" w:styleId="GridTable4-Accent51">
+  <w:style w:type="table" w:styleId="GridTable4-Accent51" w:customStyle="1">
     <w:name w:val="Grid Table 4 - Accent 51"/>
     <w:basedOn w:val="TableNormal"/>
     <w:uiPriority w:val="59"/>
     <w:qFormat/>
     <w:tblPr>
       <w:tblBorders>
-        <w:top w:val="single" w:sz="4" w:space="0" w:color="99D0DE" w:themeColor="accent5" w:themeTint="90"/>
-        <w:left w:val="single" w:sz="4" w:space="0" w:color="99D0DE" w:themeColor="accent5" w:themeTint="90"/>
-        <w:bottom w:val="single" w:sz="4" w:space="0" w:color="99D0DE" w:themeColor="accent5" w:themeTint="90"/>
-        <w:right w:val="single" w:sz="4" w:space="0" w:color="99D0DE" w:themeColor="accent5" w:themeTint="90"/>
-        <w:insideH w:val="single" w:sz="4" w:space="0" w:color="99D0DE" w:themeColor="accent5" w:themeTint="90"/>
-        <w:insideV w:val="single" w:sz="4" w:space="0" w:color="99D0DE" w:themeColor="accent5" w:themeTint="90"/>
+        <w:top w:val="single" w:color="99D0DE" w:themeColor="accent5" w:themeTint="90" w:sz="4" w:space="0"/>
+        <w:left w:val="single" w:color="99D0DE" w:themeColor="accent5" w:themeTint="90" w:sz="4" w:space="0"/>
+        <w:bottom w:val="single" w:color="99D0DE" w:themeColor="accent5" w:themeTint="90" w:sz="4" w:space="0"/>
+        <w:right w:val="single" w:color="99D0DE" w:themeColor="accent5" w:themeTint="90" w:sz="4" w:space="0"/>
+        <w:insideH w:val="single" w:color="99D0DE" w:themeColor="accent5" w:themeTint="90" w:sz="4" w:space="0"/>
+        <w:insideV w:val="single" w:color="99D0DE" w:themeColor="accent5" w:themeTint="90" w:sz="4" w:space="0"/>
       </w:tblBorders>
     </w:tblPr>
     <w:tblStylePr w:type="firstRow">
@@ -4626,10 +4638,10 @@
       <w:tblPr/>
       <w:tcPr>
         <w:tcBorders>
-          <w:top w:val="single" w:sz="4" w:space="0" w:color="4BACC6" w:themeColor="accent5"/>
-          <w:left w:val="single" w:sz="4" w:space="0" w:color="4BACC6" w:themeColor="accent5"/>
-          <w:bottom w:val="single" w:sz="4" w:space="0" w:color="4BACC6" w:themeColor="accent5"/>
-          <w:right w:val="single" w:sz="4" w:space="0" w:color="4BACC6" w:themeColor="accent5"/>
+          <w:top w:val="single" w:color="4BACC6" w:themeColor="accent5" w:sz="4" w:space="0"/>
+          <w:left w:val="single" w:color="4BACC6" w:themeColor="accent5" w:sz="4" w:space="0"/>
+          <w:bottom w:val="single" w:color="4BACC6" w:themeColor="accent5" w:sz="4" w:space="0"/>
+          <w:right w:val="single" w:color="4BACC6" w:themeColor="accent5" w:sz="4" w:space="0"/>
         </w:tcBorders>
         <w:shd w:val="clear" w:color="4BACC6" w:themeColor="accent5" w:fill="4BACC6" w:themeFill="accent5"/>
       </w:tcPr>
@@ -4642,7 +4654,7 @@
       <w:tblPr/>
       <w:tcPr>
         <w:tcBorders>
-          <w:top w:val="single" w:sz="4" w:space="0" w:color="4BACC6" w:themeColor="accent5"/>
+          <w:top w:val="single" w:color="4BACC6" w:themeColor="accent5" w:sz="4" w:space="0"/>
         </w:tcBorders>
       </w:tcPr>
     </w:tblStylePr>
@@ -4681,19 +4693,19 @@
       </w:tcPr>
     </w:tblStylePr>
   </w:style>
-  <w:style w:type="table" w:customStyle="1" w:styleId="GridTable4-Accent61">
+  <w:style w:type="table" w:styleId="GridTable4-Accent61" w:customStyle="1">
     <w:name w:val="Grid Table 4 - Accent 61"/>
     <w:basedOn w:val="TableNormal"/>
     <w:uiPriority w:val="59"/>
     <w:qFormat/>
     <w:tblPr>
       <w:tblBorders>
-        <w:top w:val="single" w:sz="4" w:space="0" w:color="FAC396" w:themeColor="accent6" w:themeTint="90"/>
-        <w:left w:val="single" w:sz="4" w:space="0" w:color="FAC396" w:themeColor="accent6" w:themeTint="90"/>
-        <w:bottom w:val="single" w:sz="4" w:space="0" w:color="FAC396" w:themeColor="accent6" w:themeTint="90"/>
-        <w:right w:val="single" w:sz="4" w:space="0" w:color="FAC396" w:themeColor="accent6" w:themeTint="90"/>
-        <w:insideH w:val="single" w:sz="4" w:space="0" w:color="FAC396" w:themeColor="accent6" w:themeTint="90"/>
-        <w:insideV w:val="single" w:sz="4" w:space="0" w:color="FAC396" w:themeColor="accent6" w:themeTint="90"/>
+        <w:top w:val="single" w:color="FAC396" w:themeColor="accent6" w:themeTint="90" w:sz="4" w:space="0"/>
+        <w:left w:val="single" w:color="FAC396" w:themeColor="accent6" w:themeTint="90" w:sz="4" w:space="0"/>
+        <w:bottom w:val="single" w:color="FAC396" w:themeColor="accent6" w:themeTint="90" w:sz="4" w:space="0"/>
+        <w:right w:val="single" w:color="FAC396" w:themeColor="accent6" w:themeTint="90" w:sz="4" w:space="0"/>
+        <w:insideH w:val="single" w:color="FAC396" w:themeColor="accent6" w:themeTint="90" w:sz="4" w:space="0"/>
+        <w:insideV w:val="single" w:color="FAC396" w:themeColor="accent6" w:themeTint="90" w:sz="4" w:space="0"/>
       </w:tblBorders>
     </w:tblPr>
     <w:tblStylePr w:type="firstRow">
@@ -4706,10 +4718,10 @@
       <w:tblPr/>
       <w:tcPr>
         <w:tcBorders>
-          <w:top w:val="single" w:sz="4" w:space="0" w:color="F79646" w:themeColor="accent6"/>
-          <w:left w:val="single" w:sz="4" w:space="0" w:color="F79646" w:themeColor="accent6"/>
-          <w:bottom w:val="single" w:sz="4" w:space="0" w:color="F79646" w:themeColor="accent6"/>
-          <w:right w:val="single" w:sz="4" w:space="0" w:color="F79646" w:themeColor="accent6"/>
+          <w:top w:val="single" w:color="F79646" w:themeColor="accent6" w:sz="4" w:space="0"/>
+          <w:left w:val="single" w:color="F79646" w:themeColor="accent6" w:sz="4" w:space="0"/>
+          <w:bottom w:val="single" w:color="F79646" w:themeColor="accent6" w:sz="4" w:space="0"/>
+          <w:right w:val="single" w:color="F79646" w:themeColor="accent6" w:sz="4" w:space="0"/>
         </w:tcBorders>
         <w:shd w:val="clear" w:color="F79646" w:themeColor="accent6" w:fill="F79646" w:themeFill="accent6"/>
       </w:tcPr>
@@ -4722,7 +4734,7 @@
       <w:tblPr/>
       <w:tcPr>
         <w:tcBorders>
-          <w:top w:val="single" w:sz="4" w:space="0" w:color="F79646" w:themeColor="accent6"/>
+          <w:top w:val="single" w:color="F79646" w:themeColor="accent6" w:sz="4" w:space="0"/>
         </w:tcBorders>
       </w:tcPr>
     </w:tblStylePr>
@@ -4761,18 +4773,18 @@
       </w:tcPr>
     </w:tblStylePr>
   </w:style>
-  <w:style w:type="table" w:customStyle="1" w:styleId="GridTable5Dark1">
+  <w:style w:type="table" w:styleId="GridTable5Dark1" w:customStyle="1">
     <w:name w:val="Grid Table 5 Dark1"/>
     <w:basedOn w:val="TableNormal"/>
     <w:uiPriority w:val="99"/>
     <w:tblPr>
       <w:tblBorders>
-        <w:top w:val="single" w:sz="4" w:space="0" w:color="FFFFFF" w:themeColor="light1"/>
-        <w:left w:val="single" w:sz="4" w:space="0" w:color="FFFFFF" w:themeColor="light1"/>
-        <w:bottom w:val="single" w:sz="4" w:space="0" w:color="FFFFFF" w:themeColor="light1"/>
-        <w:right w:val="single" w:sz="4" w:space="0" w:color="FFFFFF" w:themeColor="light1"/>
-        <w:insideH w:val="single" w:sz="4" w:space="0" w:color="FFFFFF" w:themeColor="light1"/>
-        <w:insideV w:val="single" w:sz="4" w:space="0" w:color="FFFFFF" w:themeColor="light1"/>
+        <w:top w:val="single" w:color="FFFFFF" w:themeColor="light1" w:sz="4" w:space="0"/>
+        <w:left w:val="single" w:color="FFFFFF" w:themeColor="light1" w:sz="4" w:space="0"/>
+        <w:bottom w:val="single" w:color="FFFFFF" w:themeColor="light1" w:sz="4" w:space="0"/>
+        <w:right w:val="single" w:color="FFFFFF" w:themeColor="light1" w:sz="4" w:space="0"/>
+        <w:insideH w:val="single" w:color="FFFFFF" w:themeColor="light1" w:sz="4" w:space="0"/>
+        <w:insideV w:val="single" w:color="FFFFFF" w:themeColor="light1" w:sz="4" w:space="0"/>
       </w:tblBorders>
     </w:tblPr>
     <w:tblStylePr w:type="firstRow">
@@ -4797,7 +4809,7 @@
       <w:tblPr/>
       <w:tcPr>
         <w:tcBorders>
-          <w:top w:val="single" w:sz="4" w:space="0" w:color="FFFFFF" w:themeColor="light1"/>
+          <w:top w:val="single" w:color="FFFFFF" w:themeColor="light1" w:sz="4" w:space="0"/>
         </w:tcBorders>
         <w:shd w:val="clear" w:color="000000" w:themeColor="text1" w:fill="000000" w:themeFill="text1"/>
       </w:tcPr>
@@ -4839,19 +4851,19 @@
       </w:tcPr>
     </w:tblStylePr>
   </w:style>
-  <w:style w:type="table" w:customStyle="1" w:styleId="GridTable5Dark-Accent1">
+  <w:style w:type="table" w:styleId="GridTable5Dark-Accent1" w:customStyle="1">
     <w:name w:val="Grid Table 5 Dark- Accent 1"/>
     <w:basedOn w:val="TableNormal"/>
     <w:uiPriority w:val="99"/>
     <w:qFormat/>
     <w:tblPr>
       <w:tblBorders>
-        <w:top w:val="single" w:sz="4" w:space="0" w:color="FFFFFF" w:themeColor="light1"/>
-        <w:left w:val="single" w:sz="4" w:space="0" w:color="FFFFFF" w:themeColor="light1"/>
-        <w:bottom w:val="single" w:sz="4" w:space="0" w:color="FFFFFF" w:themeColor="light1"/>
-        <w:right w:val="single" w:sz="4" w:space="0" w:color="FFFFFF" w:themeColor="light1"/>
-        <w:insideH w:val="single" w:sz="4" w:space="0" w:color="FFFFFF" w:themeColor="light1"/>
-        <w:insideV w:val="single" w:sz="4" w:space="0" w:color="FFFFFF" w:themeColor="light1"/>
+        <w:top w:val="single" w:color="FFFFFF" w:themeColor="light1" w:sz="4" w:space="0"/>
+        <w:left w:val="single" w:color="FFFFFF" w:themeColor="light1" w:sz="4" w:space="0"/>
+        <w:bottom w:val="single" w:color="FFFFFF" w:themeColor="light1" w:sz="4" w:space="0"/>
+        <w:right w:val="single" w:color="FFFFFF" w:themeColor="light1" w:sz="4" w:space="0"/>
+        <w:insideH w:val="single" w:color="FFFFFF" w:themeColor="light1" w:sz="4" w:space="0"/>
+        <w:insideV w:val="single" w:color="FFFFFF" w:themeColor="light1" w:sz="4" w:space="0"/>
       </w:tblBorders>
     </w:tblPr>
     <w:tblStylePr w:type="firstRow">
@@ -4876,7 +4888,7 @@
       <w:tblPr/>
       <w:tcPr>
         <w:tcBorders>
-          <w:top w:val="single" w:sz="4" w:space="0" w:color="FFFFFF" w:themeColor="light1"/>
+          <w:top w:val="single" w:color="FFFFFF" w:themeColor="light1" w:sz="4" w:space="0"/>
         </w:tcBorders>
         <w:shd w:val="clear" w:color="4F81BD" w:themeColor="accent1" w:fill="4F81BD" w:themeFill="accent1"/>
       </w:tcPr>
@@ -4918,19 +4930,19 @@
       </w:tcPr>
     </w:tblStylePr>
   </w:style>
-  <w:style w:type="table" w:customStyle="1" w:styleId="GridTable5Dark-Accent21">
+  <w:style w:type="table" w:styleId="GridTable5Dark-Accent21" w:customStyle="1">
     <w:name w:val="Grid Table 5 Dark - Accent 21"/>
     <w:basedOn w:val="TableNormal"/>
     <w:uiPriority w:val="99"/>
     <w:qFormat/>
     <w:tblPr>
       <w:tblBorders>
-        <w:top w:val="single" w:sz="4" w:space="0" w:color="FFFFFF" w:themeColor="light1"/>
-        <w:left w:val="single" w:sz="4" w:space="0" w:color="FFFFFF" w:themeColor="light1"/>
-        <w:bottom w:val="single" w:sz="4" w:space="0" w:color="FFFFFF" w:themeColor="light1"/>
-        <w:right w:val="single" w:sz="4" w:space="0" w:color="FFFFFF" w:themeColor="light1"/>
-        <w:insideH w:val="single" w:sz="4" w:space="0" w:color="FFFFFF" w:themeColor="light1"/>
-        <w:insideV w:val="single" w:sz="4" w:space="0" w:color="FFFFFF" w:themeColor="light1"/>
+        <w:top w:val="single" w:color="FFFFFF" w:themeColor="light1" w:sz="4" w:space="0"/>
+        <w:left w:val="single" w:color="FFFFFF" w:themeColor="light1" w:sz="4" w:space="0"/>
+        <w:bottom w:val="single" w:color="FFFFFF" w:themeColor="light1" w:sz="4" w:space="0"/>
+        <w:right w:val="single" w:color="FFFFFF" w:themeColor="light1" w:sz="4" w:space="0"/>
+        <w:insideH w:val="single" w:color="FFFFFF" w:themeColor="light1" w:sz="4" w:space="0"/>
+        <w:insideV w:val="single" w:color="FFFFFF" w:themeColor="light1" w:sz="4" w:space="0"/>
       </w:tblBorders>
     </w:tblPr>
     <w:tblStylePr w:type="firstRow">
@@ -4955,7 +4967,7 @@
       <w:tblPr/>
       <w:tcPr>
         <w:tcBorders>
-          <w:top w:val="single" w:sz="4" w:space="0" w:color="FFFFFF" w:themeColor="light1"/>
+          <w:top w:val="single" w:color="FFFFFF" w:themeColor="light1" w:sz="4" w:space="0"/>
         </w:tcBorders>
         <w:shd w:val="clear" w:color="C0504D" w:themeColor="accent2" w:fill="C0504D" w:themeFill="accent2"/>
       </w:tcPr>
@@ -4997,19 +5009,19 @@
       </w:tcPr>
     </w:tblStylePr>
   </w:style>
-  <w:style w:type="table" w:customStyle="1" w:styleId="GridTable5Dark-Accent31">
+  <w:style w:type="table" w:styleId="GridTable5Dark-Accent31" w:customStyle="1">
     <w:name w:val="Grid Table 5 Dark - Accent 31"/>
     <w:basedOn w:val="TableNormal"/>
     <w:uiPriority w:val="99"/>
     <w:qFormat/>
     <w:tblPr>
       <w:tblBorders>
-        <w:top w:val="single" w:sz="4" w:space="0" w:color="FFFFFF" w:themeColor="light1"/>
-        <w:left w:val="single" w:sz="4" w:space="0" w:color="FFFFFF" w:themeColor="light1"/>
-        <w:bottom w:val="single" w:sz="4" w:space="0" w:color="FFFFFF" w:themeColor="light1"/>
-        <w:right w:val="single" w:sz="4" w:space="0" w:color="FFFFFF" w:themeColor="light1"/>
-        <w:insideH w:val="single" w:sz="4" w:space="0" w:color="FFFFFF" w:themeColor="light1"/>
-        <w:insideV w:val="single" w:sz="4" w:space="0" w:color="FFFFFF" w:themeColor="light1"/>
+        <w:top w:val="single" w:color="FFFFFF" w:themeColor="light1" w:sz="4" w:space="0"/>
+        <w:left w:val="single" w:color="FFFFFF" w:themeColor="light1" w:sz="4" w:space="0"/>
+        <w:bottom w:val="single" w:color="FFFFFF" w:themeColor="light1" w:sz="4" w:space="0"/>
+        <w:right w:val="single" w:color="FFFFFF" w:themeColor="light1" w:sz="4" w:space="0"/>
+        <w:insideH w:val="single" w:color="FFFFFF" w:themeColor="light1" w:sz="4" w:space="0"/>
+        <w:insideV w:val="single" w:color="FFFFFF" w:themeColor="light1" w:sz="4" w:space="0"/>
       </w:tblBorders>
     </w:tblPr>
     <w:tblStylePr w:type="firstRow">
@@ -5034,7 +5046,7 @@
       <w:tblPr/>
       <w:tcPr>
         <w:tcBorders>
-          <w:top w:val="single" w:sz="4" w:space="0" w:color="FFFFFF" w:themeColor="light1"/>
+          <w:top w:val="single" w:color="FFFFFF" w:themeColor="light1" w:sz="4" w:space="0"/>
         </w:tcBorders>
         <w:shd w:val="clear" w:color="9BBB59" w:themeColor="accent3" w:fill="9BBB59" w:themeFill="accent3"/>
       </w:tcPr>
@@ -5076,19 +5088,19 @@
       </w:tcPr>
     </w:tblStylePr>
   </w:style>
-  <w:style w:type="table" w:customStyle="1" w:styleId="GridTable5Dark-Accent4">
+  <w:style w:type="table" w:styleId="GridTable5Dark-Accent4" w:customStyle="1">
     <w:name w:val="Grid Table 5 Dark- Accent 4"/>
     <w:basedOn w:val="TableNormal"/>
     <w:uiPriority w:val="99"/>
     <w:qFormat/>
     <w:tblPr>
       <w:tblBorders>
-        <w:top w:val="single" w:sz="4" w:space="0" w:color="FFFFFF" w:themeColor="light1"/>
-        <w:left w:val="single" w:sz="4" w:space="0" w:color="FFFFFF" w:themeColor="light1"/>
-        <w:bottom w:val="single" w:sz="4" w:space="0" w:color="FFFFFF" w:themeColor="light1"/>
-        <w:right w:val="single" w:sz="4" w:space="0" w:color="FFFFFF" w:themeColor="light1"/>
-        <w:insideH w:val="single" w:sz="4" w:space="0" w:color="FFFFFF" w:themeColor="light1"/>
-        <w:insideV w:val="single" w:sz="4" w:space="0" w:color="FFFFFF" w:themeColor="light1"/>
+        <w:top w:val="single" w:color="FFFFFF" w:themeColor="light1" w:sz="4" w:space="0"/>
+        <w:left w:val="single" w:color="FFFFFF" w:themeColor="light1" w:sz="4" w:space="0"/>
+        <w:bottom w:val="single" w:color="FFFFFF" w:themeColor="light1" w:sz="4" w:space="0"/>
+        <w:right w:val="single" w:color="FFFFFF" w:themeColor="light1" w:sz="4" w:space="0"/>
+        <w:insideH w:val="single" w:color="FFFFFF" w:themeColor="light1" w:sz="4" w:space="0"/>
+        <w:insideV w:val="single" w:color="FFFFFF" w:themeColor="light1" w:sz="4" w:space="0"/>
       </w:tblBorders>
     </w:tblPr>
     <w:tblStylePr w:type="firstRow">
@@ -5113,7 +5125,7 @@
       <w:tblPr/>
       <w:tcPr>
         <w:tcBorders>
-          <w:top w:val="single" w:sz="4" w:space="0" w:color="FFFFFF" w:themeColor="light1"/>
+          <w:top w:val="single" w:color="FFFFFF" w:themeColor="light1" w:sz="4" w:space="0"/>
         </w:tcBorders>
         <w:shd w:val="clear" w:color="8064A2" w:themeColor="accent4" w:fill="8064A2" w:themeFill="accent4"/>
       </w:tcPr>
@@ -5155,19 +5167,19 @@
       </w:tcPr>
     </w:tblStylePr>
   </w:style>
-  <w:style w:type="table" w:customStyle="1" w:styleId="GridTable5Dark-Accent51">
+  <w:style w:type="table" w:styleId="GridTable5Dark-Accent51" w:customStyle="1">
     <w:name w:val="Grid Table 5 Dark - Accent 51"/>
     <w:basedOn w:val="TableNormal"/>
     <w:uiPriority w:val="99"/>
     <w:qFormat/>
     <w:tblPr>
       <w:tblBorders>
-        <w:top w:val="single" w:sz="4" w:space="0" w:color="FFFFFF" w:themeColor="light1"/>
-        <w:left w:val="single" w:sz="4" w:space="0" w:color="FFFFFF" w:themeColor="light1"/>
-        <w:bottom w:val="single" w:sz="4" w:space="0" w:color="FFFFFF" w:themeColor="light1"/>
-        <w:right w:val="single" w:sz="4" w:space="0" w:color="FFFFFF" w:themeColor="light1"/>
-        <w:insideH w:val="single" w:sz="4" w:space="0" w:color="FFFFFF" w:themeColor="light1"/>
-        <w:insideV w:val="single" w:sz="4" w:space="0" w:color="FFFFFF" w:themeColor="light1"/>
+        <w:top w:val="single" w:color="FFFFFF" w:themeColor="light1" w:sz="4" w:space="0"/>
+        <w:left w:val="single" w:color="FFFFFF" w:themeColor="light1" w:sz="4" w:space="0"/>
+        <w:bottom w:val="single" w:color="FFFFFF" w:themeColor="light1" w:sz="4" w:space="0"/>
+        <w:right w:val="single" w:color="FFFFFF" w:themeColor="light1" w:sz="4" w:space="0"/>
+        <w:insideH w:val="single" w:color="FFFFFF" w:themeColor="light1" w:sz="4" w:space="0"/>
+        <w:insideV w:val="single" w:color="FFFFFF" w:themeColor="light1" w:sz="4" w:space="0"/>
       </w:tblBorders>
     </w:tblPr>
     <w:tblStylePr w:type="firstRow">
@@ -5192,7 +5204,7 @@
       <w:tblPr/>
       <w:tcPr>
         <w:tcBorders>
-          <w:top w:val="single" w:sz="4" w:space="0" w:color="FFFFFF" w:themeColor="light1"/>
+          <w:top w:val="single" w:color="FFFFFF" w:themeColor="light1" w:sz="4" w:space="0"/>
         </w:tcBorders>
         <w:shd w:val="clear" w:color="4BACC6" w:themeColor="accent5" w:fill="4BACC6" w:themeFill="accent5"/>
       </w:tcPr>
@@ -5234,19 +5246,19 @@
       </w:tcPr>
     </w:tblStylePr>
   </w:style>
-  <w:style w:type="table" w:customStyle="1" w:styleId="GridTable5Dark-Accent61">
+  <w:style w:type="table" w:styleId="GridTable5Dark-Accent61" w:customStyle="1">
     <w:name w:val="Grid Table 5 Dark - Accent 61"/>
     <w:basedOn w:val="TableNormal"/>
     <w:uiPriority w:val="99"/>
     <w:qFormat/>
     <w:tblPr>
       <w:tblBorders>
-        <w:top w:val="single" w:sz="4" w:space="0" w:color="FFFFFF" w:themeColor="light1"/>
-        <w:left w:val="single" w:sz="4" w:space="0" w:color="FFFFFF" w:themeColor="light1"/>
-        <w:bottom w:val="single" w:sz="4" w:space="0" w:color="FFFFFF" w:themeColor="light1"/>
-        <w:right w:val="single" w:sz="4" w:space="0" w:color="FFFFFF" w:themeColor="light1"/>
-        <w:insideH w:val="single" w:sz="4" w:space="0" w:color="FFFFFF" w:themeColor="light1"/>
-        <w:insideV w:val="single" w:sz="4" w:space="0" w:color="FFFFFF" w:themeColor="light1"/>
+        <w:top w:val="single" w:color="FFFFFF" w:themeColor="light1" w:sz="4" w:space="0"/>
+        <w:left w:val="single" w:color="FFFFFF" w:themeColor="light1" w:sz="4" w:space="0"/>
+        <w:bottom w:val="single" w:color="FFFFFF" w:themeColor="light1" w:sz="4" w:space="0"/>
+        <w:right w:val="single" w:color="FFFFFF" w:themeColor="light1" w:sz="4" w:space="0"/>
+        <w:insideH w:val="single" w:color="FFFFFF" w:themeColor="light1" w:sz="4" w:space="0"/>
+        <w:insideV w:val="single" w:color="FFFFFF" w:themeColor="light1" w:sz="4" w:space="0"/>
       </w:tblBorders>
     </w:tblPr>
     <w:tblStylePr w:type="firstRow">
@@ -5271,7 +5283,7 @@
       <w:tblPr/>
       <w:tcPr>
         <w:tcBorders>
-          <w:top w:val="single" w:sz="4" w:space="0" w:color="FFFFFF" w:themeColor="light1"/>
+          <w:top w:val="single" w:color="FFFFFF" w:themeColor="light1" w:sz="4" w:space="0"/>
         </w:tcBorders>
         <w:shd w:val="clear" w:color="F79646" w:themeColor="accent6" w:fill="F79646" w:themeFill="accent6"/>
       </w:tcPr>
@@ -5313,19 +5325,19 @@
       </w:tcPr>
     </w:tblStylePr>
   </w:style>
-  <w:style w:type="table" w:customStyle="1" w:styleId="GridTable6Colorful1">
+  <w:style w:type="table" w:styleId="GridTable6Colorful1" w:customStyle="1">
     <w:name w:val="Grid Table 6 Colorful1"/>
     <w:basedOn w:val="TableNormal"/>
     <w:uiPriority w:val="99"/>
     <w:qFormat/>
     <w:tblPr>
       <w:tblBorders>
-        <w:top w:val="single" w:sz="4" w:space="0" w:color="7F7F7F" w:themeColor="text1" w:themeTint="80"/>
-        <w:left w:val="single" w:sz="4" w:space="0" w:color="7F7F7F" w:themeColor="text1" w:themeTint="80"/>
-        <w:bottom w:val="single" w:sz="4" w:space="0" w:color="7F7F7F" w:themeColor="text1" w:themeTint="80"/>
-        <w:right w:val="single" w:sz="4" w:space="0" w:color="7F7F7F" w:themeColor="text1" w:themeTint="80"/>
-        <w:insideH w:val="single" w:sz="4" w:space="0" w:color="7F7F7F" w:themeColor="text1" w:themeTint="80"/>
-        <w:insideV w:val="single" w:sz="4" w:space="0" w:color="7F7F7F" w:themeColor="text1" w:themeTint="80"/>
+        <w:top w:val="single" w:color="7F7F7F" w:themeColor="text1" w:themeTint="80" w:sz="4" w:space="0"/>
+        <w:left w:val="single" w:color="7F7F7F" w:themeColor="text1" w:themeTint="80" w:sz="4" w:space="0"/>
+        <w:bottom w:val="single" w:color="7F7F7F" w:themeColor="text1" w:themeTint="80" w:sz="4" w:space="0"/>
+        <w:right w:val="single" w:color="7F7F7F" w:themeColor="text1" w:themeTint="80" w:sz="4" w:space="0"/>
+        <w:insideH w:val="single" w:color="7F7F7F" w:themeColor="text1" w:themeTint="80" w:sz="4" w:space="0"/>
+        <w:insideV w:val="single" w:color="7F7F7F" w:themeColor="text1" w:themeTint="80" w:sz="4" w:space="0"/>
       </w:tblBorders>
     </w:tblPr>
     <w:tblStylePr w:type="firstRow">
@@ -5336,7 +5348,7 @@
       <w:tblPr/>
       <w:tcPr>
         <w:tcBorders>
-          <w:bottom w:val="single" w:sz="12" w:space="0" w:color="7F7F7F" w:themeColor="text1" w:themeTint="80"/>
+          <w:bottom w:val="single" w:color="7F7F7F" w:themeColor="text1" w:themeTint="80" w:sz="12" w:space="0"/>
         </w:tcBorders>
       </w:tcPr>
     </w:tblStylePr>
@@ -5383,18 +5395,18 @@
       </w:rPr>
     </w:tblStylePr>
   </w:style>
-  <w:style w:type="table" w:customStyle="1" w:styleId="GridTable6Colorful-Accent11">
+  <w:style w:type="table" w:styleId="GridTable6Colorful-Accent11" w:customStyle="1">
     <w:name w:val="Grid Table 6 Colorful - Accent 11"/>
     <w:basedOn w:val="TableNormal"/>
     <w:uiPriority w:val="99"/>
     <w:tblPr>
       <w:tblBorders>
-        <w:top w:val="single" w:sz="4" w:space="0" w:color="A6BFDD" w:themeColor="accent1" w:themeTint="80"/>
-        <w:left w:val="single" w:sz="4" w:space="0" w:color="A6BFDD" w:themeColor="accent1" w:themeTint="80"/>
-        <w:bottom w:val="single" w:sz="4" w:space="0" w:color="A6BFDD" w:themeColor="accent1" w:themeTint="80"/>
-        <w:right w:val="single" w:sz="4" w:space="0" w:color="A6BFDD" w:themeColor="accent1" w:themeTint="80"/>
-        <w:insideH w:val="single" w:sz="4" w:space="0" w:color="A6BFDD" w:themeColor="accent1" w:themeTint="80"/>
-        <w:insideV w:val="single" w:sz="4" w:space="0" w:color="A6BFDD" w:themeColor="accent1" w:themeTint="80"/>
+        <w:top w:val="single" w:color="A6BFDD" w:themeColor="accent1" w:themeTint="80" w:sz="4" w:space="0"/>
+        <w:left w:val="single" w:color="A6BFDD" w:themeColor="accent1" w:themeTint="80" w:sz="4" w:space="0"/>
+        <w:bottom w:val="single" w:color="A6BFDD" w:themeColor="accent1" w:themeTint="80" w:sz="4" w:space="0"/>
+        <w:right w:val="single" w:color="A6BFDD" w:themeColor="accent1" w:themeTint="80" w:sz="4" w:space="0"/>
+        <w:insideH w:val="single" w:color="A6BFDD" w:themeColor="accent1" w:themeTint="80" w:sz="4" w:space="0"/>
+        <w:insideV w:val="single" w:color="A6BFDD" w:themeColor="accent1" w:themeTint="80" w:sz="4" w:space="0"/>
       </w:tblBorders>
     </w:tblPr>
     <w:tblStylePr w:type="firstRow">
@@ -5405,7 +5417,7 @@
       <w:tblPr/>
       <w:tcPr>
         <w:tcBorders>
-          <w:bottom w:val="single" w:sz="12" w:space="0" w:color="A6BFDD" w:themeColor="accent1" w:themeTint="80"/>
+          <w:bottom w:val="single" w:color="A6BFDD" w:themeColor="accent1" w:themeTint="80" w:sz="12" w:space="0"/>
         </w:tcBorders>
       </w:tcPr>
     </w:tblStylePr>
@@ -5452,18 +5464,18 @@
       </w:rPr>
     </w:tblStylePr>
   </w:style>
-  <w:style w:type="table" w:customStyle="1" w:styleId="GridTable6Colorful-Accent21">
+  <w:style w:type="table" w:styleId="GridTable6Colorful-Accent21" w:customStyle="1">
     <w:name w:val="Grid Table 6 Colorful - Accent 21"/>
     <w:basedOn w:val="TableNormal"/>
     <w:uiPriority w:val="99"/>
     <w:tblPr>
       <w:tblBorders>
-        <w:top w:val="single" w:sz="4" w:space="0" w:color="D99695" w:themeColor="accent2" w:themeTint="97"/>
-        <w:left w:val="single" w:sz="4" w:space="0" w:color="D99695" w:themeColor="accent2" w:themeTint="97"/>
-        <w:bottom w:val="single" w:sz="4" w:space="0" w:color="D99695" w:themeColor="accent2" w:themeTint="97"/>
-        <w:right w:val="single" w:sz="4" w:space="0" w:color="D99695" w:themeColor="accent2" w:themeTint="97"/>
-        <w:insideH w:val="single" w:sz="4" w:space="0" w:color="D99695" w:themeColor="accent2" w:themeTint="97"/>
-        <w:insideV w:val="single" w:sz="4" w:space="0" w:color="D99695" w:themeColor="accent2" w:themeTint="97"/>
+        <w:top w:val="single" w:color="D99695" w:themeColor="accent2" w:themeTint="97" w:sz="4" w:space="0"/>
+        <w:left w:val="single" w:color="D99695" w:themeColor="accent2" w:themeTint="97" w:sz="4" w:space="0"/>
+        <w:bottom w:val="single" w:color="D99695" w:themeColor="accent2" w:themeTint="97" w:sz="4" w:space="0"/>
+        <w:right w:val="single" w:color="D99695" w:themeColor="accent2" w:themeTint="97" w:sz="4" w:space="0"/>
+        <w:insideH w:val="single" w:color="D99695" w:themeColor="accent2" w:themeTint="97" w:sz="4" w:space="0"/>
+        <w:insideV w:val="single" w:color="D99695" w:themeColor="accent2" w:themeTint="97" w:sz="4" w:space="0"/>
       </w:tblBorders>
     </w:tblPr>
     <w:tblStylePr w:type="firstRow">
@@ -5474,7 +5486,7 @@
       <w:tblPr/>
       <w:tcPr>
         <w:tcBorders>
-          <w:bottom w:val="single" w:sz="12" w:space="0" w:color="D99695" w:themeColor="accent2" w:themeTint="97"/>
+          <w:bottom w:val="single" w:color="D99695" w:themeColor="accent2" w:themeTint="97" w:sz="12" w:space="0"/>
         </w:tcBorders>
       </w:tcPr>
     </w:tblStylePr>
@@ -5521,19 +5533,19 @@
       </w:rPr>
     </w:tblStylePr>
   </w:style>
-  <w:style w:type="table" w:customStyle="1" w:styleId="GridTable6Colorful-Accent31">
+  <w:style w:type="table" w:styleId="GridTable6Colorful-Accent31" w:customStyle="1">
     <w:name w:val="Grid Table 6 Colorful - Accent 31"/>
     <w:basedOn w:val="TableNormal"/>
     <w:uiPriority w:val="99"/>
     <w:qFormat/>
     <w:tblPr>
       <w:tblBorders>
-        <w:top w:val="single" w:sz="4" w:space="0" w:color="9ABB59" w:themeColor="accent3" w:themeTint="FE"/>
-        <w:left w:val="single" w:sz="4" w:space="0" w:color="9ABB59" w:themeColor="accent3" w:themeTint="FE"/>
-        <w:bottom w:val="single" w:sz="4" w:space="0" w:color="9ABB59" w:themeColor="accent3" w:themeTint="FE"/>
-        <w:right w:val="single" w:sz="4" w:space="0" w:color="9ABB59" w:themeColor="accent3" w:themeTint="FE"/>
-        <w:insideH w:val="single" w:sz="4" w:space="0" w:color="9ABB59" w:themeColor="accent3" w:themeTint="FE"/>
-        <w:insideV w:val="single" w:sz="4" w:space="0" w:color="9ABB59" w:themeColor="accent3" w:themeTint="FE"/>
+        <w:top w:val="single" w:color="9ABB59" w:themeColor="accent3" w:themeTint="FE" w:sz="4" w:space="0"/>
+        <w:left w:val="single" w:color="9ABB59" w:themeColor="accent3" w:themeTint="FE" w:sz="4" w:space="0"/>
+        <w:bottom w:val="single" w:color="9ABB59" w:themeColor="accent3" w:themeTint="FE" w:sz="4" w:space="0"/>
+        <w:right w:val="single" w:color="9ABB59" w:themeColor="accent3" w:themeTint="FE" w:sz="4" w:space="0"/>
+        <w:insideH w:val="single" w:color="9ABB59" w:themeColor="accent3" w:themeTint="FE" w:sz="4" w:space="0"/>
+        <w:insideV w:val="single" w:color="9ABB59" w:themeColor="accent3" w:themeTint="FE" w:sz="4" w:space="0"/>
       </w:tblBorders>
     </w:tblPr>
     <w:tblStylePr w:type="firstRow">
@@ -5544,7 +5556,7 @@
       <w:tblPr/>
       <w:tcPr>
         <w:tcBorders>
-          <w:bottom w:val="single" w:sz="12" w:space="0" w:color="9ABB59" w:themeColor="accent3" w:themeTint="FE"/>
+          <w:bottom w:val="single" w:color="9ABB59" w:themeColor="accent3" w:themeTint="FE" w:sz="12" w:space="0"/>
         </w:tcBorders>
       </w:tcPr>
     </w:tblStylePr>
@@ -5591,19 +5603,19 @@
       </w:rPr>
     </w:tblStylePr>
   </w:style>
-  <w:style w:type="table" w:customStyle="1" w:styleId="GridTable6Colorful-Accent41">
+  <w:style w:type="table" w:styleId="GridTable6Colorful-Accent41" w:customStyle="1">
     <w:name w:val="Grid Table 6 Colorful - Accent 41"/>
     <w:basedOn w:val="TableNormal"/>
     <w:uiPriority w:val="99"/>
     <w:qFormat/>
     <w:tblPr>
       <w:tblBorders>
-        <w:top w:val="single" w:sz="4" w:space="0" w:color="B2A1C6" w:themeColor="accent4" w:themeTint="9A"/>
-        <w:left w:val="single" w:sz="4" w:space="0" w:color="B2A1C6" w:themeColor="accent4" w:themeTint="9A"/>
-        <w:bottom w:val="single" w:sz="4" w:space="0" w:color="B2A1C6" w:themeColor="accent4" w:themeTint="9A"/>
-        <w:right w:val="single" w:sz="4" w:space="0" w:color="B2A1C6" w:themeColor="accent4" w:themeTint="9A"/>
-        <w:insideH w:val="single" w:sz="4" w:space="0" w:color="B2A1C6" w:themeColor="accent4" w:themeTint="9A"/>
-        <w:insideV w:val="single" w:sz="4" w:space="0" w:color="B2A1C6" w:themeColor="accent4" w:themeTint="9A"/>
+        <w:top w:val="single" w:color="B2A1C6" w:themeColor="accent4" w:themeTint="9A" w:sz="4" w:space="0"/>
+        <w:left w:val="single" w:color="B2A1C6" w:themeColor="accent4" w:themeTint="9A" w:sz="4" w:space="0"/>
+        <w:bottom w:val="single" w:color="B2A1C6" w:themeColor="accent4" w:themeTint="9A" w:sz="4" w:space="0"/>
+        <w:right w:val="single" w:color="B2A1C6" w:themeColor="accent4" w:themeTint="9A" w:sz="4" w:space="0"/>
+        <w:insideH w:val="single" w:color="B2A1C6" w:themeColor="accent4" w:themeTint="9A" w:sz="4" w:space="0"/>
+        <w:insideV w:val="single" w:color="B2A1C6" w:themeColor="accent4" w:themeTint="9A" w:sz="4" w:space="0"/>
       </w:tblBorders>
     </w:tblPr>
     <w:tblStylePr w:type="firstRow">
@@ -5614,7 +5626,7 @@
       <w:tblPr/>
       <w:tcPr>
         <w:tcBorders>
-          <w:bottom w:val="single" w:sz="12" w:space="0" w:color="B2A1C6" w:themeColor="accent4" w:themeTint="9A"/>
+          <w:bottom w:val="single" w:color="B2A1C6" w:themeColor="accent4" w:themeTint="9A" w:sz="12" w:space="0"/>
         </w:tcBorders>
       </w:tcPr>
     </w:tblStylePr>
@@ -5661,19 +5673,19 @@
       </w:rPr>
     </w:tblStylePr>
   </w:style>
-  <w:style w:type="table" w:customStyle="1" w:styleId="GridTable6Colorful-Accent51">
+  <w:style w:type="table" w:styleId="GridTable6Colorful-Accent51" w:customStyle="1">
     <w:name w:val="Grid Table 6 Colorful - Accent 51"/>
     <w:basedOn w:val="TableNormal"/>
     <w:uiPriority w:val="99"/>
     <w:qFormat/>
     <w:tblPr>
       <w:tblBorders>
-        <w:top w:val="single" w:sz="4" w:space="0" w:color="4BACC6" w:themeColor="accent5"/>
-        <w:left w:val="single" w:sz="4" w:space="0" w:color="4BACC6" w:themeColor="accent5"/>
-        <w:bottom w:val="single" w:sz="4" w:space="0" w:color="4BACC6" w:themeColor="accent5"/>
-        <w:right w:val="single" w:sz="4" w:space="0" w:color="4BACC6" w:themeColor="accent5"/>
-        <w:insideH w:val="single" w:sz="4" w:space="0" w:color="4BACC6" w:themeColor="accent5"/>
-        <w:insideV w:val="single" w:sz="4" w:space="0" w:color="4BACC6" w:themeColor="accent5"/>
+        <w:top w:val="single" w:color="4BACC6" w:themeColor="accent5" w:sz="4" w:space="0"/>
+        <w:left w:val="single" w:color="4BACC6" w:themeColor="accent5" w:sz="4" w:space="0"/>
+        <w:bottom w:val="single" w:color="4BACC6" w:themeColor="accent5" w:sz="4" w:space="0"/>
+        <w:right w:val="single" w:color="4BACC6" w:themeColor="accent5" w:sz="4" w:space="0"/>
+        <w:insideH w:val="single" w:color="4BACC6" w:themeColor="accent5" w:sz="4" w:space="0"/>
+        <w:insideV w:val="single" w:color="4BACC6" w:themeColor="accent5" w:sz="4" w:space="0"/>
       </w:tblBorders>
     </w:tblPr>
     <w:tblStylePr w:type="firstRow">
@@ -5684,7 +5696,7 @@
       <w:tblPr/>
       <w:tcPr>
         <w:tcBorders>
-          <w:bottom w:val="single" w:sz="12" w:space="0" w:color="4BACC6" w:themeColor="accent5"/>
+          <w:bottom w:val="single" w:color="4BACC6" w:themeColor="accent5" w:sz="12" w:space="0"/>
         </w:tcBorders>
       </w:tcPr>
     </w:tblStylePr>
@@ -5731,19 +5743,19 @@
       </w:rPr>
     </w:tblStylePr>
   </w:style>
-  <w:style w:type="table" w:customStyle="1" w:styleId="GridTable6Colorful-Accent61">
+  <w:style w:type="table" w:styleId="GridTable6Colorful-Accent61" w:customStyle="1">
     <w:name w:val="Grid Table 6 Colorful - Accent 61"/>
     <w:basedOn w:val="TableNormal"/>
     <w:uiPriority w:val="99"/>
     <w:qFormat/>
     <w:tblPr>
       <w:tblBorders>
-        <w:top w:val="single" w:sz="4" w:space="0" w:color="F79646" w:themeColor="accent6"/>
-        <w:left w:val="single" w:sz="4" w:space="0" w:color="F79646" w:themeColor="accent6"/>
-        <w:bottom w:val="single" w:sz="4" w:space="0" w:color="F79646" w:themeColor="accent6"/>
-        <w:right w:val="single" w:sz="4" w:space="0" w:color="F79646" w:themeColor="accent6"/>
-        <w:insideH w:val="single" w:sz="4" w:space="0" w:color="F79646" w:themeColor="accent6"/>
-        <w:insideV w:val="single" w:sz="4" w:space="0" w:color="F79646" w:themeColor="accent6"/>
+        <w:top w:val="single" w:color="F79646" w:themeColor="accent6" w:sz="4" w:space="0"/>
+        <w:left w:val="single" w:color="F79646" w:themeColor="accent6" w:sz="4" w:space="0"/>
+        <w:bottom w:val="single" w:color="F79646" w:themeColor="accent6" w:sz="4" w:space="0"/>
+        <w:right w:val="single" w:color="F79646" w:themeColor="accent6" w:sz="4" w:space="0"/>
+        <w:insideH w:val="single" w:color="F79646" w:themeColor="accent6" w:sz="4" w:space="0"/>
+        <w:insideV w:val="single" w:color="F79646" w:themeColor="accent6" w:sz="4" w:space="0"/>
       </w:tblBorders>
     </w:tblPr>
     <w:tblStylePr w:type="firstRow">
@@ -5754,7 +5766,7 @@
       <w:tblPr/>
       <w:tcPr>
         <w:tcBorders>
-          <w:bottom w:val="single" w:sz="12" w:space="0" w:color="F79646" w:themeColor="accent6"/>
+          <w:bottom w:val="single" w:color="F79646" w:themeColor="accent6" w:sz="12" w:space="0"/>
         </w:tcBorders>
       </w:tcPr>
     </w:tblStylePr>
@@ -5801,16 +5813,16 @@
       </w:rPr>
     </w:tblStylePr>
   </w:style>
-  <w:style w:type="table" w:customStyle="1" w:styleId="GridTable7Colorful1">
+  <w:style w:type="table" w:styleId="GridTable7Colorful1" w:customStyle="1">
     <w:name w:val="Grid Table 7 Colorful1"/>
     <w:basedOn w:val="TableNormal"/>
     <w:uiPriority w:val="99"/>
     <w:tblPr>
       <w:tblBorders>
-        <w:bottom w:val="single" w:sz="4" w:space="0" w:color="7F7F7F" w:themeColor="text1" w:themeTint="80"/>
-        <w:right w:val="single" w:sz="4" w:space="0" w:color="7F7F7F" w:themeColor="text1" w:themeTint="80"/>
-        <w:insideH w:val="single" w:sz="4" w:space="0" w:color="7F7F7F" w:themeColor="text1" w:themeTint="80"/>
-        <w:insideV w:val="single" w:sz="4" w:space="0" w:color="7F7F7F" w:themeColor="text1" w:themeTint="80"/>
+        <w:bottom w:val="single" w:color="7F7F7F" w:themeColor="text1" w:themeTint="80" w:sz="4" w:space="0"/>
+        <w:right w:val="single" w:color="7F7F7F" w:themeColor="text1" w:themeTint="80" w:sz="4" w:space="0"/>
+        <w:insideH w:val="single" w:color="7F7F7F" w:themeColor="text1" w:themeTint="80" w:sz="4" w:space="0"/>
+        <w:insideV w:val="single" w:color="7F7F7F" w:themeColor="text1" w:themeTint="80" w:sz="4" w:space="0"/>
       </w:tblBorders>
     </w:tblPr>
     <w:tblStylePr w:type="firstRow">
@@ -5825,7 +5837,7 @@
         <w:tcBorders>
           <w:top w:val="nil"/>
           <w:left w:val="nil"/>
-          <w:bottom w:val="single" w:sz="4" w:space="0" w:color="7F7F7F" w:themeColor="text1" w:themeTint="80"/>
+          <w:bottom w:val="single" w:color="7F7F7F" w:themeColor="text1" w:themeTint="80" w:sz="4" w:space="0"/>
           <w:right w:val="nil"/>
         </w:tcBorders>
         <w:shd w:val="clear" w:color="FFFFFF" w:themeColor="light1" w:fill="FFFFFF" w:themeFill="light1"/>
@@ -5841,7 +5853,7 @@
       <w:tblPr/>
       <w:tcPr>
         <w:tcBorders>
-          <w:top w:val="single" w:sz="4" w:space="0" w:color="7F7F7F" w:themeColor="text1" w:themeTint="80"/>
+          <w:top w:val="single" w:color="7F7F7F" w:themeColor="text1" w:themeTint="80" w:sz="4" w:space="0"/>
           <w:left w:val="nil"/>
           <w:bottom w:val="nil"/>
           <w:right w:val="nil"/>
@@ -5865,7 +5877,7 @@
           <w:top w:val="nil"/>
           <w:left w:val="nil"/>
           <w:bottom w:val="nil"/>
-          <w:right w:val="single" w:sz="4" w:space="0" w:color="7F7F7F" w:themeColor="text1" w:themeTint="80"/>
+          <w:right w:val="single" w:color="7F7F7F" w:themeColor="text1" w:themeTint="80" w:sz="4" w:space="0"/>
         </w:tcBorders>
         <w:shd w:val="clear" w:color="FFFFFF" w:fill="auto"/>
       </w:tcPr>
@@ -5881,7 +5893,7 @@
       <w:tcPr>
         <w:tcBorders>
           <w:top w:val="nil"/>
-          <w:left w:val="single" w:sz="4" w:space="0" w:color="7F7F7F" w:themeColor="text1" w:themeTint="80"/>
+          <w:left w:val="single" w:color="7F7F7F" w:themeColor="text1" w:themeTint="80" w:sz="4" w:space="0"/>
           <w:bottom w:val="nil"/>
           <w:right w:val="nil"/>
         </w:tcBorders>
@@ -5913,17 +5925,17 @@
       </w:rPr>
     </w:tblStylePr>
   </w:style>
-  <w:style w:type="table" w:customStyle="1" w:styleId="GridTable7Colorful-Accent11">
+  <w:style w:type="table" w:styleId="GridTable7Colorful-Accent11" w:customStyle="1">
     <w:name w:val="Grid Table 7 Colorful - Accent 11"/>
     <w:basedOn w:val="TableNormal"/>
     <w:uiPriority w:val="99"/>
     <w:qFormat/>
     <w:tblPr>
       <w:tblBorders>
-        <w:bottom w:val="single" w:sz="4" w:space="0" w:color="A6BFDD" w:themeColor="accent1" w:themeTint="80"/>
-        <w:right w:val="single" w:sz="4" w:space="0" w:color="A6BFDD" w:themeColor="accent1" w:themeTint="80"/>
-        <w:insideH w:val="single" w:sz="4" w:space="0" w:color="A6BFDD" w:themeColor="accent1" w:themeTint="80"/>
-        <w:insideV w:val="single" w:sz="4" w:space="0" w:color="A6BFDD" w:themeColor="accent1" w:themeTint="80"/>
+        <w:bottom w:val="single" w:color="A6BFDD" w:themeColor="accent1" w:themeTint="80" w:sz="4" w:space="0"/>
+        <w:right w:val="single" w:color="A6BFDD" w:themeColor="accent1" w:themeTint="80" w:sz="4" w:space="0"/>
+        <w:insideH w:val="single" w:color="A6BFDD" w:themeColor="accent1" w:themeTint="80" w:sz="4" w:space="0"/>
+        <w:insideV w:val="single" w:color="A6BFDD" w:themeColor="accent1" w:themeTint="80" w:sz="4" w:space="0"/>
       </w:tblBorders>
     </w:tblPr>
     <w:tblStylePr w:type="firstRow">
@@ -5938,7 +5950,7 @@
         <w:tcBorders>
           <w:top w:val="nil"/>
           <w:left w:val="nil"/>
-          <w:bottom w:val="single" w:sz="4" w:space="0" w:color="A6BFDD" w:themeColor="accent1" w:themeTint="80"/>
+          <w:bottom w:val="single" w:color="A6BFDD" w:themeColor="accent1" w:themeTint="80" w:sz="4" w:space="0"/>
           <w:right w:val="nil"/>
         </w:tcBorders>
         <w:shd w:val="clear" w:color="FFFFFF" w:themeColor="light1" w:fill="FFFFFF" w:themeFill="light1"/>
@@ -5954,7 +5966,7 @@
       <w:tblPr/>
       <w:tcPr>
         <w:tcBorders>
-          <w:top w:val="single" w:sz="4" w:space="0" w:color="A6BFDD" w:themeColor="accent1" w:themeTint="80"/>
+          <w:top w:val="single" w:color="A6BFDD" w:themeColor="accent1" w:themeTint="80" w:sz="4" w:space="0"/>
           <w:left w:val="nil"/>
           <w:bottom w:val="nil"/>
           <w:right w:val="nil"/>
@@ -5978,7 +5990,7 @@
           <w:top w:val="nil"/>
           <w:left w:val="nil"/>
           <w:bottom w:val="nil"/>
-          <w:right w:val="single" w:sz="4" w:space="0" w:color="A6BFDD" w:themeColor="accent1" w:themeTint="80"/>
+          <w:right w:val="single" w:color="A6BFDD" w:themeColor="accent1" w:themeTint="80" w:sz="4" w:space="0"/>
         </w:tcBorders>
         <w:shd w:val="clear" w:color="FFFFFF" w:fill="auto"/>
       </w:tcPr>
@@ -5994,7 +6006,7 @@
       <w:tcPr>
         <w:tcBorders>
           <w:top w:val="nil"/>
-          <w:left w:val="single" w:sz="4" w:space="0" w:color="A6BFDD" w:themeColor="accent1" w:themeTint="80"/>
+          <w:left w:val="single" w:color="A6BFDD" w:themeColor="accent1" w:themeTint="80" w:sz="4" w:space="0"/>
           <w:bottom w:val="nil"/>
           <w:right w:val="nil"/>
         </w:tcBorders>
@@ -6026,17 +6038,17 @@
       </w:rPr>
     </w:tblStylePr>
   </w:style>
-  <w:style w:type="table" w:customStyle="1" w:styleId="GridTable7Colorful-Accent21">
+  <w:style w:type="table" w:styleId="GridTable7Colorful-Accent21" w:customStyle="1">
     <w:name w:val="Grid Table 7 Colorful - Accent 21"/>
     <w:basedOn w:val="TableNormal"/>
     <w:uiPriority w:val="99"/>
     <w:qFormat/>
     <w:tblPr>
       <w:tblBorders>
-        <w:bottom w:val="single" w:sz="4" w:space="0" w:color="D99695" w:themeColor="accent2" w:themeTint="97"/>
-        <w:right w:val="single" w:sz="4" w:space="0" w:color="D99695" w:themeColor="accent2" w:themeTint="97"/>
-        <w:insideH w:val="single" w:sz="4" w:space="0" w:color="D99695" w:themeColor="accent2" w:themeTint="97"/>
-        <w:insideV w:val="single" w:sz="4" w:space="0" w:color="D99695" w:themeColor="accent2" w:themeTint="97"/>
+        <w:bottom w:val="single" w:color="D99695" w:themeColor="accent2" w:themeTint="97" w:sz="4" w:space="0"/>
+        <w:right w:val="single" w:color="D99695" w:themeColor="accent2" w:themeTint="97" w:sz="4" w:space="0"/>
+        <w:insideH w:val="single" w:color="D99695" w:themeColor="accent2" w:themeTint="97" w:sz="4" w:space="0"/>
+        <w:insideV w:val="single" w:color="D99695" w:themeColor="accent2" w:themeTint="97" w:sz="4" w:space="0"/>
       </w:tblBorders>
     </w:tblPr>
     <w:tblStylePr w:type="firstRow">
@@ -6051,7 +6063,7 @@
         <w:tcBorders>
           <w:top w:val="nil"/>
           <w:left w:val="nil"/>
-          <w:bottom w:val="single" w:sz="4" w:space="0" w:color="D99695" w:themeColor="accent2" w:themeTint="97"/>
+          <w:bottom w:val="single" w:color="D99695" w:themeColor="accent2" w:themeTint="97" w:sz="4" w:space="0"/>
           <w:right w:val="nil"/>
         </w:tcBorders>
         <w:shd w:val="clear" w:color="FFFFFF" w:themeColor="light1" w:fill="FFFFFF" w:themeFill="light1"/>
@@ -6067,7 +6079,7 @@
       <w:tblPr/>
       <w:tcPr>
         <w:tcBorders>
-          <w:top w:val="single" w:sz="4" w:space="0" w:color="D99695" w:themeColor="accent2" w:themeTint="97"/>
+          <w:top w:val="single" w:color="D99695" w:themeColor="accent2" w:themeTint="97" w:sz="4" w:space="0"/>
           <w:left w:val="nil"/>
           <w:bottom w:val="nil"/>
           <w:right w:val="nil"/>
@@ -6091,7 +6103,7 @@
           <w:top w:val="nil"/>
           <w:left w:val="nil"/>
           <w:bottom w:val="nil"/>
-          <w:right w:val="single" w:sz="4" w:space="0" w:color="D99695" w:themeColor="accent2" w:themeTint="97"/>
+          <w:right w:val="single" w:color="D99695" w:themeColor="accent2" w:themeTint="97" w:sz="4" w:space="0"/>
         </w:tcBorders>
         <w:shd w:val="clear" w:color="FFFFFF" w:fill="auto"/>
       </w:tcPr>
@@ -6107,7 +6119,7 @@
       <w:tcPr>
         <w:tcBorders>
           <w:top w:val="nil"/>
-          <w:left w:val="single" w:sz="4" w:space="0" w:color="D99695" w:themeColor="accent2" w:themeTint="97"/>
+          <w:left w:val="single" w:color="D99695" w:themeColor="accent2" w:themeTint="97" w:sz="4" w:space="0"/>
           <w:bottom w:val="nil"/>
           <w:right w:val="nil"/>
         </w:tcBorders>
@@ -6139,17 +6151,17 @@
       </w:rPr>
     </w:tblStylePr>
   </w:style>
-  <w:style w:type="table" w:customStyle="1" w:styleId="GridTable7Colorful-Accent31">
+  <w:style w:type="table" w:styleId="GridTable7Colorful-Accent31" w:customStyle="1">
     <w:name w:val="Grid Table 7 Colorful - Accent 31"/>
     <w:basedOn w:val="TableNormal"/>
     <w:uiPriority w:val="99"/>
     <w:qFormat/>
     <w:tblPr>
       <w:tblBorders>
-        <w:bottom w:val="single" w:sz="4" w:space="0" w:color="9ABB59" w:themeColor="accent3" w:themeTint="FE"/>
-        <w:right w:val="single" w:sz="4" w:space="0" w:color="9ABB59" w:themeColor="accent3" w:themeTint="FE"/>
-        <w:insideH w:val="single" w:sz="4" w:space="0" w:color="9ABB59" w:themeColor="accent3" w:themeTint="FE"/>
-        <w:insideV w:val="single" w:sz="4" w:space="0" w:color="9ABB59" w:themeColor="accent3" w:themeTint="FE"/>
+        <w:bottom w:val="single" w:color="9ABB59" w:themeColor="accent3" w:themeTint="FE" w:sz="4" w:space="0"/>
+        <w:right w:val="single" w:color="9ABB59" w:themeColor="accent3" w:themeTint="FE" w:sz="4" w:space="0"/>
+        <w:insideH w:val="single" w:color="9ABB59" w:themeColor="accent3" w:themeTint="FE" w:sz="4" w:space="0"/>
+        <w:insideV w:val="single" w:color="9ABB59" w:themeColor="accent3" w:themeTint="FE" w:sz="4" w:space="0"/>
       </w:tblBorders>
     </w:tblPr>
     <w:tblStylePr w:type="firstRow">
@@ -6164,7 +6176,7 @@
         <w:tcBorders>
           <w:top w:val="nil"/>
           <w:left w:val="nil"/>
-          <w:bottom w:val="single" w:sz="4" w:space="0" w:color="9ABB59" w:themeColor="accent3" w:themeTint="FE"/>
+          <w:bottom w:val="single" w:color="9ABB59" w:themeColor="accent3" w:themeTint="FE" w:sz="4" w:space="0"/>
           <w:right w:val="nil"/>
         </w:tcBorders>
         <w:shd w:val="clear" w:color="FFFFFF" w:themeColor="light1" w:fill="FFFFFF" w:themeFill="light1"/>
@@ -6180,7 +6192,7 @@
       <w:tblPr/>
       <w:tcPr>
         <w:tcBorders>
-          <w:top w:val="single" w:sz="4" w:space="0" w:color="9ABB59" w:themeColor="accent3" w:themeTint="FE"/>
+          <w:top w:val="single" w:color="9ABB59" w:themeColor="accent3" w:themeTint="FE" w:sz="4" w:space="0"/>
           <w:left w:val="nil"/>
           <w:bottom w:val="nil"/>
           <w:right w:val="nil"/>
@@ -6204,7 +6216,7 @@
           <w:top w:val="nil"/>
           <w:left w:val="nil"/>
           <w:bottom w:val="nil"/>
-          <w:right w:val="single" w:sz="4" w:space="0" w:color="9ABB59" w:themeColor="accent3" w:themeTint="FE"/>
+          <w:right w:val="single" w:color="9ABB59" w:themeColor="accent3" w:themeTint="FE" w:sz="4" w:space="0"/>
         </w:tcBorders>
         <w:shd w:val="clear" w:color="FFFFFF" w:fill="auto"/>
       </w:tcPr>
@@ -6220,7 +6232,7 @@
       <w:tcPr>
         <w:tcBorders>
           <w:top w:val="nil"/>
-          <w:left w:val="single" w:sz="4" w:space="0" w:color="9ABB59" w:themeColor="accent3" w:themeTint="FE"/>
+          <w:left w:val="single" w:color="9ABB59" w:themeColor="accent3" w:themeTint="FE" w:sz="4" w:space="0"/>
           <w:bottom w:val="nil"/>
           <w:right w:val="nil"/>
         </w:tcBorders>
@@ -6252,17 +6264,17 @@
       </w:rPr>
     </w:tblStylePr>
   </w:style>
-  <w:style w:type="table" w:customStyle="1" w:styleId="GridTable7Colorful-Accent41">
+  <w:style w:type="table" w:styleId="GridTable7Colorful-Accent41" w:customStyle="1">
     <w:name w:val="Grid Table 7 Colorful - Accent 41"/>
     <w:basedOn w:val="TableNormal"/>
     <w:uiPriority w:val="99"/>
     <w:qFormat/>
     <w:tblPr>
       <w:tblBorders>
-        <w:bottom w:val="single" w:sz="4" w:space="0" w:color="B2A1C6" w:themeColor="accent4" w:themeTint="9A"/>
-        <w:right w:val="single" w:sz="4" w:space="0" w:color="B2A1C6" w:themeColor="accent4" w:themeTint="9A"/>
-        <w:insideH w:val="single" w:sz="4" w:space="0" w:color="B2A1C6" w:themeColor="accent4" w:themeTint="9A"/>
-        <w:insideV w:val="single" w:sz="4" w:space="0" w:color="B2A1C6" w:themeColor="accent4" w:themeTint="9A"/>
+        <w:bottom w:val="single" w:color="B2A1C6" w:themeColor="accent4" w:themeTint="9A" w:sz="4" w:space="0"/>
+        <w:right w:val="single" w:color="B2A1C6" w:themeColor="accent4" w:themeTint="9A" w:sz="4" w:space="0"/>
+        <w:insideH w:val="single" w:color="B2A1C6" w:themeColor="accent4" w:themeTint="9A" w:sz="4" w:space="0"/>
+        <w:insideV w:val="single" w:color="B2A1C6" w:themeColor="accent4" w:themeTint="9A" w:sz="4" w:space="0"/>
       </w:tblBorders>
     </w:tblPr>
     <w:tblStylePr w:type="firstRow">
@@ -6277,7 +6289,7 @@
         <w:tcBorders>
           <w:top w:val="nil"/>
           <w:left w:val="nil"/>
-          <w:bottom w:val="single" w:sz="4" w:space="0" w:color="B2A1C6" w:themeColor="accent4" w:themeTint="9A"/>
+          <w:bottom w:val="single" w:color="B2A1C6" w:themeColor="accent4" w:themeTint="9A" w:sz="4" w:space="0"/>
           <w:right w:val="nil"/>
         </w:tcBorders>
         <w:shd w:val="clear" w:color="FFFFFF" w:themeColor="light1" w:fill="FFFFFF" w:themeFill="light1"/>
@@ -6293,7 +6305,7 @@
       <w:tblPr/>
       <w:tcPr>
         <w:tcBorders>
-          <w:top w:val="single" w:sz="4" w:space="0" w:color="B2A1C6" w:themeColor="accent4" w:themeTint="9A"/>
+          <w:top w:val="single" w:color="B2A1C6" w:themeColor="accent4" w:themeTint="9A" w:sz="4" w:space="0"/>
           <w:left w:val="nil"/>
           <w:bottom w:val="nil"/>
           <w:right w:val="nil"/>
@@ -6317,7 +6329,7 @@
           <w:top w:val="nil"/>
           <w:left w:val="nil"/>
           <w:bottom w:val="nil"/>
-          <w:right w:val="single" w:sz="4" w:space="0" w:color="B2A1C6" w:themeColor="accent4" w:themeTint="9A"/>
+          <w:right w:val="single" w:color="B2A1C6" w:themeColor="accent4" w:themeTint="9A" w:sz="4" w:space="0"/>
         </w:tcBorders>
         <w:shd w:val="clear" w:color="FFFFFF" w:fill="auto"/>
       </w:tcPr>
@@ -6333,7 +6345,7 @@
       <w:tcPr>
         <w:tcBorders>
           <w:top w:val="nil"/>
-          <w:left w:val="single" w:sz="4" w:space="0" w:color="B2A1C6" w:themeColor="accent4" w:themeTint="9A"/>
+          <w:left w:val="single" w:color="B2A1C6" w:themeColor="accent4" w:themeTint="9A" w:sz="4" w:space="0"/>
           <w:bottom w:val="nil"/>
           <w:right w:val="nil"/>
         </w:tcBorders>
@@ -6365,17 +6377,17 @@
       </w:rPr>
     </w:tblStylePr>
   </w:style>
-  <w:style w:type="table" w:customStyle="1" w:styleId="GridTable7Colorful-Accent51">
+  <w:style w:type="table" w:styleId="GridTable7Colorful-Accent51" w:customStyle="1">
     <w:name w:val="Grid Table 7 Colorful - Accent 51"/>
     <w:basedOn w:val="TableNormal"/>
     <w:uiPriority w:val="99"/>
     <w:qFormat/>
     <w:tblPr>
       <w:tblBorders>
-        <w:bottom w:val="single" w:sz="4" w:space="0" w:color="99D0DE" w:themeColor="accent5" w:themeTint="90"/>
-        <w:right w:val="single" w:sz="4" w:space="0" w:color="99D0DE" w:themeColor="accent5" w:themeTint="90"/>
-        <w:insideH w:val="single" w:sz="4" w:space="0" w:color="99D0DE" w:themeColor="accent5" w:themeTint="90"/>
-        <w:insideV w:val="single" w:sz="4" w:space="0" w:color="99D0DE" w:themeColor="accent5" w:themeTint="90"/>
+        <w:bottom w:val="single" w:color="99D0DE" w:themeColor="accent5" w:themeTint="90" w:sz="4" w:space="0"/>
+        <w:right w:val="single" w:color="99D0DE" w:themeColor="accent5" w:themeTint="90" w:sz="4" w:space="0"/>
+        <w:insideH w:val="single" w:color="99D0DE" w:themeColor="accent5" w:themeTint="90" w:sz="4" w:space="0"/>
+        <w:insideV w:val="single" w:color="99D0DE" w:themeColor="accent5" w:themeTint="90" w:sz="4" w:space="0"/>
       </w:tblBorders>
     </w:tblPr>
     <w:tblStylePr w:type="firstRow">
@@ -6390,7 +6402,7 @@
         <w:tcBorders>
           <w:top w:val="nil"/>
           <w:left w:val="nil"/>
-          <w:bottom w:val="single" w:sz="4" w:space="0" w:color="99D0DE" w:themeColor="accent5" w:themeTint="90"/>
+          <w:bottom w:val="single" w:color="99D0DE" w:themeColor="accent5" w:themeTint="90" w:sz="4" w:space="0"/>
           <w:right w:val="nil"/>
         </w:tcBorders>
         <w:shd w:val="clear" w:color="FFFFFF" w:themeColor="light1" w:fill="FFFFFF" w:themeFill="light1"/>
@@ -6406,7 +6418,7 @@
       <w:tblPr/>
       <w:tcPr>
         <w:tcBorders>
-          <w:top w:val="single" w:sz="4" w:space="0" w:color="99D0DE" w:themeColor="accent5" w:themeTint="90"/>
+          <w:top w:val="single" w:color="99D0DE" w:themeColor="accent5" w:themeTint="90" w:sz="4" w:space="0"/>
           <w:left w:val="nil"/>
           <w:bottom w:val="nil"/>
           <w:right w:val="nil"/>
@@ -6430,7 +6442,7 @@
           <w:top w:val="nil"/>
           <w:left w:val="nil"/>
           <w:bottom w:val="nil"/>
-          <w:right w:val="single" w:sz="4" w:space="0" w:color="99D0DE" w:themeColor="accent5" w:themeTint="90"/>
+          <w:right w:val="single" w:color="99D0DE" w:themeColor="accent5" w:themeTint="90" w:sz="4" w:space="0"/>
         </w:tcBorders>
         <w:shd w:val="clear" w:color="FFFFFF" w:fill="auto"/>
       </w:tcPr>
@@ -6446,7 +6458,7 @@
       <w:tcPr>
         <w:tcBorders>
           <w:top w:val="nil"/>
-          <w:left w:val="single" w:sz="4" w:space="0" w:color="99D0DE" w:themeColor="accent5" w:themeTint="90"/>
+          <w:left w:val="single" w:color="99D0DE" w:themeColor="accent5" w:themeTint="90" w:sz="4" w:space="0"/>
           <w:bottom w:val="nil"/>
           <w:right w:val="nil"/>
         </w:tcBorders>
@@ -6478,17 +6490,17 @@
       </w:rPr>
     </w:tblStylePr>
   </w:style>
-  <w:style w:type="table" w:customStyle="1" w:styleId="GridTable7Colorful-Accent61">
+  <w:style w:type="table" w:styleId="GridTable7Colorful-Accent61" w:customStyle="1">
     <w:name w:val="Grid Table 7 Colorful - Accent 61"/>
     <w:basedOn w:val="TableNormal"/>
     <w:uiPriority w:val="99"/>
     <w:qFormat/>
     <w:tblPr>
       <w:tblBorders>
-        <w:bottom w:val="single" w:sz="4" w:space="0" w:color="FAC396" w:themeColor="accent6" w:themeTint="90"/>
-        <w:right w:val="single" w:sz="4" w:space="0" w:color="FAC396" w:themeColor="accent6" w:themeTint="90"/>
-        <w:insideH w:val="single" w:sz="4" w:space="0" w:color="FAC396" w:themeColor="accent6" w:themeTint="90"/>
-        <w:insideV w:val="single" w:sz="4" w:space="0" w:color="FAC396" w:themeColor="accent6" w:themeTint="90"/>
+        <w:bottom w:val="single" w:color="FAC396" w:themeColor="accent6" w:themeTint="90" w:sz="4" w:space="0"/>
+        <w:right w:val="single" w:color="FAC396" w:themeColor="accent6" w:themeTint="90" w:sz="4" w:space="0"/>
+        <w:insideH w:val="single" w:color="FAC396" w:themeColor="accent6" w:themeTint="90" w:sz="4" w:space="0"/>
+        <w:insideV w:val="single" w:color="FAC396" w:themeColor="accent6" w:themeTint="90" w:sz="4" w:space="0"/>
       </w:tblBorders>
     </w:tblPr>
     <w:tblStylePr w:type="firstRow">
@@ -6503,7 +6515,7 @@
         <w:tcBorders>
           <w:top w:val="nil"/>
           <w:left w:val="nil"/>
-          <w:bottom w:val="single" w:sz="4" w:space="0" w:color="FAC396" w:themeColor="accent6" w:themeTint="90"/>
+          <w:bottom w:val="single" w:color="FAC396" w:themeColor="accent6" w:themeTint="90" w:sz="4" w:space="0"/>
           <w:right w:val="nil"/>
         </w:tcBorders>
         <w:shd w:val="clear" w:color="FFFFFF" w:themeColor="light1" w:fill="FFFFFF" w:themeFill="light1"/>
@@ -6519,7 +6531,7 @@
       <w:tblPr/>
       <w:tcPr>
         <w:tcBorders>
-          <w:top w:val="single" w:sz="4" w:space="0" w:color="FAC396" w:themeColor="accent6" w:themeTint="90"/>
+          <w:top w:val="single" w:color="FAC396" w:themeColor="accent6" w:themeTint="90" w:sz="4" w:space="0"/>
           <w:left w:val="nil"/>
           <w:bottom w:val="nil"/>
           <w:right w:val="nil"/>
@@ -6543,7 +6555,7 @@
           <w:top w:val="nil"/>
           <w:left w:val="nil"/>
           <w:bottom w:val="nil"/>
-          <w:right w:val="single" w:sz="4" w:space="0" w:color="FAC396" w:themeColor="accent6" w:themeTint="90"/>
+          <w:right w:val="single" w:color="FAC396" w:themeColor="accent6" w:themeTint="90" w:sz="4" w:space="0"/>
         </w:tcBorders>
         <w:shd w:val="clear" w:color="FFFFFF" w:fill="auto"/>
       </w:tcPr>
@@ -6559,7 +6571,7 @@
       <w:tcPr>
         <w:tcBorders>
           <w:top w:val="nil"/>
-          <w:left w:val="single" w:sz="4" w:space="0" w:color="FAC396" w:themeColor="accent6" w:themeTint="90"/>
+          <w:left w:val="single" w:color="FAC396" w:themeColor="accent6" w:themeTint="90" w:sz="4" w:space="0"/>
           <w:bottom w:val="nil"/>
           <w:right w:val="nil"/>
         </w:tcBorders>
@@ -6591,7 +6603,7 @@
       </w:rPr>
     </w:tblStylePr>
   </w:style>
-  <w:style w:type="table" w:customStyle="1" w:styleId="ListTable1Light1">
+  <w:style w:type="table" w:styleId="ListTable1Light1" w:customStyle="1">
     <w:name w:val="List Table 1 Light1"/>
     <w:basedOn w:val="TableNormal"/>
     <w:uiPriority w:val="99"/>
@@ -6607,7 +6619,7 @@
         <w:tcBorders>
           <w:top w:val="nil"/>
           <w:left w:val="nil"/>
-          <w:bottom w:val="single" w:sz="4" w:space="0" w:color="000000" w:themeColor="text1"/>
+          <w:bottom w:val="single" w:color="000000" w:themeColor="text1" w:sz="4" w:space="0"/>
           <w:right w:val="nil"/>
         </w:tcBorders>
       </w:tcPr>
@@ -6620,7 +6632,7 @@
       <w:tblPr/>
       <w:tcPr>
         <w:tcBorders>
-          <w:top w:val="single" w:sz="4" w:space="0" w:color="000000" w:themeColor="text1"/>
+          <w:top w:val="single" w:color="000000" w:themeColor="text1" w:sz="4" w:space="0"/>
           <w:left w:val="nil"/>
           <w:bottom w:val="nil"/>
           <w:right w:val="nil"/>
@@ -6652,7 +6664,7 @@
       </w:tcPr>
     </w:tblStylePr>
   </w:style>
-  <w:style w:type="table" w:customStyle="1" w:styleId="ListTable1Light-Accent11">
+  <w:style w:type="table" w:styleId="ListTable1Light-Accent11" w:customStyle="1">
     <w:name w:val="List Table 1 Light - Accent 11"/>
     <w:basedOn w:val="TableNormal"/>
     <w:uiPriority w:val="99"/>
@@ -6668,7 +6680,7 @@
         <w:tcBorders>
           <w:top w:val="nil"/>
           <w:left w:val="nil"/>
-          <w:bottom w:val="single" w:sz="4" w:space="0" w:color="4F81BD" w:themeColor="accent1"/>
+          <w:bottom w:val="single" w:color="4F81BD" w:themeColor="accent1" w:sz="4" w:space="0"/>
           <w:right w:val="nil"/>
         </w:tcBorders>
       </w:tcPr>
@@ -6681,7 +6693,7 @@
       <w:tblPr/>
       <w:tcPr>
         <w:tcBorders>
-          <w:top w:val="single" w:sz="4" w:space="0" w:color="4F81BD" w:themeColor="accent1"/>
+          <w:top w:val="single" w:color="4F81BD" w:themeColor="accent1" w:sz="4" w:space="0"/>
           <w:left w:val="nil"/>
           <w:bottom w:val="nil"/>
           <w:right w:val="nil"/>
@@ -6713,7 +6725,7 @@
       </w:tcPr>
     </w:tblStylePr>
   </w:style>
-  <w:style w:type="table" w:customStyle="1" w:styleId="ListTable1Light-Accent21">
+  <w:style w:type="table" w:styleId="ListTable1Light-Accent21" w:customStyle="1">
     <w:name w:val="List Table 1 Light - Accent 21"/>
     <w:basedOn w:val="TableNormal"/>
     <w:uiPriority w:val="99"/>
@@ -6729,7 +6741,7 @@
         <w:tcBorders>
           <w:top w:val="nil"/>
           <w:left w:val="nil"/>
-          <w:bottom w:val="single" w:sz="4" w:space="0" w:color="C0504D" w:themeColor="accent2"/>
+          <w:bottom w:val="single" w:color="C0504D" w:themeColor="accent2" w:sz="4" w:space="0"/>
           <w:right w:val="nil"/>
         </w:tcBorders>
       </w:tcPr>
@@ -6742,7 +6754,7 @@
       <w:tblPr/>
       <w:tcPr>
         <w:tcBorders>
-          <w:top w:val="single" w:sz="4" w:space="0" w:color="C0504D" w:themeColor="accent2"/>
+          <w:top w:val="single" w:color="C0504D" w:themeColor="accent2" w:sz="4" w:space="0"/>
           <w:left w:val="nil"/>
           <w:bottom w:val="nil"/>
           <w:right w:val="nil"/>
@@ -6774,7 +6786,7 @@
       </w:tcPr>
     </w:tblStylePr>
   </w:style>
-  <w:style w:type="table" w:customStyle="1" w:styleId="ListTable1Light-Accent31">
+  <w:style w:type="table" w:styleId="ListTable1Light-Accent31" w:customStyle="1">
     <w:name w:val="List Table 1 Light - Accent 31"/>
     <w:basedOn w:val="TableNormal"/>
     <w:uiPriority w:val="99"/>
@@ -6790,7 +6802,7 @@
         <w:tcBorders>
           <w:top w:val="nil"/>
           <w:left w:val="nil"/>
-          <w:bottom w:val="single" w:sz="4" w:space="0" w:color="9BBB59" w:themeColor="accent3"/>
+          <w:bottom w:val="single" w:color="9BBB59" w:themeColor="accent3" w:sz="4" w:space="0"/>
           <w:right w:val="nil"/>
         </w:tcBorders>
       </w:tcPr>
@@ -6803,7 +6815,7 @@
       <w:tblPr/>
       <w:tcPr>
         <w:tcBorders>
-          <w:top w:val="single" w:sz="4" w:space="0" w:color="9BBB59" w:themeColor="accent3"/>
+          <w:top w:val="single" w:color="9BBB59" w:themeColor="accent3" w:sz="4" w:space="0"/>
           <w:left w:val="nil"/>
           <w:bottom w:val="nil"/>
           <w:right w:val="nil"/>
@@ -6835,7 +6847,7 @@
       </w:tcPr>
     </w:tblStylePr>
   </w:style>
-  <w:style w:type="table" w:customStyle="1" w:styleId="ListTable1Light-Accent41">
+  <w:style w:type="table" w:styleId="ListTable1Light-Accent41" w:customStyle="1">
     <w:name w:val="List Table 1 Light - Accent 41"/>
     <w:basedOn w:val="TableNormal"/>
     <w:uiPriority w:val="99"/>
@@ -6851,7 +6863,7 @@
         <w:tcBorders>
           <w:top w:val="nil"/>
           <w:left w:val="nil"/>
-          <w:bottom w:val="single" w:sz="4" w:space="0" w:color="8064A2" w:themeColor="accent4"/>
+          <w:bottom w:val="single" w:color="8064A2" w:themeColor="accent4" w:sz="4" w:space="0"/>
           <w:right w:val="nil"/>
         </w:tcBorders>
       </w:tcPr>
@@ -6864,7 +6876,7 @@
       <w:tblPr/>
       <w:tcPr>
         <w:tcBorders>
-          <w:top w:val="single" w:sz="4" w:space="0" w:color="8064A2" w:themeColor="accent4"/>
+          <w:top w:val="single" w:color="8064A2" w:themeColor="accent4" w:sz="4" w:space="0"/>
           <w:left w:val="nil"/>
           <w:bottom w:val="nil"/>
           <w:right w:val="nil"/>
@@ -6896,7 +6908,7 @@
       </w:tcPr>
     </w:tblStylePr>
   </w:style>
-  <w:style w:type="table" w:customStyle="1" w:styleId="ListTable1Light-Accent51">
+  <w:style w:type="table" w:styleId="ListTable1Light-Accent51" w:customStyle="1">
     <w:name w:val="List Table 1 Light - Accent 51"/>
     <w:basedOn w:val="TableNormal"/>
     <w:uiPriority w:val="99"/>
@@ -6912,7 +6924,7 @@
         <w:tcBorders>
           <w:top w:val="nil"/>
           <w:left w:val="nil"/>
-          <w:bottom w:val="single" w:sz="4" w:space="0" w:color="4BACC6" w:themeColor="accent5"/>
+          <w:bottom w:val="single" w:color="4BACC6" w:themeColor="accent5" w:sz="4" w:space="0"/>
           <w:right w:val="nil"/>
         </w:tcBorders>
       </w:tcPr>
@@ -6925,7 +6937,7 @@
       <w:tblPr/>
       <w:tcPr>
         <w:tcBorders>
-          <w:top w:val="single" w:sz="4" w:space="0" w:color="4BACC6" w:themeColor="accent5"/>
+          <w:top w:val="single" w:color="4BACC6" w:themeColor="accent5" w:sz="4" w:space="0"/>
           <w:left w:val="nil"/>
           <w:bottom w:val="nil"/>
           <w:right w:val="nil"/>
@@ -6957,7 +6969,7 @@
       </w:tcPr>
     </w:tblStylePr>
   </w:style>
-  <w:style w:type="table" w:customStyle="1" w:styleId="ListTable1Light-Accent61">
+  <w:style w:type="table" w:styleId="ListTable1Light-Accent61" w:customStyle="1">
     <w:name w:val="List Table 1 Light - Accent 61"/>
     <w:basedOn w:val="TableNormal"/>
     <w:uiPriority w:val="99"/>
@@ -6973,7 +6985,7 @@
         <w:tcBorders>
           <w:top w:val="nil"/>
           <w:left w:val="nil"/>
-          <w:bottom w:val="single" w:sz="4" w:space="0" w:color="F79646" w:themeColor="accent6"/>
+          <w:bottom w:val="single" w:color="F79646" w:themeColor="accent6" w:sz="4" w:space="0"/>
           <w:right w:val="nil"/>
         </w:tcBorders>
       </w:tcPr>
@@ -6986,7 +6998,7 @@
       <w:tblPr/>
       <w:tcPr>
         <w:tcBorders>
-          <w:top w:val="single" w:sz="4" w:space="0" w:color="F79646" w:themeColor="accent6"/>
+          <w:top w:val="single" w:color="F79646" w:themeColor="accent6" w:sz="4" w:space="0"/>
           <w:left w:val="nil"/>
           <w:bottom w:val="nil"/>
           <w:right w:val="nil"/>
@@ -7018,16 +7030,16 @@
       </w:tcPr>
     </w:tblStylePr>
   </w:style>
-  <w:style w:type="table" w:customStyle="1" w:styleId="ListTable21">
+  <w:style w:type="table" w:styleId="ListTable21" w:customStyle="1">
     <w:name w:val="List Table 21"/>
     <w:basedOn w:val="TableNormal"/>
     <w:uiPriority w:val="99"/>
     <w:qFormat/>
     <w:tblPr>
       <w:tblBorders>
-        <w:top w:val="single" w:sz="4" w:space="0" w:color="6F6F6F" w:themeColor="text1" w:themeTint="90"/>
-        <w:bottom w:val="single" w:sz="4" w:space="0" w:color="6F6F6F" w:themeColor="text1" w:themeTint="90"/>
-        <w:insideH w:val="single" w:sz="4" w:space="0" w:color="6F6F6F" w:themeColor="text1" w:themeTint="90"/>
+        <w:top w:val="single" w:color="6F6F6F" w:themeColor="text1" w:themeTint="90" w:sz="4" w:space="0"/>
+        <w:bottom w:val="single" w:color="6F6F6F" w:themeColor="text1" w:themeTint="90" w:sz="4" w:space="0"/>
+        <w:insideH w:val="single" w:color="6F6F6F" w:themeColor="text1" w:themeTint="90" w:sz="4" w:space="0"/>
       </w:tblBorders>
     </w:tblPr>
     <w:tblStylePr w:type="firstRow">
@@ -7040,9 +7052,9 @@
       <w:tblPr/>
       <w:tcPr>
         <w:tcBorders>
-          <w:top w:val="single" w:sz="4" w:space="0" w:color="6F6F6F" w:themeColor="text1" w:themeTint="90"/>
+          <w:top w:val="single" w:color="6F6F6F" w:themeColor="text1" w:themeTint="90" w:sz="4" w:space="0"/>
           <w:left w:val="nil"/>
-          <w:bottom w:val="single" w:sz="4" w:space="0" w:color="6F6F6F" w:themeColor="text1" w:themeTint="90"/>
+          <w:bottom w:val="single" w:color="6F6F6F" w:themeColor="text1" w:themeTint="90" w:sz="4" w:space="0"/>
           <w:right w:val="nil"/>
         </w:tcBorders>
       </w:tcPr>
@@ -7057,9 +7069,9 @@
       <w:tblPr/>
       <w:tcPr>
         <w:tcBorders>
-          <w:top w:val="single" w:sz="4" w:space="0" w:color="6F6F6F" w:themeColor="text1" w:themeTint="90"/>
+          <w:top w:val="single" w:color="6F6F6F" w:themeColor="text1" w:themeTint="90" w:sz="4" w:space="0"/>
           <w:left w:val="nil"/>
-          <w:bottom w:val="single" w:sz="4" w:space="0" w:color="6F6F6F" w:themeColor="text1" w:themeTint="90"/>
+          <w:bottom w:val="single" w:color="6F6F6F" w:themeColor="text1" w:themeTint="90" w:sz="4" w:space="0"/>
           <w:right w:val="nil"/>
         </w:tcBorders>
       </w:tcPr>
@@ -7103,16 +7115,16 @@
       </w:tcPr>
     </w:tblStylePr>
   </w:style>
-  <w:style w:type="table" w:customStyle="1" w:styleId="ListTable2-Accent11">
+  <w:style w:type="table" w:styleId="ListTable2-Accent11" w:customStyle="1">
     <w:name w:val="List Table 2 - Accent 11"/>
     <w:basedOn w:val="TableNormal"/>
     <w:uiPriority w:val="99"/>
     <w:qFormat/>
     <w:tblPr>
       <w:tblBorders>
-        <w:top w:val="single" w:sz="4" w:space="0" w:color="9BB7D9" w:themeColor="accent1" w:themeTint="90"/>
-        <w:bottom w:val="single" w:sz="4" w:space="0" w:color="9BB7D9" w:themeColor="accent1" w:themeTint="90"/>
-        <w:insideH w:val="single" w:sz="4" w:space="0" w:color="9BB7D9" w:themeColor="accent1" w:themeTint="90"/>
+        <w:top w:val="single" w:color="9BB7D9" w:themeColor="accent1" w:themeTint="90" w:sz="4" w:space="0"/>
+        <w:bottom w:val="single" w:color="9BB7D9" w:themeColor="accent1" w:themeTint="90" w:sz="4" w:space="0"/>
+        <w:insideH w:val="single" w:color="9BB7D9" w:themeColor="accent1" w:themeTint="90" w:sz="4" w:space="0"/>
       </w:tblBorders>
     </w:tblPr>
     <w:tblStylePr w:type="firstRow">
@@ -7125,9 +7137,9 @@
       <w:tblPr/>
       <w:tcPr>
         <w:tcBorders>
-          <w:top w:val="single" w:sz="4" w:space="0" w:color="9BB7D9" w:themeColor="accent1" w:themeTint="90"/>
+          <w:top w:val="single" w:color="9BB7D9" w:themeColor="accent1" w:themeTint="90" w:sz="4" w:space="0"/>
           <w:left w:val="nil"/>
-          <w:bottom w:val="single" w:sz="4" w:space="0" w:color="9BB7D9" w:themeColor="accent1" w:themeTint="90"/>
+          <w:bottom w:val="single" w:color="9BB7D9" w:themeColor="accent1" w:themeTint="90" w:sz="4" w:space="0"/>
           <w:right w:val="nil"/>
         </w:tcBorders>
       </w:tcPr>
@@ -7142,9 +7154,9 @@
       <w:tblPr/>
       <w:tcPr>
         <w:tcBorders>
-          <w:top w:val="single" w:sz="4" w:space="0" w:color="9BB7D9" w:themeColor="accent1" w:themeTint="90"/>
+          <w:top w:val="single" w:color="9BB7D9" w:themeColor="accent1" w:themeTint="90" w:sz="4" w:space="0"/>
           <w:left w:val="nil"/>
-          <w:bottom w:val="single" w:sz="4" w:space="0" w:color="9BB7D9" w:themeColor="accent1" w:themeTint="90"/>
+          <w:bottom w:val="single" w:color="9BB7D9" w:themeColor="accent1" w:themeTint="90" w:sz="4" w:space="0"/>
           <w:right w:val="nil"/>
         </w:tcBorders>
       </w:tcPr>
@@ -7188,15 +7200,15 @@
       </w:tcPr>
     </w:tblStylePr>
   </w:style>
-  <w:style w:type="table" w:customStyle="1" w:styleId="ListTable2-Accent21">
+  <w:style w:type="table" w:styleId="ListTable2-Accent21" w:customStyle="1">
     <w:name w:val="List Table 2 - Accent 21"/>
     <w:basedOn w:val="TableNormal"/>
     <w:uiPriority w:val="99"/>
     <w:tblPr>
       <w:tblBorders>
-        <w:top w:val="single" w:sz="4" w:space="0" w:color="DB9B9A" w:themeColor="accent2" w:themeTint="90"/>
-        <w:bottom w:val="single" w:sz="4" w:space="0" w:color="DB9B9A" w:themeColor="accent2" w:themeTint="90"/>
-        <w:insideH w:val="single" w:sz="4" w:space="0" w:color="DB9B9A" w:themeColor="accent2" w:themeTint="90"/>
+        <w:top w:val="single" w:color="DB9B9A" w:themeColor="accent2" w:themeTint="90" w:sz="4" w:space="0"/>
+        <w:bottom w:val="single" w:color="DB9B9A" w:themeColor="accent2" w:themeTint="90" w:sz="4" w:space="0"/>
+        <w:insideH w:val="single" w:color="DB9B9A" w:themeColor="accent2" w:themeTint="90" w:sz="4" w:space="0"/>
       </w:tblBorders>
     </w:tblPr>
     <w:tblStylePr w:type="firstRow">
@@ -7209,9 +7221,9 @@
       <w:tblPr/>
       <w:tcPr>
         <w:tcBorders>
-          <w:top w:val="single" w:sz="4" w:space="0" w:color="DB9B9A" w:themeColor="accent2" w:themeTint="90"/>
+          <w:top w:val="single" w:color="DB9B9A" w:themeColor="accent2" w:themeTint="90" w:sz="4" w:space="0"/>
           <w:left w:val="nil"/>
-          <w:bottom w:val="single" w:sz="4" w:space="0" w:color="DB9B9A" w:themeColor="accent2" w:themeTint="90"/>
+          <w:bottom w:val="single" w:color="DB9B9A" w:themeColor="accent2" w:themeTint="90" w:sz="4" w:space="0"/>
           <w:right w:val="nil"/>
         </w:tcBorders>
       </w:tcPr>
@@ -7226,9 +7238,9 @@
       <w:tblPr/>
       <w:tcPr>
         <w:tcBorders>
-          <w:top w:val="single" w:sz="4" w:space="0" w:color="DB9B9A" w:themeColor="accent2" w:themeTint="90"/>
+          <w:top w:val="single" w:color="DB9B9A" w:themeColor="accent2" w:themeTint="90" w:sz="4" w:space="0"/>
           <w:left w:val="nil"/>
-          <w:bottom w:val="single" w:sz="4" w:space="0" w:color="DB9B9A" w:themeColor="accent2" w:themeTint="90"/>
+          <w:bottom w:val="single" w:color="DB9B9A" w:themeColor="accent2" w:themeTint="90" w:sz="4" w:space="0"/>
           <w:right w:val="nil"/>
         </w:tcBorders>
       </w:tcPr>
@@ -7272,15 +7284,15 @@
       </w:tcPr>
     </w:tblStylePr>
   </w:style>
-  <w:style w:type="table" w:customStyle="1" w:styleId="ListTable2-Accent31">
+  <w:style w:type="table" w:styleId="ListTable2-Accent31" w:customStyle="1">
     <w:name w:val="List Table 2 - Accent 31"/>
     <w:basedOn w:val="TableNormal"/>
     <w:uiPriority w:val="99"/>
     <w:tblPr>
       <w:tblBorders>
-        <w:top w:val="single" w:sz="4" w:space="0" w:color="C6D8A1" w:themeColor="accent3" w:themeTint="90"/>
-        <w:bottom w:val="single" w:sz="4" w:space="0" w:color="C6D8A1" w:themeColor="accent3" w:themeTint="90"/>
-        <w:insideH w:val="single" w:sz="4" w:space="0" w:color="C6D8A1" w:themeColor="accent3" w:themeTint="90"/>
+        <w:top w:val="single" w:color="C6D8A1" w:themeColor="accent3" w:themeTint="90" w:sz="4" w:space="0"/>
+        <w:bottom w:val="single" w:color="C6D8A1" w:themeColor="accent3" w:themeTint="90" w:sz="4" w:space="0"/>
+        <w:insideH w:val="single" w:color="C6D8A1" w:themeColor="accent3" w:themeTint="90" w:sz="4" w:space="0"/>
       </w:tblBorders>
     </w:tblPr>
     <w:tblStylePr w:type="firstRow">
@@ -7293,9 +7305,9 @@
       <w:tblPr/>
       <w:tcPr>
         <w:tcBorders>
-          <w:top w:val="single" w:sz="4" w:space="0" w:color="C6D8A1" w:themeColor="accent3" w:themeTint="90"/>
+          <w:top w:val="single" w:color="C6D8A1" w:themeColor="accent3" w:themeTint="90" w:sz="4" w:space="0"/>
           <w:left w:val="nil"/>
-          <w:bottom w:val="single" w:sz="4" w:space="0" w:color="C6D8A1" w:themeColor="accent3" w:themeTint="90"/>
+          <w:bottom w:val="single" w:color="C6D8A1" w:themeColor="accent3" w:themeTint="90" w:sz="4" w:space="0"/>
           <w:right w:val="nil"/>
         </w:tcBorders>
       </w:tcPr>
@@ -7310,9 +7322,9 @@
       <w:tblPr/>
       <w:tcPr>
         <w:tcBorders>
-          <w:top w:val="single" w:sz="4" w:space="0" w:color="C6D8A1" w:themeColor="accent3" w:themeTint="90"/>
+          <w:top w:val="single" w:color="C6D8A1" w:themeColor="accent3" w:themeTint="90" w:sz="4" w:space="0"/>
           <w:left w:val="nil"/>
-          <w:bottom w:val="single" w:sz="4" w:space="0" w:color="C6D8A1" w:themeColor="accent3" w:themeTint="90"/>
+          <w:bottom w:val="single" w:color="C6D8A1" w:themeColor="accent3" w:themeTint="90" w:sz="4" w:space="0"/>
           <w:right w:val="nil"/>
         </w:tcBorders>
       </w:tcPr>
@@ -7356,15 +7368,15 @@
       </w:tcPr>
     </w:tblStylePr>
   </w:style>
-  <w:style w:type="table" w:customStyle="1" w:styleId="ListTable2-Accent41">
+  <w:style w:type="table" w:styleId="ListTable2-Accent41" w:customStyle="1">
     <w:name w:val="List Table 2 - Accent 41"/>
     <w:basedOn w:val="TableNormal"/>
     <w:uiPriority w:val="99"/>
     <w:tblPr>
       <w:tblBorders>
-        <w:top w:val="single" w:sz="4" w:space="0" w:color="B7A7CA" w:themeColor="accent4" w:themeTint="90"/>
-        <w:bottom w:val="single" w:sz="4" w:space="0" w:color="B7A7CA" w:themeColor="accent4" w:themeTint="90"/>
-        <w:insideH w:val="single" w:sz="4" w:space="0" w:color="B7A7CA" w:themeColor="accent4" w:themeTint="90"/>
+        <w:top w:val="single" w:color="B7A7CA" w:themeColor="accent4" w:themeTint="90" w:sz="4" w:space="0"/>
+        <w:bottom w:val="single" w:color="B7A7CA" w:themeColor="accent4" w:themeTint="90" w:sz="4" w:space="0"/>
+        <w:insideH w:val="single" w:color="B7A7CA" w:themeColor="accent4" w:themeTint="90" w:sz="4" w:space="0"/>
       </w:tblBorders>
     </w:tblPr>
     <w:tblStylePr w:type="firstRow">
@@ -7377,9 +7389,9 @@
       <w:tblPr/>
       <w:tcPr>
         <w:tcBorders>
-          <w:top w:val="single" w:sz="4" w:space="0" w:color="B7A7CA" w:themeColor="accent4" w:themeTint="90"/>
+          <w:top w:val="single" w:color="B7A7CA" w:themeColor="accent4" w:themeTint="90" w:sz="4" w:space="0"/>
           <w:left w:val="nil"/>
-          <w:bottom w:val="single" w:sz="4" w:space="0" w:color="B7A7CA" w:themeColor="accent4" w:themeTint="90"/>
+          <w:bottom w:val="single" w:color="B7A7CA" w:themeColor="accent4" w:themeTint="90" w:sz="4" w:space="0"/>
           <w:right w:val="nil"/>
         </w:tcBorders>
       </w:tcPr>
@@ -7394,9 +7406,9 @@
       <w:tblPr/>
       <w:tcPr>
         <w:tcBorders>
-          <w:top w:val="single" w:sz="4" w:space="0" w:color="B7A7CA" w:themeColor="accent4" w:themeTint="90"/>
+          <w:top w:val="single" w:color="B7A7CA" w:themeColor="accent4" w:themeTint="90" w:sz="4" w:space="0"/>
           <w:left w:val="nil"/>
-          <w:bottom w:val="single" w:sz="4" w:space="0" w:color="B7A7CA" w:themeColor="accent4" w:themeTint="90"/>
+          <w:bottom w:val="single" w:color="B7A7CA" w:themeColor="accent4" w:themeTint="90" w:sz="4" w:space="0"/>
           <w:right w:val="nil"/>
         </w:tcBorders>
       </w:tcPr>
@@ -7440,15 +7452,15 @@
       </w:tcPr>
     </w:tblStylePr>
   </w:style>
-  <w:style w:type="table" w:customStyle="1" w:styleId="ListTable2-Accent51">
+  <w:style w:type="table" w:styleId="ListTable2-Accent51" w:customStyle="1">
     <w:name w:val="List Table 2 - Accent 51"/>
     <w:basedOn w:val="TableNormal"/>
     <w:uiPriority w:val="99"/>
     <w:tblPr>
       <w:tblBorders>
-        <w:top w:val="single" w:sz="4" w:space="0" w:color="99D0DE" w:themeColor="accent5" w:themeTint="90"/>
-        <w:bottom w:val="single" w:sz="4" w:space="0" w:color="99D0DE" w:themeColor="accent5" w:themeTint="90"/>
-        <w:insideH w:val="single" w:sz="4" w:space="0" w:color="99D0DE" w:themeColor="accent5" w:themeTint="90"/>
+        <w:top w:val="single" w:color="99D0DE" w:themeColor="accent5" w:themeTint="90" w:sz="4" w:space="0"/>
+        <w:bottom w:val="single" w:color="99D0DE" w:themeColor="accent5" w:themeTint="90" w:sz="4" w:space="0"/>
+        <w:insideH w:val="single" w:color="99D0DE" w:themeColor="accent5" w:themeTint="90" w:sz="4" w:space="0"/>
       </w:tblBorders>
     </w:tblPr>
     <w:tblStylePr w:type="firstRow">
@@ -7461,9 +7473,9 @@
       <w:tblPr/>
       <w:tcPr>
         <w:tcBorders>
-          <w:top w:val="single" w:sz="4" w:space="0" w:color="99D0DE" w:themeColor="accent5" w:themeTint="90"/>
+          <w:top w:val="single" w:color="99D0DE" w:themeColor="accent5" w:themeTint="90" w:sz="4" w:space="0"/>
           <w:left w:val="nil"/>
-          <w:bottom w:val="single" w:sz="4" w:space="0" w:color="99D0DE" w:themeColor="accent5" w:themeTint="90"/>
+          <w:bottom w:val="single" w:color="99D0DE" w:themeColor="accent5" w:themeTint="90" w:sz="4" w:space="0"/>
           <w:right w:val="nil"/>
         </w:tcBorders>
       </w:tcPr>
@@ -7478,9 +7490,9 @@
       <w:tblPr/>
       <w:tcPr>
         <w:tcBorders>
-          <w:top w:val="single" w:sz="4" w:space="0" w:color="99D0DE" w:themeColor="accent5" w:themeTint="90"/>
+          <w:top w:val="single" w:color="99D0DE" w:themeColor="accent5" w:themeTint="90" w:sz="4" w:space="0"/>
           <w:left w:val="nil"/>
-          <w:bottom w:val="single" w:sz="4" w:space="0" w:color="99D0DE" w:themeColor="accent5" w:themeTint="90"/>
+          <w:bottom w:val="single" w:color="99D0DE" w:themeColor="accent5" w:themeTint="90" w:sz="4" w:space="0"/>
           <w:right w:val="nil"/>
         </w:tcBorders>
       </w:tcPr>
@@ -7524,15 +7536,15 @@
       </w:tcPr>
     </w:tblStylePr>
   </w:style>
-  <w:style w:type="table" w:customStyle="1" w:styleId="ListTable2-Accent61">
+  <w:style w:type="table" w:styleId="ListTable2-Accent61" w:customStyle="1">
     <w:name w:val="List Table 2 - Accent 61"/>
     <w:basedOn w:val="TableNormal"/>
     <w:uiPriority w:val="99"/>
     <w:tblPr>
       <w:tblBorders>
-        <w:top w:val="single" w:sz="4" w:space="0" w:color="FAC396" w:themeColor="accent6" w:themeTint="90"/>
-        <w:bottom w:val="single" w:sz="4" w:space="0" w:color="FAC396" w:themeColor="accent6" w:themeTint="90"/>
-        <w:insideH w:val="single" w:sz="4" w:space="0" w:color="FAC396" w:themeColor="accent6" w:themeTint="90"/>
+        <w:top w:val="single" w:color="FAC396" w:themeColor="accent6" w:themeTint="90" w:sz="4" w:space="0"/>
+        <w:bottom w:val="single" w:color="FAC396" w:themeColor="accent6" w:themeTint="90" w:sz="4" w:space="0"/>
+        <w:insideH w:val="single" w:color="FAC396" w:themeColor="accent6" w:themeTint="90" w:sz="4" w:space="0"/>
       </w:tblBorders>
     </w:tblPr>
     <w:tblStylePr w:type="firstRow">
@@ -7545,9 +7557,9 @@
       <w:tblPr/>
       <w:tcPr>
         <w:tcBorders>
-          <w:top w:val="single" w:sz="4" w:space="0" w:color="FAC396" w:themeColor="accent6" w:themeTint="90"/>
+          <w:top w:val="single" w:color="FAC396" w:themeColor="accent6" w:themeTint="90" w:sz="4" w:space="0"/>
           <w:left w:val="nil"/>
-          <w:bottom w:val="single" w:sz="4" w:space="0" w:color="FAC396" w:themeColor="accent6" w:themeTint="90"/>
+          <w:bottom w:val="single" w:color="FAC396" w:themeColor="accent6" w:themeTint="90" w:sz="4" w:space="0"/>
           <w:right w:val="nil"/>
         </w:tcBorders>
       </w:tcPr>
@@ -7562,9 +7574,9 @@
       <w:tblPr/>
       <w:tcPr>
         <w:tcBorders>
-          <w:top w:val="single" w:sz="4" w:space="0" w:color="FAC396" w:themeColor="accent6" w:themeTint="90"/>
+          <w:top w:val="single" w:color="FAC396" w:themeColor="accent6" w:themeTint="90" w:sz="4" w:space="0"/>
           <w:left w:val="nil"/>
-          <w:bottom w:val="single" w:sz="4" w:space="0" w:color="FAC396" w:themeColor="accent6" w:themeTint="90"/>
+          <w:bottom w:val="single" w:color="FAC396" w:themeColor="accent6" w:themeTint="90" w:sz="4" w:space="0"/>
           <w:right w:val="nil"/>
         </w:tcBorders>
       </w:tcPr>
@@ -7608,16 +7620,16 @@
       </w:tcPr>
     </w:tblStylePr>
   </w:style>
-  <w:style w:type="table" w:customStyle="1" w:styleId="ListTable31">
+  <w:style w:type="table" w:styleId="ListTable31" w:customStyle="1">
     <w:name w:val="List Table 31"/>
     <w:basedOn w:val="TableNormal"/>
     <w:uiPriority w:val="99"/>
     <w:tblPr>
       <w:tblBorders>
-        <w:top w:val="single" w:sz="4" w:space="0" w:color="000000" w:themeColor="text1"/>
-        <w:left w:val="single" w:sz="4" w:space="0" w:color="000000" w:themeColor="text1"/>
-        <w:bottom w:val="single" w:sz="4" w:space="0" w:color="000000" w:themeColor="text1"/>
-        <w:right w:val="single" w:sz="4" w:space="0" w:color="000000" w:themeColor="text1"/>
+        <w:top w:val="single" w:color="000000" w:themeColor="text1" w:sz="4" w:space="0"/>
+        <w:left w:val="single" w:color="000000" w:themeColor="text1" w:sz="4" w:space="0"/>
+        <w:bottom w:val="single" w:color="000000" w:themeColor="text1" w:sz="4" w:space="0"/>
+        <w:right w:val="single" w:color="000000" w:themeColor="text1" w:sz="4" w:space="0"/>
       </w:tblBorders>
     </w:tblPr>
     <w:tblStylePr w:type="firstRow">
@@ -7659,8 +7671,8 @@
       <w:tblPr/>
       <w:tcPr>
         <w:tcBorders>
-          <w:left w:val="single" w:sz="4" w:space="0" w:color="000000" w:themeColor="text1"/>
-          <w:right w:val="single" w:sz="4" w:space="0" w:color="000000" w:themeColor="text1"/>
+          <w:left w:val="single" w:color="000000" w:themeColor="text1" w:sz="4" w:space="0"/>
+          <w:right w:val="single" w:color="000000" w:themeColor="text1" w:sz="4" w:space="0"/>
         </w:tcBorders>
       </w:tcPr>
     </w:tblStylePr>
@@ -7673,23 +7685,23 @@
       <w:tblPr/>
       <w:tcPr>
         <w:tcBorders>
-          <w:top w:val="single" w:sz="4" w:space="0" w:color="000000" w:themeColor="text1"/>
-          <w:bottom w:val="single" w:sz="4" w:space="0" w:color="000000" w:themeColor="text1"/>
-        </w:tcBorders>
-      </w:tcPr>
-    </w:tblStylePr>
-  </w:style>
-  <w:style w:type="table" w:customStyle="1" w:styleId="ListTable3-Accent11">
+          <w:top w:val="single" w:color="000000" w:themeColor="text1" w:sz="4" w:space="0"/>
+          <w:bottom w:val="single" w:color="000000" w:themeColor="text1" w:sz="4" w:space="0"/>
+        </w:tcBorders>
+      </w:tcPr>
+    </w:tblStylePr>
+  </w:style>
+  <w:style w:type="table" w:styleId="ListTable3-Accent11" w:customStyle="1">
     <w:name w:val="List Table 3 - Accent 11"/>
     <w:basedOn w:val="TableNormal"/>
     <w:uiPriority w:val="99"/>
     <w:qFormat/>
     <w:tblPr>
       <w:tblBorders>
-        <w:top w:val="single" w:sz="4" w:space="0" w:color="4F81BD" w:themeColor="accent1"/>
-        <w:left w:val="single" w:sz="4" w:space="0" w:color="4F81BD" w:themeColor="accent1"/>
-        <w:bottom w:val="single" w:sz="4" w:space="0" w:color="4F81BD" w:themeColor="accent1"/>
-        <w:right w:val="single" w:sz="4" w:space="0" w:color="4F81BD" w:themeColor="accent1"/>
+        <w:top w:val="single" w:color="4F81BD" w:themeColor="accent1" w:sz="4" w:space="0"/>
+        <w:left w:val="single" w:color="4F81BD" w:themeColor="accent1" w:sz="4" w:space="0"/>
+        <w:bottom w:val="single" w:color="4F81BD" w:themeColor="accent1" w:sz="4" w:space="0"/>
+        <w:right w:val="single" w:color="4F81BD" w:themeColor="accent1" w:sz="4" w:space="0"/>
       </w:tblBorders>
     </w:tblPr>
     <w:tblStylePr w:type="firstRow">
@@ -7731,8 +7743,8 @@
       <w:tblPr/>
       <w:tcPr>
         <w:tcBorders>
-          <w:left w:val="single" w:sz="4" w:space="0" w:color="4F81BD" w:themeColor="accent1"/>
-          <w:right w:val="single" w:sz="4" w:space="0" w:color="4F81BD" w:themeColor="accent1"/>
+          <w:left w:val="single" w:color="4F81BD" w:themeColor="accent1" w:sz="4" w:space="0"/>
+          <w:right w:val="single" w:color="4F81BD" w:themeColor="accent1" w:sz="4" w:space="0"/>
         </w:tcBorders>
       </w:tcPr>
     </w:tblStylePr>
@@ -7745,23 +7757,23 @@
       <w:tblPr/>
       <w:tcPr>
         <w:tcBorders>
-          <w:top w:val="single" w:sz="4" w:space="0" w:color="4F81BD" w:themeColor="accent1"/>
-          <w:bottom w:val="single" w:sz="4" w:space="0" w:color="4F81BD" w:themeColor="accent1"/>
-        </w:tcBorders>
-      </w:tcPr>
-    </w:tblStylePr>
-  </w:style>
-  <w:style w:type="table" w:customStyle="1" w:styleId="ListTable3-Accent21">
+          <w:top w:val="single" w:color="4F81BD" w:themeColor="accent1" w:sz="4" w:space="0"/>
+          <w:bottom w:val="single" w:color="4F81BD" w:themeColor="accent1" w:sz="4" w:space="0"/>
+        </w:tcBorders>
+      </w:tcPr>
+    </w:tblStylePr>
+  </w:style>
+  <w:style w:type="table" w:styleId="ListTable3-Accent21" w:customStyle="1">
     <w:name w:val="List Table 3 - Accent 21"/>
     <w:basedOn w:val="TableNormal"/>
     <w:uiPriority w:val="99"/>
     <w:qFormat/>
     <w:tblPr>
       <w:tblBorders>
-        <w:top w:val="single" w:sz="4" w:space="0" w:color="D99695" w:themeColor="accent2" w:themeTint="97"/>
-        <w:left w:val="single" w:sz="4" w:space="0" w:color="D99695" w:themeColor="accent2" w:themeTint="97"/>
-        <w:bottom w:val="single" w:sz="4" w:space="0" w:color="D99695" w:themeColor="accent2" w:themeTint="97"/>
-        <w:right w:val="single" w:sz="4" w:space="0" w:color="D99695" w:themeColor="accent2" w:themeTint="97"/>
+        <w:top w:val="single" w:color="D99695" w:themeColor="accent2" w:themeTint="97" w:sz="4" w:space="0"/>
+        <w:left w:val="single" w:color="D99695" w:themeColor="accent2" w:themeTint="97" w:sz="4" w:space="0"/>
+        <w:bottom w:val="single" w:color="D99695" w:themeColor="accent2" w:themeTint="97" w:sz="4" w:space="0"/>
+        <w:right w:val="single" w:color="D99695" w:themeColor="accent2" w:themeTint="97" w:sz="4" w:space="0"/>
       </w:tblBorders>
     </w:tblPr>
     <w:tblStylePr w:type="firstRow">
@@ -7803,8 +7815,8 @@
       <w:tblPr/>
       <w:tcPr>
         <w:tcBorders>
-          <w:left w:val="single" w:sz="4" w:space="0" w:color="D99695" w:themeColor="accent2" w:themeTint="97"/>
-          <w:right w:val="single" w:sz="4" w:space="0" w:color="D99695" w:themeColor="accent2" w:themeTint="97"/>
+          <w:left w:val="single" w:color="D99695" w:themeColor="accent2" w:themeTint="97" w:sz="4" w:space="0"/>
+          <w:right w:val="single" w:color="D99695" w:themeColor="accent2" w:themeTint="97" w:sz="4" w:space="0"/>
         </w:tcBorders>
       </w:tcPr>
     </w:tblStylePr>
@@ -7817,23 +7829,23 @@
       <w:tblPr/>
       <w:tcPr>
         <w:tcBorders>
-          <w:top w:val="single" w:sz="4" w:space="0" w:color="D99695" w:themeColor="accent2" w:themeTint="97"/>
-          <w:bottom w:val="single" w:sz="4" w:space="0" w:color="D99695" w:themeColor="accent2" w:themeTint="97"/>
-        </w:tcBorders>
-      </w:tcPr>
-    </w:tblStylePr>
-  </w:style>
-  <w:style w:type="table" w:customStyle="1" w:styleId="ListTable3-Accent31">
+          <w:top w:val="single" w:color="D99695" w:themeColor="accent2" w:themeTint="97" w:sz="4" w:space="0"/>
+          <w:bottom w:val="single" w:color="D99695" w:themeColor="accent2" w:themeTint="97" w:sz="4" w:space="0"/>
+        </w:tcBorders>
+      </w:tcPr>
+    </w:tblStylePr>
+  </w:style>
+  <w:style w:type="table" w:styleId="ListTable3-Accent31" w:customStyle="1">
     <w:name w:val="List Table 3 - Accent 31"/>
     <w:basedOn w:val="TableNormal"/>
     <w:uiPriority w:val="99"/>
     <w:qFormat/>
     <w:tblPr>
       <w:tblBorders>
-        <w:top w:val="single" w:sz="4" w:space="0" w:color="C3D69B" w:themeColor="accent3" w:themeTint="98"/>
-        <w:left w:val="single" w:sz="4" w:space="0" w:color="C3D69B" w:themeColor="accent3" w:themeTint="98"/>
-        <w:bottom w:val="single" w:sz="4" w:space="0" w:color="C3D69B" w:themeColor="accent3" w:themeTint="98"/>
-        <w:right w:val="single" w:sz="4" w:space="0" w:color="C3D69B" w:themeColor="accent3" w:themeTint="98"/>
+        <w:top w:val="single" w:color="C3D69B" w:themeColor="accent3" w:themeTint="98" w:sz="4" w:space="0"/>
+        <w:left w:val="single" w:color="C3D69B" w:themeColor="accent3" w:themeTint="98" w:sz="4" w:space="0"/>
+        <w:bottom w:val="single" w:color="C3D69B" w:themeColor="accent3" w:themeTint="98" w:sz="4" w:space="0"/>
+        <w:right w:val="single" w:color="C3D69B" w:themeColor="accent3" w:themeTint="98" w:sz="4" w:space="0"/>
       </w:tblBorders>
     </w:tblPr>
     <w:tblStylePr w:type="firstRow">
@@ -7875,8 +7887,8 @@
       <w:tblPr/>
       <w:tcPr>
         <w:tcBorders>
-          <w:left w:val="single" w:sz="4" w:space="0" w:color="C3D69B" w:themeColor="accent3" w:themeTint="98"/>
-          <w:right w:val="single" w:sz="4" w:space="0" w:color="C3D69B" w:themeColor="accent3" w:themeTint="98"/>
+          <w:left w:val="single" w:color="C3D69B" w:themeColor="accent3" w:themeTint="98" w:sz="4" w:space="0"/>
+          <w:right w:val="single" w:color="C3D69B" w:themeColor="accent3" w:themeTint="98" w:sz="4" w:space="0"/>
         </w:tcBorders>
       </w:tcPr>
     </w:tblStylePr>
@@ -7889,23 +7901,23 @@
       <w:tblPr/>
       <w:tcPr>
         <w:tcBorders>
-          <w:top w:val="single" w:sz="4" w:space="0" w:color="C3D69B" w:themeColor="accent3" w:themeTint="98"/>
-          <w:bottom w:val="single" w:sz="4" w:space="0" w:color="C3D69B" w:themeColor="accent3" w:themeTint="98"/>
-        </w:tcBorders>
-      </w:tcPr>
-    </w:tblStylePr>
-  </w:style>
-  <w:style w:type="table" w:customStyle="1" w:styleId="ListTable3-Accent41">
+          <w:top w:val="single" w:color="C3D69B" w:themeColor="accent3" w:themeTint="98" w:sz="4" w:space="0"/>
+          <w:bottom w:val="single" w:color="C3D69B" w:themeColor="accent3" w:themeTint="98" w:sz="4" w:space="0"/>
+        </w:tcBorders>
+      </w:tcPr>
+    </w:tblStylePr>
+  </w:style>
+  <w:style w:type="table" w:styleId="ListTable3-Accent41" w:customStyle="1">
     <w:name w:val="List Table 3 - Accent 41"/>
     <w:basedOn w:val="TableNormal"/>
     <w:uiPriority w:val="99"/>
     <w:qFormat/>
     <w:tblPr>
       <w:tblBorders>
-        <w:top w:val="single" w:sz="4" w:space="0" w:color="B2A1C6" w:themeColor="accent4" w:themeTint="9A"/>
-        <w:left w:val="single" w:sz="4" w:space="0" w:color="B2A1C6" w:themeColor="accent4" w:themeTint="9A"/>
-        <w:bottom w:val="single" w:sz="4" w:space="0" w:color="B2A1C6" w:themeColor="accent4" w:themeTint="9A"/>
-        <w:right w:val="single" w:sz="4" w:space="0" w:color="B2A1C6" w:themeColor="accent4" w:themeTint="9A"/>
+        <w:top w:val="single" w:color="B2A1C6" w:themeColor="accent4" w:themeTint="9A" w:sz="4" w:space="0"/>
+        <w:left w:val="single" w:color="B2A1C6" w:themeColor="accent4" w:themeTint="9A" w:sz="4" w:space="0"/>
+        <w:bottom w:val="single" w:color="B2A1C6" w:themeColor="accent4" w:themeTint="9A" w:sz="4" w:space="0"/>
+        <w:right w:val="single" w:color="B2A1C6" w:themeColor="accent4" w:themeTint="9A" w:sz="4" w:space="0"/>
       </w:tblBorders>
     </w:tblPr>
     <w:tblStylePr w:type="firstRow">
@@ -7947,8 +7959,8 @@
       <w:tblPr/>
       <w:tcPr>
         <w:tcBorders>
-          <w:left w:val="single" w:sz="4" w:space="0" w:color="B2A1C6" w:themeColor="accent4" w:themeTint="9A"/>
-          <w:right w:val="single" w:sz="4" w:space="0" w:color="B2A1C6" w:themeColor="accent4" w:themeTint="9A"/>
+          <w:left w:val="single" w:color="B2A1C6" w:themeColor="accent4" w:themeTint="9A" w:sz="4" w:space="0"/>
+          <w:right w:val="single" w:color="B2A1C6" w:themeColor="accent4" w:themeTint="9A" w:sz="4" w:space="0"/>
         </w:tcBorders>
       </w:tcPr>
     </w:tblStylePr>
@@ -7961,23 +7973,23 @@
       <w:tblPr/>
       <w:tcPr>
         <w:tcBorders>
-          <w:top w:val="single" w:sz="4" w:space="0" w:color="B2A1C6" w:themeColor="accent4" w:themeTint="9A"/>
-          <w:bottom w:val="single" w:sz="4" w:space="0" w:color="B2A1C6" w:themeColor="accent4" w:themeTint="9A"/>
-        </w:tcBorders>
-      </w:tcPr>
-    </w:tblStylePr>
-  </w:style>
-  <w:style w:type="table" w:customStyle="1" w:styleId="ListTable3-Accent51">
+          <w:top w:val="single" w:color="B2A1C6" w:themeColor="accent4" w:themeTint="9A" w:sz="4" w:space="0"/>
+          <w:bottom w:val="single" w:color="B2A1C6" w:themeColor="accent4" w:themeTint="9A" w:sz="4" w:space="0"/>
+        </w:tcBorders>
+      </w:tcPr>
+    </w:tblStylePr>
+  </w:style>
+  <w:style w:type="table" w:styleId="ListTable3-Accent51" w:customStyle="1">
     <w:name w:val="List Table 3 - Accent 51"/>
     <w:basedOn w:val="TableNormal"/>
     <w:uiPriority w:val="99"/>
     <w:qFormat/>
     <w:tblPr>
       <w:tblBorders>
-        <w:top w:val="single" w:sz="4" w:space="0" w:color="92CCDC" w:themeColor="accent5" w:themeTint="9A"/>
-        <w:left w:val="single" w:sz="4" w:space="0" w:color="92CCDC" w:themeColor="accent5" w:themeTint="9A"/>
-        <w:bottom w:val="single" w:sz="4" w:space="0" w:color="92CCDC" w:themeColor="accent5" w:themeTint="9A"/>
-        <w:right w:val="single" w:sz="4" w:space="0" w:color="92CCDC" w:themeColor="accent5" w:themeTint="9A"/>
+        <w:top w:val="single" w:color="92CCDC" w:themeColor="accent5" w:themeTint="9A" w:sz="4" w:space="0"/>
+        <w:left w:val="single" w:color="92CCDC" w:themeColor="accent5" w:themeTint="9A" w:sz="4" w:space="0"/>
+        <w:bottom w:val="single" w:color="92CCDC" w:themeColor="accent5" w:themeTint="9A" w:sz="4" w:space="0"/>
+        <w:right w:val="single" w:color="92CCDC" w:themeColor="accent5" w:themeTint="9A" w:sz="4" w:space="0"/>
       </w:tblBorders>
     </w:tblPr>
     <w:tblStylePr w:type="firstRow">
@@ -8019,8 +8031,8 @@
       <w:tblPr/>
       <w:tcPr>
         <w:tcBorders>
-          <w:left w:val="single" w:sz="4" w:space="0" w:color="92CCDC" w:themeColor="accent5" w:themeTint="9A"/>
-          <w:right w:val="single" w:sz="4" w:space="0" w:color="92CCDC" w:themeColor="accent5" w:themeTint="9A"/>
+          <w:left w:val="single" w:color="92CCDC" w:themeColor="accent5" w:themeTint="9A" w:sz="4" w:space="0"/>
+          <w:right w:val="single" w:color="92CCDC" w:themeColor="accent5" w:themeTint="9A" w:sz="4" w:space="0"/>
         </w:tcBorders>
       </w:tcPr>
     </w:tblStylePr>
@@ -8033,23 +8045,23 @@
       <w:tblPr/>
       <w:tcPr>
         <w:tcBorders>
-          <w:top w:val="single" w:sz="4" w:space="0" w:color="92CCDC" w:themeColor="accent5" w:themeTint="9A"/>
-          <w:bottom w:val="single" w:sz="4" w:space="0" w:color="92CCDC" w:themeColor="accent5" w:themeTint="9A"/>
-        </w:tcBorders>
-      </w:tcPr>
-    </w:tblStylePr>
-  </w:style>
-  <w:style w:type="table" w:customStyle="1" w:styleId="ListTable3-Accent61">
+          <w:top w:val="single" w:color="92CCDC" w:themeColor="accent5" w:themeTint="9A" w:sz="4" w:space="0"/>
+          <w:bottom w:val="single" w:color="92CCDC" w:themeColor="accent5" w:themeTint="9A" w:sz="4" w:space="0"/>
+        </w:tcBorders>
+      </w:tcPr>
+    </w:tblStylePr>
+  </w:style>
+  <w:style w:type="table" w:styleId="ListTable3-Accent61" w:customStyle="1">
     <w:name w:val="List Table 3 - Accent 61"/>
     <w:basedOn w:val="TableNormal"/>
     <w:uiPriority w:val="99"/>
     <w:qFormat/>
     <w:tblPr>
       <w:tblBorders>
-        <w:top w:val="single" w:sz="4" w:space="0" w:color="FAC090" w:themeColor="accent6" w:themeTint="98"/>
-        <w:left w:val="single" w:sz="4" w:space="0" w:color="FAC090" w:themeColor="accent6" w:themeTint="98"/>
-        <w:bottom w:val="single" w:sz="4" w:space="0" w:color="FAC090" w:themeColor="accent6" w:themeTint="98"/>
-        <w:right w:val="single" w:sz="4" w:space="0" w:color="FAC090" w:themeColor="accent6" w:themeTint="98"/>
+        <w:top w:val="single" w:color="FAC090" w:themeColor="accent6" w:themeTint="98" w:sz="4" w:space="0"/>
+        <w:left w:val="single" w:color="FAC090" w:themeColor="accent6" w:themeTint="98" w:sz="4" w:space="0"/>
+        <w:bottom w:val="single" w:color="FAC090" w:themeColor="accent6" w:themeTint="98" w:sz="4" w:space="0"/>
+        <w:right w:val="single" w:color="FAC090" w:themeColor="accent6" w:themeTint="98" w:sz="4" w:space="0"/>
       </w:tblBorders>
     </w:tblPr>
     <w:tblStylePr w:type="firstRow">
@@ -8091,8 +8103,8 @@
       <w:tblPr/>
       <w:tcPr>
         <w:tcBorders>
-          <w:left w:val="single" w:sz="4" w:space="0" w:color="FAC090" w:themeColor="accent6" w:themeTint="98"/>
-          <w:right w:val="single" w:sz="4" w:space="0" w:color="FAC090" w:themeColor="accent6" w:themeTint="98"/>
+          <w:left w:val="single" w:color="FAC090" w:themeColor="accent6" w:themeTint="98" w:sz="4" w:space="0"/>
+          <w:right w:val="single" w:color="FAC090" w:themeColor="accent6" w:themeTint="98" w:sz="4" w:space="0"/>
         </w:tcBorders>
       </w:tcPr>
     </w:tblStylePr>
@@ -8105,24 +8117,24 @@
       <w:tblPr/>
       <w:tcPr>
         <w:tcBorders>
-          <w:top w:val="single" w:sz="4" w:space="0" w:color="FAC090" w:themeColor="accent6" w:themeTint="98"/>
-          <w:bottom w:val="single" w:sz="4" w:space="0" w:color="FAC090" w:themeColor="accent6" w:themeTint="98"/>
-        </w:tcBorders>
-      </w:tcPr>
-    </w:tblStylePr>
-  </w:style>
-  <w:style w:type="table" w:customStyle="1" w:styleId="ListTable41">
+          <w:top w:val="single" w:color="FAC090" w:themeColor="accent6" w:themeTint="98" w:sz="4" w:space="0"/>
+          <w:bottom w:val="single" w:color="FAC090" w:themeColor="accent6" w:themeTint="98" w:sz="4" w:space="0"/>
+        </w:tcBorders>
+      </w:tcPr>
+    </w:tblStylePr>
+  </w:style>
+  <w:style w:type="table" w:styleId="ListTable41" w:customStyle="1">
     <w:name w:val="List Table 41"/>
     <w:basedOn w:val="TableNormal"/>
     <w:uiPriority w:val="99"/>
     <w:qFormat/>
     <w:tblPr>
       <w:tblBorders>
-        <w:top w:val="single" w:sz="4" w:space="0" w:color="000000" w:themeColor="text1"/>
-        <w:left w:val="single" w:sz="4" w:space="0" w:color="000000" w:themeColor="text1"/>
-        <w:bottom w:val="single" w:sz="4" w:space="0" w:color="000000" w:themeColor="text1"/>
-        <w:right w:val="single" w:sz="4" w:space="0" w:color="000000" w:themeColor="text1"/>
-        <w:insideH w:val="single" w:sz="4" w:space="0" w:color="000000" w:themeColor="text1"/>
+        <w:top w:val="single" w:color="000000" w:themeColor="text1" w:sz="4" w:space="0"/>
+        <w:left w:val="single" w:color="000000" w:themeColor="text1" w:sz="4" w:space="0"/>
+        <w:bottom w:val="single" w:color="000000" w:themeColor="text1" w:sz="4" w:space="0"/>
+        <w:right w:val="single" w:color="000000" w:themeColor="text1" w:sz="4" w:space="0"/>
+        <w:insideH w:val="single" w:color="000000" w:themeColor="text1" w:sz="4" w:space="0"/>
       </w:tblBorders>
     </w:tblPr>
     <w:tblStylePr w:type="firstRow">
@@ -8178,18 +8190,18 @@
       </w:tcPr>
     </w:tblStylePr>
   </w:style>
-  <w:style w:type="table" w:customStyle="1" w:styleId="ListTable4-Accent11">
+  <w:style w:type="table" w:styleId="ListTable4-Accent11" w:customStyle="1">
     <w:name w:val="List Table 4 - Accent 11"/>
     <w:basedOn w:val="TableNormal"/>
     <w:uiPriority w:val="99"/>
     <w:qFormat/>
     <w:tblPr>
       <w:tblBorders>
-        <w:top w:val="single" w:sz="4" w:space="0" w:color="9BB7D9" w:themeColor="accent1" w:themeTint="90"/>
-        <w:left w:val="single" w:sz="4" w:space="0" w:color="9BB7D9" w:themeColor="accent1" w:themeTint="90"/>
-        <w:bottom w:val="single" w:sz="4" w:space="0" w:color="9BB7D9" w:themeColor="accent1" w:themeTint="90"/>
-        <w:right w:val="single" w:sz="4" w:space="0" w:color="9BB7D9" w:themeColor="accent1" w:themeTint="90"/>
-        <w:insideH w:val="single" w:sz="4" w:space="0" w:color="9BB7D9" w:themeColor="accent1" w:themeTint="90"/>
+        <w:top w:val="single" w:color="9BB7D9" w:themeColor="accent1" w:themeTint="90" w:sz="4" w:space="0"/>
+        <w:left w:val="single" w:color="9BB7D9" w:themeColor="accent1" w:themeTint="90" w:sz="4" w:space="0"/>
+        <w:bottom w:val="single" w:color="9BB7D9" w:themeColor="accent1" w:themeTint="90" w:sz="4" w:space="0"/>
+        <w:right w:val="single" w:color="9BB7D9" w:themeColor="accent1" w:themeTint="90" w:sz="4" w:space="0"/>
+        <w:insideH w:val="single" w:color="9BB7D9" w:themeColor="accent1" w:themeTint="90" w:sz="4" w:space="0"/>
       </w:tblBorders>
     </w:tblPr>
     <w:tblStylePr w:type="firstRow">
@@ -8245,18 +8257,18 @@
       </w:tcPr>
     </w:tblStylePr>
   </w:style>
-  <w:style w:type="table" w:customStyle="1" w:styleId="ListTable4-Accent21">
+  <w:style w:type="table" w:styleId="ListTable4-Accent21" w:customStyle="1">
     <w:name w:val="List Table 4 - Accent 21"/>
     <w:basedOn w:val="TableNormal"/>
     <w:uiPriority w:val="99"/>
     <w:qFormat/>
     <w:tblPr>
       <w:tblBorders>
-        <w:top w:val="single" w:sz="4" w:space="0" w:color="DB9B9A" w:themeColor="accent2" w:themeTint="90"/>
-        <w:left w:val="single" w:sz="4" w:space="0" w:color="DB9B9A" w:themeColor="accent2" w:themeTint="90"/>
-        <w:bottom w:val="single" w:sz="4" w:space="0" w:color="DB9B9A" w:themeColor="accent2" w:themeTint="90"/>
-        <w:right w:val="single" w:sz="4" w:space="0" w:color="DB9B9A" w:themeColor="accent2" w:themeTint="90"/>
-        <w:insideH w:val="single" w:sz="4" w:space="0" w:color="DB9B9A" w:themeColor="accent2" w:themeTint="90"/>
+        <w:top w:val="single" w:color="DB9B9A" w:themeColor="accent2" w:themeTint="90" w:sz="4" w:space="0"/>
+        <w:left w:val="single" w:color="DB9B9A" w:themeColor="accent2" w:themeTint="90" w:sz="4" w:space="0"/>
+        <w:bottom w:val="single" w:color="DB9B9A" w:themeColor="accent2" w:themeTint="90" w:sz="4" w:space="0"/>
+        <w:right w:val="single" w:color="DB9B9A" w:themeColor="accent2" w:themeTint="90" w:sz="4" w:space="0"/>
+        <w:insideH w:val="single" w:color="DB9B9A" w:themeColor="accent2" w:themeTint="90" w:sz="4" w:space="0"/>
       </w:tblBorders>
     </w:tblPr>
     <w:tblStylePr w:type="firstRow">
@@ -8312,18 +8324,18 @@
       </w:tcPr>
     </w:tblStylePr>
   </w:style>
-  <w:style w:type="table" w:customStyle="1" w:styleId="ListTable4-Accent31">
+  <w:style w:type="table" w:styleId="ListTable4-Accent31" w:customStyle="1">
     <w:name w:val="List Table 4 - Accent 31"/>
     <w:basedOn w:val="TableNormal"/>
     <w:uiPriority w:val="99"/>
     <w:qFormat/>
     <w:tblPr>
       <w:tblBorders>
-        <w:top w:val="single" w:sz="4" w:space="0" w:color="C6D8A1" w:themeColor="accent3" w:themeTint="90"/>
-        <w:left w:val="single" w:sz="4" w:space="0" w:color="C6D8A1" w:themeColor="accent3" w:themeTint="90"/>
-        <w:bottom w:val="single" w:sz="4" w:space="0" w:color="C6D8A1" w:themeColor="accent3" w:themeTint="90"/>
-        <w:right w:val="single" w:sz="4" w:space="0" w:color="C6D8A1" w:themeColor="accent3" w:themeTint="90"/>
-        <w:insideH w:val="single" w:sz="4" w:space="0" w:color="C6D8A1" w:themeColor="accent3" w:themeTint="90"/>
+        <w:top w:val="single" w:color="C6D8A1" w:themeColor="accent3" w:themeTint="90" w:sz="4" w:space="0"/>
+        <w:left w:val="single" w:color="C6D8A1" w:themeColor="accent3" w:themeTint="90" w:sz="4" w:space="0"/>
+        <w:bottom w:val="single" w:color="C6D8A1" w:themeColor="accent3" w:themeTint="90" w:sz="4" w:space="0"/>
+        <w:right w:val="single" w:color="C6D8A1" w:themeColor="accent3" w:themeTint="90" w:sz="4" w:space="0"/>
+        <w:insideH w:val="single" w:color="C6D8A1" w:themeColor="accent3" w:themeTint="90" w:sz="4" w:space="0"/>
       </w:tblBorders>
     </w:tblPr>
     <w:tblStylePr w:type="firstRow">
@@ -8379,18 +8391,18 @@
       </w:tcPr>
     </w:tblStylePr>
   </w:style>
-  <w:style w:type="table" w:customStyle="1" w:styleId="ListTable4-Accent41">
+  <w:style w:type="table" w:styleId="ListTable4-Accent41" w:customStyle="1">
     <w:name w:val="List Table 4 - Accent 41"/>
     <w:basedOn w:val="TableNormal"/>
     <w:uiPriority w:val="99"/>
     <w:qFormat/>
     <w:tblPr>
       <w:tblBorders>
-        <w:top w:val="single" w:sz="4" w:space="0" w:color="B7A7CA" w:themeColor="accent4" w:themeTint="90"/>
-        <w:left w:val="single" w:sz="4" w:space="0" w:color="B7A7CA" w:themeColor="accent4" w:themeTint="90"/>
-        <w:bottom w:val="single" w:sz="4" w:space="0" w:color="B7A7CA" w:themeColor="accent4" w:themeTint="90"/>
-        <w:right w:val="single" w:sz="4" w:space="0" w:color="B7A7CA" w:themeColor="accent4" w:themeTint="90"/>
-        <w:insideH w:val="single" w:sz="4" w:space="0" w:color="B7A7CA" w:themeColor="accent4" w:themeTint="90"/>
+        <w:top w:val="single" w:color="B7A7CA" w:themeColor="accent4" w:themeTint="90" w:sz="4" w:space="0"/>
+        <w:left w:val="single" w:color="B7A7CA" w:themeColor="accent4" w:themeTint="90" w:sz="4" w:space="0"/>
+        <w:bottom w:val="single" w:color="B7A7CA" w:themeColor="accent4" w:themeTint="90" w:sz="4" w:space="0"/>
+        <w:right w:val="single" w:color="B7A7CA" w:themeColor="accent4" w:themeTint="90" w:sz="4" w:space="0"/>
+        <w:insideH w:val="single" w:color="B7A7CA" w:themeColor="accent4" w:themeTint="90" w:sz="4" w:space="0"/>
       </w:tblBorders>
     </w:tblPr>
     <w:tblStylePr w:type="firstRow">
@@ -8446,18 +8458,18 @@
       </w:tcPr>
     </w:tblStylePr>
   </w:style>
-  <w:style w:type="table" w:customStyle="1" w:styleId="ListTable4-Accent51">
+  <w:style w:type="table" w:styleId="ListTable4-Accent51" w:customStyle="1">
     <w:name w:val="List Table 4 - Accent 51"/>
     <w:basedOn w:val="TableNormal"/>
     <w:uiPriority w:val="99"/>
     <w:qFormat/>
     <w:tblPr>
       <w:tblBorders>
-        <w:top w:val="single" w:sz="4" w:space="0" w:color="99D0DE" w:themeColor="accent5" w:themeTint="90"/>
-        <w:left w:val="single" w:sz="4" w:space="0" w:color="99D0DE" w:themeColor="accent5" w:themeTint="90"/>
-        <w:bottom w:val="single" w:sz="4" w:space="0" w:color="99D0DE" w:themeColor="accent5" w:themeTint="90"/>
-        <w:right w:val="single" w:sz="4" w:space="0" w:color="99D0DE" w:themeColor="accent5" w:themeTint="90"/>
-        <w:insideH w:val="single" w:sz="4" w:space="0" w:color="99D0DE" w:themeColor="accent5" w:themeTint="90"/>
+        <w:top w:val="single" w:color="99D0DE" w:themeColor="accent5" w:themeTint="90" w:sz="4" w:space="0"/>
+        <w:left w:val="single" w:color="99D0DE" w:themeColor="accent5" w:themeTint="90" w:sz="4" w:space="0"/>
+        <w:bottom w:val="single" w:color="99D0DE" w:themeColor="accent5" w:themeTint="90" w:sz="4" w:space="0"/>
+        <w:right w:val="single" w:color="99D0DE" w:themeColor="accent5" w:themeTint="90" w:sz="4" w:space="0"/>
+        <w:insideH w:val="single" w:color="99D0DE" w:themeColor="accent5" w:themeTint="90" w:sz="4" w:space="0"/>
       </w:tblBorders>
     </w:tblPr>
     <w:tblStylePr w:type="firstRow">
@@ -8513,18 +8525,18 @@
       </w:tcPr>
     </w:tblStylePr>
   </w:style>
-  <w:style w:type="table" w:customStyle="1" w:styleId="ListTable4-Accent61">
+  <w:style w:type="table" w:styleId="ListTable4-Accent61" w:customStyle="1">
     <w:name w:val="List Table 4 - Accent 61"/>
     <w:basedOn w:val="TableNormal"/>
     <w:uiPriority w:val="99"/>
     <w:qFormat/>
     <w:tblPr>
       <w:tblBorders>
-        <w:top w:val="single" w:sz="4" w:space="0" w:color="FAC396" w:themeColor="accent6" w:themeTint="90"/>
-        <w:left w:val="single" w:sz="4" w:space="0" w:color="FAC396" w:themeColor="accent6" w:themeTint="90"/>
-        <w:bottom w:val="single" w:sz="4" w:space="0" w:color="FAC396" w:themeColor="accent6" w:themeTint="90"/>
-        <w:right w:val="single" w:sz="4" w:space="0" w:color="FAC396" w:themeColor="accent6" w:themeTint="90"/>
-        <w:insideH w:val="single" w:sz="4" w:space="0" w:color="FAC396" w:themeColor="accent6" w:themeTint="90"/>
+        <w:top w:val="single" w:color="FAC396" w:themeColor="accent6" w:themeTint="90" w:sz="4" w:space="0"/>
+        <w:left w:val="single" w:color="FAC396" w:themeColor="accent6" w:themeTint="90" w:sz="4" w:space="0"/>
+        <w:bottom w:val="single" w:color="FAC396" w:themeColor="accent6" w:themeTint="90" w:sz="4" w:space="0"/>
+        <w:right w:val="single" w:color="FAC396" w:themeColor="accent6" w:themeTint="90" w:sz="4" w:space="0"/>
+        <w:insideH w:val="single" w:color="FAC396" w:themeColor="accent6" w:themeTint="90" w:sz="4" w:space="0"/>
       </w:tblBorders>
     </w:tblPr>
     <w:tblStylePr w:type="firstRow">
@@ -8580,17 +8592,17 @@
       </w:tcPr>
     </w:tblStylePr>
   </w:style>
-  <w:style w:type="table" w:customStyle="1" w:styleId="ListTable5Dark1">
+  <w:style w:type="table" w:styleId="ListTable5Dark1" w:customStyle="1">
     <w:name w:val="List Table 5 Dark1"/>
     <w:basedOn w:val="TableNormal"/>
     <w:uiPriority w:val="99"/>
     <w:qFormat/>
     <w:tblPr>
       <w:tblBorders>
-        <w:top w:val="single" w:sz="32" w:space="0" w:color="7F7F7F" w:themeColor="text1" w:themeTint="80"/>
-        <w:left w:val="single" w:sz="32" w:space="0" w:color="7F7F7F" w:themeColor="text1" w:themeTint="80"/>
-        <w:bottom w:val="single" w:sz="32" w:space="0" w:color="7F7F7F" w:themeColor="text1" w:themeTint="80"/>
-        <w:right w:val="single" w:sz="32" w:space="0" w:color="7F7F7F" w:themeColor="text1" w:themeTint="80"/>
+        <w:top w:val="single" w:color="7F7F7F" w:themeColor="text1" w:themeTint="80" w:sz="32" w:space="0"/>
+        <w:left w:val="single" w:color="7F7F7F" w:themeColor="text1" w:themeTint="80" w:sz="32" w:space="0"/>
+        <w:bottom w:val="single" w:color="7F7F7F" w:themeColor="text1" w:themeTint="80" w:sz="32" w:space="0"/>
+        <w:right w:val="single" w:color="7F7F7F" w:themeColor="text1" w:themeTint="80" w:sz="32" w:space="0"/>
       </w:tblBorders>
     </w:tblPr>
     <w:tblStylePr w:type="firstRow">
@@ -8603,8 +8615,8 @@
       <w:tblPr/>
       <w:tcPr>
         <w:tcBorders>
-          <w:top w:val="single" w:sz="32" w:space="0" w:color="7F7F7F" w:themeColor="text1" w:themeTint="80"/>
-          <w:bottom w:val="single" w:sz="12" w:space="0" w:color="FFFFFF" w:themeColor="light1"/>
+          <w:top w:val="single" w:color="7F7F7F" w:themeColor="text1" w:themeTint="80" w:sz="32" w:space="0"/>
+          <w:bottom w:val="single" w:color="FFFFFF" w:themeColor="light1" w:sz="12" w:space="0"/>
         </w:tcBorders>
         <w:shd w:val="clear" w:color="7F7F7F" w:themeColor="text1" w:themeTint="80" w:fill="7F7F7F" w:themeFill="text1" w:themeFillTint="80"/>
       </w:tcPr>
@@ -8627,8 +8639,8 @@
       <w:tblPr/>
       <w:tcPr>
         <w:tcBorders>
-          <w:left w:val="single" w:sz="32" w:space="0" w:color="7F7F7F" w:themeColor="text1" w:themeTint="80"/>
-          <w:right w:val="single" w:sz="4" w:space="0" w:color="FFFFFF" w:themeColor="light1"/>
+          <w:left w:val="single" w:color="7F7F7F" w:themeColor="text1" w:themeTint="80" w:sz="32" w:space="0"/>
+          <w:right w:val="single" w:color="FFFFFF" w:themeColor="light1" w:sz="4" w:space="0"/>
         </w:tcBorders>
       </w:tcPr>
     </w:tblStylePr>
@@ -8636,8 +8648,8 @@
       <w:tblPr/>
       <w:tcPr>
         <w:tcBorders>
-          <w:left w:val="single" w:sz="4" w:space="0" w:color="FFFFFF" w:themeColor="light1"/>
-          <w:right w:val="single" w:sz="32" w:space="0" w:color="7F7F7F" w:themeColor="text1" w:themeTint="80"/>
+          <w:left w:val="single" w:color="FFFFFF" w:themeColor="light1" w:sz="4" w:space="0"/>
+          <w:right w:val="single" w:color="7F7F7F" w:themeColor="text1" w:themeTint="80" w:sz="32" w:space="0"/>
         </w:tcBorders>
       </w:tcPr>
     </w:tblStylePr>
@@ -8645,8 +8657,8 @@
       <w:tblPr/>
       <w:tcPr>
         <w:tcBorders>
-          <w:left w:val="single" w:sz="4" w:space="0" w:color="FFFFFF" w:themeColor="light1"/>
-          <w:right w:val="single" w:sz="4" w:space="0" w:color="FFFFFF" w:themeColor="light1"/>
+          <w:left w:val="single" w:color="FFFFFF" w:themeColor="light1" w:sz="4" w:space="0"/>
+          <w:right w:val="single" w:color="FFFFFF" w:themeColor="light1" w:sz="4" w:space="0"/>
         </w:tcBorders>
         <w:shd w:val="clear" w:color="7F7F7F" w:themeColor="text1" w:themeTint="80" w:fill="7F7F7F" w:themeFill="text1" w:themeFillTint="80"/>
       </w:tcPr>
@@ -8655,8 +8667,8 @@
       <w:tblPr/>
       <w:tcPr>
         <w:tcBorders>
-          <w:left w:val="single" w:sz="4" w:space="0" w:color="FFFFFF" w:themeColor="light1"/>
-          <w:right w:val="single" w:sz="4" w:space="0" w:color="FFFFFF" w:themeColor="light1"/>
+          <w:left w:val="single" w:color="FFFFFF" w:themeColor="light1" w:sz="4" w:space="0"/>
+          <w:right w:val="single" w:color="FFFFFF" w:themeColor="light1" w:sz="4" w:space="0"/>
         </w:tcBorders>
       </w:tcPr>
     </w:tblStylePr>
@@ -8664,8 +8676,8 @@
       <w:tblPr/>
       <w:tcPr>
         <w:tcBorders>
-          <w:top w:val="single" w:sz="4" w:space="0" w:color="FFFFFF" w:themeColor="light1"/>
-          <w:bottom w:val="single" w:sz="4" w:space="0" w:color="FFFFFF" w:themeColor="light1"/>
+          <w:top w:val="single" w:color="FFFFFF" w:themeColor="light1" w:sz="4" w:space="0"/>
+          <w:bottom w:val="single" w:color="FFFFFF" w:themeColor="light1" w:sz="4" w:space="0"/>
         </w:tcBorders>
         <w:shd w:val="clear" w:color="7F7F7F" w:themeColor="text1" w:themeTint="80" w:fill="7F7F7F" w:themeFill="text1" w:themeFillTint="80"/>
       </w:tcPr>
@@ -8674,24 +8686,24 @@
       <w:tblPr/>
       <w:tcPr>
         <w:tcBorders>
-          <w:top w:val="single" w:sz="4" w:space="0" w:color="FFFFFF" w:themeColor="light1"/>
-          <w:bottom w:val="single" w:sz="4" w:space="0" w:color="FFFFFF" w:themeColor="light1"/>
+          <w:top w:val="single" w:color="FFFFFF" w:themeColor="light1" w:sz="4" w:space="0"/>
+          <w:bottom w:val="single" w:color="FFFFFF" w:themeColor="light1" w:sz="4" w:space="0"/>
         </w:tcBorders>
         <w:shd w:val="clear" w:color="7F7F7F" w:themeColor="text1" w:themeTint="80" w:fill="7F7F7F" w:themeFill="text1" w:themeFillTint="80"/>
       </w:tcPr>
     </w:tblStylePr>
   </w:style>
-  <w:style w:type="table" w:customStyle="1" w:styleId="ListTable5Dark-Accent11">
+  <w:style w:type="table" w:styleId="ListTable5Dark-Accent11" w:customStyle="1">
     <w:name w:val="List Table 5 Dark - Accent 11"/>
     <w:basedOn w:val="TableNormal"/>
     <w:uiPriority w:val="99"/>
     <w:qFormat/>
     <w:tblPr>
       <w:tblBorders>
-        <w:top w:val="single" w:sz="32" w:space="0" w:color="4F81BD" w:themeColor="accent1"/>
-        <w:left w:val="single" w:sz="32" w:space="0" w:color="4F81BD" w:themeColor="accent1"/>
-        <w:bottom w:val="single" w:sz="32" w:space="0" w:color="4F81BD" w:themeColor="accent1"/>
-        <w:right w:val="single" w:sz="32" w:space="0" w:color="4F81BD" w:themeColor="accent1"/>
+        <w:top w:val="single" w:color="4F81BD" w:themeColor="accent1" w:sz="32" w:space="0"/>
+        <w:left w:val="single" w:color="4F81BD" w:themeColor="accent1" w:sz="32" w:space="0"/>
+        <w:bottom w:val="single" w:color="4F81BD" w:themeColor="accent1" w:sz="32" w:space="0"/>
+        <w:right w:val="single" w:color="4F81BD" w:themeColor="accent1" w:sz="32" w:space="0"/>
       </w:tblBorders>
     </w:tblPr>
     <w:tblStylePr w:type="firstRow">
@@ -8704,8 +8716,8 @@
       <w:tblPr/>
       <w:tcPr>
         <w:tcBorders>
-          <w:top w:val="single" w:sz="32" w:space="0" w:color="4F81BD" w:themeColor="accent1"/>
-          <w:bottom w:val="single" w:sz="12" w:space="0" w:color="FFFFFF" w:themeColor="light1"/>
+          <w:top w:val="single" w:color="4F81BD" w:themeColor="accent1" w:sz="32" w:space="0"/>
+          <w:bottom w:val="single" w:color="FFFFFF" w:themeColor="light1" w:sz="12" w:space="0"/>
         </w:tcBorders>
         <w:shd w:val="clear" w:color="4F81BD" w:themeColor="accent1" w:fill="4F81BD" w:themeFill="accent1"/>
       </w:tcPr>
@@ -8728,8 +8740,8 @@
       <w:tblPr/>
       <w:tcPr>
         <w:tcBorders>
-          <w:left w:val="single" w:sz="32" w:space="0" w:color="4F81BD" w:themeColor="accent1"/>
-          <w:right w:val="single" w:sz="4" w:space="0" w:color="FFFFFF" w:themeColor="light1"/>
+          <w:left w:val="single" w:color="4F81BD" w:themeColor="accent1" w:sz="32" w:space="0"/>
+          <w:right w:val="single" w:color="FFFFFF" w:themeColor="light1" w:sz="4" w:space="0"/>
         </w:tcBorders>
       </w:tcPr>
     </w:tblStylePr>
@@ -8737,8 +8749,8 @@
       <w:tblPr/>
       <w:tcPr>
         <w:tcBorders>
-          <w:left w:val="single" w:sz="4" w:space="0" w:color="FFFFFF" w:themeColor="light1"/>
-          <w:right w:val="single" w:sz="32" w:space="0" w:color="4F81BD" w:themeColor="accent1"/>
+          <w:left w:val="single" w:color="FFFFFF" w:themeColor="light1" w:sz="4" w:space="0"/>
+          <w:right w:val="single" w:color="4F81BD" w:themeColor="accent1" w:sz="32" w:space="0"/>
         </w:tcBorders>
       </w:tcPr>
     </w:tblStylePr>
@@ -8746,8 +8758,8 @@
       <w:tblPr/>
       <w:tcPr>
         <w:tcBorders>
-          <w:left w:val="single" w:sz="4" w:space="0" w:color="FFFFFF" w:themeColor="light1"/>
-          <w:right w:val="single" w:sz="4" w:space="0" w:color="FFFFFF" w:themeColor="light1"/>
+          <w:left w:val="single" w:color="FFFFFF" w:themeColor="light1" w:sz="4" w:space="0"/>
+          <w:right w:val="single" w:color="FFFFFF" w:themeColor="light1" w:sz="4" w:space="0"/>
         </w:tcBorders>
         <w:shd w:val="clear" w:color="4F81BD" w:themeColor="accent1" w:fill="4F81BD" w:themeFill="accent1"/>
       </w:tcPr>
@@ -8756,8 +8768,8 @@
       <w:tblPr/>
       <w:tcPr>
         <w:tcBorders>
-          <w:left w:val="single" w:sz="4" w:space="0" w:color="FFFFFF" w:themeColor="light1"/>
-          <w:right w:val="single" w:sz="4" w:space="0" w:color="FFFFFF" w:themeColor="light1"/>
+          <w:left w:val="single" w:color="FFFFFF" w:themeColor="light1" w:sz="4" w:space="0"/>
+          <w:right w:val="single" w:color="FFFFFF" w:themeColor="light1" w:sz="4" w:space="0"/>
         </w:tcBorders>
       </w:tcPr>
     </w:tblStylePr>
@@ -8765,8 +8777,8 @@
       <w:tblPr/>
       <w:tcPr>
         <w:tcBorders>
-          <w:top w:val="single" w:sz="4" w:space="0" w:color="FFFFFF" w:themeColor="light1"/>
-          <w:bottom w:val="single" w:sz="4" w:space="0" w:color="FFFFFF" w:themeColor="light1"/>
+          <w:top w:val="single" w:color="FFFFFF" w:themeColor="light1" w:sz="4" w:space="0"/>
+          <w:bottom w:val="single" w:color="FFFFFF" w:themeColor="light1" w:sz="4" w:space="0"/>
         </w:tcBorders>
         <w:shd w:val="clear" w:color="4F81BD" w:themeColor="accent1" w:fill="4F81BD" w:themeFill="accent1"/>
       </w:tcPr>
@@ -8775,24 +8787,24 @@
       <w:tblPr/>
       <w:tcPr>
         <w:tcBorders>
-          <w:top w:val="single" w:sz="4" w:space="0" w:color="FFFFFF" w:themeColor="light1"/>
-          <w:bottom w:val="single" w:sz="4" w:space="0" w:color="FFFFFF" w:themeColor="light1"/>
+          <w:top w:val="single" w:color="FFFFFF" w:themeColor="light1" w:sz="4" w:space="0"/>
+          <w:bottom w:val="single" w:color="FFFFFF" w:themeColor="light1" w:sz="4" w:space="0"/>
         </w:tcBorders>
         <w:shd w:val="clear" w:color="4F81BD" w:themeColor="accent1" w:fill="4F81BD" w:themeFill="accent1"/>
       </w:tcPr>
     </w:tblStylePr>
   </w:style>
-  <w:style w:type="table" w:customStyle="1" w:styleId="ListTable5Dark-Accent21">
+  <w:style w:type="table" w:styleId="ListTable5Dark-Accent21" w:customStyle="1">
     <w:name w:val="List Table 5 Dark - Accent 21"/>
     <w:basedOn w:val="TableNormal"/>
     <w:uiPriority w:val="99"/>
     <w:qFormat/>
     <w:tblPr>
       <w:tblBorders>
-        <w:top w:val="single" w:sz="32" w:space="0" w:color="D99695" w:themeColor="accent2" w:themeTint="97"/>
-        <w:left w:val="single" w:sz="32" w:space="0" w:color="D99695" w:themeColor="accent2" w:themeTint="97"/>
-        <w:bottom w:val="single" w:sz="32" w:space="0" w:color="D99695" w:themeColor="accent2" w:themeTint="97"/>
-        <w:right w:val="single" w:sz="32" w:space="0" w:color="D99695" w:themeColor="accent2" w:themeTint="97"/>
+        <w:top w:val="single" w:color="D99695" w:themeColor="accent2" w:themeTint="97" w:sz="32" w:space="0"/>
+        <w:left w:val="single" w:color="D99695" w:themeColor="accent2" w:themeTint="97" w:sz="32" w:space="0"/>
+        <w:bottom w:val="single" w:color="D99695" w:themeColor="accent2" w:themeTint="97" w:sz="32" w:space="0"/>
+        <w:right w:val="single" w:color="D99695" w:themeColor="accent2" w:themeTint="97" w:sz="32" w:space="0"/>
       </w:tblBorders>
     </w:tblPr>
     <w:tblStylePr w:type="firstRow">
@@ -8805,8 +8817,8 @@
       <w:tblPr/>
       <w:tcPr>
         <w:tcBorders>
-          <w:top w:val="single" w:sz="32" w:space="0" w:color="D99695" w:themeColor="accent2" w:themeTint="97"/>
-          <w:bottom w:val="single" w:sz="12" w:space="0" w:color="FFFFFF" w:themeColor="light1"/>
+          <w:top w:val="single" w:color="D99695" w:themeColor="accent2" w:themeTint="97" w:sz="32" w:space="0"/>
+          <w:bottom w:val="single" w:color="FFFFFF" w:themeColor="light1" w:sz="12" w:space="0"/>
         </w:tcBorders>
         <w:shd w:val="clear" w:color="D99695" w:themeColor="accent2" w:themeTint="97" w:fill="D99695" w:themeFill="accent2" w:themeFillTint="97"/>
       </w:tcPr>
@@ -8829,8 +8841,8 @@
       <w:tblPr/>
       <w:tcPr>
         <w:tcBorders>
-          <w:left w:val="single" w:sz="32" w:space="0" w:color="D99695" w:themeColor="accent2" w:themeTint="97"/>
-          <w:right w:val="single" w:sz="4" w:space="0" w:color="FFFFFF" w:themeColor="light1"/>
+          <w:left w:val="single" w:color="D99695" w:themeColor="accent2" w:themeTint="97" w:sz="32" w:space="0"/>
+          <w:right w:val="single" w:color="FFFFFF" w:themeColor="light1" w:sz="4" w:space="0"/>
         </w:tcBorders>
       </w:tcPr>
     </w:tblStylePr>
@@ -8838,8 +8850,8 @@
       <w:tblPr/>
       <w:tcPr>
         <w:tcBorders>
-          <w:left w:val="single" w:sz="4" w:space="0" w:color="FFFFFF" w:themeColor="light1"/>
-          <w:right w:val="single" w:sz="32" w:space="0" w:color="D99695" w:themeColor="accent2" w:themeTint="97"/>
+          <w:left w:val="single" w:color="FFFFFF" w:themeColor="light1" w:sz="4" w:space="0"/>
+          <w:right w:val="single" w:color="D99695" w:themeColor="accent2" w:themeTint="97" w:sz="32" w:space="0"/>
         </w:tcBorders>
       </w:tcPr>
     </w:tblStylePr>
@@ -8847,8 +8859,8 @@
       <w:tblPr/>
       <w:tcPr>
         <w:tcBorders>
-          <w:left w:val="single" w:sz="4" w:space="0" w:color="FFFFFF" w:themeColor="light1"/>
-          <w:right w:val="single" w:sz="4" w:space="0" w:color="FFFFFF" w:themeColor="light1"/>
+          <w:left w:val="single" w:color="FFFFFF" w:themeColor="light1" w:sz="4" w:space="0"/>
+          <w:right w:val="single" w:color="FFFFFF" w:themeColor="light1" w:sz="4" w:space="0"/>
         </w:tcBorders>
         <w:shd w:val="clear" w:color="D99695" w:themeColor="accent2" w:themeTint="97" w:fill="D99695" w:themeFill="accent2" w:themeFillTint="97"/>
       </w:tcPr>
@@ -8857,8 +8869,8 @@
       <w:tblPr/>
       <w:tcPr>
         <w:tcBorders>
-          <w:left w:val="single" w:sz="4" w:space="0" w:color="FFFFFF" w:themeColor="light1"/>
-          <w:right w:val="single" w:sz="4" w:space="0" w:color="FFFFFF" w:themeColor="light1"/>
+          <w:left w:val="single" w:color="FFFFFF" w:themeColor="light1" w:sz="4" w:space="0"/>
+          <w:right w:val="single" w:color="FFFFFF" w:themeColor="light1" w:sz="4" w:space="0"/>
         </w:tcBorders>
       </w:tcPr>
     </w:tblStylePr>
@@ -8866,8 +8878,8 @@
       <w:tblPr/>
       <w:tcPr>
         <w:tcBorders>
-          <w:top w:val="single" w:sz="4" w:space="0" w:color="FFFFFF" w:themeColor="light1"/>
-          <w:bottom w:val="single" w:sz="4" w:space="0" w:color="FFFFFF" w:themeColor="light1"/>
+          <w:top w:val="single" w:color="FFFFFF" w:themeColor="light1" w:sz="4" w:space="0"/>
+          <w:bottom w:val="single" w:color="FFFFFF" w:themeColor="light1" w:sz="4" w:space="0"/>
         </w:tcBorders>
         <w:shd w:val="clear" w:color="D99695" w:themeColor="accent2" w:themeTint="97" w:fill="D99695" w:themeFill="accent2" w:themeFillTint="97"/>
       </w:tcPr>
@@ -8876,24 +8888,24 @@
       <w:tblPr/>
       <w:tcPr>
         <w:tcBorders>
-          <w:top w:val="single" w:sz="4" w:space="0" w:color="FFFFFF" w:themeColor="light1"/>
-          <w:bottom w:val="single" w:sz="4" w:space="0" w:color="FFFFFF" w:themeColor="light1"/>
+          <w:top w:val="single" w:color="FFFFFF" w:themeColor="light1" w:sz="4" w:space="0"/>
+          <w:bottom w:val="single" w:color="FFFFFF" w:themeColor="light1" w:sz="4" w:space="0"/>
         </w:tcBorders>
         <w:shd w:val="clear" w:color="D99695" w:themeColor="accent2" w:themeTint="97" w:fill="D99695" w:themeFill="accent2" w:themeFillTint="97"/>
       </w:tcPr>
     </w:tblStylePr>
   </w:style>
-  <w:style w:type="table" w:customStyle="1" w:styleId="ListTable5Dark-Accent31">
+  <w:style w:type="table" w:styleId="ListTable5Dark-Accent31" w:customStyle="1">
     <w:name w:val="List Table 5 Dark - Accent 31"/>
     <w:basedOn w:val="TableNormal"/>
     <w:uiPriority w:val="99"/>
     <w:qFormat/>
     <w:tblPr>
       <w:tblBorders>
-        <w:top w:val="single" w:sz="32" w:space="0" w:color="C3D69B" w:themeColor="accent3" w:themeTint="98"/>
-        <w:left w:val="single" w:sz="32" w:space="0" w:color="C3D69B" w:themeColor="accent3" w:themeTint="98"/>
-        <w:bottom w:val="single" w:sz="32" w:space="0" w:color="C3D69B" w:themeColor="accent3" w:themeTint="98"/>
-        <w:right w:val="single" w:sz="32" w:space="0" w:color="C3D69B" w:themeColor="accent3" w:themeTint="98"/>
+        <w:top w:val="single" w:color="C3D69B" w:themeColor="accent3" w:themeTint="98" w:sz="32" w:space="0"/>
+        <w:left w:val="single" w:color="C3D69B" w:themeColor="accent3" w:themeTint="98" w:sz="32" w:space="0"/>
+        <w:bottom w:val="single" w:color="C3D69B" w:themeColor="accent3" w:themeTint="98" w:sz="32" w:space="0"/>
+        <w:right w:val="single" w:color="C3D69B" w:themeColor="accent3" w:themeTint="98" w:sz="32" w:space="0"/>
       </w:tblBorders>
     </w:tblPr>
     <w:tblStylePr w:type="firstRow">
@@ -8906,8 +8918,8 @@
       <w:tblPr/>
       <w:tcPr>
         <w:tcBorders>
-          <w:top w:val="single" w:sz="32" w:space="0" w:color="C3D69B" w:themeColor="accent3" w:themeTint="98"/>
-          <w:bottom w:val="single" w:sz="12" w:space="0" w:color="FFFFFF" w:themeColor="light1"/>
+          <w:top w:val="single" w:color="C3D69B" w:themeColor="accent3" w:themeTint="98" w:sz="32" w:space="0"/>
+          <w:bottom w:val="single" w:color="FFFFFF" w:themeColor="light1" w:sz="12" w:space="0"/>
         </w:tcBorders>
         <w:shd w:val="clear" w:color="C3D69B" w:themeColor="accent3" w:themeTint="98" w:fill="C3D69B" w:themeFill="accent3" w:themeFillTint="98"/>
       </w:tcPr>
@@ -8930,8 +8942,8 @@
       <w:tblPr/>
       <w:tcPr>
         <w:tcBorders>
-          <w:left w:val="single" w:sz="32" w:space="0" w:color="C3D69B" w:themeColor="accent3" w:themeTint="98"/>
-          <w:right w:val="single" w:sz="4" w:space="0" w:color="FFFFFF" w:themeColor="light1"/>
+          <w:left w:val="single" w:color="C3D69B" w:themeColor="accent3" w:themeTint="98" w:sz="32" w:space="0"/>
+          <w:right w:val="single" w:color="FFFFFF" w:themeColor="light1" w:sz="4" w:space="0"/>
         </w:tcBorders>
       </w:tcPr>
     </w:tblStylePr>
@@ -8939,8 +8951,8 @@
       <w:tblPr/>
       <w:tcPr>
         <w:tcBorders>
-          <w:left w:val="single" w:sz="4" w:space="0" w:color="FFFFFF" w:themeColor="light1"/>
-          <w:right w:val="single" w:sz="32" w:space="0" w:color="C3D69B" w:themeColor="accent3" w:themeTint="98"/>
+          <w:left w:val="single" w:color="FFFFFF" w:themeColor="light1" w:sz="4" w:space="0"/>
+          <w:right w:val="single" w:color="C3D69B" w:themeColor="accent3" w:themeTint="98" w:sz="32" w:space="0"/>
         </w:tcBorders>
       </w:tcPr>
     </w:tblStylePr>
@@ -8948,8 +8960,8 @@
       <w:tblPr/>
       <w:tcPr>
         <w:tcBorders>
-          <w:left w:val="single" w:sz="4" w:space="0" w:color="FFFFFF" w:themeColor="light1"/>
-          <w:right w:val="single" w:sz="4" w:space="0" w:color="FFFFFF" w:themeColor="light1"/>
+          <w:left w:val="single" w:color="FFFFFF" w:themeColor="light1" w:sz="4" w:space="0"/>
+          <w:right w:val="single" w:color="FFFFFF" w:themeColor="light1" w:sz="4" w:space="0"/>
         </w:tcBorders>
         <w:shd w:val="clear" w:color="C3D69B" w:themeColor="accent3" w:themeTint="98" w:fill="C3D69B" w:themeFill="accent3" w:themeFillTint="98"/>
       </w:tcPr>
@@ -8958,8 +8970,8 @@
       <w:tblPr/>
       <w:tcPr>
         <w:tcBorders>
-          <w:left w:val="single" w:sz="4" w:space="0" w:color="FFFFFF" w:themeColor="light1"/>
-          <w:right w:val="single" w:sz="4" w:space="0" w:color="FFFFFF" w:themeColor="light1"/>
+          <w:left w:val="single" w:color="FFFFFF" w:themeColor="light1" w:sz="4" w:space="0"/>
+          <w:right w:val="single" w:color="FFFFFF" w:themeColor="light1" w:sz="4" w:space="0"/>
         </w:tcBorders>
       </w:tcPr>
     </w:tblStylePr>
@@ -8967,8 +8979,8 @@
       <w:tblPr/>
       <w:tcPr>
         <w:tcBorders>
-          <w:top w:val="single" w:sz="4" w:space="0" w:color="FFFFFF" w:themeColor="light1"/>
-          <w:bottom w:val="single" w:sz="4" w:space="0" w:color="FFFFFF" w:themeColor="light1"/>
+          <w:top w:val="single" w:color="FFFFFF" w:themeColor="light1" w:sz="4" w:space="0"/>
+          <w:bottom w:val="single" w:color="FFFFFF" w:themeColor="light1" w:sz="4" w:space="0"/>
         </w:tcBorders>
         <w:shd w:val="clear" w:color="C3D69B" w:themeColor="accent3" w:themeTint="98" w:fill="C3D69B" w:themeFill="accent3" w:themeFillTint="98"/>
       </w:tcPr>
@@ -8977,24 +8989,24 @@
       <w:tblPr/>
       <w:tcPr>
         <w:tcBorders>
-          <w:top w:val="single" w:sz="4" w:space="0" w:color="FFFFFF" w:themeColor="light1"/>
-          <w:bottom w:val="single" w:sz="4" w:space="0" w:color="FFFFFF" w:themeColor="light1"/>
+          <w:top w:val="single" w:color="FFFFFF" w:themeColor="light1" w:sz="4" w:space="0"/>
+          <w:bottom w:val="single" w:color="FFFFFF" w:themeColor="light1" w:sz="4" w:space="0"/>
         </w:tcBorders>
         <w:shd w:val="clear" w:color="C3D69B" w:themeColor="accent3" w:themeTint="98" w:fill="C3D69B" w:themeFill="accent3" w:themeFillTint="98"/>
       </w:tcPr>
     </w:tblStylePr>
   </w:style>
-  <w:style w:type="table" w:customStyle="1" w:styleId="ListTable5Dark-Accent41">
+  <w:style w:type="table" w:styleId="ListTable5Dark-Accent41" w:customStyle="1">
     <w:name w:val="List Table 5 Dark - Accent 41"/>
     <w:basedOn w:val="TableNormal"/>
     <w:uiPriority w:val="99"/>
     <w:qFormat/>
     <w:tblPr>
       <w:tblBorders>
-        <w:top w:val="single" w:sz="32" w:space="0" w:color="B2A1C6" w:themeColor="accent4" w:themeTint="9A"/>
-        <w:left w:val="single" w:sz="32" w:space="0" w:color="B2A1C6" w:themeColor="accent4" w:themeTint="9A"/>
-        <w:bottom w:val="single" w:sz="32" w:space="0" w:color="B2A1C6" w:themeColor="accent4" w:themeTint="9A"/>
-        <w:right w:val="single" w:sz="32" w:space="0" w:color="B2A1C6" w:themeColor="accent4" w:themeTint="9A"/>
+        <w:top w:val="single" w:color="B2A1C6" w:themeColor="accent4" w:themeTint="9A" w:sz="32" w:space="0"/>
+        <w:left w:val="single" w:color="B2A1C6" w:themeColor="accent4" w:themeTint="9A" w:sz="32" w:space="0"/>
+        <w:bottom w:val="single" w:color="B2A1C6" w:themeColor="accent4" w:themeTint="9A" w:sz="32" w:space="0"/>
+        <w:right w:val="single" w:color="B2A1C6" w:themeColor="accent4" w:themeTint="9A" w:sz="32" w:space="0"/>
       </w:tblBorders>
     </w:tblPr>
     <w:tblStylePr w:type="firstRow">
@@ -9007,8 +9019,8 @@
       <w:tblPr/>
       <w:tcPr>
         <w:tcBorders>
-          <w:top w:val="single" w:sz="32" w:space="0" w:color="B2A1C6" w:themeColor="accent4" w:themeTint="9A"/>
-          <w:bottom w:val="single" w:sz="12" w:space="0" w:color="FFFFFF" w:themeColor="light1"/>
+          <w:top w:val="single" w:color="B2A1C6" w:themeColor="accent4" w:themeTint="9A" w:sz="32" w:space="0"/>
+          <w:bottom w:val="single" w:color="FFFFFF" w:themeColor="light1" w:sz="12" w:space="0"/>
         </w:tcBorders>
         <w:shd w:val="clear" w:color="B2A1C6" w:themeColor="accent4" w:themeTint="9A" w:fill="B2A1C6" w:themeFill="accent4" w:themeFillTint="9A"/>
       </w:tcPr>
@@ -9031,8 +9043,8 @@
       <w:tblPr/>
       <w:tcPr>
         <w:tcBorders>
-          <w:left w:val="single" w:sz="32" w:space="0" w:color="B2A1C6" w:themeColor="accent4" w:themeTint="9A"/>
-          <w:right w:val="single" w:sz="4" w:space="0" w:color="FFFFFF" w:themeColor="light1"/>
+          <w:left w:val="single" w:color="B2A1C6" w:themeColor="accent4" w:themeTint="9A" w:sz="32" w:space="0"/>
+          <w:right w:val="single" w:color="FFFFFF" w:themeColor="light1" w:sz="4" w:space="0"/>
         </w:tcBorders>
       </w:tcPr>
     </w:tblStylePr>
@@ -9040,8 +9052,8 @@
       <w:tblPr/>
       <w:tcPr>
         <w:tcBorders>
-          <w:left w:val="single" w:sz="4" w:space="0" w:color="FFFFFF" w:themeColor="light1"/>
-          <w:right w:val="single" w:sz="32" w:space="0" w:color="B2A1C6" w:themeColor="accent4" w:themeTint="9A"/>
+          <w:left w:val="single" w:color="FFFFFF" w:themeColor="light1" w:sz="4" w:space="0"/>
+          <w:right w:val="single" w:color="B2A1C6" w:themeColor="accent4" w:themeTint="9A" w:sz="32" w:space="0"/>
         </w:tcBorders>
       </w:tcPr>
     </w:tblStylePr>
@@ -9049,8 +9061,8 @@
       <w:tblPr/>
       <w:tcPr>
         <w:tcBorders>
-          <w:left w:val="single" w:sz="4" w:space="0" w:color="FFFFFF" w:themeColor="light1"/>
-          <w:right w:val="single" w:sz="4" w:space="0" w:color="FFFFFF" w:themeColor="light1"/>
+          <w:left w:val="single" w:color="FFFFFF" w:themeColor="light1" w:sz="4" w:space="0"/>
+          <w:right w:val="single" w:color="FFFFFF" w:themeColor="light1" w:sz="4" w:space="0"/>
         </w:tcBorders>
         <w:shd w:val="clear" w:color="B2A1C6" w:themeColor="accent4" w:themeTint="9A" w:fill="B2A1C6" w:themeFill="accent4" w:themeFillTint="9A"/>
       </w:tcPr>
@@ -9059,8 +9071,8 @@
       <w:tblPr/>
       <w:tcPr>
         <w:tcBorders>
-          <w:left w:val="single" w:sz="4" w:space="0" w:color="FFFFFF" w:themeColor="light1"/>
-          <w:right w:val="single" w:sz="4" w:space="0" w:color="FFFFFF" w:themeColor="light1"/>
+          <w:left w:val="single" w:color="FFFFFF" w:themeColor="light1" w:sz="4" w:space="0"/>
+          <w:right w:val="single" w:color="FFFFFF" w:themeColor="light1" w:sz="4" w:space="0"/>
         </w:tcBorders>
       </w:tcPr>
     </w:tblStylePr>
@@ -9068,8 +9080,8 @@
       <w:tblPr/>
       <w:tcPr>
         <w:tcBorders>
-          <w:top w:val="single" w:sz="4" w:space="0" w:color="FFFFFF" w:themeColor="light1"/>
-          <w:bottom w:val="single" w:sz="4" w:space="0" w:color="FFFFFF" w:themeColor="light1"/>
+          <w:top w:val="single" w:color="FFFFFF" w:themeColor="light1" w:sz="4" w:space="0"/>
+          <w:bottom w:val="single" w:color="FFFFFF" w:themeColor="light1" w:sz="4" w:space="0"/>
         </w:tcBorders>
         <w:shd w:val="clear" w:color="B2A1C6" w:themeColor="accent4" w:themeTint="9A" w:fill="B2A1C6" w:themeFill="accent4" w:themeFillTint="9A"/>
       </w:tcPr>
@@ -9078,23 +9090,23 @@
       <w:tblPr/>
       <w:tcPr>
         <w:tcBorders>
-          <w:top w:val="single" w:sz="4" w:space="0" w:color="FFFFFF" w:themeColor="light1"/>
-          <w:bottom w:val="single" w:sz="4" w:space="0" w:color="FFFFFF" w:themeColor="light1"/>
+          <w:top w:val="single" w:color="FFFFFF" w:themeColor="light1" w:sz="4" w:space="0"/>
+          <w:bottom w:val="single" w:color="FFFFFF" w:themeColor="light1" w:sz="4" w:space="0"/>
         </w:tcBorders>
         <w:shd w:val="clear" w:color="B2A1C6" w:themeColor="accent4" w:themeTint="9A" w:fill="B2A1C6" w:themeFill="accent4" w:themeFillTint="9A"/>
       </w:tcPr>
     </w:tblStylePr>
   </w:style>
-  <w:style w:type="table" w:customStyle="1" w:styleId="ListTable5Dark-Accent51">
+  <w:style w:type="table" w:styleId="ListTable5Dark-Accent51" w:customStyle="1">
     <w:name w:val="List Table 5 Dark - Accent 51"/>
     <w:basedOn w:val="TableNormal"/>
     <w:uiPriority w:val="99"/>
     <w:tblPr>
       <w:tblBorders>
-        <w:top w:val="single" w:sz="32" w:space="0" w:color="92CCDC" w:themeColor="accent5" w:themeTint="9A"/>
-        <w:left w:val="single" w:sz="32" w:space="0" w:color="92CCDC" w:themeColor="accent5" w:themeTint="9A"/>
-        <w:bottom w:val="single" w:sz="32" w:space="0" w:color="92CCDC" w:themeColor="accent5" w:themeTint="9A"/>
-        <w:right w:val="single" w:sz="32" w:space="0" w:color="92CCDC" w:themeColor="accent5" w:themeTint="9A"/>
+        <w:top w:val="single" w:color="92CCDC" w:themeColor="accent5" w:themeTint="9A" w:sz="32" w:space="0"/>
+        <w:left w:val="single" w:color="92CCDC" w:themeColor="accent5" w:themeTint="9A" w:sz="32" w:space="0"/>
+        <w:bottom w:val="single" w:color="92CCDC" w:themeColor="accent5" w:themeTint="9A" w:sz="32" w:space="0"/>
+        <w:right w:val="single" w:color="92CCDC" w:themeColor="accent5" w:themeTint="9A" w:sz="32" w:space="0"/>
       </w:tblBorders>
     </w:tblPr>
     <w:tblStylePr w:type="firstRow">
@@ -9107,8 +9119,8 @@
       <w:tblPr/>
       <w:tcPr>
         <w:tcBorders>
-          <w:top w:val="single" w:sz="32" w:space="0" w:color="92CCDC" w:themeColor="accent5" w:themeTint="9A"/>
-          <w:bottom w:val="single" w:sz="12" w:space="0" w:color="FFFFFF" w:themeColor="light1"/>
+          <w:top w:val="single" w:color="92CCDC" w:themeColor="accent5" w:themeTint="9A" w:sz="32" w:space="0"/>
+          <w:bottom w:val="single" w:color="FFFFFF" w:themeColor="light1" w:sz="12" w:space="0"/>
         </w:tcBorders>
         <w:shd w:val="clear" w:color="92CCDC" w:themeColor="accent5" w:themeTint="9A" w:fill="92CCDC" w:themeFill="accent5" w:themeFillTint="9A"/>
       </w:tcPr>
@@ -9131,8 +9143,8 @@
       <w:tblPr/>
       <w:tcPr>
         <w:tcBorders>
-          <w:left w:val="single" w:sz="32" w:space="0" w:color="92CCDC" w:themeColor="accent5" w:themeTint="9A"/>
-          <w:right w:val="single" w:sz="4" w:space="0" w:color="FFFFFF" w:themeColor="light1"/>
+          <w:left w:val="single" w:color="92CCDC" w:themeColor="accent5" w:themeTint="9A" w:sz="32" w:space="0"/>
+          <w:right w:val="single" w:color="FFFFFF" w:themeColor="light1" w:sz="4" w:space="0"/>
         </w:tcBorders>
       </w:tcPr>
     </w:tblStylePr>
@@ -9140,8 +9152,8 @@
       <w:tblPr/>
       <w:tcPr>
         <w:tcBorders>
-          <w:left w:val="single" w:sz="4" w:space="0" w:color="FFFFFF" w:themeColor="light1"/>
-          <w:right w:val="single" w:sz="32" w:space="0" w:color="92CCDC" w:themeColor="accent5" w:themeTint="9A"/>
+          <w:left w:val="single" w:color="FFFFFF" w:themeColor="light1" w:sz="4" w:space="0"/>
+          <w:right w:val="single" w:color="92CCDC" w:themeColor="accent5" w:themeTint="9A" w:sz="32" w:space="0"/>
         </w:tcBorders>
       </w:tcPr>
     </w:tblStylePr>
@@ -9149,8 +9161,8 @@
       <w:tblPr/>
       <w:tcPr>
         <w:tcBorders>
-          <w:left w:val="single" w:sz="4" w:space="0" w:color="FFFFFF" w:themeColor="light1"/>
-          <w:right w:val="single" w:sz="4" w:space="0" w:color="FFFFFF" w:themeColor="light1"/>
+          <w:left w:val="single" w:color="FFFFFF" w:themeColor="light1" w:sz="4" w:space="0"/>
+          <w:right w:val="single" w:color="FFFFFF" w:themeColor="light1" w:sz="4" w:space="0"/>
         </w:tcBorders>
         <w:shd w:val="clear" w:color="92CCDC" w:themeColor="accent5" w:themeTint="9A" w:fill="92CCDC" w:themeFill="accent5" w:themeFillTint="9A"/>
       </w:tcPr>
@@ -9159,8 +9171,8 @@
       <w:tblPr/>
       <w:tcPr>
         <w:tcBorders>
-          <w:left w:val="single" w:sz="4" w:space="0" w:color="FFFFFF" w:themeColor="light1"/>
-          <w:right w:val="single" w:sz="4" w:space="0" w:color="FFFFFF" w:themeColor="light1"/>
+          <w:left w:val="single" w:color="FFFFFF" w:themeColor="light1" w:sz="4" w:space="0"/>
+          <w:right w:val="single" w:color="FFFFFF" w:themeColor="light1" w:sz="4" w:space="0"/>
         </w:tcBorders>
       </w:tcPr>
     </w:tblStylePr>
@@ -9168,8 +9180,8 @@
       <w:tblPr/>
       <w:tcPr>
         <w:tcBorders>
-          <w:top w:val="single" w:sz="4" w:space="0" w:color="FFFFFF" w:themeColor="light1"/>
-          <w:bottom w:val="single" w:sz="4" w:space="0" w:color="FFFFFF" w:themeColor="light1"/>
+          <w:top w:val="single" w:color="FFFFFF" w:themeColor="light1" w:sz="4" w:space="0"/>
+          <w:bottom w:val="single" w:color="FFFFFF" w:themeColor="light1" w:sz="4" w:space="0"/>
         </w:tcBorders>
         <w:shd w:val="clear" w:color="92CCDC" w:themeColor="accent5" w:themeTint="9A" w:fill="92CCDC" w:themeFill="accent5" w:themeFillTint="9A"/>
       </w:tcPr>
@@ -9178,24 +9190,24 @@
       <w:tblPr/>
       <w:tcPr>
         <w:tcBorders>
-          <w:top w:val="single" w:sz="4" w:space="0" w:color="FFFFFF" w:themeColor="light1"/>
-          <w:bottom w:val="single" w:sz="4" w:space="0" w:color="FFFFFF" w:themeColor="light1"/>
+          <w:top w:val="single" w:color="FFFFFF" w:themeColor="light1" w:sz="4" w:space="0"/>
+          <w:bottom w:val="single" w:color="FFFFFF" w:themeColor="light1" w:sz="4" w:space="0"/>
         </w:tcBorders>
         <w:shd w:val="clear" w:color="92CCDC" w:themeColor="accent5" w:themeTint="9A" w:fill="92CCDC" w:themeFill="accent5" w:themeFillTint="9A"/>
       </w:tcPr>
     </w:tblStylePr>
   </w:style>
-  <w:style w:type="table" w:customStyle="1" w:styleId="ListTable5Dark-Accent61">
+  <w:style w:type="table" w:styleId="ListTable5Dark-Accent61" w:customStyle="1">
     <w:name w:val="List Table 5 Dark - Accent 61"/>
     <w:basedOn w:val="TableNormal"/>
     <w:uiPriority w:val="99"/>
     <w:qFormat/>
     <w:tblPr>
       <w:tblBorders>
-        <w:top w:val="single" w:sz="32" w:space="0" w:color="FAC090" w:themeColor="accent6" w:themeTint="98"/>
-        <w:left w:val="single" w:sz="32" w:space="0" w:color="FAC090" w:themeColor="accent6" w:themeTint="98"/>
-        <w:bottom w:val="single" w:sz="32" w:space="0" w:color="FAC090" w:themeColor="accent6" w:themeTint="98"/>
-        <w:right w:val="single" w:sz="32" w:space="0" w:color="FAC090" w:themeColor="accent6" w:themeTint="98"/>
+        <w:top w:val="single" w:color="FAC090" w:themeColor="accent6" w:themeTint="98" w:sz="32" w:space="0"/>
+        <w:left w:val="single" w:color="FAC090" w:themeColor="accent6" w:themeTint="98" w:sz="32" w:space="0"/>
+        <w:bottom w:val="single" w:color="FAC090" w:themeColor="accent6" w:themeTint="98" w:sz="32" w:space="0"/>
+        <w:right w:val="single" w:color="FAC090" w:themeColor="accent6" w:themeTint="98" w:sz="32" w:space="0"/>
       </w:tblBorders>
     </w:tblPr>
     <w:tblStylePr w:type="firstRow">
@@ -9208,8 +9220,8 @@
       <w:tblPr/>
       <w:tcPr>
         <w:tcBorders>
-          <w:top w:val="single" w:sz="32" w:space="0" w:color="FAC090" w:themeColor="accent6" w:themeTint="98"/>
-          <w:bottom w:val="single" w:sz="12" w:space="0" w:color="FFFFFF" w:themeColor="light1"/>
+          <w:top w:val="single" w:color="FAC090" w:themeColor="accent6" w:themeTint="98" w:sz="32" w:space="0"/>
+          <w:bottom w:val="single" w:color="FFFFFF" w:themeColor="light1" w:sz="12" w:space="0"/>
         </w:tcBorders>
         <w:shd w:val="clear" w:color="FAC090" w:themeColor="accent6" w:themeTint="98" w:fill="FAC090" w:themeFill="accent6" w:themeFillTint="98"/>
       </w:tcPr>
@@ -9232,8 +9244,8 @@
       <w:tblPr/>
       <w:tcPr>
         <w:tcBorders>
-          <w:left w:val="single" w:sz="32" w:space="0" w:color="FAC090" w:themeColor="accent6" w:themeTint="98"/>
-          <w:right w:val="single" w:sz="4" w:space="0" w:color="FFFFFF" w:themeColor="light1"/>
+          <w:left w:val="single" w:color="FAC090" w:themeColor="accent6" w:themeTint="98" w:sz="32" w:space="0"/>
+          <w:right w:val="single" w:color="FFFFFF" w:themeColor="light1" w:sz="4" w:space="0"/>
         </w:tcBorders>
       </w:tcPr>
     </w:tblStylePr>
@@ -9241,8 +9253,8 @@
       <w:tblPr/>
       <w:tcPr>
         <w:tcBorders>
-          <w:left w:val="single" w:sz="4" w:space="0" w:color="FFFFFF" w:themeColor="light1"/>
-          <w:right w:val="single" w:sz="32" w:space="0" w:color="FAC090" w:themeColor="accent6" w:themeTint="98"/>
+          <w:left w:val="single" w:color="FFFFFF" w:themeColor="light1" w:sz="4" w:space="0"/>
+          <w:right w:val="single" w:color="FAC090" w:themeColor="accent6" w:themeTint="98" w:sz="32" w:space="0"/>
         </w:tcBorders>
       </w:tcPr>
     </w:tblStylePr>
@@ -9250,8 +9262,8 @@
       <w:tblPr/>
       <w:tcPr>
         <w:tcBorders>
-          <w:left w:val="single" w:sz="4" w:space="0" w:color="FFFFFF" w:themeColor="light1"/>
-          <w:right w:val="single" w:sz="4" w:space="0" w:color="FFFFFF" w:themeColor="light1"/>
+          <w:left w:val="single" w:color="FFFFFF" w:themeColor="light1" w:sz="4" w:space="0"/>
+          <w:right w:val="single" w:color="FFFFFF" w:themeColor="light1" w:sz="4" w:space="0"/>
         </w:tcBorders>
         <w:shd w:val="clear" w:color="FAC090" w:themeColor="accent6" w:themeTint="98" w:fill="FAC090" w:themeFill="accent6" w:themeFillTint="98"/>
       </w:tcPr>
@@ -9260,8 +9272,8 @@
       <w:tblPr/>
       <w:tcPr>
         <w:tcBorders>
-          <w:left w:val="single" w:sz="4" w:space="0" w:color="FFFFFF" w:themeColor="light1"/>
-          <w:right w:val="single" w:sz="4" w:space="0" w:color="FFFFFF" w:themeColor="light1"/>
+          <w:left w:val="single" w:color="FFFFFF" w:themeColor="light1" w:sz="4" w:space="0"/>
+          <w:right w:val="single" w:color="FFFFFF" w:themeColor="light1" w:sz="4" w:space="0"/>
         </w:tcBorders>
       </w:tcPr>
     </w:tblStylePr>
@@ -9269,8 +9281,8 @@
       <w:tblPr/>
       <w:tcPr>
         <w:tcBorders>
-          <w:top w:val="single" w:sz="4" w:space="0" w:color="FFFFFF" w:themeColor="light1"/>
-          <w:bottom w:val="single" w:sz="4" w:space="0" w:color="FFFFFF" w:themeColor="light1"/>
+          <w:top w:val="single" w:color="FFFFFF" w:themeColor="light1" w:sz="4" w:space="0"/>
+          <w:bottom w:val="single" w:color="FFFFFF" w:themeColor="light1" w:sz="4" w:space="0"/>
         </w:tcBorders>
         <w:shd w:val="clear" w:color="FAC090" w:themeColor="accent6" w:themeTint="98" w:fill="FAC090" w:themeFill="accent6" w:themeFillTint="98"/>
       </w:tcPr>
@@ -9279,22 +9291,22 @@
       <w:tblPr/>
       <w:tcPr>
         <w:tcBorders>
-          <w:top w:val="single" w:sz="4" w:space="0" w:color="FFFFFF" w:themeColor="light1"/>
-          <w:bottom w:val="single" w:sz="4" w:space="0" w:color="FFFFFF" w:themeColor="light1"/>
+          <w:top w:val="single" w:color="FFFFFF" w:themeColor="light1" w:sz="4" w:space="0"/>
+          <w:bottom w:val="single" w:color="FFFFFF" w:themeColor="light1" w:sz="4" w:space="0"/>
         </w:tcBorders>
         <w:shd w:val="clear" w:color="FAC090" w:themeColor="accent6" w:themeTint="98" w:fill="FAC090" w:themeFill="accent6" w:themeFillTint="98"/>
       </w:tcPr>
     </w:tblStylePr>
   </w:style>
-  <w:style w:type="table" w:customStyle="1" w:styleId="ListTable6Colorful1">
+  <w:style w:type="table" w:styleId="ListTable6Colorful1" w:customStyle="1">
     <w:name w:val="List Table 6 Colorful1"/>
     <w:basedOn w:val="TableNormal"/>
     <w:uiPriority w:val="99"/>
     <w:qFormat/>
     <w:tblPr>
       <w:tblBorders>
-        <w:top w:val="single" w:sz="4" w:space="0" w:color="7F7F7F" w:themeColor="text1" w:themeTint="80"/>
-        <w:bottom w:val="single" w:sz="4" w:space="0" w:color="7F7F7F" w:themeColor="text1" w:themeTint="80"/>
+        <w:top w:val="single" w:color="7F7F7F" w:themeColor="text1" w:themeTint="80" w:sz="4" w:space="0"/>
+        <w:bottom w:val="single" w:color="7F7F7F" w:themeColor="text1" w:themeTint="80" w:sz="4" w:space="0"/>
       </w:tblBorders>
     </w:tblPr>
     <w:tblStylePr w:type="firstRow">
@@ -9305,7 +9317,7 @@
       <w:tblPr/>
       <w:tcPr>
         <w:tcBorders>
-          <w:bottom w:val="single" w:sz="4" w:space="0" w:color="7F7F7F" w:themeColor="text1" w:themeTint="80"/>
+          <w:bottom w:val="single" w:color="7F7F7F" w:themeColor="text1" w:themeTint="80" w:sz="4" w:space="0"/>
         </w:tcBorders>
       </w:tcPr>
     </w:tblStylePr>
@@ -9317,7 +9329,7 @@
       <w:tblPr/>
       <w:tcPr>
         <w:tcBorders>
-          <w:top w:val="single" w:sz="4" w:space="0" w:color="7F7F7F" w:themeColor="text1" w:themeTint="80"/>
+          <w:top w:val="single" w:color="7F7F7F" w:themeColor="text1" w:themeTint="80" w:sz="4" w:space="0"/>
         </w:tcBorders>
       </w:tcPr>
     </w:tblStylePr>
@@ -9358,15 +9370,15 @@
       </w:rPr>
     </w:tblStylePr>
   </w:style>
-  <w:style w:type="table" w:customStyle="1" w:styleId="ListTable6Colorful-Accent11">
+  <w:style w:type="table" w:styleId="ListTable6Colorful-Accent11" w:customStyle="1">
     <w:name w:val="List Table 6 Colorful - Accent 11"/>
     <w:basedOn w:val="TableNormal"/>
     <w:uiPriority w:val="99"/>
     <w:qFormat/>
     <w:tblPr>
       <w:tblBorders>
-        <w:top w:val="single" w:sz="4" w:space="0" w:color="4F81BD" w:themeColor="accent1"/>
-        <w:bottom w:val="single" w:sz="4" w:space="0" w:color="4F81BD" w:themeColor="accent1"/>
+        <w:top w:val="single" w:color="4F81BD" w:themeColor="accent1" w:sz="4" w:space="0"/>
+        <w:bottom w:val="single" w:color="4F81BD" w:themeColor="accent1" w:sz="4" w:space="0"/>
       </w:tblBorders>
     </w:tblPr>
     <w:tblStylePr w:type="firstRow">
@@ -9377,7 +9389,7 @@
       <w:tblPr/>
       <w:tcPr>
         <w:tcBorders>
-          <w:bottom w:val="single" w:sz="4" w:space="0" w:color="4F81BD" w:themeColor="accent1"/>
+          <w:bottom w:val="single" w:color="4F81BD" w:themeColor="accent1" w:sz="4" w:space="0"/>
         </w:tcBorders>
       </w:tcPr>
     </w:tblStylePr>
@@ -9389,7 +9401,7 @@
       <w:tblPr/>
       <w:tcPr>
         <w:tcBorders>
-          <w:top w:val="single" w:sz="4" w:space="0" w:color="4F81BD" w:themeColor="accent1"/>
+          <w:top w:val="single" w:color="4F81BD" w:themeColor="accent1" w:sz="4" w:space="0"/>
         </w:tcBorders>
       </w:tcPr>
     </w:tblStylePr>
@@ -9430,15 +9442,15 @@
       </w:rPr>
     </w:tblStylePr>
   </w:style>
-  <w:style w:type="table" w:customStyle="1" w:styleId="ListTable6Colorful-Accent21">
+  <w:style w:type="table" w:styleId="ListTable6Colorful-Accent21" w:customStyle="1">
     <w:name w:val="List Table 6 Colorful - Accent 21"/>
     <w:basedOn w:val="TableNormal"/>
     <w:uiPriority w:val="99"/>
     <w:qFormat/>
     <w:tblPr>
       <w:tblBorders>
-        <w:top w:val="single" w:sz="4" w:space="0" w:color="D99695" w:themeColor="accent2" w:themeTint="97"/>
-        <w:bottom w:val="single" w:sz="4" w:space="0" w:color="D99695" w:themeColor="accent2" w:themeTint="97"/>
+        <w:top w:val="single" w:color="D99695" w:themeColor="accent2" w:themeTint="97" w:sz="4" w:space="0"/>
+        <w:bottom w:val="single" w:color="D99695" w:themeColor="accent2" w:themeTint="97" w:sz="4" w:space="0"/>
       </w:tblBorders>
     </w:tblPr>
     <w:tblStylePr w:type="firstRow">
@@ -9449,7 +9461,7 @@
       <w:tblPr/>
       <w:tcPr>
         <w:tcBorders>
-          <w:bottom w:val="single" w:sz="4" w:space="0" w:color="D99695" w:themeColor="accent2" w:themeTint="97"/>
+          <w:bottom w:val="single" w:color="D99695" w:themeColor="accent2" w:themeTint="97" w:sz="4" w:space="0"/>
         </w:tcBorders>
       </w:tcPr>
     </w:tblStylePr>
@@ -9461,7 +9473,7 @@
       <w:tblPr/>
       <w:tcPr>
         <w:tcBorders>
-          <w:top w:val="single" w:sz="4" w:space="0" w:color="D99695" w:themeColor="accent2" w:themeTint="97"/>
+          <w:top w:val="single" w:color="D99695" w:themeColor="accent2" w:themeTint="97" w:sz="4" w:space="0"/>
         </w:tcBorders>
       </w:tcPr>
     </w:tblStylePr>
@@ -9502,15 +9514,15 @@
       </w:rPr>
     </w:tblStylePr>
   </w:style>
-  <w:style w:type="table" w:customStyle="1" w:styleId="ListTable6Colorful-Accent31">
+  <w:style w:type="table" w:styleId="ListTable6Colorful-Accent31" w:customStyle="1">
     <w:name w:val="List Table 6 Colorful - Accent 31"/>
     <w:basedOn w:val="TableNormal"/>
     <w:uiPriority w:val="99"/>
     <w:qFormat/>
     <w:tblPr>
       <w:tblBorders>
-        <w:top w:val="single" w:sz="4" w:space="0" w:color="C3D69B" w:themeColor="accent3" w:themeTint="98"/>
-        <w:bottom w:val="single" w:sz="4" w:space="0" w:color="C3D69B" w:themeColor="accent3" w:themeTint="98"/>
+        <w:top w:val="single" w:color="C3D69B" w:themeColor="accent3" w:themeTint="98" w:sz="4" w:space="0"/>
+        <w:bottom w:val="single" w:color="C3D69B" w:themeColor="accent3" w:themeTint="98" w:sz="4" w:space="0"/>
       </w:tblBorders>
     </w:tblPr>
     <w:tblStylePr w:type="firstRow">
@@ -9521,7 +9533,7 @@
       <w:tblPr/>
       <w:tcPr>
         <w:tcBorders>
-          <w:bottom w:val="single" w:sz="4" w:space="0" w:color="C3D69B" w:themeColor="accent3" w:themeTint="98"/>
+          <w:bottom w:val="single" w:color="C3D69B" w:themeColor="accent3" w:themeTint="98" w:sz="4" w:space="0"/>
         </w:tcBorders>
       </w:tcPr>
     </w:tblStylePr>
@@ -9533,7 +9545,7 @@
       <w:tblPr/>
       <w:tcPr>
         <w:tcBorders>
-          <w:top w:val="single" w:sz="4" w:space="0" w:color="C3D69B" w:themeColor="accent3" w:themeTint="98"/>
+          <w:top w:val="single" w:color="C3D69B" w:themeColor="accent3" w:themeTint="98" w:sz="4" w:space="0"/>
         </w:tcBorders>
       </w:tcPr>
     </w:tblStylePr>
@@ -9574,15 +9586,15 @@
       </w:rPr>
     </w:tblStylePr>
   </w:style>
-  <w:style w:type="table" w:customStyle="1" w:styleId="ListTable6Colorful-Accent41">
+  <w:style w:type="table" w:styleId="ListTable6Colorful-Accent41" w:customStyle="1">
     <w:name w:val="List Table 6 Colorful - Accent 41"/>
     <w:basedOn w:val="TableNormal"/>
     <w:uiPriority w:val="99"/>
     <w:qFormat/>
     <w:tblPr>
       <w:tblBorders>
-        <w:top w:val="single" w:sz="4" w:space="0" w:color="B2A1C6" w:themeColor="accent4" w:themeTint="9A"/>
-        <w:bottom w:val="single" w:sz="4" w:space="0" w:color="B2A1C6" w:themeColor="accent4" w:themeTint="9A"/>
+        <w:top w:val="single" w:color="B2A1C6" w:themeColor="accent4" w:themeTint="9A" w:sz="4" w:space="0"/>
+        <w:bottom w:val="single" w:color="B2A1C6" w:themeColor="accent4" w:themeTint="9A" w:sz="4" w:space="0"/>
       </w:tblBorders>
     </w:tblPr>
     <w:tblStylePr w:type="firstRow">
@@ -9593,7 +9605,7 @@
       <w:tblPr/>
       <w:tcPr>
         <w:tcBorders>
-          <w:bottom w:val="single" w:sz="4" w:space="0" w:color="B2A1C6" w:themeColor="accent4" w:themeTint="9A"/>
+          <w:bottom w:val="single" w:color="B2A1C6" w:themeColor="accent4" w:themeTint="9A" w:sz="4" w:space="0"/>
         </w:tcBorders>
       </w:tcPr>
     </w:tblStylePr>
@@ -9605,7 +9617,7 @@
       <w:tblPr/>
       <w:tcPr>
         <w:tcBorders>
-          <w:top w:val="single" w:sz="4" w:space="0" w:color="B2A1C6" w:themeColor="accent4" w:themeTint="9A"/>
+          <w:top w:val="single" w:color="B2A1C6" w:themeColor="accent4" w:themeTint="9A" w:sz="4" w:space="0"/>
         </w:tcBorders>
       </w:tcPr>
     </w:tblStylePr>
@@ -9646,15 +9658,15 @@
       </w:rPr>
     </w:tblStylePr>
   </w:style>
-  <w:style w:type="table" w:customStyle="1" w:styleId="ListTable6Colorful-Accent51">
+  <w:style w:type="table" w:styleId="ListTable6Colorful-Accent51" w:customStyle="1">
     <w:name w:val="List Table 6 Colorful - Accent 51"/>
     <w:basedOn w:val="TableNormal"/>
     <w:uiPriority w:val="99"/>
     <w:qFormat/>
     <w:tblPr>
       <w:tblBorders>
-        <w:top w:val="single" w:sz="4" w:space="0" w:color="92CCDC" w:themeColor="accent5" w:themeTint="9A"/>
-        <w:bottom w:val="single" w:sz="4" w:space="0" w:color="92CCDC" w:themeColor="accent5" w:themeTint="9A"/>
+        <w:top w:val="single" w:color="92CCDC" w:themeColor="accent5" w:themeTint="9A" w:sz="4" w:space="0"/>
+        <w:bottom w:val="single" w:color="92CCDC" w:themeColor="accent5" w:themeTint="9A" w:sz="4" w:space="0"/>
       </w:tblBorders>
     </w:tblPr>
     <w:tblStylePr w:type="firstRow">
@@ -9665,7 +9677,7 @@
       <w:tblPr/>
       <w:tcPr>
         <w:tcBorders>
-          <w:bottom w:val="single" w:sz="4" w:space="0" w:color="92CCDC" w:themeColor="accent5" w:themeTint="9A"/>
+          <w:bottom w:val="single" w:color="92CCDC" w:themeColor="accent5" w:themeTint="9A" w:sz="4" w:space="0"/>
         </w:tcBorders>
       </w:tcPr>
     </w:tblStylePr>
@@ -9677,7 +9689,7 @@
       <w:tblPr/>
       <w:tcPr>
         <w:tcBorders>
-          <w:top w:val="single" w:sz="4" w:space="0" w:color="92CCDC" w:themeColor="accent5" w:themeTint="9A"/>
+          <w:top w:val="single" w:color="92CCDC" w:themeColor="accent5" w:themeTint="9A" w:sz="4" w:space="0"/>
         </w:tcBorders>
       </w:tcPr>
     </w:tblStylePr>
@@ -9718,15 +9730,15 @@
       </w:rPr>
     </w:tblStylePr>
   </w:style>
-  <w:style w:type="table" w:customStyle="1" w:styleId="ListTable6Colorful-Accent61">
+  <w:style w:type="table" w:styleId="ListTable6Colorful-Accent61" w:customStyle="1">
     <w:name w:val="List Table 6 Colorful - Accent 61"/>
     <w:basedOn w:val="TableNormal"/>
     <w:uiPriority w:val="99"/>
     <w:qFormat/>
     <w:tblPr>
       <w:tblBorders>
-        <w:top w:val="single" w:sz="4" w:space="0" w:color="FAC090" w:themeColor="accent6" w:themeTint="98"/>
-        <w:bottom w:val="single" w:sz="4" w:space="0" w:color="FAC090" w:themeColor="accent6" w:themeTint="98"/>
+        <w:top w:val="single" w:color="FAC090" w:themeColor="accent6" w:themeTint="98" w:sz="4" w:space="0"/>
+        <w:bottom w:val="single" w:color="FAC090" w:themeColor="accent6" w:themeTint="98" w:sz="4" w:space="0"/>
       </w:tblBorders>
     </w:tblPr>
     <w:tblStylePr w:type="firstRow">
@@ -9737,7 +9749,7 @@
       <w:tblPr/>
       <w:tcPr>
         <w:tcBorders>
-          <w:bottom w:val="single" w:sz="4" w:space="0" w:color="FAC090" w:themeColor="accent6" w:themeTint="98"/>
+          <w:bottom w:val="single" w:color="FAC090" w:themeColor="accent6" w:themeTint="98" w:sz="4" w:space="0"/>
         </w:tcBorders>
       </w:tcPr>
     </w:tblStylePr>
@@ -9749,7 +9761,7 @@
       <w:tblPr/>
       <w:tcPr>
         <w:tcBorders>
-          <w:top w:val="single" w:sz="4" w:space="0" w:color="FAC090" w:themeColor="accent6" w:themeTint="98"/>
+          <w:top w:val="single" w:color="FAC090" w:themeColor="accent6" w:themeTint="98" w:sz="4" w:space="0"/>
         </w:tcBorders>
       </w:tcPr>
     </w:tblStylePr>
@@ -9790,14 +9802,14 @@
       </w:rPr>
     </w:tblStylePr>
   </w:style>
-  <w:style w:type="table" w:customStyle="1" w:styleId="ListTable7Colorful1">
+  <w:style w:type="table" w:styleId="ListTable7Colorful1" w:customStyle="1">
     <w:name w:val="List Table 7 Colorful1"/>
     <w:basedOn w:val="TableNormal"/>
     <w:uiPriority w:val="99"/>
     <w:qFormat/>
     <w:tblPr>
       <w:tblBorders>
-        <w:right w:val="single" w:sz="4" w:space="0" w:color="7F7F7F" w:themeColor="text1" w:themeTint="80"/>
+        <w:right w:val="single" w:color="7F7F7F" w:themeColor="text1" w:themeTint="80" w:sz="4" w:space="0"/>
       </w:tblBorders>
     </w:tblPr>
     <w:tblStylePr w:type="firstRow">
@@ -9812,7 +9824,7 @@
         <w:tcBorders>
           <w:top w:val="nil"/>
           <w:left w:val="nil"/>
-          <w:bottom w:val="single" w:sz="4" w:space="0" w:color="7F7F7F" w:themeColor="text1" w:themeTint="80"/>
+          <w:bottom w:val="single" w:color="7F7F7F" w:themeColor="text1" w:themeTint="80" w:sz="4" w:space="0"/>
           <w:right w:val="nil"/>
         </w:tcBorders>
         <w:shd w:val="clear" w:color="FFFFFF" w:themeColor="light1" w:fill="FFFFFF" w:themeFill="light1"/>
@@ -9828,7 +9840,7 @@
       <w:tblPr/>
       <w:tcPr>
         <w:tcBorders>
-          <w:top w:val="single" w:sz="4" w:space="0" w:color="7F7F7F" w:themeColor="text1" w:themeTint="80"/>
+          <w:top w:val="single" w:color="7F7F7F" w:themeColor="text1" w:themeTint="80" w:sz="4" w:space="0"/>
           <w:left w:val="nil"/>
           <w:bottom w:val="nil"/>
           <w:right w:val="nil"/>
@@ -9852,7 +9864,7 @@
           <w:top w:val="nil"/>
           <w:left w:val="nil"/>
           <w:bottom w:val="nil"/>
-          <w:right w:val="single" w:sz="4" w:space="0" w:color="7F7F7F" w:themeColor="text1" w:themeTint="80"/>
+          <w:right w:val="single" w:color="7F7F7F" w:themeColor="text1" w:themeTint="80" w:sz="4" w:space="0"/>
         </w:tcBorders>
         <w:shd w:val="clear" w:color="FFFFFF" w:fill="auto"/>
       </w:tcPr>
@@ -9868,7 +9880,7 @@
       <w:tcPr>
         <w:tcBorders>
           <w:top w:val="nil"/>
-          <w:left w:val="single" w:sz="4" w:space="0" w:color="7F7F7F" w:themeColor="text1" w:themeTint="80"/>
+          <w:left w:val="single" w:color="7F7F7F" w:themeColor="text1" w:themeTint="80" w:sz="4" w:space="0"/>
           <w:bottom w:val="nil"/>
           <w:right w:val="nil"/>
         </w:tcBorders>
@@ -9900,14 +9912,14 @@
       </w:rPr>
     </w:tblStylePr>
   </w:style>
-  <w:style w:type="table" w:customStyle="1" w:styleId="ListTable7Colorful-Accent11">
+  <w:style w:type="table" w:styleId="ListTable7Colorful-Accent11" w:customStyle="1">
     <w:name w:val="List Table 7 Colorful - Accent 11"/>
     <w:basedOn w:val="TableNormal"/>
     <w:uiPriority w:val="99"/>
     <w:qFormat/>
     <w:tblPr>
       <w:tblBorders>
-        <w:right w:val="single" w:sz="4" w:space="0" w:color="4F81BD" w:themeColor="accent1"/>
+        <w:right w:val="single" w:color="4F81BD" w:themeColor="accent1" w:sz="4" w:space="0"/>
       </w:tblBorders>
     </w:tblPr>
     <w:tblStylePr w:type="firstRow">
@@ -9922,7 +9934,7 @@
         <w:tcBorders>
           <w:top w:val="nil"/>
           <w:left w:val="nil"/>
-          <w:bottom w:val="single" w:sz="4" w:space="0" w:color="4F81BD" w:themeColor="accent1"/>
+          <w:bottom w:val="single" w:color="4F81BD" w:themeColor="accent1" w:sz="4" w:space="0"/>
           <w:right w:val="nil"/>
         </w:tcBorders>
         <w:shd w:val="clear" w:color="FFFFFF" w:themeColor="light1" w:fill="FFFFFF" w:themeFill="light1"/>
@@ -9938,7 +9950,7 @@
       <w:tblPr/>
       <w:tcPr>
         <w:tcBorders>
-          <w:top w:val="single" w:sz="4" w:space="0" w:color="4F81BD" w:themeColor="accent1"/>
+          <w:top w:val="single" w:color="4F81BD" w:themeColor="accent1" w:sz="4" w:space="0"/>
           <w:left w:val="nil"/>
           <w:bottom w:val="nil"/>
           <w:right w:val="nil"/>
@@ -9962,7 +9974,7 @@
           <w:top w:val="nil"/>
           <w:left w:val="nil"/>
           <w:bottom w:val="nil"/>
-          <w:right w:val="single" w:sz="4" w:space="0" w:color="4F81BD" w:themeColor="accent1"/>
+          <w:right w:val="single" w:color="4F81BD" w:themeColor="accent1" w:sz="4" w:space="0"/>
         </w:tcBorders>
         <w:shd w:val="clear" w:color="FFFFFF" w:fill="auto"/>
       </w:tcPr>
@@ -9978,7 +9990,7 @@
       <w:tcPr>
         <w:tcBorders>
           <w:top w:val="nil"/>
-          <w:left w:val="single" w:sz="4" w:space="0" w:color="4F81BD" w:themeColor="accent1"/>
+          <w:left w:val="single" w:color="4F81BD" w:themeColor="accent1" w:sz="4" w:space="0"/>
           <w:bottom w:val="nil"/>
           <w:right w:val="nil"/>
         </w:tcBorders>
@@ -10010,14 +10022,14 @@
       </w:rPr>
     </w:tblStylePr>
   </w:style>
-  <w:style w:type="table" w:customStyle="1" w:styleId="ListTable7Colorful-Accent21">
+  <w:style w:type="table" w:styleId="ListTable7Colorful-Accent21" w:customStyle="1">
     <w:name w:val="List Table 7 Colorful - Accent 21"/>
     <w:basedOn w:val="TableNormal"/>
     <w:uiPriority w:val="99"/>
     <w:qFormat/>
     <w:tblPr>
       <w:tblBorders>
-        <w:right w:val="single" w:sz="4" w:space="0" w:color="D99695" w:themeColor="accent2" w:themeTint="97"/>
+        <w:right w:val="single" w:color="D99695" w:themeColor="accent2" w:themeTint="97" w:sz="4" w:space="0"/>
       </w:tblBorders>
     </w:tblPr>
     <w:tblStylePr w:type="firstRow">
@@ -10032,7 +10044,7 @@
         <w:tcBorders>
           <w:top w:val="nil"/>
           <w:left w:val="nil"/>
-          <w:bottom w:val="single" w:sz="4" w:space="0" w:color="D99695" w:themeColor="accent2" w:themeTint="97"/>
+          <w:bottom w:val="single" w:color="D99695" w:themeColor="accent2" w:themeTint="97" w:sz="4" w:space="0"/>
           <w:right w:val="nil"/>
         </w:tcBorders>
         <w:shd w:val="clear" w:color="FFFFFF" w:themeColor="light1" w:fill="FFFFFF" w:themeFill="light1"/>
@@ -10048,7 +10060,7 @@
       <w:tblPr/>
       <w:tcPr>
         <w:tcBorders>
-          <w:top w:val="single" w:sz="4" w:space="0" w:color="D99695" w:themeColor="accent2" w:themeTint="97"/>
+          <w:top w:val="single" w:color="D99695" w:themeColor="accent2" w:themeTint="97" w:sz="4" w:space="0"/>
           <w:left w:val="nil"/>
           <w:bottom w:val="nil"/>
           <w:right w:val="nil"/>
@@ -10072,7 +10084,7 @@
           <w:top w:val="nil"/>
           <w:left w:val="nil"/>
           <w:bottom w:val="nil"/>
-          <w:right w:val="single" w:sz="4" w:space="0" w:color="D99695" w:themeColor="accent2" w:themeTint="97"/>
+          <w:right w:val="single" w:color="D99695" w:themeColor="accent2" w:themeTint="97" w:sz="4" w:space="0"/>
         </w:tcBorders>
         <w:shd w:val="clear" w:color="FFFFFF" w:fill="auto"/>
       </w:tcPr>
@@ -10088,7 +10100,7 @@
       <w:tcPr>
         <w:tcBorders>
           <w:top w:val="nil"/>
-          <w:left w:val="single" w:sz="4" w:space="0" w:color="D99695" w:themeColor="accent2" w:themeTint="97"/>
+          <w:left w:val="single" w:color="D99695" w:themeColor="accent2" w:themeTint="97" w:sz="4" w:space="0"/>
           <w:bottom w:val="nil"/>
           <w:right w:val="nil"/>
         </w:tcBorders>
@@ -10120,14 +10132,14 @@
       </w:rPr>
     </w:tblStylePr>
   </w:style>
-  <w:style w:type="table" w:customStyle="1" w:styleId="ListTable7Colorful-Accent31">
+  <w:style w:type="table" w:styleId="ListTable7Colorful-Accent31" w:customStyle="1">
     <w:name w:val="List Table 7 Colorful - Accent 31"/>
     <w:basedOn w:val="TableNormal"/>
     <w:uiPriority w:val="99"/>
     <w:qFormat/>
     <w:tblPr>
       <w:tblBorders>
-        <w:right w:val="single" w:sz="4" w:space="0" w:color="C3D69B" w:themeColor="accent3" w:themeTint="98"/>
+        <w:right w:val="single" w:color="C3D69B" w:themeColor="accent3" w:themeTint="98" w:sz="4" w:space="0"/>
       </w:tblBorders>
     </w:tblPr>
     <w:tblStylePr w:type="firstRow">
@@ -10142,7 +10154,7 @@
         <w:tcBorders>
           <w:top w:val="nil"/>
           <w:left w:val="nil"/>
-          <w:bottom w:val="single" w:sz="4" w:space="0" w:color="C3D69B" w:themeColor="accent3" w:themeTint="98"/>
+          <w:bottom w:val="single" w:color="C3D69B" w:themeColor="accent3" w:themeTint="98" w:sz="4" w:space="0"/>
           <w:right w:val="nil"/>
         </w:tcBorders>
         <w:shd w:val="clear" w:color="FFFFFF" w:themeColor="light1" w:fill="FFFFFF" w:themeFill="light1"/>
@@ -10158,7 +10170,7 @@
       <w:tblPr/>
       <w:tcPr>
         <w:tcBorders>
-          <w:top w:val="single" w:sz="4" w:space="0" w:color="C3D69B" w:themeColor="accent3" w:themeTint="98"/>
+          <w:top w:val="single" w:color="C3D69B" w:themeColor="accent3" w:themeTint="98" w:sz="4" w:space="0"/>
           <w:left w:val="nil"/>
           <w:bottom w:val="nil"/>
           <w:right w:val="nil"/>
@@ -10182,7 +10194,7 @@
           <w:top w:val="nil"/>
           <w:left w:val="nil"/>
           <w:bottom w:val="nil"/>
-          <w:right w:val="single" w:sz="4" w:space="0" w:color="C3D69B" w:themeColor="accent3" w:themeTint="98"/>
+          <w:right w:val="single" w:color="C3D69B" w:themeColor="accent3" w:themeTint="98" w:sz="4" w:space="0"/>
         </w:tcBorders>
         <w:shd w:val="clear" w:color="FFFFFF" w:fill="auto"/>
       </w:tcPr>
@@ -10198,7 +10210,7 @@
       <w:tcPr>
         <w:tcBorders>
           <w:top w:val="nil"/>
-          <w:left w:val="single" w:sz="4" w:space="0" w:color="C3D69B" w:themeColor="accent3" w:themeTint="98"/>
+          <w:left w:val="single" w:color="C3D69B" w:themeColor="accent3" w:themeTint="98" w:sz="4" w:space="0"/>
           <w:bottom w:val="nil"/>
           <w:right w:val="nil"/>
         </w:tcBorders>
@@ -10230,14 +10242,14 @@
       </w:rPr>
     </w:tblStylePr>
   </w:style>
-  <w:style w:type="table" w:customStyle="1" w:styleId="ListTable7Colorful-Accent41">
+  <w:style w:type="table" w:styleId="ListTable7Colorful-Accent41" w:customStyle="1">
     <w:name w:val="List Table 7 Colorful - Accent 41"/>
     <w:basedOn w:val="TableNormal"/>
     <w:uiPriority w:val="99"/>
     <w:qFormat/>
     <w:tblPr>
       <w:tblBorders>
-        <w:right w:val="single" w:sz="4" w:space="0" w:color="B2A1C6" w:themeColor="accent4" w:themeTint="9A"/>
+        <w:right w:val="single" w:color="B2A1C6" w:themeColor="accent4" w:themeTint="9A" w:sz="4" w:space="0"/>
       </w:tblBorders>
     </w:tblPr>
     <w:tblStylePr w:type="firstRow">
@@ -10252,7 +10264,7 @@
         <w:tcBorders>
           <w:top w:val="nil"/>
           <w:left w:val="nil"/>
-          <w:bottom w:val="single" w:sz="4" w:space="0" w:color="B2A1C6" w:themeColor="accent4" w:themeTint="9A"/>
+          <w:bottom w:val="single" w:color="B2A1C6" w:themeColor="accent4" w:themeTint="9A" w:sz="4" w:space="0"/>
           <w:right w:val="nil"/>
         </w:tcBorders>
         <w:shd w:val="clear" w:color="FFFFFF" w:themeColor="light1" w:fill="FFFFFF" w:themeFill="light1"/>
@@ -10268,7 +10280,7 @@
       <w:tblPr/>
       <w:tcPr>
         <w:tcBorders>
-          <w:top w:val="single" w:sz="4" w:space="0" w:color="B2A1C6" w:themeColor="accent4" w:themeTint="9A"/>
+          <w:top w:val="single" w:color="B2A1C6" w:themeColor="accent4" w:themeTint="9A" w:sz="4" w:space="0"/>
           <w:left w:val="nil"/>
           <w:bottom w:val="nil"/>
           <w:right w:val="nil"/>
@@ -10292,7 +10304,7 @@
           <w:top w:val="nil"/>
           <w:left w:val="nil"/>
           <w:bottom w:val="nil"/>
-          <w:right w:val="single" w:sz="4" w:space="0" w:color="B2A1C6" w:themeColor="accent4" w:themeTint="9A"/>
+          <w:right w:val="single" w:color="B2A1C6" w:themeColor="accent4" w:themeTint="9A" w:sz="4" w:space="0"/>
         </w:tcBorders>
         <w:shd w:val="clear" w:color="FFFFFF" w:fill="auto"/>
       </w:tcPr>
@@ -10308,7 +10320,7 @@
       <w:tcPr>
         <w:tcBorders>
           <w:top w:val="nil"/>
-          <w:left w:val="single" w:sz="4" w:space="0" w:color="B2A1C6" w:themeColor="accent4" w:themeTint="9A"/>
+          <w:left w:val="single" w:color="B2A1C6" w:themeColor="accent4" w:themeTint="9A" w:sz="4" w:space="0"/>
           <w:bottom w:val="nil"/>
           <w:right w:val="nil"/>
         </w:tcBorders>
@@ -10340,14 +10352,14 @@
       </w:rPr>
     </w:tblStylePr>
   </w:style>
-  <w:style w:type="table" w:customStyle="1" w:styleId="ListTable7Colorful-Accent51">
+  <w:style w:type="table" w:styleId="ListTable7Colorful-Accent51" w:customStyle="1">
     <w:name w:val="List Table 7 Colorful - Accent 51"/>
     <w:basedOn w:val="TableNormal"/>
     <w:uiPriority w:val="99"/>
     <w:qFormat/>
     <w:tblPr>
       <w:tblBorders>
-        <w:right w:val="single" w:sz="4" w:space="0" w:color="92CCDC" w:themeColor="accent5" w:themeTint="9A"/>
+        <w:right w:val="single" w:color="92CCDC" w:themeColor="accent5" w:themeTint="9A" w:sz="4" w:space="0"/>
       </w:tblBorders>
     </w:tblPr>
     <w:tblStylePr w:type="firstRow">
@@ -10362,7 +10374,7 @@
         <w:tcBorders>
           <w:top w:val="nil"/>
           <w:left w:val="nil"/>
-          <w:bottom w:val="single" w:sz="4" w:space="0" w:color="92CCDC" w:themeColor="accent5" w:themeTint="9A"/>
+          <w:bottom w:val="single" w:color="92CCDC" w:themeColor="accent5" w:themeTint="9A" w:sz="4" w:space="0"/>
           <w:right w:val="nil"/>
         </w:tcBorders>
         <w:shd w:val="clear" w:color="FFFFFF" w:themeColor="light1" w:fill="FFFFFF" w:themeFill="light1"/>
@@ -10378,7 +10390,7 @@
       <w:tblPr/>
       <w:tcPr>
         <w:tcBorders>
-          <w:top w:val="single" w:sz="4" w:space="0" w:color="92CCDC" w:themeColor="accent5" w:themeTint="9A"/>
+          <w:top w:val="single" w:color="92CCDC" w:themeColor="accent5" w:themeTint="9A" w:sz="4" w:space="0"/>
           <w:left w:val="nil"/>
           <w:bottom w:val="nil"/>
           <w:right w:val="nil"/>
@@ -10402,7 +10414,7 @@
           <w:top w:val="nil"/>
           <w:left w:val="nil"/>
           <w:bottom w:val="nil"/>
-          <w:right w:val="single" w:sz="4" w:space="0" w:color="92CCDC" w:themeColor="accent5" w:themeTint="9A"/>
+          <w:right w:val="single" w:color="92CCDC" w:themeColor="accent5" w:themeTint="9A" w:sz="4" w:space="0"/>
         </w:tcBorders>
         <w:shd w:val="clear" w:color="FFFFFF" w:fill="auto"/>
       </w:tcPr>
@@ -10418,7 +10430,7 @@
       <w:tcPr>
         <w:tcBorders>
           <w:top w:val="nil"/>
-          <w:left w:val="single" w:sz="4" w:space="0" w:color="92CCDC" w:themeColor="accent5" w:themeTint="9A"/>
+          <w:left w:val="single" w:color="92CCDC" w:themeColor="accent5" w:themeTint="9A" w:sz="4" w:space="0"/>
           <w:bottom w:val="nil"/>
           <w:right w:val="nil"/>
         </w:tcBorders>
@@ -10450,14 +10462,14 @@
       </w:rPr>
     </w:tblStylePr>
   </w:style>
-  <w:style w:type="table" w:customStyle="1" w:styleId="ListTable7Colorful-Accent61">
+  <w:style w:type="table" w:styleId="ListTable7Colorful-Accent61" w:customStyle="1">
     <w:name w:val="List Table 7 Colorful - Accent 61"/>
     <w:basedOn w:val="TableNormal"/>
     <w:uiPriority w:val="99"/>
     <w:qFormat/>
     <w:tblPr>
       <w:tblBorders>
-        <w:right w:val="single" w:sz="4" w:space="0" w:color="FAC090" w:themeColor="accent6" w:themeTint="98"/>
+        <w:right w:val="single" w:color="FAC090" w:themeColor="accent6" w:themeTint="98" w:sz="4" w:space="0"/>
       </w:tblBorders>
     </w:tblPr>
     <w:tblStylePr w:type="firstRow">
@@ -10472,7 +10484,7 @@
         <w:tcBorders>
           <w:top w:val="nil"/>
           <w:left w:val="nil"/>
-          <w:bottom w:val="single" w:sz="4" w:space="0" w:color="FAC090" w:themeColor="accent6" w:themeTint="98"/>
+          <w:bottom w:val="single" w:color="FAC090" w:themeColor="accent6" w:themeTint="98" w:sz="4" w:space="0"/>
           <w:right w:val="nil"/>
         </w:tcBorders>
         <w:shd w:val="clear" w:color="FFFFFF" w:themeColor="light1" w:fill="FFFFFF" w:themeFill="light1"/>
@@ -10488,7 +10500,7 @@
       <w:tblPr/>
       <w:tcPr>
         <w:tcBorders>
-          <w:top w:val="single" w:sz="4" w:space="0" w:color="FAC090" w:themeColor="accent6" w:themeTint="98"/>
+          <w:top w:val="single" w:color="FAC090" w:themeColor="accent6" w:themeTint="98" w:sz="4" w:space="0"/>
           <w:left w:val="nil"/>
           <w:bottom w:val="nil"/>
           <w:right w:val="nil"/>
@@ -10512,7 +10524,7 @@
           <w:top w:val="nil"/>
           <w:left w:val="nil"/>
           <w:bottom w:val="nil"/>
-          <w:right w:val="single" w:sz="4" w:space="0" w:color="FAC090" w:themeColor="accent6" w:themeTint="98"/>
+          <w:right w:val="single" w:color="FAC090" w:themeColor="accent6" w:themeTint="98" w:sz="4" w:space="0"/>
         </w:tcBorders>
         <w:shd w:val="clear" w:color="FFFFFF" w:fill="auto"/>
       </w:tcPr>
@@ -10528,7 +10540,7 @@
       <w:tcPr>
         <w:tcBorders>
           <w:top w:val="nil"/>
-          <w:left w:val="single" w:sz="4" w:space="0" w:color="FAC090" w:themeColor="accent6" w:themeTint="98"/>
+          <w:left w:val="single" w:color="FAC090" w:themeColor="accent6" w:themeTint="98" w:sz="4" w:space="0"/>
           <w:bottom w:val="nil"/>
           <w:right w:val="nil"/>
         </w:tcBorders>
@@ -10560,7 +10572,7 @@
       </w:rPr>
     </w:tblStylePr>
   </w:style>
-  <w:style w:type="table" w:customStyle="1" w:styleId="Lined-Accent">
+  <w:style w:type="table" w:styleId="Lined-Accent" w:customStyle="1">
     <w:name w:val="Lined - Accent"/>
     <w:basedOn w:val="TableNormal"/>
     <w:uiPriority w:val="99"/>
@@ -10650,7 +10662,7 @@
       </w:tcPr>
     </w:tblStylePr>
   </w:style>
-  <w:style w:type="table" w:customStyle="1" w:styleId="Lined-Accent1">
+  <w:style w:type="table" w:styleId="Lined-Accent1" w:customStyle="1">
     <w:name w:val="Lined - Accent 1"/>
     <w:basedOn w:val="TableNormal"/>
     <w:uiPriority w:val="99"/>
@@ -10740,7 +10752,7 @@
       </w:tcPr>
     </w:tblStylePr>
   </w:style>
-  <w:style w:type="table" w:customStyle="1" w:styleId="Lined-Accent2">
+  <w:style w:type="table" w:styleId="Lined-Accent2" w:customStyle="1">
     <w:name w:val="Lined - Accent 2"/>
     <w:basedOn w:val="TableNormal"/>
     <w:uiPriority w:val="99"/>
@@ -10830,7 +10842,7 @@
       </w:tcPr>
     </w:tblStylePr>
   </w:style>
-  <w:style w:type="table" w:customStyle="1" w:styleId="Lined-Accent3">
+  <w:style w:type="table" w:styleId="Lined-Accent3" w:customStyle="1">
     <w:name w:val="Lined - Accent 3"/>
     <w:basedOn w:val="TableNormal"/>
     <w:uiPriority w:val="99"/>
@@ -10920,7 +10932,7 @@
       </w:tcPr>
     </w:tblStylePr>
   </w:style>
-  <w:style w:type="table" w:customStyle="1" w:styleId="Lined-Accent4">
+  <w:style w:type="table" w:styleId="Lined-Accent4" w:customStyle="1">
     <w:name w:val="Lined - Accent 4"/>
     <w:basedOn w:val="TableNormal"/>
     <w:uiPriority w:val="99"/>
@@ -11010,7 +11022,7 @@
       </w:tcPr>
     </w:tblStylePr>
   </w:style>
-  <w:style w:type="table" w:customStyle="1" w:styleId="Lined-Accent5">
+  <w:style w:type="table" w:styleId="Lined-Accent5" w:customStyle="1">
     <w:name w:val="Lined - Accent 5"/>
     <w:basedOn w:val="TableNormal"/>
     <w:uiPriority w:val="99"/>
@@ -11100,7 +11112,7 @@
       </w:tcPr>
     </w:tblStylePr>
   </w:style>
-  <w:style w:type="table" w:customStyle="1" w:styleId="Lined-Accent6">
+  <w:style w:type="table" w:styleId="Lined-Accent6" w:customStyle="1">
     <w:name w:val="Lined - Accent 6"/>
     <w:basedOn w:val="TableNormal"/>
     <w:uiPriority w:val="99"/>
@@ -11190,7 +11202,7 @@
       </w:tcPr>
     </w:tblStylePr>
   </w:style>
-  <w:style w:type="table" w:customStyle="1" w:styleId="BorderedLined-Accent">
+  <w:style w:type="table" w:styleId="BorderedLined-Accent" w:customStyle="1">
     <w:name w:val="Bordered &amp; Lined - Accent"/>
     <w:basedOn w:val="TableNormal"/>
     <w:uiPriority w:val="99"/>
@@ -11200,12 +11212,12 @@
     </w:rPr>
     <w:tblPr>
       <w:tblBorders>
-        <w:top w:val="single" w:sz="4" w:space="0" w:color="595959" w:themeColor="text1" w:themeTint="A6"/>
-        <w:left w:val="single" w:sz="4" w:space="0" w:color="595959" w:themeColor="text1" w:themeTint="A6"/>
-        <w:bottom w:val="single" w:sz="4" w:space="0" w:color="595959" w:themeColor="text1" w:themeTint="A6"/>
-        <w:right w:val="single" w:sz="4" w:space="0" w:color="595959" w:themeColor="text1" w:themeTint="A6"/>
-        <w:insideH w:val="single" w:sz="4" w:space="0" w:color="595959" w:themeColor="text1" w:themeTint="A6"/>
-        <w:insideV w:val="single" w:sz="4" w:space="0" w:color="595959" w:themeColor="text1" w:themeTint="A6"/>
+        <w:top w:val="single" w:color="595959" w:themeColor="text1" w:themeTint="A6" w:sz="4" w:space="0"/>
+        <w:left w:val="single" w:color="595959" w:themeColor="text1" w:themeTint="A6" w:sz="4" w:space="0"/>
+        <w:bottom w:val="single" w:color="595959" w:themeColor="text1" w:themeTint="A6" w:sz="4" w:space="0"/>
+        <w:right w:val="single" w:color="595959" w:themeColor="text1" w:themeTint="A6" w:sz="4" w:space="0"/>
+        <w:insideH w:val="single" w:color="595959" w:themeColor="text1" w:themeTint="A6" w:sz="4" w:space="0"/>
+        <w:insideV w:val="single" w:color="595959" w:themeColor="text1" w:themeTint="A6" w:sz="4" w:space="0"/>
       </w:tblBorders>
     </w:tblPr>
     <w:tblStylePr w:type="firstRow">
@@ -11289,7 +11301,7 @@
       </w:tcPr>
     </w:tblStylePr>
   </w:style>
-  <w:style w:type="table" w:customStyle="1" w:styleId="BorderedLined-Accent1">
+  <w:style w:type="table" w:styleId="BorderedLined-Accent1" w:customStyle="1">
     <w:name w:val="Bordered &amp; Lined - Accent 1"/>
     <w:basedOn w:val="TableNormal"/>
     <w:uiPriority w:val="99"/>
@@ -11299,12 +11311,12 @@
     </w:rPr>
     <w:tblPr>
       <w:tblBorders>
-        <w:top w:val="single" w:sz="4" w:space="0" w:color="2A4A71" w:themeColor="accent1" w:themeShade="95"/>
-        <w:left w:val="single" w:sz="4" w:space="0" w:color="2A4A71" w:themeColor="accent1" w:themeShade="95"/>
-        <w:bottom w:val="single" w:sz="4" w:space="0" w:color="2A4A71" w:themeColor="accent1" w:themeShade="95"/>
-        <w:right w:val="single" w:sz="4" w:space="0" w:color="2A4A71" w:themeColor="accent1" w:themeShade="95"/>
-        <w:insideH w:val="single" w:sz="4" w:space="0" w:color="2A4A71" w:themeColor="accent1" w:themeShade="95"/>
-        <w:insideV w:val="single" w:sz="4" w:space="0" w:color="2A4A71" w:themeColor="accent1" w:themeShade="95"/>
+        <w:top w:val="single" w:color="2A4A71" w:themeColor="accent1" w:themeShade="95" w:sz="4" w:space="0"/>
+        <w:left w:val="single" w:color="2A4A71" w:themeColor="accent1" w:themeShade="95" w:sz="4" w:space="0"/>
+        <w:bottom w:val="single" w:color="2A4A71" w:themeColor="accent1" w:themeShade="95" w:sz="4" w:space="0"/>
+        <w:right w:val="single" w:color="2A4A71" w:themeColor="accent1" w:themeShade="95" w:sz="4" w:space="0"/>
+        <w:insideH w:val="single" w:color="2A4A71" w:themeColor="accent1" w:themeShade="95" w:sz="4" w:space="0"/>
+        <w:insideV w:val="single" w:color="2A4A71" w:themeColor="accent1" w:themeShade="95" w:sz="4" w:space="0"/>
       </w:tblBorders>
     </w:tblPr>
     <w:tblStylePr w:type="firstRow">
@@ -11388,7 +11400,7 @@
       </w:tcPr>
     </w:tblStylePr>
   </w:style>
-  <w:style w:type="table" w:customStyle="1" w:styleId="BorderedLined-Accent2">
+  <w:style w:type="table" w:styleId="BorderedLined-Accent2" w:customStyle="1">
     <w:name w:val="Bordered &amp; Lined - Accent 2"/>
     <w:basedOn w:val="TableNormal"/>
     <w:uiPriority w:val="99"/>
@@ -11398,12 +11410,12 @@
     </w:rPr>
     <w:tblPr>
       <w:tblBorders>
-        <w:top w:val="single" w:sz="4" w:space="0" w:color="732A29" w:themeColor="accent2" w:themeShade="95"/>
-        <w:left w:val="single" w:sz="4" w:space="0" w:color="732A29" w:themeColor="accent2" w:themeShade="95"/>
-        <w:bottom w:val="single" w:sz="4" w:space="0" w:color="732A29" w:themeColor="accent2" w:themeShade="95"/>
-        <w:right w:val="single" w:sz="4" w:space="0" w:color="732A29" w:themeColor="accent2" w:themeShade="95"/>
-        <w:insideH w:val="single" w:sz="4" w:space="0" w:color="732A29" w:themeColor="accent2" w:themeShade="95"/>
-        <w:insideV w:val="single" w:sz="4" w:space="0" w:color="732A29" w:themeColor="accent2" w:themeShade="95"/>
+        <w:top w:val="single" w:color="732A29" w:themeColor="accent2" w:themeShade="95" w:sz="4" w:space="0"/>
+        <w:left w:val="single" w:color="732A29" w:themeColor="accent2" w:themeShade="95" w:sz="4" w:space="0"/>
+        <w:bottom w:val="single" w:color="732A29" w:themeColor="accent2" w:themeShade="95" w:sz="4" w:space="0"/>
+        <w:right w:val="single" w:color="732A29" w:themeColor="accent2" w:themeShade="95" w:sz="4" w:space="0"/>
+        <w:insideH w:val="single" w:color="732A29" w:themeColor="accent2" w:themeShade="95" w:sz="4" w:space="0"/>
+        <w:insideV w:val="single" w:color="732A29" w:themeColor="accent2" w:themeShade="95" w:sz="4" w:space="0"/>
       </w:tblBorders>
     </w:tblPr>
     <w:tblStylePr w:type="firstRow">
@@ -11487,7 +11499,7 @@
       </w:tcPr>
     </w:tblStylePr>
   </w:style>
-  <w:style w:type="table" w:customStyle="1" w:styleId="BorderedLined-Accent3">
+  <w:style w:type="table" w:styleId="BorderedLined-Accent3" w:customStyle="1">
     <w:name w:val="Bordered &amp; Lined - Accent 3"/>
     <w:basedOn w:val="TableNormal"/>
     <w:uiPriority w:val="99"/>
@@ -11497,12 +11509,12 @@
     </w:rPr>
     <w:tblPr>
       <w:tblBorders>
-        <w:top w:val="single" w:sz="4" w:space="0" w:color="5B722E" w:themeColor="accent3" w:themeShade="95"/>
-        <w:left w:val="single" w:sz="4" w:space="0" w:color="5B722E" w:themeColor="accent3" w:themeShade="95"/>
-        <w:bottom w:val="single" w:sz="4" w:space="0" w:color="5B722E" w:themeColor="accent3" w:themeShade="95"/>
-        <w:right w:val="single" w:sz="4" w:space="0" w:color="5B722E" w:themeColor="accent3" w:themeShade="95"/>
-        <w:insideH w:val="single" w:sz="4" w:space="0" w:color="5B722E" w:themeColor="accent3" w:themeShade="95"/>
-        <w:insideV w:val="single" w:sz="4" w:space="0" w:color="5B722E" w:themeColor="accent3" w:themeShade="95"/>
+        <w:top w:val="single" w:color="5B722E" w:themeColor="accent3" w:themeShade="95" w:sz="4" w:space="0"/>
+        <w:left w:val="single" w:color="5B722E" w:themeColor="accent3" w:themeShade="95" w:sz="4" w:space="0"/>
+        <w:bottom w:val="single" w:color="5B722E" w:themeColor="accent3" w:themeShade="95" w:sz="4" w:space="0"/>
+        <w:right w:val="single" w:color="5B722E" w:themeColor="accent3" w:themeShade="95" w:sz="4" w:space="0"/>
+        <w:insideH w:val="single" w:color="5B722E" w:themeColor="accent3" w:themeShade="95" w:sz="4" w:space="0"/>
+        <w:insideV w:val="single" w:color="5B722E" w:themeColor="accent3" w:themeShade="95" w:sz="4" w:space="0"/>
       </w:tblBorders>
     </w:tblPr>
     <w:tblStylePr w:type="firstRow">
@@ -11586,7 +11598,7 @@
       </w:tcPr>
     </w:tblStylePr>
   </w:style>
-  <w:style w:type="table" w:customStyle="1" w:styleId="BorderedLined-Accent4">
+  <w:style w:type="table" w:styleId="BorderedLined-Accent4" w:customStyle="1">
     <w:name w:val="Bordered &amp; Lined - Accent 4"/>
     <w:basedOn w:val="TableNormal"/>
     <w:uiPriority w:val="99"/>
@@ -11596,12 +11608,12 @@
     </w:rPr>
     <w:tblPr>
       <w:tblBorders>
-        <w:top w:val="single" w:sz="4" w:space="0" w:color="4A395F" w:themeColor="accent4" w:themeShade="95"/>
-        <w:left w:val="single" w:sz="4" w:space="0" w:color="4A395F" w:themeColor="accent4" w:themeShade="95"/>
-        <w:bottom w:val="single" w:sz="4" w:space="0" w:color="4A395F" w:themeColor="accent4" w:themeShade="95"/>
-        <w:right w:val="single" w:sz="4" w:space="0" w:color="4A395F" w:themeColor="accent4" w:themeShade="95"/>
-        <w:insideH w:val="single" w:sz="4" w:space="0" w:color="4A395F" w:themeColor="accent4" w:themeShade="95"/>
-        <w:insideV w:val="single" w:sz="4" w:space="0" w:color="4A395F" w:themeColor="accent4" w:themeShade="95"/>
+        <w:top w:val="single" w:color="4A395F" w:themeColor="accent4" w:themeShade="95" w:sz="4" w:space="0"/>
+        <w:left w:val="single" w:color="4A395F" w:themeColor="accent4" w:themeShade="95" w:sz="4" w:space="0"/>
+        <w:bottom w:val="single" w:color="4A395F" w:themeColor="accent4" w:themeShade="95" w:sz="4" w:space="0"/>
+        <w:right w:val="single" w:color="4A395F" w:themeColor="accent4" w:themeShade="95" w:sz="4" w:space="0"/>
+        <w:insideH w:val="single" w:color="4A395F" w:themeColor="accent4" w:themeShade="95" w:sz="4" w:space="0"/>
+        <w:insideV w:val="single" w:color="4A395F" w:themeColor="accent4" w:themeShade="95" w:sz="4" w:space="0"/>
       </w:tblBorders>
     </w:tblPr>
     <w:tblStylePr w:type="firstRow">
@@ -11685,7 +11697,7 @@
       </w:tcPr>
     </w:tblStylePr>
   </w:style>
-  <w:style w:type="table" w:customStyle="1" w:styleId="BorderedLined-Accent5">
+  <w:style w:type="table" w:styleId="BorderedLined-Accent5" w:customStyle="1">
     <w:name w:val="Bordered &amp; Lined - Accent 5"/>
     <w:basedOn w:val="TableNormal"/>
     <w:uiPriority w:val="99"/>
@@ -11695,12 +11707,12 @@
     </w:rPr>
     <w:tblPr>
       <w:tblBorders>
-        <w:top w:val="single" w:sz="4" w:space="0" w:color="266779" w:themeColor="accent5" w:themeShade="95"/>
-        <w:left w:val="single" w:sz="4" w:space="0" w:color="266779" w:themeColor="accent5" w:themeShade="95"/>
-        <w:bottom w:val="single" w:sz="4" w:space="0" w:color="266779" w:themeColor="accent5" w:themeShade="95"/>
-        <w:right w:val="single" w:sz="4" w:space="0" w:color="266779" w:themeColor="accent5" w:themeShade="95"/>
-        <w:insideH w:val="single" w:sz="4" w:space="0" w:color="266779" w:themeColor="accent5" w:themeShade="95"/>
-        <w:insideV w:val="single" w:sz="4" w:space="0" w:color="266779" w:themeColor="accent5" w:themeShade="95"/>
+        <w:top w:val="single" w:color="266779" w:themeColor="accent5" w:themeShade="95" w:sz="4" w:space="0"/>
+        <w:left w:val="single" w:color="266779" w:themeColor="accent5" w:themeShade="95" w:sz="4" w:space="0"/>
+        <w:bottom w:val="single" w:color="266779" w:themeColor="accent5" w:themeShade="95" w:sz="4" w:space="0"/>
+        <w:right w:val="single" w:color="266779" w:themeColor="accent5" w:themeShade="95" w:sz="4" w:space="0"/>
+        <w:insideH w:val="single" w:color="266779" w:themeColor="accent5" w:themeShade="95" w:sz="4" w:space="0"/>
+        <w:insideV w:val="single" w:color="266779" w:themeColor="accent5" w:themeShade="95" w:sz="4" w:space="0"/>
       </w:tblBorders>
     </w:tblPr>
     <w:tblStylePr w:type="firstRow">
@@ -11784,7 +11796,7 @@
       </w:tcPr>
     </w:tblStylePr>
   </w:style>
-  <w:style w:type="table" w:customStyle="1" w:styleId="BorderedLined-Accent6">
+  <w:style w:type="table" w:styleId="BorderedLined-Accent6" w:customStyle="1">
     <w:name w:val="Bordered &amp; Lined - Accent 6"/>
     <w:basedOn w:val="TableNormal"/>
     <w:uiPriority w:val="99"/>
@@ -11794,12 +11806,12 @@
     </w:rPr>
     <w:tblPr>
       <w:tblBorders>
-        <w:top w:val="single" w:sz="4" w:space="0" w:color="B15407" w:themeColor="accent6" w:themeShade="95"/>
-        <w:left w:val="single" w:sz="4" w:space="0" w:color="B15407" w:themeColor="accent6" w:themeShade="95"/>
-        <w:bottom w:val="single" w:sz="4" w:space="0" w:color="B15407" w:themeColor="accent6" w:themeShade="95"/>
-        <w:right w:val="single" w:sz="4" w:space="0" w:color="B15407" w:themeColor="accent6" w:themeShade="95"/>
-        <w:insideH w:val="single" w:sz="4" w:space="0" w:color="B15407" w:themeColor="accent6" w:themeShade="95"/>
-        <w:insideV w:val="single" w:sz="4" w:space="0" w:color="B15407" w:themeColor="accent6" w:themeShade="95"/>
+        <w:top w:val="single" w:color="B15407" w:themeColor="accent6" w:themeShade="95" w:sz="4" w:space="0"/>
+        <w:left w:val="single" w:color="B15407" w:themeColor="accent6" w:themeShade="95" w:sz="4" w:space="0"/>
+        <w:bottom w:val="single" w:color="B15407" w:themeColor="accent6" w:themeShade="95" w:sz="4" w:space="0"/>
+        <w:right w:val="single" w:color="B15407" w:themeColor="accent6" w:themeShade="95" w:sz="4" w:space="0"/>
+        <w:insideH w:val="single" w:color="B15407" w:themeColor="accent6" w:themeShade="95" w:sz="4" w:space="0"/>
+        <w:insideV w:val="single" w:color="B15407" w:themeColor="accent6" w:themeShade="95" w:sz="4" w:space="0"/>
       </w:tblBorders>
     </w:tblPr>
     <w:tblStylePr w:type="firstRow">
@@ -11883,19 +11895,19 @@
       </w:tcPr>
     </w:tblStylePr>
   </w:style>
-  <w:style w:type="table" w:customStyle="1" w:styleId="Bordered">
+  <w:style w:type="table" w:styleId="Bordered" w:customStyle="1">
     <w:name w:val="Bordered"/>
     <w:basedOn w:val="TableNormal"/>
     <w:uiPriority w:val="99"/>
     <w:qFormat/>
     <w:tblPr>
       <w:tblBorders>
-        <w:top w:val="single" w:sz="4" w:space="0" w:color="D9D9D9" w:themeColor="text1" w:themeTint="26"/>
-        <w:left w:val="single" w:sz="4" w:space="0" w:color="D9D9D9" w:themeColor="text1" w:themeTint="26"/>
-        <w:bottom w:val="single" w:sz="4" w:space="0" w:color="D9D9D9" w:themeColor="text1" w:themeTint="26"/>
-        <w:right w:val="single" w:sz="4" w:space="0" w:color="D9D9D9" w:themeColor="text1" w:themeTint="26"/>
-        <w:insideH w:val="single" w:sz="4" w:space="0" w:color="D9D9D9" w:themeColor="text1" w:themeTint="26"/>
-        <w:insideV w:val="single" w:sz="4" w:space="0" w:color="D9D9D9" w:themeColor="text1" w:themeTint="26"/>
+        <w:top w:val="single" w:color="D9D9D9" w:themeColor="text1" w:themeTint="26" w:sz="4" w:space="0"/>
+        <w:left w:val="single" w:color="D9D9D9" w:themeColor="text1" w:themeTint="26" w:sz="4" w:space="0"/>
+        <w:bottom w:val="single" w:color="D9D9D9" w:themeColor="text1" w:themeTint="26" w:sz="4" w:space="0"/>
+        <w:right w:val="single" w:color="D9D9D9" w:themeColor="text1" w:themeTint="26" w:sz="4" w:space="0"/>
+        <w:insideH w:val="single" w:color="D9D9D9" w:themeColor="text1" w:themeTint="26" w:sz="4" w:space="0"/>
+        <w:insideV w:val="single" w:color="D9D9D9" w:themeColor="text1" w:themeTint="26" w:sz="4" w:space="0"/>
       </w:tblBorders>
     </w:tblPr>
     <w:tblStylePr w:type="firstRow">
@@ -11907,7 +11919,7 @@
       <w:tblPr/>
       <w:tcPr>
         <w:tcBorders>
-          <w:bottom w:val="single" w:sz="12" w:space="0" w:color="7F7F7F" w:themeColor="text1" w:themeTint="80"/>
+          <w:bottom w:val="single" w:color="7F7F7F" w:themeColor="text1" w:themeTint="80" w:sz="12" w:space="0"/>
         </w:tcBorders>
       </w:tcPr>
     </w:tblStylePr>
@@ -11920,7 +11932,7 @@
       <w:tblPr/>
       <w:tcPr>
         <w:tcBorders>
-          <w:top w:val="single" w:sz="12" w:space="0" w:color="7F7F7F" w:themeColor="text1" w:themeTint="80"/>
+          <w:top w:val="single" w:color="7F7F7F" w:themeColor="text1" w:themeTint="80" w:sz="12" w:space="0"/>
         </w:tcBorders>
       </w:tcPr>
     </w:tblStylePr>
@@ -11940,7 +11952,7 @@
       <w:tblPr/>
       <w:tcPr>
         <w:tcBorders>
-          <w:left w:val="single" w:sz="12" w:space="0" w:color="7F7F7F" w:themeColor="text1" w:themeTint="80"/>
+          <w:left w:val="single" w:color="7F7F7F" w:themeColor="text1" w:themeTint="80" w:sz="12" w:space="0"/>
         </w:tcBorders>
       </w:tcPr>
     </w:tblStylePr>
@@ -11953,27 +11965,27 @@
       <w:tblPr/>
       <w:tcPr>
         <w:tcBorders>
-          <w:top w:val="single" w:sz="4" w:space="0" w:color="D9D9D9" w:themeColor="text1" w:themeTint="26"/>
-          <w:left w:val="single" w:sz="4" w:space="0" w:color="D9D9D9" w:themeColor="text1" w:themeTint="26"/>
-          <w:bottom w:val="single" w:sz="4" w:space="0" w:color="D9D9D9" w:themeColor="text1" w:themeTint="26"/>
-          <w:right w:val="single" w:sz="4" w:space="0" w:color="D9D9D9" w:themeColor="text1" w:themeTint="26"/>
-        </w:tcBorders>
-      </w:tcPr>
-    </w:tblStylePr>
-  </w:style>
-  <w:style w:type="table" w:customStyle="1" w:styleId="Bordered-Accent1">
+          <w:top w:val="single" w:color="D9D9D9" w:themeColor="text1" w:themeTint="26" w:sz="4" w:space="0"/>
+          <w:left w:val="single" w:color="D9D9D9" w:themeColor="text1" w:themeTint="26" w:sz="4" w:space="0"/>
+          <w:bottom w:val="single" w:color="D9D9D9" w:themeColor="text1" w:themeTint="26" w:sz="4" w:space="0"/>
+          <w:right w:val="single" w:color="D9D9D9" w:themeColor="text1" w:themeTint="26" w:sz="4" w:space="0"/>
+        </w:tcBorders>
+      </w:tcPr>
+    </w:tblStylePr>
+  </w:style>
+  <w:style w:type="table" w:styleId="Bordered-Accent1" w:customStyle="1">
     <w:name w:val="Bordered - Accent 1"/>
     <w:basedOn w:val="TableNormal"/>
     <w:uiPriority w:val="99"/>
     <w:qFormat/>
     <w:tblPr>
       <w:tblBorders>
-        <w:top w:val="single" w:sz="4" w:space="0" w:color="B7CBE4" w:themeColor="accent1" w:themeTint="67"/>
-        <w:left w:val="single" w:sz="4" w:space="0" w:color="B7CBE4" w:themeColor="accent1" w:themeTint="67"/>
-        <w:bottom w:val="single" w:sz="4" w:space="0" w:color="B7CBE4" w:themeColor="accent1" w:themeTint="67"/>
-        <w:right w:val="single" w:sz="4" w:space="0" w:color="B7CBE4" w:themeColor="accent1" w:themeTint="67"/>
-        <w:insideH w:val="single" w:sz="4" w:space="0" w:color="B7CBE4" w:themeColor="accent1" w:themeTint="67"/>
-        <w:insideV w:val="single" w:sz="4" w:space="0" w:color="B7CBE4" w:themeColor="accent1" w:themeTint="67"/>
+        <w:top w:val="single" w:color="B7CBE4" w:themeColor="accent1" w:themeTint="67" w:sz="4" w:space="0"/>
+        <w:left w:val="single" w:color="B7CBE4" w:themeColor="accent1" w:themeTint="67" w:sz="4" w:space="0"/>
+        <w:bottom w:val="single" w:color="B7CBE4" w:themeColor="accent1" w:themeTint="67" w:sz="4" w:space="0"/>
+        <w:right w:val="single" w:color="B7CBE4" w:themeColor="accent1" w:themeTint="67" w:sz="4" w:space="0"/>
+        <w:insideH w:val="single" w:color="B7CBE4" w:themeColor="accent1" w:themeTint="67" w:sz="4" w:space="0"/>
+        <w:insideV w:val="single" w:color="B7CBE4" w:themeColor="accent1" w:themeTint="67" w:sz="4" w:space="0"/>
       </w:tblBorders>
     </w:tblPr>
     <w:tblStylePr w:type="firstRow">
@@ -11985,7 +11997,7 @@
       <w:tblPr/>
       <w:tcPr>
         <w:tcBorders>
-          <w:bottom w:val="single" w:sz="12" w:space="0" w:color="4F81BD" w:themeColor="accent1"/>
+          <w:bottom w:val="single" w:color="4F81BD" w:themeColor="accent1" w:sz="12" w:space="0"/>
         </w:tcBorders>
       </w:tcPr>
     </w:tblStylePr>
@@ -11998,7 +12010,7 @@
       <w:tblPr/>
       <w:tcPr>
         <w:tcBorders>
-          <w:top w:val="single" w:sz="12" w:space="0" w:color="4F81BD" w:themeColor="accent1"/>
+          <w:top w:val="single" w:color="4F81BD" w:themeColor="accent1" w:sz="12" w:space="0"/>
         </w:tcBorders>
       </w:tcPr>
     </w:tblStylePr>
@@ -12018,7 +12030,7 @@
       <w:tblPr/>
       <w:tcPr>
         <w:tcBorders>
-          <w:left w:val="single" w:sz="12" w:space="0" w:color="4F81BD" w:themeColor="accent1"/>
+          <w:left w:val="single" w:color="4F81BD" w:themeColor="accent1" w:sz="12" w:space="0"/>
         </w:tcBorders>
       </w:tcPr>
     </w:tblStylePr>
@@ -12031,27 +12043,27 @@
       <w:tblPr/>
       <w:tcPr>
         <w:tcBorders>
-          <w:top w:val="single" w:sz="4" w:space="0" w:color="B7CBE4" w:themeColor="accent1" w:themeTint="67"/>
-          <w:left w:val="single" w:sz="4" w:space="0" w:color="B7CBE4" w:themeColor="accent1" w:themeTint="67"/>
-          <w:bottom w:val="single" w:sz="4" w:space="0" w:color="B7CBE4" w:themeColor="accent1" w:themeTint="67"/>
-          <w:right w:val="single" w:sz="4" w:space="0" w:color="B7CBE4" w:themeColor="accent1" w:themeTint="67"/>
-        </w:tcBorders>
-      </w:tcPr>
-    </w:tblStylePr>
-  </w:style>
-  <w:style w:type="table" w:customStyle="1" w:styleId="Bordered-Accent2">
+          <w:top w:val="single" w:color="B7CBE4" w:themeColor="accent1" w:themeTint="67" w:sz="4" w:space="0"/>
+          <w:left w:val="single" w:color="B7CBE4" w:themeColor="accent1" w:themeTint="67" w:sz="4" w:space="0"/>
+          <w:bottom w:val="single" w:color="B7CBE4" w:themeColor="accent1" w:themeTint="67" w:sz="4" w:space="0"/>
+          <w:right w:val="single" w:color="B7CBE4" w:themeColor="accent1" w:themeTint="67" w:sz="4" w:space="0"/>
+        </w:tcBorders>
+      </w:tcPr>
+    </w:tblStylePr>
+  </w:style>
+  <w:style w:type="table" w:styleId="Bordered-Accent2" w:customStyle="1">
     <w:name w:val="Bordered - Accent 2"/>
     <w:basedOn w:val="TableNormal"/>
     <w:uiPriority w:val="99"/>
     <w:qFormat/>
     <w:tblPr>
       <w:tblBorders>
-        <w:top w:val="single" w:sz="4" w:space="0" w:color="E5B7B6" w:themeColor="accent2" w:themeTint="67"/>
-        <w:left w:val="single" w:sz="4" w:space="0" w:color="E5B7B6" w:themeColor="accent2" w:themeTint="67"/>
-        <w:bottom w:val="single" w:sz="4" w:space="0" w:color="E5B7B6" w:themeColor="accent2" w:themeTint="67"/>
-        <w:right w:val="single" w:sz="4" w:space="0" w:color="E5B7B6" w:themeColor="accent2" w:themeTint="67"/>
-        <w:insideH w:val="single" w:sz="4" w:space="0" w:color="E5B7B6" w:themeColor="accent2" w:themeTint="67"/>
-        <w:insideV w:val="single" w:sz="4" w:space="0" w:color="E5B7B6" w:themeColor="accent2" w:themeTint="67"/>
+        <w:top w:val="single" w:color="E5B7B6" w:themeColor="accent2" w:themeTint="67" w:sz="4" w:space="0"/>
+        <w:left w:val="single" w:color="E5B7B6" w:themeColor="accent2" w:themeTint="67" w:sz="4" w:space="0"/>
+        <w:bottom w:val="single" w:color="E5B7B6" w:themeColor="accent2" w:themeTint="67" w:sz="4" w:space="0"/>
+        <w:right w:val="single" w:color="E5B7B6" w:themeColor="accent2" w:themeTint="67" w:sz="4" w:space="0"/>
+        <w:insideH w:val="single" w:color="E5B7B6" w:themeColor="accent2" w:themeTint="67" w:sz="4" w:space="0"/>
+        <w:insideV w:val="single" w:color="E5B7B6" w:themeColor="accent2" w:themeTint="67" w:sz="4" w:space="0"/>
       </w:tblBorders>
     </w:tblPr>
     <w:tblStylePr w:type="firstRow">
@@ -12063,7 +12075,7 @@
       <w:tblPr/>
       <w:tcPr>
         <w:tcBorders>
-          <w:bottom w:val="single" w:sz="12" w:space="0" w:color="D99695" w:themeColor="accent2" w:themeTint="97"/>
+          <w:bottom w:val="single" w:color="D99695" w:themeColor="accent2" w:themeTint="97" w:sz="12" w:space="0"/>
         </w:tcBorders>
       </w:tcPr>
     </w:tblStylePr>
@@ -12076,7 +12088,7 @@
       <w:tblPr/>
       <w:tcPr>
         <w:tcBorders>
-          <w:top w:val="single" w:sz="12" w:space="0" w:color="D99695" w:themeColor="accent2" w:themeTint="97"/>
+          <w:top w:val="single" w:color="D99695" w:themeColor="accent2" w:themeTint="97" w:sz="12" w:space="0"/>
         </w:tcBorders>
       </w:tcPr>
     </w:tblStylePr>
@@ -12096,7 +12108,7 @@
       <w:tblPr/>
       <w:tcPr>
         <w:tcBorders>
-          <w:left w:val="single" w:sz="12" w:space="0" w:color="D99695" w:themeColor="accent2" w:themeTint="97"/>
+          <w:left w:val="single" w:color="D99695" w:themeColor="accent2" w:themeTint="97" w:sz="12" w:space="0"/>
         </w:tcBorders>
       </w:tcPr>
     </w:tblStylePr>
@@ -12109,27 +12121,27 @@
       <w:tblPr/>
       <w:tcPr>
         <w:tcBorders>
-          <w:top w:val="single" w:sz="4" w:space="0" w:color="E5B7B6" w:themeColor="accent2" w:themeTint="67"/>
-          <w:left w:val="single" w:sz="4" w:space="0" w:color="E5B7B6" w:themeColor="accent2" w:themeTint="67"/>
-          <w:bottom w:val="single" w:sz="4" w:space="0" w:color="E5B7B6" w:themeColor="accent2" w:themeTint="67"/>
-          <w:right w:val="single" w:sz="4" w:space="0" w:color="E5B7B6" w:themeColor="accent2" w:themeTint="67"/>
-        </w:tcBorders>
-      </w:tcPr>
-    </w:tblStylePr>
-  </w:style>
-  <w:style w:type="table" w:customStyle="1" w:styleId="Bordered-Accent3">
+          <w:top w:val="single" w:color="E5B7B6" w:themeColor="accent2" w:themeTint="67" w:sz="4" w:space="0"/>
+          <w:left w:val="single" w:color="E5B7B6" w:themeColor="accent2" w:themeTint="67" w:sz="4" w:space="0"/>
+          <w:bottom w:val="single" w:color="E5B7B6" w:themeColor="accent2" w:themeTint="67" w:sz="4" w:space="0"/>
+          <w:right w:val="single" w:color="E5B7B6" w:themeColor="accent2" w:themeTint="67" w:sz="4" w:space="0"/>
+        </w:tcBorders>
+      </w:tcPr>
+    </w:tblStylePr>
+  </w:style>
+  <w:style w:type="table" w:styleId="Bordered-Accent3" w:customStyle="1">
     <w:name w:val="Bordered - Accent 3"/>
     <w:basedOn w:val="TableNormal"/>
     <w:uiPriority w:val="99"/>
     <w:qFormat/>
     <w:tblPr>
       <w:tblBorders>
-        <w:top w:val="single" w:sz="4" w:space="0" w:color="D6E3BB" w:themeColor="accent3" w:themeTint="67"/>
-        <w:left w:val="single" w:sz="4" w:space="0" w:color="D6E3BB" w:themeColor="accent3" w:themeTint="67"/>
-        <w:bottom w:val="single" w:sz="4" w:space="0" w:color="D6E3BB" w:themeColor="accent3" w:themeTint="67"/>
-        <w:right w:val="single" w:sz="4" w:space="0" w:color="D6E3BB" w:themeColor="accent3" w:themeTint="67"/>
-        <w:insideH w:val="single" w:sz="4" w:space="0" w:color="D6E3BB" w:themeColor="accent3" w:themeTint="67"/>
-        <w:insideV w:val="single" w:sz="4" w:space="0" w:color="D6E3BB" w:themeColor="accent3" w:themeTint="67"/>
+        <w:top w:val="single" w:color="D6E3BB" w:themeColor="accent3" w:themeTint="67" w:sz="4" w:space="0"/>
+        <w:left w:val="single" w:color="D6E3BB" w:themeColor="accent3" w:themeTint="67" w:sz="4" w:space="0"/>
+        <w:bottom w:val="single" w:color="D6E3BB" w:themeColor="accent3" w:themeTint="67" w:sz="4" w:space="0"/>
+        <w:right w:val="single" w:color="D6E3BB" w:themeColor="accent3" w:themeTint="67" w:sz="4" w:space="0"/>
+        <w:insideH w:val="single" w:color="D6E3BB" w:themeColor="accent3" w:themeTint="67" w:sz="4" w:space="0"/>
+        <w:insideV w:val="single" w:color="D6E3BB" w:themeColor="accent3" w:themeTint="67" w:sz="4" w:space="0"/>
       </w:tblBorders>
     </w:tblPr>
     <w:tblStylePr w:type="firstRow">
@@ -12141,7 +12153,7 @@
       <w:tblPr/>
       <w:tcPr>
         <w:tcBorders>
-          <w:bottom w:val="single" w:sz="12" w:space="0" w:color="C3D69B" w:themeColor="accent3" w:themeTint="98"/>
+          <w:bottom w:val="single" w:color="C3D69B" w:themeColor="accent3" w:themeTint="98" w:sz="12" w:space="0"/>
         </w:tcBorders>
       </w:tcPr>
     </w:tblStylePr>
@@ -12154,7 +12166,7 @@
       <w:tblPr/>
       <w:tcPr>
         <w:tcBorders>
-          <w:top w:val="single" w:sz="12" w:space="0" w:color="C3D69B" w:themeColor="accent3" w:themeTint="98"/>
+          <w:top w:val="single" w:color="C3D69B" w:themeColor="accent3" w:themeTint="98" w:sz="12" w:space="0"/>
         </w:tcBorders>
       </w:tcPr>
     </w:tblStylePr>
@@ -12174,7 +12186,7 @@
       <w:tblPr/>
       <w:tcPr>
         <w:tcBorders>
-          <w:left w:val="single" w:sz="12" w:space="0" w:color="C3D69B" w:themeColor="accent3" w:themeTint="98"/>
+          <w:left w:val="single" w:color="C3D69B" w:themeColor="accent3" w:themeTint="98" w:sz="12" w:space="0"/>
         </w:tcBorders>
       </w:tcPr>
     </w:tblStylePr>
@@ -12187,27 +12199,27 @@
       <w:tblPr/>
       <w:tcPr>
         <w:tcBorders>
-          <w:top w:val="single" w:sz="4" w:space="0" w:color="D6E3BB" w:themeColor="accent3" w:themeTint="67"/>
-          <w:left w:val="single" w:sz="4" w:space="0" w:color="D6E3BB" w:themeColor="accent3" w:themeTint="67"/>
-          <w:bottom w:val="single" w:sz="4" w:space="0" w:color="D6E3BB" w:themeColor="accent3" w:themeTint="67"/>
-          <w:right w:val="single" w:sz="4" w:space="0" w:color="D6E3BB" w:themeColor="accent3" w:themeTint="67"/>
-        </w:tcBorders>
-      </w:tcPr>
-    </w:tblStylePr>
-  </w:style>
-  <w:style w:type="table" w:customStyle="1" w:styleId="Bordered-Accent4">
+          <w:top w:val="single" w:color="D6E3BB" w:themeColor="accent3" w:themeTint="67" w:sz="4" w:space="0"/>
+          <w:left w:val="single" w:color="D6E3BB" w:themeColor="accent3" w:themeTint="67" w:sz="4" w:space="0"/>
+          <w:bottom w:val="single" w:color="D6E3BB" w:themeColor="accent3" w:themeTint="67" w:sz="4" w:space="0"/>
+          <w:right w:val="single" w:color="D6E3BB" w:themeColor="accent3" w:themeTint="67" w:sz="4" w:space="0"/>
+        </w:tcBorders>
+      </w:tcPr>
+    </w:tblStylePr>
+  </w:style>
+  <w:style w:type="table" w:styleId="Bordered-Accent4" w:customStyle="1">
     <w:name w:val="Bordered - Accent 4"/>
     <w:basedOn w:val="TableNormal"/>
     <w:uiPriority w:val="99"/>
     <w:qFormat/>
     <w:tblPr>
       <w:tblBorders>
-        <w:top w:val="single" w:sz="4" w:space="0" w:color="CBC0D9" w:themeColor="accent4" w:themeTint="67"/>
-        <w:left w:val="single" w:sz="4" w:space="0" w:color="CBC0D9" w:themeColor="accent4" w:themeTint="67"/>
-        <w:bottom w:val="single" w:sz="4" w:space="0" w:color="CBC0D9" w:themeColor="accent4" w:themeTint="67"/>
-        <w:right w:val="single" w:sz="4" w:space="0" w:color="CBC0D9" w:themeColor="accent4" w:themeTint="67"/>
-        <w:insideH w:val="single" w:sz="4" w:space="0" w:color="CBC0D9" w:themeColor="accent4" w:themeTint="67"/>
-        <w:insideV w:val="single" w:sz="4" w:space="0" w:color="CBC0D9" w:themeColor="accent4" w:themeTint="67"/>
+        <w:top w:val="single" w:color="CBC0D9" w:themeColor="accent4" w:themeTint="67" w:sz="4" w:space="0"/>
+        <w:left w:val="single" w:color="CBC0D9" w:themeColor="accent4" w:themeTint="67" w:sz="4" w:space="0"/>
+        <w:bottom w:val="single" w:color="CBC0D9" w:themeColor="accent4" w:themeTint="67" w:sz="4" w:space="0"/>
+        <w:right w:val="single" w:color="CBC0D9" w:themeColor="accent4" w:themeTint="67" w:sz="4" w:space="0"/>
+        <w:insideH w:val="single" w:color="CBC0D9" w:themeColor="accent4" w:themeTint="67" w:sz="4" w:space="0"/>
+        <w:insideV w:val="single" w:color="CBC0D9" w:themeColor="accent4" w:themeTint="67" w:sz="4" w:space="0"/>
       </w:tblBorders>
     </w:tblPr>
     <w:tblStylePr w:type="firstRow">
@@ -12219,7 +12231,7 @@
       <w:tblPr/>
       <w:tcPr>
         <w:tcBorders>
-          <w:bottom w:val="single" w:sz="12" w:space="0" w:color="B2A1C6" w:themeColor="accent4" w:themeTint="9A"/>
+          <w:bottom w:val="single" w:color="B2A1C6" w:themeColor="accent4" w:themeTint="9A" w:sz="12" w:space="0"/>
         </w:tcBorders>
       </w:tcPr>
     </w:tblStylePr>
@@ -12232,7 +12244,7 @@
       <w:tblPr/>
       <w:tcPr>
         <w:tcBorders>
-          <w:top w:val="single" w:sz="12" w:space="0" w:color="B2A1C6" w:themeColor="accent4" w:themeTint="9A"/>
+          <w:top w:val="single" w:color="B2A1C6" w:themeColor="accent4" w:themeTint="9A" w:sz="12" w:space="0"/>
         </w:tcBorders>
       </w:tcPr>
     </w:tblStylePr>
@@ -12252,7 +12264,7 @@
       <w:tblPr/>
       <w:tcPr>
         <w:tcBorders>
-          <w:left w:val="single" w:sz="12" w:space="0" w:color="B2A1C6" w:themeColor="accent4" w:themeTint="9A"/>
+          <w:left w:val="single" w:color="B2A1C6" w:themeColor="accent4" w:themeTint="9A" w:sz="12" w:space="0"/>
         </w:tcBorders>
       </w:tcPr>
     </w:tblStylePr>
@@ -12265,27 +12277,27 @@
       <w:tblPr/>
       <w:tcPr>
         <w:tcBorders>
-          <w:top w:val="single" w:sz="4" w:space="0" w:color="CBC0D9" w:themeColor="accent4" w:themeTint="67"/>
-          <w:left w:val="single" w:sz="4" w:space="0" w:color="CBC0D9" w:themeColor="accent4" w:themeTint="67"/>
-          <w:bottom w:val="single" w:sz="4" w:space="0" w:color="CBC0D9" w:themeColor="accent4" w:themeTint="67"/>
-          <w:right w:val="single" w:sz="4" w:space="0" w:color="CBC0D9" w:themeColor="accent4" w:themeTint="67"/>
-        </w:tcBorders>
-      </w:tcPr>
-    </w:tblStylePr>
-  </w:style>
-  <w:style w:type="table" w:customStyle="1" w:styleId="Bordered-Accent5">
+          <w:top w:val="single" w:color="CBC0D9" w:themeColor="accent4" w:themeTint="67" w:sz="4" w:space="0"/>
+          <w:left w:val="single" w:color="CBC0D9" w:themeColor="accent4" w:themeTint="67" w:sz="4" w:space="0"/>
+          <w:bottom w:val="single" w:color="CBC0D9" w:themeColor="accent4" w:themeTint="67" w:sz="4" w:space="0"/>
+          <w:right w:val="single" w:color="CBC0D9" w:themeColor="accent4" w:themeTint="67" w:sz="4" w:space="0"/>
+        </w:tcBorders>
+      </w:tcPr>
+    </w:tblStylePr>
+  </w:style>
+  <w:style w:type="table" w:styleId="Bordered-Accent5" w:customStyle="1">
     <w:name w:val="Bordered - Accent 5"/>
     <w:basedOn w:val="TableNormal"/>
     <w:uiPriority w:val="99"/>
     <w:qFormat/>
     <w:tblPr>
       <w:tblBorders>
-        <w:top w:val="single" w:sz="4" w:space="0" w:color="B6DDE8" w:themeColor="accent5" w:themeTint="67"/>
-        <w:left w:val="single" w:sz="4" w:space="0" w:color="B6DDE8" w:themeColor="accent5" w:themeTint="67"/>
-        <w:bottom w:val="single" w:sz="4" w:space="0" w:color="B6DDE8" w:themeColor="accent5" w:themeTint="67"/>
-        <w:right w:val="single" w:sz="4" w:space="0" w:color="B6DDE8" w:themeColor="accent5" w:themeTint="67"/>
-        <w:insideH w:val="single" w:sz="4" w:space="0" w:color="B6DDE8" w:themeColor="accent5" w:themeTint="67"/>
-        <w:insideV w:val="single" w:sz="4" w:space="0" w:color="B6DDE8" w:themeColor="accent5" w:themeTint="67"/>
+        <w:top w:val="single" w:color="B6DDE8" w:themeColor="accent5" w:themeTint="67" w:sz="4" w:space="0"/>
+        <w:left w:val="single" w:color="B6DDE8" w:themeColor="accent5" w:themeTint="67" w:sz="4" w:space="0"/>
+        <w:bottom w:val="single" w:color="B6DDE8" w:themeColor="accent5" w:themeTint="67" w:sz="4" w:space="0"/>
+        <w:right w:val="single" w:color="B6DDE8" w:themeColor="accent5" w:themeTint="67" w:sz="4" w:space="0"/>
+        <w:insideH w:val="single" w:color="B6DDE8" w:themeColor="accent5" w:themeTint="67" w:sz="4" w:space="0"/>
+        <w:insideV w:val="single" w:color="B6DDE8" w:themeColor="accent5" w:themeTint="67" w:sz="4" w:space="0"/>
       </w:tblBorders>
     </w:tblPr>
     <w:tblStylePr w:type="firstRow">
@@ -12297,7 +12309,7 @@
       <w:tblPr/>
       <w:tcPr>
         <w:tcBorders>
-          <w:bottom w:val="single" w:sz="12" w:space="0" w:color="92CCDC" w:themeColor="accent5" w:themeTint="9A"/>
+          <w:bottom w:val="single" w:color="92CCDC" w:themeColor="accent5" w:themeTint="9A" w:sz="12" w:space="0"/>
         </w:tcBorders>
       </w:tcPr>
     </w:tblStylePr>
@@ -12310,7 +12322,7 @@
       <w:tblPr/>
       <w:tcPr>
         <w:tcBorders>
-          <w:top w:val="single" w:sz="12" w:space="0" w:color="92CCDC" w:themeColor="accent5" w:themeTint="9A"/>
+          <w:top w:val="single" w:color="92CCDC" w:themeColor="accent5" w:themeTint="9A" w:sz="12" w:space="0"/>
         </w:tcBorders>
       </w:tcPr>
     </w:tblStylePr>
@@ -12330,7 +12342,7 @@
       <w:tblPr/>
       <w:tcPr>
         <w:tcBorders>
-          <w:left w:val="single" w:sz="12" w:space="0" w:color="92CCDC" w:themeColor="accent5" w:themeTint="9A"/>
+          <w:left w:val="single" w:color="92CCDC" w:themeColor="accent5" w:themeTint="9A" w:sz="12" w:space="0"/>
         </w:tcBorders>
       </w:tcPr>
     </w:tblStylePr>
@@ -12343,27 +12355,27 @@
       <w:tblPr/>
       <w:tcPr>
         <w:tcBorders>
-          <w:top w:val="single" w:sz="4" w:space="0" w:color="B6DDE8" w:themeColor="accent5" w:themeTint="67"/>
-          <w:left w:val="single" w:sz="4" w:space="0" w:color="B6DDE8" w:themeColor="accent5" w:themeTint="67"/>
-          <w:bottom w:val="single" w:sz="4" w:space="0" w:color="B6DDE8" w:themeColor="accent5" w:themeTint="67"/>
-          <w:right w:val="single" w:sz="4" w:space="0" w:color="B6DDE8" w:themeColor="accent5" w:themeTint="67"/>
-        </w:tcBorders>
-      </w:tcPr>
-    </w:tblStylePr>
-  </w:style>
-  <w:style w:type="table" w:customStyle="1" w:styleId="Bordered-Accent6">
+          <w:top w:val="single" w:color="B6DDE8" w:themeColor="accent5" w:themeTint="67" w:sz="4" w:space="0"/>
+          <w:left w:val="single" w:color="B6DDE8" w:themeColor="accent5" w:themeTint="67" w:sz="4" w:space="0"/>
+          <w:bottom w:val="single" w:color="B6DDE8" w:themeColor="accent5" w:themeTint="67" w:sz="4" w:space="0"/>
+          <w:right w:val="single" w:color="B6DDE8" w:themeColor="accent5" w:themeTint="67" w:sz="4" w:space="0"/>
+        </w:tcBorders>
+      </w:tcPr>
+    </w:tblStylePr>
+  </w:style>
+  <w:style w:type="table" w:styleId="Bordered-Accent6" w:customStyle="1">
     <w:name w:val="Bordered - Accent 6"/>
     <w:basedOn w:val="TableNormal"/>
     <w:uiPriority w:val="99"/>
     <w:qFormat/>
     <w:tblPr>
       <w:tblBorders>
-        <w:top w:val="single" w:sz="4" w:space="0" w:color="FBD4B4" w:themeColor="accent6" w:themeTint="67"/>
-        <w:left w:val="single" w:sz="4" w:space="0" w:color="FBD4B4" w:themeColor="accent6" w:themeTint="67"/>
-        <w:bottom w:val="single" w:sz="4" w:space="0" w:color="FBD4B4" w:themeColor="accent6" w:themeTint="67"/>
-        <w:right w:val="single" w:sz="4" w:space="0" w:color="FBD4B4" w:themeColor="accent6" w:themeTint="67"/>
-        <w:insideH w:val="single" w:sz="4" w:space="0" w:color="FBD4B4" w:themeColor="accent6" w:themeTint="67"/>
-        <w:insideV w:val="single" w:sz="4" w:space="0" w:color="FBD4B4" w:themeColor="accent6" w:themeTint="67"/>
+        <w:top w:val="single" w:color="FBD4B4" w:themeColor="accent6" w:themeTint="67" w:sz="4" w:space="0"/>
+        <w:left w:val="single" w:color="FBD4B4" w:themeColor="accent6" w:themeTint="67" w:sz="4" w:space="0"/>
+        <w:bottom w:val="single" w:color="FBD4B4" w:themeColor="accent6" w:themeTint="67" w:sz="4" w:space="0"/>
+        <w:right w:val="single" w:color="FBD4B4" w:themeColor="accent6" w:themeTint="67" w:sz="4" w:space="0"/>
+        <w:insideH w:val="single" w:color="FBD4B4" w:themeColor="accent6" w:themeTint="67" w:sz="4" w:space="0"/>
+        <w:insideV w:val="single" w:color="FBD4B4" w:themeColor="accent6" w:themeTint="67" w:sz="4" w:space="0"/>
       </w:tblBorders>
     </w:tblPr>
     <w:tblStylePr w:type="firstRow">
@@ -12375,7 +12387,7 @@
       <w:tblPr/>
       <w:tcPr>
         <w:tcBorders>
-          <w:bottom w:val="single" w:sz="12" w:space="0" w:color="FAC090" w:themeColor="accent6" w:themeTint="98"/>
+          <w:bottom w:val="single" w:color="FAC090" w:themeColor="accent6" w:themeTint="98" w:sz="12" w:space="0"/>
         </w:tcBorders>
       </w:tcPr>
     </w:tblStylePr>
@@ -12388,7 +12400,7 @@
       <w:tblPr/>
       <w:tcPr>
         <w:tcBorders>
-          <w:top w:val="single" w:sz="12" w:space="0" w:color="FAC090" w:themeColor="accent6" w:themeTint="98"/>
+          <w:top w:val="single" w:color="FAC090" w:themeColor="accent6" w:themeTint="98" w:sz="12" w:space="0"/>
         </w:tcBorders>
       </w:tcPr>
     </w:tblStylePr>
@@ -12408,7 +12420,7 @@
       <w:tblPr/>
       <w:tcPr>
         <w:tcBorders>
-          <w:left w:val="single" w:sz="12" w:space="0" w:color="FAC090" w:themeColor="accent6" w:themeTint="98"/>
+          <w:left w:val="single" w:color="FAC090" w:themeColor="accent6" w:themeTint="98" w:sz="12" w:space="0"/>
         </w:tcBorders>
       </w:tcPr>
     </w:tblStylePr>
@@ -12421,15 +12433,15 @@
       <w:tblPr/>
       <w:tcPr>
         <w:tcBorders>
-          <w:top w:val="single" w:sz="4" w:space="0" w:color="FBD4B4" w:themeColor="accent6" w:themeTint="67"/>
-          <w:left w:val="single" w:sz="4" w:space="0" w:color="FBD4B4" w:themeColor="accent6" w:themeTint="67"/>
-          <w:bottom w:val="single" w:sz="4" w:space="0" w:color="FBD4B4" w:themeColor="accent6" w:themeTint="67"/>
-          <w:right w:val="single" w:sz="4" w:space="0" w:color="FBD4B4" w:themeColor="accent6" w:themeTint="67"/>
-        </w:tcBorders>
-      </w:tcPr>
-    </w:tblStylePr>
-  </w:style>
-  <w:style w:type="character" w:customStyle="1" w:styleId="FootnoteTextChar">
+          <w:top w:val="single" w:color="FBD4B4" w:themeColor="accent6" w:themeTint="67" w:sz="4" w:space="0"/>
+          <w:left w:val="single" w:color="FBD4B4" w:themeColor="accent6" w:themeTint="67" w:sz="4" w:space="0"/>
+          <w:bottom w:val="single" w:color="FBD4B4" w:themeColor="accent6" w:themeTint="67" w:sz="4" w:space="0"/>
+          <w:right w:val="single" w:color="FBD4B4" w:themeColor="accent6" w:themeTint="67" w:sz="4" w:space="0"/>
+        </w:tcBorders>
+      </w:tcPr>
+    </w:tblStylePr>
+  </w:style>
+  <w:style w:type="character" w:styleId="FootnoteTextChar" w:customStyle="1">
     <w:name w:val="Footnote Text Char"/>
     <w:link w:val="FootnoteText"/>
     <w:uiPriority w:val="99"/>
@@ -12438,7 +12450,7 @@
       <w:sz w:val="18"/>
     </w:rPr>
   </w:style>
-  <w:style w:type="character" w:customStyle="1" w:styleId="EndnoteTextChar">
+  <w:style w:type="character" w:styleId="EndnoteTextChar" w:customStyle="1">
     <w:name w:val="Endnote Text Char"/>
     <w:link w:val="EndnoteText"/>
     <w:uiPriority w:val="99"/>
@@ -12447,7 +12459,7 @@
       <w:sz w:val="20"/>
     </w:rPr>
   </w:style>
-  <w:style w:type="paragraph" w:customStyle="1" w:styleId="TOCHeading1">
+  <w:style w:type="paragraph" w:styleId="TOCHeading1" w:customStyle="1">
     <w:name w:val="TOC Heading1"/>
     <w:uiPriority w:val="39"/>
     <w:unhideWhenUsed/>
@@ -12457,7 +12469,7 @@
       <w:lang w:val="en-US" w:eastAsia="en-US"/>
     </w:rPr>
   </w:style>
-  <w:style w:type="paragraph" w:customStyle="1" w:styleId="a">
+  <w:style w:type="paragraph" w:styleId="a" w:customStyle="1">
     <w:name w:val="רגיל"/>
     <w:qFormat/>
     <w:pPr>
@@ -12470,7 +12482,7 @@
       <w:lang w:val="en-US" w:eastAsia="en-US"/>
     </w:rPr>
   </w:style>
-  <w:style w:type="paragraph" w:customStyle="1" w:styleId="RightAlignedHeading">
+  <w:style w:type="paragraph" w:styleId="RightAlignedHeading" w:customStyle="1">
     <w:name w:val="Right Aligned Heading"/>
     <w:basedOn w:val="a"/>
     <w:qFormat/>
@@ -12481,7 +12493,7 @@
       <w:caps/>
     </w:rPr>
   </w:style>
-  <w:style w:type="paragraph" w:customStyle="1" w:styleId="CenteredHeading">
+  <w:style w:type="paragraph" w:styleId="CenteredHeading" w:customStyle="1">
     <w:name w:val="Centered Heading"/>
     <w:basedOn w:val="a"/>
     <w:qFormat/>
@@ -12492,7 +12504,7 @@
       <w:b/>
     </w:rPr>
   </w:style>
-  <w:style w:type="paragraph" w:customStyle="1" w:styleId="NumberedList">
+  <w:style w:type="paragraph" w:styleId="NumberedList" w:customStyle="1">
     <w:name w:val="Numbered List"/>
     <w:basedOn w:val="a"/>
     <w:pPr>
@@ -12503,11 +12515,11 @@
       <w:sz w:val="14"/>
     </w:rPr>
   </w:style>
-  <w:style w:type="paragraph" w:customStyle="1" w:styleId="a0">
+  <w:style w:type="paragraph" w:styleId="a0" w:customStyle="1">
     <w:name w:val="טקסט בלונים"/>
     <w:basedOn w:val="a"/>
   </w:style>
-  <w:style w:type="paragraph" w:customStyle="1" w:styleId="4">
+  <w:style w:type="paragraph" w:styleId="4" w:customStyle="1">
     <w:name w:val="כותרת 4"/>
     <w:basedOn w:val="a"/>
     <w:next w:val="a"/>
@@ -12519,7 +12531,7 @@
       <w:caps/>
     </w:rPr>
   </w:style>
-  <w:style w:type="paragraph" w:customStyle="1" w:styleId="3">
+  <w:style w:type="paragraph" w:styleId="3" w:customStyle="1">
     <w:name w:val="כותרת 3"/>
     <w:basedOn w:val="a"/>
     <w:next w:val="a"/>
@@ -12530,7 +12542,7 @@
       <w:i/>
     </w:rPr>
   </w:style>
-  <w:style w:type="paragraph" w:customStyle="1" w:styleId="2">
+  <w:style w:type="paragraph" w:styleId="2" w:customStyle="1">
     <w:name w:val="כותרת 2"/>
     <w:basedOn w:val="a"/>
     <w:next w:val="a"/>
@@ -12543,7 +12555,7 @@
       <w:sz w:val="24"/>
     </w:rPr>
   </w:style>
-  <w:style w:type="paragraph" w:customStyle="1" w:styleId="1">
+  <w:style w:type="paragraph" w:styleId="1" w:customStyle="1">
     <w:name w:val="כותרת 1"/>
     <w:basedOn w:val="a"/>
     <w:next w:val="a"/>
@@ -12557,10 +12569,10 @@
       <w:sz w:val="40"/>
     </w:rPr>
   </w:style>
-  <w:style w:type="character" w:customStyle="1" w:styleId="a1">
+  <w:style w:type="character" w:styleId="a1" w:customStyle="1">
     <w:name w:val="גופן ברירת המחדל של פיסקה"/>
   </w:style>
-  <w:style w:type="character" w:customStyle="1" w:styleId="a2">
+  <w:style w:type="character" w:styleId="a2" w:customStyle="1">
     <w:name w:val="תו תו"/>
     <w:basedOn w:val="a1"/>
     <w:qFormat/>
@@ -12571,7 +12583,7 @@
       <w:sz w:val="16"/>
     </w:rPr>
   </w:style>
-  <w:style w:type="table" w:customStyle="1" w:styleId="a3">
+  <w:style w:type="table" w:styleId="a3" w:customStyle="1">
     <w:name w:val="טבלה רגילה"/>
     <w:qFormat/>
     <w:tblPr>
@@ -12583,14 +12595,14 @@
       </w:tblCellMar>
     </w:tblPr>
   </w:style>
-  <w:style w:type="character" w:customStyle="1" w:styleId="HeaderChar">
+  <w:style w:type="character" w:styleId="HeaderChar" w:customStyle="1">
     <w:name w:val="Header Char"/>
     <w:basedOn w:val="DefaultParagraphFont"/>
     <w:link w:val="Header"/>
     <w:uiPriority w:val="99"/>
     <w:qFormat/>
   </w:style>
-  <w:style w:type="character" w:customStyle="1" w:styleId="FooterChar">
+  <w:style w:type="character" w:styleId="FooterChar" w:customStyle="1">
     <w:name w:val="Footer Char"/>
     <w:basedOn w:val="DefaultParagraphFont"/>
     <w:link w:val="Footer"/>
